--- a/Docmentations/SRS_Requirements.docx
+++ b/Docmentations/SRS_Requirements.docx
@@ -369,23 +369,13 @@
           <w:szCs w:val="32"/>
         </w:rPr>
       </w:pPr>
-      <w:proofErr w:type="gramStart"/>
       <w:r>
         <w:rPr>
           <w:rFonts w:asciiTheme="majorBidi" w:hAnsiTheme="majorBidi" w:cstheme="majorBidi"/>
           <w:sz w:val="32"/>
           <w:szCs w:val="32"/>
         </w:rPr>
-        <w:t>Can</w:t>
-      </w:r>
-      <w:proofErr w:type="gramEnd"/>
-      <w:r>
-        <w:rPr>
-          <w:rFonts w:asciiTheme="majorBidi" w:hAnsiTheme="majorBidi" w:cstheme="majorBidi"/>
-          <w:sz w:val="32"/>
-          <w:szCs w:val="32"/>
-        </w:rPr>
-        <w:t xml:space="preserve"> display his products to be sold on the website.</w:t>
+        <w:t>Can display his products to be sold on the website.</w:t>
       </w:r>
     </w:p>
     <w:p>
@@ -557,42 +547,661 @@
     <w:p>
       <w:pPr>
         <w:pStyle w:val="ListParagraph"/>
-        <w:ind w:left="1440"/>
+        <w:numPr>
+          <w:ilvl w:val="1"/>
+          <w:numId w:val="3"/>
+        </w:numPr>
         <w:rPr>
           <w:rFonts w:asciiTheme="majorBidi" w:hAnsiTheme="majorBidi" w:cstheme="majorBidi"/>
-          <w:sz w:val="32"/>
-          <w:szCs w:val="32"/>
+          <w:color w:val="00B050"/>
+          <w:sz w:val="44"/>
+          <w:szCs w:val="44"/>
         </w:rPr>
       </w:pPr>
       <w:r>
         <w:rPr>
           <w:rFonts w:asciiTheme="majorBidi" w:hAnsiTheme="majorBidi" w:cstheme="majorBidi"/>
-          <w:b/>
-          <w:bCs/>
-          <w:sz w:val="32"/>
-          <w:szCs w:val="32"/>
+          <w:color w:val="00B050"/>
+          <w:sz w:val="44"/>
+          <w:szCs w:val="44"/>
         </w:rPr>
-        <w:t>Req_</w:t>
-      </w:r>
-      <w:r>
-        <w:rPr>
-          <w:rFonts w:asciiTheme="majorBidi" w:hAnsiTheme="majorBidi" w:cstheme="majorBidi"/>
-          <w:b/>
-          <w:bCs/>
-          <w:sz w:val="32"/>
-          <w:szCs w:val="32"/>
-        </w:rPr>
-        <w:t>FR_1:</w:t>
-      </w:r>
-      <w:r>
-        <w:rPr>
-          <w:rFonts w:asciiTheme="majorBidi" w:hAnsiTheme="majorBidi" w:cstheme="majorBidi"/>
-          <w:sz w:val="32"/>
-          <w:szCs w:val="32"/>
-        </w:rPr>
-        <w:t xml:space="preserve"> System shall allow customers to register using email, password, first name and last name.</w:t>
+        <w:t>Registration feature:</w:t>
       </w:r>
     </w:p>
+    <w:tbl>
+      <w:tblPr>
+        <w:tblStyle w:val="ListTable3-Accent4"/>
+        <w:tblW w:w="9444" w:type="dxa"/>
+        <w:tblBorders>
+          <w:top w:val="thickThinMediumGap" w:sz="24" w:space="0" w:color="156082" w:themeColor="accent1"/>
+          <w:left w:val="thickThinMediumGap" w:sz="24" w:space="0" w:color="156082" w:themeColor="accent1"/>
+          <w:bottom w:val="thickThinMediumGap" w:sz="24" w:space="0" w:color="156082" w:themeColor="accent1"/>
+          <w:right w:val="thickThinMediumGap" w:sz="24" w:space="0" w:color="156082" w:themeColor="accent1"/>
+          <w:insideH w:val="thickThinMediumGap" w:sz="24" w:space="0" w:color="156082" w:themeColor="accent1"/>
+          <w:insideV w:val="thickThinMediumGap" w:sz="24" w:space="0" w:color="156082" w:themeColor="accent1"/>
+        </w:tblBorders>
+        <w:tblLook w:val="04A0" w:firstRow="1" w:lastRow="0" w:firstColumn="1" w:lastColumn="0" w:noHBand="0" w:noVBand="1"/>
+      </w:tblPr>
+      <w:tblGrid>
+        <w:gridCol w:w="2085"/>
+        <w:gridCol w:w="7359"/>
+      </w:tblGrid>
+      <w:tr>
+        <w:trPr>
+          <w:cnfStyle w:val="100000000000" w:firstRow="1" w:lastRow="0" w:firstColumn="0" w:lastColumn="0" w:oddVBand="0" w:evenVBand="0" w:oddHBand="0" w:evenHBand="0" w:firstRowFirstColumn="0" w:firstRowLastColumn="0" w:lastRowFirstColumn="0" w:lastRowLastColumn="0"/>
+          <w:trHeight w:val="1079"/>
+        </w:trPr>
+        <w:tc>
+          <w:tcPr>
+            <w:cnfStyle w:val="001000000100" w:firstRow="0" w:lastRow="0" w:firstColumn="1" w:lastColumn="0" w:oddVBand="0" w:evenVBand="0" w:oddHBand="0" w:evenHBand="0" w:firstRowFirstColumn="1" w:firstRowLastColumn="0" w:lastRowFirstColumn="0" w:lastRowLastColumn="0"/>
+            <w:tcW w:w="2085" w:type="dxa"/>
+            <w:tcBorders>
+              <w:bottom w:val="none" w:sz="0" w:space="0" w:color="auto"/>
+              <w:right w:val="none" w:sz="0" w:space="0" w:color="auto"/>
+            </w:tcBorders>
+          </w:tcPr>
+          <w:p>
+            <w:pPr>
+              <w:spacing w:before="240"/>
+              <w:jc w:val="center"/>
+            </w:pPr>
+            <w:r>
+              <w:rPr>
+                <w:rFonts w:asciiTheme="majorBidi" w:hAnsiTheme="majorBidi" w:cstheme="majorBidi"/>
+                <w:b w:val="0"/>
+                <w:bCs w:val="0"/>
+                <w:sz w:val="32"/>
+                <w:szCs w:val="32"/>
+              </w:rPr>
+              <w:t>ID</w:t>
+            </w:r>
+          </w:p>
+        </w:tc>
+        <w:tc>
+          <w:tcPr>
+            <w:tcW w:w="7359" w:type="dxa"/>
+          </w:tcPr>
+          <w:p>
+            <w:pPr>
+              <w:spacing w:before="240"/>
+              <w:jc w:val="center"/>
+              <w:cnfStyle w:val="100000000000" w:firstRow="1" w:lastRow="0" w:firstColumn="0" w:lastColumn="0" w:oddVBand="0" w:evenVBand="0" w:oddHBand="0" w:evenHBand="0" w:firstRowFirstColumn="0" w:firstRowLastColumn="0" w:lastRowFirstColumn="0" w:lastRowLastColumn="0"/>
+              <w:rPr>
+                <w:rFonts w:asciiTheme="majorBidi" w:hAnsiTheme="majorBidi" w:cstheme="majorBidi"/>
+                <w:b w:val="0"/>
+                <w:bCs w:val="0"/>
+                <w:sz w:val="32"/>
+                <w:szCs w:val="32"/>
+              </w:rPr>
+            </w:pPr>
+            <w:r>
+              <w:rPr>
+                <w:rFonts w:asciiTheme="majorBidi" w:hAnsiTheme="majorBidi" w:cstheme="majorBidi"/>
+                <w:b w:val="0"/>
+                <w:bCs w:val="0"/>
+                <w:sz w:val="32"/>
+                <w:szCs w:val="32"/>
+              </w:rPr>
+              <w:t>Requirement</w:t>
+            </w:r>
+          </w:p>
+        </w:tc>
+      </w:tr>
+      <w:tr>
+        <w:trPr>
+          <w:cnfStyle w:val="000000100000" w:firstRow="0" w:lastRow="0" w:firstColumn="0" w:lastColumn="0" w:oddVBand="0" w:evenVBand="0" w:oddHBand="1" w:evenHBand="0" w:firstRowFirstColumn="0" w:firstRowLastColumn="0" w:lastRowFirstColumn="0" w:lastRowLastColumn="0"/>
+          <w:trHeight w:val="1700"/>
+        </w:trPr>
+        <w:tc>
+          <w:tcPr>
+            <w:cnfStyle w:val="001000000000" w:firstRow="0" w:lastRow="0" w:firstColumn="1" w:lastColumn="0" w:oddVBand="0" w:evenVBand="0" w:oddHBand="0" w:evenHBand="0" w:firstRowFirstColumn="0" w:firstRowLastColumn="0" w:lastRowFirstColumn="0" w:lastRowLastColumn="0"/>
+            <w:tcW w:w="2085" w:type="dxa"/>
+            <w:tcBorders>
+              <w:top w:val="none" w:sz="0" w:space="0" w:color="auto"/>
+              <w:bottom w:val="none" w:sz="0" w:space="0" w:color="auto"/>
+              <w:right w:val="none" w:sz="0" w:space="0" w:color="auto"/>
+            </w:tcBorders>
+          </w:tcPr>
+          <w:p>
+            <w:pPr>
+              <w:spacing w:before="240"/>
+              <w:jc w:val="center"/>
+              <w:rPr>
+                <w:rFonts w:asciiTheme="majorBidi" w:hAnsiTheme="majorBidi" w:cstheme="majorBidi"/>
+                <w:b w:val="0"/>
+                <w:bCs w:val="0"/>
+                <w:sz w:val="32"/>
+                <w:szCs w:val="32"/>
+              </w:rPr>
+            </w:pPr>
+            <w:r>
+              <w:rPr>
+                <w:rFonts w:asciiTheme="majorBidi" w:hAnsiTheme="majorBidi" w:cstheme="majorBidi"/>
+                <w:sz w:val="32"/>
+                <w:szCs w:val="32"/>
+              </w:rPr>
+              <w:t>Req_FR_1</w:t>
+            </w:r>
+          </w:p>
+        </w:tc>
+        <w:tc>
+          <w:tcPr>
+            <w:tcW w:w="7359" w:type="dxa"/>
+            <w:tcBorders>
+              <w:top w:val="none" w:sz="0" w:space="0" w:color="auto"/>
+              <w:bottom w:val="none" w:sz="0" w:space="0" w:color="auto"/>
+            </w:tcBorders>
+          </w:tcPr>
+          <w:p>
+            <w:pPr>
+              <w:spacing w:before="240"/>
+              <w:cnfStyle w:val="000000100000" w:firstRow="0" w:lastRow="0" w:firstColumn="0" w:lastColumn="0" w:oddVBand="0" w:evenVBand="0" w:oddHBand="1" w:evenHBand="0" w:firstRowFirstColumn="0" w:firstRowLastColumn="0" w:lastRowFirstColumn="0" w:lastRowLastColumn="0"/>
+              <w:rPr>
+                <w:rFonts w:asciiTheme="majorBidi" w:hAnsiTheme="majorBidi" w:cstheme="majorBidi"/>
+                <w:sz w:val="32"/>
+                <w:szCs w:val="32"/>
+              </w:rPr>
+            </w:pPr>
+            <w:r>
+              <w:rPr>
+                <w:rFonts w:asciiTheme="majorBidi" w:hAnsiTheme="majorBidi" w:cstheme="majorBidi"/>
+                <w:sz w:val="32"/>
+                <w:szCs w:val="32"/>
+              </w:rPr>
+              <w:t>Clients should register using:</w:t>
+            </w:r>
+          </w:p>
+          <w:p>
+            <w:pPr>
+              <w:spacing w:before="240"/>
+              <w:cnfStyle w:val="000000100000" w:firstRow="0" w:lastRow="0" w:firstColumn="0" w:lastColumn="0" w:oddVBand="0" w:evenVBand="0" w:oddHBand="1" w:evenHBand="0" w:firstRowFirstColumn="0" w:firstRowLastColumn="0" w:lastRowFirstColumn="0" w:lastRowLastColumn="0"/>
+              <w:rPr>
+                <w:rFonts w:asciiTheme="majorBidi" w:hAnsiTheme="majorBidi" w:cstheme="majorBidi"/>
+                <w:sz w:val="32"/>
+                <w:szCs w:val="32"/>
+              </w:rPr>
+            </w:pPr>
+            <w:r>
+              <w:rPr>
+                <w:rFonts w:asciiTheme="majorBidi" w:hAnsiTheme="majorBidi" w:cstheme="majorBidi"/>
+                <w:sz w:val="32"/>
+                <w:szCs w:val="32"/>
+              </w:rPr>
+              <w:t xml:space="preserve"> valid first name:</w:t>
+            </w:r>
+          </w:p>
+          <w:p>
+            <w:pPr>
+              <w:pStyle w:val="ListParagraph"/>
+              <w:numPr>
+                <w:ilvl w:val="0"/>
+                <w:numId w:val="10"/>
+              </w:numPr>
+              <w:spacing w:before="240"/>
+              <w:cnfStyle w:val="000000100000" w:firstRow="0" w:lastRow="0" w:firstColumn="0" w:lastColumn="0" w:oddVBand="0" w:evenVBand="0" w:oddHBand="1" w:evenHBand="0" w:firstRowFirstColumn="0" w:firstRowLastColumn="0" w:lastRowFirstColumn="0" w:lastRowLastColumn="0"/>
+              <w:rPr>
+                <w:rFonts w:asciiTheme="majorBidi" w:hAnsiTheme="majorBidi" w:cstheme="majorBidi"/>
+                <w:sz w:val="32"/>
+                <w:szCs w:val="32"/>
+              </w:rPr>
+            </w:pPr>
+            <w:r>
+              <w:rPr>
+                <w:rFonts w:asciiTheme="majorBidi" w:hAnsiTheme="majorBidi" w:cstheme="majorBidi"/>
+                <w:sz w:val="32"/>
+                <w:szCs w:val="32"/>
+              </w:rPr>
+              <w:t>Doesn’t contain any special character</w:t>
+            </w:r>
+          </w:p>
+          <w:p>
+            <w:pPr>
+              <w:pStyle w:val="ListParagraph"/>
+              <w:numPr>
+                <w:ilvl w:val="0"/>
+                <w:numId w:val="10"/>
+              </w:numPr>
+              <w:spacing w:before="240"/>
+              <w:cnfStyle w:val="000000100000" w:firstRow="0" w:lastRow="0" w:firstColumn="0" w:lastColumn="0" w:oddVBand="0" w:evenVBand="0" w:oddHBand="1" w:evenHBand="0" w:firstRowFirstColumn="0" w:firstRowLastColumn="0" w:lastRowFirstColumn="0" w:lastRowLastColumn="0"/>
+              <w:rPr>
+                <w:rFonts w:asciiTheme="majorBidi" w:hAnsiTheme="majorBidi" w:cstheme="majorBidi"/>
+                <w:sz w:val="32"/>
+                <w:szCs w:val="32"/>
+              </w:rPr>
+            </w:pPr>
+            <w:r>
+              <w:rPr>
+                <w:rFonts w:asciiTheme="majorBidi" w:hAnsiTheme="majorBidi" w:cstheme="majorBidi"/>
+                <w:sz w:val="32"/>
+                <w:szCs w:val="32"/>
+              </w:rPr>
+              <w:t>Mustn’t be blank</w:t>
+            </w:r>
+          </w:p>
+          <w:p>
+            <w:pPr>
+              <w:spacing w:before="240"/>
+              <w:cnfStyle w:val="000000100000" w:firstRow="0" w:lastRow="0" w:firstColumn="0" w:lastColumn="0" w:oddVBand="0" w:evenVBand="0" w:oddHBand="1" w:evenHBand="0" w:firstRowFirstColumn="0" w:firstRowLastColumn="0" w:lastRowFirstColumn="0" w:lastRowLastColumn="0"/>
+              <w:rPr>
+                <w:rFonts w:asciiTheme="majorBidi" w:hAnsiTheme="majorBidi" w:cstheme="majorBidi"/>
+                <w:sz w:val="32"/>
+                <w:szCs w:val="32"/>
+              </w:rPr>
+            </w:pPr>
+            <w:r>
+              <w:rPr>
+                <w:rFonts w:asciiTheme="majorBidi" w:hAnsiTheme="majorBidi" w:cstheme="majorBidi"/>
+                <w:sz w:val="32"/>
+                <w:szCs w:val="32"/>
+              </w:rPr>
+              <w:t>valid last name</w:t>
+            </w:r>
+            <w:r>
+              <w:rPr>
+                <w:rFonts w:asciiTheme="majorBidi" w:hAnsiTheme="majorBidi" w:cstheme="majorBidi"/>
+                <w:sz w:val="32"/>
+                <w:szCs w:val="32"/>
+              </w:rPr>
+              <w:t>:</w:t>
+            </w:r>
+          </w:p>
+          <w:p>
+            <w:pPr>
+              <w:pStyle w:val="ListParagraph"/>
+              <w:numPr>
+                <w:ilvl w:val="0"/>
+                <w:numId w:val="11"/>
+              </w:numPr>
+              <w:spacing w:before="240"/>
+              <w:cnfStyle w:val="000000100000" w:firstRow="0" w:lastRow="0" w:firstColumn="0" w:lastColumn="0" w:oddVBand="0" w:evenVBand="0" w:oddHBand="1" w:evenHBand="0" w:firstRowFirstColumn="0" w:firstRowLastColumn="0" w:lastRowFirstColumn="0" w:lastRowLastColumn="0"/>
+              <w:rPr>
+                <w:rFonts w:asciiTheme="majorBidi" w:hAnsiTheme="majorBidi" w:cstheme="majorBidi"/>
+                <w:sz w:val="32"/>
+                <w:szCs w:val="32"/>
+              </w:rPr>
+            </w:pPr>
+            <w:r>
+              <w:rPr>
+                <w:rFonts w:asciiTheme="majorBidi" w:hAnsiTheme="majorBidi" w:cstheme="majorBidi"/>
+                <w:sz w:val="32"/>
+                <w:szCs w:val="32"/>
+              </w:rPr>
+              <w:t>Doesn’t contain any special character</w:t>
+            </w:r>
+          </w:p>
+          <w:p>
+            <w:pPr>
+              <w:pStyle w:val="ListParagraph"/>
+              <w:numPr>
+                <w:ilvl w:val="0"/>
+                <w:numId w:val="11"/>
+              </w:numPr>
+              <w:spacing w:before="240"/>
+              <w:cnfStyle w:val="000000100000" w:firstRow="0" w:lastRow="0" w:firstColumn="0" w:lastColumn="0" w:oddVBand="0" w:evenVBand="0" w:oddHBand="1" w:evenHBand="0" w:firstRowFirstColumn="0" w:firstRowLastColumn="0" w:lastRowFirstColumn="0" w:lastRowLastColumn="0"/>
+              <w:rPr>
+                <w:rFonts w:asciiTheme="majorBidi" w:hAnsiTheme="majorBidi" w:cstheme="majorBidi"/>
+                <w:sz w:val="32"/>
+                <w:szCs w:val="32"/>
+              </w:rPr>
+            </w:pPr>
+            <w:r>
+              <w:rPr>
+                <w:rFonts w:asciiTheme="majorBidi" w:hAnsiTheme="majorBidi" w:cstheme="majorBidi"/>
+                <w:sz w:val="32"/>
+                <w:szCs w:val="32"/>
+              </w:rPr>
+              <w:t>Mustn’t be blank</w:t>
+            </w:r>
+          </w:p>
+          <w:p>
+            <w:pPr>
+              <w:spacing w:before="240"/>
+              <w:cnfStyle w:val="000000100000" w:firstRow="0" w:lastRow="0" w:firstColumn="0" w:lastColumn="0" w:oddVBand="0" w:evenVBand="0" w:oddHBand="1" w:evenHBand="0" w:firstRowFirstColumn="0" w:firstRowLastColumn="0" w:lastRowFirstColumn="0" w:lastRowLastColumn="0"/>
+              <w:rPr>
+                <w:rFonts w:asciiTheme="majorBidi" w:hAnsiTheme="majorBidi" w:cstheme="majorBidi"/>
+                <w:sz w:val="32"/>
+                <w:szCs w:val="32"/>
+              </w:rPr>
+            </w:pPr>
+            <w:r>
+              <w:rPr>
+                <w:rFonts w:asciiTheme="majorBidi" w:hAnsiTheme="majorBidi" w:cstheme="majorBidi"/>
+                <w:sz w:val="32"/>
+                <w:szCs w:val="32"/>
+              </w:rPr>
+              <w:t>valid email</w:t>
+            </w:r>
+            <w:r>
+              <w:rPr>
+                <w:rFonts w:asciiTheme="majorBidi" w:hAnsiTheme="majorBidi" w:cstheme="majorBidi"/>
+                <w:sz w:val="32"/>
+                <w:szCs w:val="32"/>
+              </w:rPr>
+              <w:t>:</w:t>
+            </w:r>
+          </w:p>
+          <w:p>
+            <w:pPr>
+              <w:pStyle w:val="ListParagraph"/>
+              <w:numPr>
+                <w:ilvl w:val="0"/>
+                <w:numId w:val="9"/>
+              </w:numPr>
+              <w:spacing w:before="240"/>
+              <w:cnfStyle w:val="000000100000" w:firstRow="0" w:lastRow="0" w:firstColumn="0" w:lastColumn="0" w:oddVBand="0" w:evenVBand="0" w:oddHBand="1" w:evenHBand="0" w:firstRowFirstColumn="0" w:firstRowLastColumn="0" w:lastRowFirstColumn="0" w:lastRowLastColumn="0"/>
+              <w:rPr>
+                <w:rFonts w:asciiTheme="majorBidi" w:hAnsiTheme="majorBidi" w:cstheme="majorBidi"/>
+                <w:sz w:val="32"/>
+                <w:szCs w:val="32"/>
+              </w:rPr>
+            </w:pPr>
+            <w:r>
+              <w:rPr>
+                <w:rFonts w:asciiTheme="majorBidi" w:hAnsiTheme="majorBidi" w:cstheme="majorBidi"/>
+                <w:sz w:val="32"/>
+                <w:szCs w:val="32"/>
+              </w:rPr>
+              <w:t>Mustn’t be blank</w:t>
+            </w:r>
+          </w:p>
+          <w:p>
+            <w:pPr>
+              <w:pStyle w:val="ListParagraph"/>
+              <w:numPr>
+                <w:ilvl w:val="0"/>
+                <w:numId w:val="9"/>
+              </w:numPr>
+              <w:spacing w:before="240"/>
+              <w:cnfStyle w:val="000000100000" w:firstRow="0" w:lastRow="0" w:firstColumn="0" w:lastColumn="0" w:oddVBand="0" w:evenVBand="0" w:oddHBand="1" w:evenHBand="0" w:firstRowFirstColumn="0" w:firstRowLastColumn="0" w:lastRowFirstColumn="0" w:lastRowLastColumn="0"/>
+              <w:rPr>
+                <w:rFonts w:asciiTheme="majorBidi" w:hAnsiTheme="majorBidi" w:cstheme="majorBidi"/>
+                <w:sz w:val="32"/>
+                <w:szCs w:val="32"/>
+              </w:rPr>
+            </w:pPr>
+            <w:r>
+              <w:rPr>
+                <w:rFonts w:asciiTheme="majorBidi" w:hAnsiTheme="majorBidi" w:cstheme="majorBidi"/>
+                <w:sz w:val="32"/>
+                <w:szCs w:val="32"/>
+              </w:rPr>
+              <w:t>Doesn’t contain any spaces</w:t>
+            </w:r>
+          </w:p>
+          <w:p>
+            <w:pPr>
+              <w:pStyle w:val="ListParagraph"/>
+              <w:numPr>
+                <w:ilvl w:val="0"/>
+                <w:numId w:val="9"/>
+              </w:numPr>
+              <w:spacing w:before="240"/>
+              <w:cnfStyle w:val="000000100000" w:firstRow="0" w:lastRow="0" w:firstColumn="0" w:lastColumn="0" w:oddVBand="0" w:evenVBand="0" w:oddHBand="1" w:evenHBand="0" w:firstRowFirstColumn="0" w:firstRowLastColumn="0" w:lastRowFirstColumn="0" w:lastRowLastColumn="0"/>
+              <w:rPr>
+                <w:rFonts w:asciiTheme="majorBidi" w:hAnsiTheme="majorBidi" w:cstheme="majorBidi"/>
+                <w:sz w:val="32"/>
+                <w:szCs w:val="32"/>
+              </w:rPr>
+            </w:pPr>
+            <w:r>
+              <w:rPr>
+                <w:rFonts w:asciiTheme="majorBidi" w:hAnsiTheme="majorBidi" w:cstheme="majorBidi"/>
+                <w:sz w:val="32"/>
+                <w:szCs w:val="32"/>
+              </w:rPr>
+              <w:t>Not registered before</w:t>
+            </w:r>
+          </w:p>
+          <w:p>
+            <w:pPr>
+              <w:spacing w:before="240"/>
+              <w:cnfStyle w:val="000000100000" w:firstRow="0" w:lastRow="0" w:firstColumn="0" w:lastColumn="0" w:oddVBand="0" w:evenVBand="0" w:oddHBand="1" w:evenHBand="0" w:firstRowFirstColumn="0" w:firstRowLastColumn="0" w:lastRowFirstColumn="0" w:lastRowLastColumn="0"/>
+              <w:rPr>
+                <w:rFonts w:asciiTheme="majorBidi" w:hAnsiTheme="majorBidi" w:cstheme="majorBidi"/>
+                <w:sz w:val="32"/>
+                <w:szCs w:val="32"/>
+              </w:rPr>
+            </w:pPr>
+            <w:r>
+              <w:rPr>
+                <w:rFonts w:asciiTheme="majorBidi" w:hAnsiTheme="majorBidi" w:cstheme="majorBidi"/>
+                <w:sz w:val="32"/>
+                <w:szCs w:val="32"/>
+              </w:rPr>
+              <w:t>valid password</w:t>
+            </w:r>
+            <w:r>
+              <w:rPr>
+                <w:rFonts w:asciiTheme="majorBidi" w:hAnsiTheme="majorBidi" w:cstheme="majorBidi"/>
+                <w:sz w:val="32"/>
+                <w:szCs w:val="32"/>
+              </w:rPr>
+              <w:t>:</w:t>
+            </w:r>
+          </w:p>
+          <w:p>
+            <w:pPr>
+              <w:pStyle w:val="ListParagraph"/>
+              <w:numPr>
+                <w:ilvl w:val="0"/>
+                <w:numId w:val="12"/>
+              </w:numPr>
+              <w:spacing w:before="240"/>
+              <w:cnfStyle w:val="000000100000" w:firstRow="0" w:lastRow="0" w:firstColumn="0" w:lastColumn="0" w:oddVBand="0" w:evenVBand="0" w:oddHBand="1" w:evenHBand="0" w:firstRowFirstColumn="0" w:firstRowLastColumn="0" w:lastRowFirstColumn="0" w:lastRowLastColumn="0"/>
+              <w:rPr>
+                <w:rFonts w:asciiTheme="majorBidi" w:hAnsiTheme="majorBidi" w:cstheme="majorBidi"/>
+                <w:sz w:val="32"/>
+                <w:szCs w:val="32"/>
+              </w:rPr>
+            </w:pPr>
+            <w:r>
+              <w:rPr>
+                <w:rFonts w:asciiTheme="majorBidi" w:hAnsiTheme="majorBidi" w:cstheme="majorBidi"/>
+                <w:sz w:val="32"/>
+                <w:szCs w:val="32"/>
+              </w:rPr>
+              <w:t>Have at least 1 upper case letter</w:t>
+            </w:r>
+          </w:p>
+          <w:p>
+            <w:pPr>
+              <w:pStyle w:val="ListParagraph"/>
+              <w:numPr>
+                <w:ilvl w:val="0"/>
+                <w:numId w:val="12"/>
+              </w:numPr>
+              <w:spacing w:before="240"/>
+              <w:cnfStyle w:val="000000100000" w:firstRow="0" w:lastRow="0" w:firstColumn="0" w:lastColumn="0" w:oddVBand="0" w:evenVBand="0" w:oddHBand="1" w:evenHBand="0" w:firstRowFirstColumn="0" w:firstRowLastColumn="0" w:lastRowFirstColumn="0" w:lastRowLastColumn="0"/>
+              <w:rPr>
+                <w:rFonts w:asciiTheme="majorBidi" w:hAnsiTheme="majorBidi" w:cstheme="majorBidi"/>
+                <w:sz w:val="32"/>
+                <w:szCs w:val="32"/>
+              </w:rPr>
+            </w:pPr>
+            <w:r>
+              <w:rPr>
+                <w:rFonts w:asciiTheme="majorBidi" w:hAnsiTheme="majorBidi" w:cstheme="majorBidi"/>
+                <w:sz w:val="32"/>
+                <w:szCs w:val="32"/>
+              </w:rPr>
+              <w:t>There must</w:t>
+            </w:r>
+            <w:r>
+              <w:rPr>
+                <w:rFonts w:asciiTheme="majorBidi" w:hAnsiTheme="majorBidi" w:cstheme="majorBidi"/>
+                <w:sz w:val="32"/>
+                <w:szCs w:val="32"/>
+              </w:rPr>
+              <w:t xml:space="preserve"> be at least 8 characters</w:t>
+            </w:r>
+          </w:p>
+          <w:p>
+            <w:pPr>
+              <w:spacing w:before="240"/>
+              <w:cnfStyle w:val="000000100000" w:firstRow="0" w:lastRow="0" w:firstColumn="0" w:lastColumn="0" w:oddVBand="0" w:evenVBand="0" w:oddHBand="1" w:evenHBand="0" w:firstRowFirstColumn="0" w:firstRowLastColumn="0" w:lastRowFirstColumn="0" w:lastRowLastColumn="0"/>
+              <w:rPr>
+                <w:rFonts w:asciiTheme="majorBidi" w:hAnsiTheme="majorBidi" w:cstheme="majorBidi"/>
+                <w:sz w:val="32"/>
+                <w:szCs w:val="32"/>
+              </w:rPr>
+            </w:pPr>
+            <w:r>
+              <w:rPr>
+                <w:rFonts w:asciiTheme="majorBidi" w:hAnsiTheme="majorBidi" w:cstheme="majorBidi"/>
+                <w:sz w:val="32"/>
+                <w:szCs w:val="32"/>
+              </w:rPr>
+              <w:t>After registration the client should be navigated to the log in page.</w:t>
+            </w:r>
+          </w:p>
+        </w:tc>
+      </w:tr>
+      <w:tr>
+        <w:trPr>
+          <w:trHeight w:val="1700"/>
+        </w:trPr>
+        <w:tc>
+          <w:tcPr>
+            <w:cnfStyle w:val="001000000000" w:firstRow="0" w:lastRow="0" w:firstColumn="1" w:lastColumn="0" w:oddVBand="0" w:evenVBand="0" w:oddHBand="0" w:evenHBand="0" w:firstRowFirstColumn="0" w:firstRowLastColumn="0" w:lastRowFirstColumn="0" w:lastRowLastColumn="0"/>
+            <w:tcW w:w="2085" w:type="dxa"/>
+            <w:tcBorders>
+              <w:right w:val="none" w:sz="0" w:space="0" w:color="auto"/>
+            </w:tcBorders>
+          </w:tcPr>
+          <w:p>
+            <w:pPr>
+              <w:spacing w:before="240"/>
+              <w:jc w:val="center"/>
+              <w:rPr>
+                <w:rFonts w:asciiTheme="majorBidi" w:hAnsiTheme="majorBidi" w:cstheme="majorBidi"/>
+                <w:b w:val="0"/>
+                <w:bCs w:val="0"/>
+                <w:sz w:val="32"/>
+                <w:szCs w:val="32"/>
+              </w:rPr>
+            </w:pPr>
+            <w:r>
+              <w:rPr>
+                <w:rFonts w:asciiTheme="majorBidi" w:hAnsiTheme="majorBidi" w:cstheme="majorBidi"/>
+                <w:sz w:val="32"/>
+                <w:szCs w:val="32"/>
+              </w:rPr>
+              <w:lastRenderedPageBreak/>
+              <w:t>Req_FR_2</w:t>
+            </w:r>
+          </w:p>
+        </w:tc>
+        <w:tc>
+          <w:tcPr>
+            <w:tcW w:w="7359" w:type="dxa"/>
+          </w:tcPr>
+          <w:p>
+            <w:pPr>
+              <w:spacing w:before="240"/>
+              <w:cnfStyle w:val="000000000000" w:firstRow="0" w:lastRow="0" w:firstColumn="0" w:lastColumn="0" w:oddVBand="0" w:evenVBand="0" w:oddHBand="0" w:evenHBand="0" w:firstRowFirstColumn="0" w:firstRowLastColumn="0" w:lastRowFirstColumn="0" w:lastRowLastColumn="0"/>
+              <w:rPr>
+                <w:rFonts w:asciiTheme="majorBidi" w:hAnsiTheme="majorBidi" w:cstheme="majorBidi"/>
+                <w:sz w:val="32"/>
+                <w:szCs w:val="32"/>
+              </w:rPr>
+            </w:pPr>
+            <w:r>
+              <w:rPr>
+                <w:rFonts w:asciiTheme="majorBidi" w:hAnsiTheme="majorBidi" w:cstheme="majorBidi"/>
+                <w:sz w:val="32"/>
+                <w:szCs w:val="32"/>
+              </w:rPr>
+              <w:t xml:space="preserve">According to </w:t>
+            </w:r>
+            <w:r>
+              <w:rPr>
+                <w:rFonts w:asciiTheme="majorBidi" w:hAnsiTheme="majorBidi" w:cstheme="majorBidi"/>
+                <w:b/>
+                <w:bCs/>
+                <w:sz w:val="32"/>
+                <w:szCs w:val="32"/>
+              </w:rPr>
+              <w:t>Req_FR_1</w:t>
+            </w:r>
+            <w:r>
+              <w:rPr>
+                <w:rFonts w:asciiTheme="majorBidi" w:hAnsiTheme="majorBidi" w:cstheme="majorBidi"/>
+                <w:b/>
+                <w:bCs/>
+                <w:sz w:val="32"/>
+                <w:szCs w:val="32"/>
+              </w:rPr>
+              <w:t>:</w:t>
+            </w:r>
+          </w:p>
+          <w:p>
+            <w:pPr>
+              <w:spacing w:before="240"/>
+              <w:cnfStyle w:val="000000000000" w:firstRow="0" w:lastRow="0" w:firstColumn="0" w:lastColumn="0" w:oddVBand="0" w:evenVBand="0" w:oddHBand="0" w:evenHBand="0" w:firstRowFirstColumn="0" w:firstRowLastColumn="0" w:lastRowFirstColumn="0" w:lastRowLastColumn="0"/>
+              <w:rPr>
+                <w:rFonts w:asciiTheme="majorBidi" w:hAnsiTheme="majorBidi" w:cstheme="majorBidi"/>
+                <w:sz w:val="32"/>
+                <w:szCs w:val="32"/>
+              </w:rPr>
+            </w:pPr>
+            <w:r>
+              <w:rPr>
+                <w:rFonts w:asciiTheme="majorBidi" w:hAnsiTheme="majorBidi" w:cstheme="majorBidi"/>
+                <w:sz w:val="32"/>
+                <w:szCs w:val="32"/>
+              </w:rPr>
+              <w:t>When clients try to register using invalid first name or invalid last name or invalid email or invalid password</w:t>
+            </w:r>
+            <w:r>
+              <w:rPr>
+                <w:rFonts w:asciiTheme="majorBidi" w:hAnsiTheme="majorBidi" w:cstheme="majorBidi"/>
+                <w:sz w:val="32"/>
+                <w:szCs w:val="32"/>
+              </w:rPr>
+              <w:t xml:space="preserve"> as per the requirement </w:t>
+            </w:r>
+            <w:r>
+              <w:rPr>
+                <w:rFonts w:asciiTheme="majorBidi" w:hAnsiTheme="majorBidi" w:cstheme="majorBidi"/>
+                <w:b/>
+                <w:bCs/>
+                <w:sz w:val="32"/>
+                <w:szCs w:val="32"/>
+              </w:rPr>
+              <w:t>“R</w:t>
+            </w:r>
+            <w:r>
+              <w:rPr>
+                <w:rFonts w:asciiTheme="majorBidi" w:hAnsiTheme="majorBidi" w:cstheme="majorBidi"/>
+                <w:b/>
+                <w:bCs/>
+                <w:sz w:val="32"/>
+                <w:szCs w:val="32"/>
+              </w:rPr>
+              <w:t>eq_FR_1</w:t>
+            </w:r>
+            <w:r>
+              <w:rPr>
+                <w:rFonts w:asciiTheme="majorBidi" w:hAnsiTheme="majorBidi" w:cstheme="majorBidi"/>
+                <w:b/>
+                <w:bCs/>
+                <w:sz w:val="32"/>
+                <w:szCs w:val="32"/>
+              </w:rPr>
+              <w:t>”</w:t>
+            </w:r>
+            <w:r>
+              <w:rPr>
+                <w:rFonts w:asciiTheme="majorBidi" w:hAnsiTheme="majorBidi" w:cstheme="majorBidi"/>
+                <w:sz w:val="32"/>
+                <w:szCs w:val="32"/>
+              </w:rPr>
+              <w:t>, error massage should appear “invalid data”</w:t>
+            </w:r>
+          </w:p>
+        </w:tc>
+      </w:tr>
+    </w:tbl>
     <w:p>
       <w:pPr>
         <w:pStyle w:val="ListParagraph"/>
@@ -603,41 +1212,29 @@
           <w:szCs w:val="32"/>
         </w:rPr>
       </w:pPr>
+    </w:p>
+    <w:p>
+      <w:pPr>
+        <w:pStyle w:val="ListParagraph"/>
+        <w:numPr>
+          <w:ilvl w:val="1"/>
+          <w:numId w:val="3"/>
+        </w:numPr>
+        <w:rPr>
+          <w:rFonts w:asciiTheme="majorBidi" w:hAnsiTheme="majorBidi" w:cstheme="majorBidi"/>
+          <w:color w:val="00B050"/>
+          <w:sz w:val="44"/>
+          <w:szCs w:val="44"/>
+        </w:rPr>
+      </w:pPr>
       <w:r>
         <w:rPr>
           <w:rFonts w:asciiTheme="majorBidi" w:hAnsiTheme="majorBidi" w:cstheme="majorBidi"/>
-          <w:b/>
-          <w:bCs/>
-          <w:sz w:val="32"/>
-          <w:szCs w:val="32"/>
+          <w:color w:val="00B050"/>
+          <w:sz w:val="44"/>
+          <w:szCs w:val="44"/>
         </w:rPr>
-        <w:t>Req_</w:t>
-      </w:r>
-      <w:r>
-        <w:rPr>
-          <w:rFonts w:asciiTheme="majorBidi" w:hAnsiTheme="majorBidi" w:cstheme="majorBidi"/>
-          <w:b/>
-          <w:bCs/>
-          <w:sz w:val="32"/>
-          <w:szCs w:val="32"/>
-        </w:rPr>
-        <w:t xml:space="preserve">FR_2: </w:t>
-      </w:r>
-      <w:r>
-        <w:rPr>
-          <w:rFonts w:asciiTheme="majorBidi" w:hAnsiTheme="majorBidi" w:cstheme="majorBidi"/>
-          <w:sz w:val="32"/>
-          <w:szCs w:val="32"/>
-        </w:rPr>
-        <w:t>System shall allow customers to</w:t>
-      </w:r>
-      <w:r>
-        <w:rPr>
-          <w:rFonts w:asciiTheme="majorBidi" w:hAnsiTheme="majorBidi" w:cstheme="majorBidi"/>
-          <w:sz w:val="32"/>
-          <w:szCs w:val="32"/>
-        </w:rPr>
-        <w:t xml:space="preserve"> log in using email and password.</w:t>
+        <w:t>Log in Feature:</w:t>
       </w:r>
     </w:p>
     <w:p>
@@ -650,43 +1247,603 @@
           <w:szCs w:val="32"/>
         </w:rPr>
       </w:pPr>
-      <w:r>
-        <w:rPr>
-          <w:rFonts w:asciiTheme="majorBidi" w:hAnsiTheme="majorBidi" w:cstheme="majorBidi"/>
-          <w:b/>
-          <w:bCs/>
-          <w:sz w:val="32"/>
-          <w:szCs w:val="32"/>
-        </w:rPr>
-        <w:t>Req_</w:t>
-      </w:r>
-      <w:r>
-        <w:rPr>
-          <w:rFonts w:asciiTheme="majorBidi" w:hAnsiTheme="majorBidi" w:cstheme="majorBidi"/>
-          <w:b/>
-          <w:bCs/>
-          <w:sz w:val="32"/>
-          <w:szCs w:val="32"/>
-        </w:rPr>
-        <w:t xml:space="preserve">FR_3: </w:t>
-      </w:r>
-      <w:r>
-        <w:rPr>
-          <w:rFonts w:asciiTheme="majorBidi" w:hAnsiTheme="majorBidi" w:cstheme="majorBidi"/>
-          <w:sz w:val="32"/>
-          <w:szCs w:val="32"/>
-        </w:rPr>
-        <w:t xml:space="preserve">System shall </w:t>
-      </w:r>
-      <w:r>
-        <w:rPr>
-          <w:rFonts w:asciiTheme="majorBidi" w:hAnsiTheme="majorBidi" w:cstheme="majorBidi"/>
-          <w:sz w:val="32"/>
-          <w:szCs w:val="32"/>
-        </w:rPr>
-        <w:t>display a list of products (mobile phones, accessories).</w:t>
-      </w:r>
     </w:p>
+    <w:tbl>
+      <w:tblPr>
+        <w:tblStyle w:val="ListTable3-Accent4"/>
+        <w:tblW w:w="9444" w:type="dxa"/>
+        <w:tblBorders>
+          <w:top w:val="thickThinMediumGap" w:sz="24" w:space="0" w:color="156082" w:themeColor="accent1"/>
+          <w:left w:val="thickThinMediumGap" w:sz="24" w:space="0" w:color="156082" w:themeColor="accent1"/>
+          <w:bottom w:val="thickThinMediumGap" w:sz="24" w:space="0" w:color="156082" w:themeColor="accent1"/>
+          <w:right w:val="thickThinMediumGap" w:sz="24" w:space="0" w:color="156082" w:themeColor="accent1"/>
+          <w:insideH w:val="thickThinMediumGap" w:sz="24" w:space="0" w:color="156082" w:themeColor="accent1"/>
+          <w:insideV w:val="thickThinMediumGap" w:sz="24" w:space="0" w:color="156082" w:themeColor="accent1"/>
+        </w:tblBorders>
+        <w:tblLook w:val="04A0" w:firstRow="1" w:lastRow="0" w:firstColumn="1" w:lastColumn="0" w:noHBand="0" w:noVBand="1"/>
+      </w:tblPr>
+      <w:tblGrid>
+        <w:gridCol w:w="2085"/>
+        <w:gridCol w:w="7359"/>
+      </w:tblGrid>
+      <w:tr>
+        <w:trPr>
+          <w:cnfStyle w:val="100000000000" w:firstRow="1" w:lastRow="0" w:firstColumn="0" w:lastColumn="0" w:oddVBand="0" w:evenVBand="0" w:oddHBand="0" w:evenHBand="0" w:firstRowFirstColumn="0" w:firstRowLastColumn="0" w:lastRowFirstColumn="0" w:lastRowLastColumn="0"/>
+          <w:trHeight w:val="1079"/>
+        </w:trPr>
+        <w:tc>
+          <w:tcPr>
+            <w:cnfStyle w:val="001000000100" w:firstRow="0" w:lastRow="0" w:firstColumn="1" w:lastColumn="0" w:oddVBand="0" w:evenVBand="0" w:oddHBand="0" w:evenHBand="0" w:firstRowFirstColumn="1" w:firstRowLastColumn="0" w:lastRowFirstColumn="0" w:lastRowLastColumn="0"/>
+            <w:tcW w:w="2085" w:type="dxa"/>
+            <w:tcBorders>
+              <w:bottom w:val="none" w:sz="0" w:space="0" w:color="auto"/>
+              <w:right w:val="none" w:sz="0" w:space="0" w:color="auto"/>
+            </w:tcBorders>
+          </w:tcPr>
+          <w:p>
+            <w:pPr>
+              <w:spacing w:before="240"/>
+              <w:jc w:val="center"/>
+            </w:pPr>
+            <w:r>
+              <w:rPr>
+                <w:rFonts w:asciiTheme="majorBidi" w:hAnsiTheme="majorBidi" w:cstheme="majorBidi"/>
+                <w:b w:val="0"/>
+                <w:bCs w:val="0"/>
+                <w:sz w:val="32"/>
+                <w:szCs w:val="32"/>
+              </w:rPr>
+              <w:t>ID</w:t>
+            </w:r>
+          </w:p>
+        </w:tc>
+        <w:tc>
+          <w:tcPr>
+            <w:tcW w:w="7359" w:type="dxa"/>
+          </w:tcPr>
+          <w:p>
+            <w:pPr>
+              <w:spacing w:before="240"/>
+              <w:jc w:val="center"/>
+              <w:cnfStyle w:val="100000000000" w:firstRow="1" w:lastRow="0" w:firstColumn="0" w:lastColumn="0" w:oddVBand="0" w:evenVBand="0" w:oddHBand="0" w:evenHBand="0" w:firstRowFirstColumn="0" w:firstRowLastColumn="0" w:lastRowFirstColumn="0" w:lastRowLastColumn="0"/>
+              <w:rPr>
+                <w:rFonts w:asciiTheme="majorBidi" w:hAnsiTheme="majorBidi" w:cstheme="majorBidi"/>
+                <w:b w:val="0"/>
+                <w:bCs w:val="0"/>
+                <w:sz w:val="32"/>
+                <w:szCs w:val="32"/>
+              </w:rPr>
+            </w:pPr>
+            <w:r>
+              <w:rPr>
+                <w:rFonts w:asciiTheme="majorBidi" w:hAnsiTheme="majorBidi" w:cstheme="majorBidi"/>
+                <w:b w:val="0"/>
+                <w:bCs w:val="0"/>
+                <w:sz w:val="32"/>
+                <w:szCs w:val="32"/>
+              </w:rPr>
+              <w:t>Requirement</w:t>
+            </w:r>
+          </w:p>
+        </w:tc>
+      </w:tr>
+      <w:tr>
+        <w:trPr>
+          <w:cnfStyle w:val="000000100000" w:firstRow="0" w:lastRow="0" w:firstColumn="0" w:lastColumn="0" w:oddVBand="0" w:evenVBand="0" w:oddHBand="1" w:evenHBand="0" w:firstRowFirstColumn="0" w:firstRowLastColumn="0" w:lastRowFirstColumn="0" w:lastRowLastColumn="0"/>
+          <w:trHeight w:val="4047"/>
+        </w:trPr>
+        <w:tc>
+          <w:tcPr>
+            <w:cnfStyle w:val="001000000000" w:firstRow="0" w:lastRow="0" w:firstColumn="1" w:lastColumn="0" w:oddVBand="0" w:evenVBand="0" w:oddHBand="0" w:evenHBand="0" w:firstRowFirstColumn="0" w:firstRowLastColumn="0" w:lastRowFirstColumn="0" w:lastRowLastColumn="0"/>
+            <w:tcW w:w="2085" w:type="dxa"/>
+            <w:tcBorders>
+              <w:top w:val="none" w:sz="0" w:space="0" w:color="auto"/>
+              <w:bottom w:val="none" w:sz="0" w:space="0" w:color="auto"/>
+              <w:right w:val="none" w:sz="0" w:space="0" w:color="auto"/>
+            </w:tcBorders>
+          </w:tcPr>
+          <w:p>
+            <w:pPr>
+              <w:spacing w:before="240"/>
+              <w:jc w:val="center"/>
+              <w:rPr>
+                <w:rFonts w:asciiTheme="majorBidi" w:hAnsiTheme="majorBidi" w:cstheme="majorBidi"/>
+                <w:b w:val="0"/>
+                <w:bCs w:val="0"/>
+                <w:sz w:val="32"/>
+                <w:szCs w:val="32"/>
+              </w:rPr>
+            </w:pPr>
+            <w:r>
+              <w:rPr>
+                <w:rFonts w:asciiTheme="majorBidi" w:hAnsiTheme="majorBidi" w:cstheme="majorBidi"/>
+                <w:sz w:val="32"/>
+                <w:szCs w:val="32"/>
+              </w:rPr>
+              <w:t>Req</w:t>
+            </w:r>
+            <w:r>
+              <w:rPr>
+                <w:rFonts w:asciiTheme="majorBidi" w:hAnsiTheme="majorBidi" w:cstheme="majorBidi"/>
+                <w:sz w:val="32"/>
+                <w:szCs w:val="32"/>
+              </w:rPr>
+              <w:t>_</w:t>
+            </w:r>
+            <w:r>
+              <w:rPr>
+                <w:rFonts w:asciiTheme="majorBidi" w:hAnsiTheme="majorBidi" w:cstheme="majorBidi"/>
+                <w:sz w:val="32"/>
+                <w:szCs w:val="32"/>
+              </w:rPr>
+              <w:t>FR</w:t>
+            </w:r>
+            <w:r>
+              <w:rPr>
+                <w:rFonts w:asciiTheme="majorBidi" w:hAnsiTheme="majorBidi" w:cstheme="majorBidi"/>
+                <w:sz w:val="32"/>
+                <w:szCs w:val="32"/>
+              </w:rPr>
+              <w:t>_</w:t>
+            </w:r>
+            <w:r>
+              <w:rPr>
+                <w:rFonts w:asciiTheme="majorBidi" w:hAnsiTheme="majorBidi" w:cstheme="majorBidi"/>
+                <w:sz w:val="32"/>
+                <w:szCs w:val="32"/>
+              </w:rPr>
+              <w:t>3</w:t>
+            </w:r>
+          </w:p>
+        </w:tc>
+        <w:tc>
+          <w:tcPr>
+            <w:tcW w:w="7359" w:type="dxa"/>
+            <w:tcBorders>
+              <w:top w:val="none" w:sz="0" w:space="0" w:color="auto"/>
+              <w:bottom w:val="none" w:sz="0" w:space="0" w:color="auto"/>
+            </w:tcBorders>
+          </w:tcPr>
+          <w:p>
+            <w:pPr>
+              <w:spacing w:before="240"/>
+              <w:cnfStyle w:val="000000100000" w:firstRow="0" w:lastRow="0" w:firstColumn="0" w:lastColumn="0" w:oddVBand="0" w:evenVBand="0" w:oddHBand="1" w:evenHBand="0" w:firstRowFirstColumn="0" w:firstRowLastColumn="0" w:lastRowFirstColumn="0" w:lastRowLastColumn="0"/>
+              <w:rPr>
+                <w:rFonts w:asciiTheme="majorBidi" w:hAnsiTheme="majorBidi" w:cstheme="majorBidi"/>
+                <w:sz w:val="32"/>
+                <w:szCs w:val="32"/>
+              </w:rPr>
+            </w:pPr>
+            <w:r>
+              <w:rPr>
+                <w:rFonts w:asciiTheme="majorBidi" w:hAnsiTheme="majorBidi" w:cstheme="majorBidi"/>
+                <w:sz w:val="32"/>
+                <w:szCs w:val="32"/>
+              </w:rPr>
+              <w:t xml:space="preserve">Clients should </w:t>
+            </w:r>
+            <w:r>
+              <w:rPr>
+                <w:rFonts w:asciiTheme="majorBidi" w:hAnsiTheme="majorBidi" w:cstheme="majorBidi"/>
+                <w:sz w:val="32"/>
+                <w:szCs w:val="32"/>
+              </w:rPr>
+              <w:t>log in</w:t>
+            </w:r>
+            <w:r>
+              <w:rPr>
+                <w:rFonts w:asciiTheme="majorBidi" w:hAnsiTheme="majorBidi" w:cstheme="majorBidi"/>
+                <w:sz w:val="32"/>
+                <w:szCs w:val="32"/>
+              </w:rPr>
+              <w:t xml:space="preserve"> using:</w:t>
+            </w:r>
+          </w:p>
+          <w:p>
+            <w:pPr>
+              <w:spacing w:before="240"/>
+              <w:cnfStyle w:val="000000100000" w:firstRow="0" w:lastRow="0" w:firstColumn="0" w:lastColumn="0" w:oddVBand="0" w:evenVBand="0" w:oddHBand="1" w:evenHBand="0" w:firstRowFirstColumn="0" w:firstRowLastColumn="0" w:lastRowFirstColumn="0" w:lastRowLastColumn="0"/>
+              <w:rPr>
+                <w:rFonts w:asciiTheme="majorBidi" w:hAnsiTheme="majorBidi" w:cstheme="majorBidi"/>
+                <w:sz w:val="32"/>
+                <w:szCs w:val="32"/>
+              </w:rPr>
+            </w:pPr>
+            <w:r>
+              <w:rPr>
+                <w:rFonts w:asciiTheme="majorBidi" w:hAnsiTheme="majorBidi" w:cstheme="majorBidi"/>
+                <w:sz w:val="32"/>
+                <w:szCs w:val="32"/>
+              </w:rPr>
+              <w:t xml:space="preserve"> </w:t>
+            </w:r>
+            <w:r>
+              <w:rPr>
+                <w:rFonts w:asciiTheme="majorBidi" w:hAnsiTheme="majorBidi" w:cstheme="majorBidi"/>
+                <w:sz w:val="32"/>
+                <w:szCs w:val="32"/>
+              </w:rPr>
+              <w:t>V</w:t>
+            </w:r>
+            <w:r>
+              <w:rPr>
+                <w:rFonts w:asciiTheme="majorBidi" w:hAnsiTheme="majorBidi" w:cstheme="majorBidi"/>
+                <w:sz w:val="32"/>
+                <w:szCs w:val="32"/>
+              </w:rPr>
+              <w:t xml:space="preserve">alid </w:t>
+            </w:r>
+            <w:r>
+              <w:rPr>
+                <w:rFonts w:asciiTheme="majorBidi" w:hAnsiTheme="majorBidi" w:cstheme="majorBidi"/>
+                <w:sz w:val="32"/>
+                <w:szCs w:val="32"/>
+              </w:rPr>
+              <w:t>email:</w:t>
+            </w:r>
+          </w:p>
+          <w:p>
+            <w:pPr>
+              <w:pStyle w:val="ListParagraph"/>
+              <w:numPr>
+                <w:ilvl w:val="0"/>
+                <w:numId w:val="14"/>
+              </w:numPr>
+              <w:spacing w:before="240"/>
+              <w:cnfStyle w:val="000000100000" w:firstRow="0" w:lastRow="0" w:firstColumn="0" w:lastColumn="0" w:oddVBand="0" w:evenVBand="0" w:oddHBand="1" w:evenHBand="0" w:firstRowFirstColumn="0" w:firstRowLastColumn="0" w:lastRowFirstColumn="0" w:lastRowLastColumn="0"/>
+              <w:rPr>
+                <w:rFonts w:asciiTheme="majorBidi" w:hAnsiTheme="majorBidi" w:cstheme="majorBidi"/>
+                <w:sz w:val="32"/>
+                <w:szCs w:val="32"/>
+              </w:rPr>
+            </w:pPr>
+            <w:r>
+              <w:rPr>
+                <w:rFonts w:asciiTheme="majorBidi" w:hAnsiTheme="majorBidi" w:cstheme="majorBidi"/>
+                <w:sz w:val="32"/>
+                <w:szCs w:val="32"/>
+              </w:rPr>
+              <w:t>Mustn’t be blank</w:t>
+            </w:r>
+          </w:p>
+          <w:p>
+            <w:pPr>
+              <w:pStyle w:val="ListParagraph"/>
+              <w:numPr>
+                <w:ilvl w:val="0"/>
+                <w:numId w:val="14"/>
+              </w:numPr>
+              <w:spacing w:before="240"/>
+              <w:cnfStyle w:val="000000100000" w:firstRow="0" w:lastRow="0" w:firstColumn="0" w:lastColumn="0" w:oddVBand="0" w:evenVBand="0" w:oddHBand="1" w:evenHBand="0" w:firstRowFirstColumn="0" w:firstRowLastColumn="0" w:lastRowFirstColumn="0" w:lastRowLastColumn="0"/>
+              <w:rPr>
+                <w:rFonts w:asciiTheme="majorBidi" w:hAnsiTheme="majorBidi" w:cstheme="majorBidi"/>
+                <w:sz w:val="32"/>
+                <w:szCs w:val="32"/>
+              </w:rPr>
+            </w:pPr>
+            <w:r>
+              <w:rPr>
+                <w:rFonts w:asciiTheme="majorBidi" w:hAnsiTheme="majorBidi" w:cstheme="majorBidi"/>
+                <w:sz w:val="32"/>
+                <w:szCs w:val="32"/>
+              </w:rPr>
+              <w:t>Doesn’t contain any spaces</w:t>
+            </w:r>
+          </w:p>
+          <w:p>
+            <w:pPr>
+              <w:spacing w:before="240"/>
+              <w:cnfStyle w:val="000000100000" w:firstRow="0" w:lastRow="0" w:firstColumn="0" w:lastColumn="0" w:oddVBand="0" w:evenVBand="0" w:oddHBand="1" w:evenHBand="0" w:firstRowFirstColumn="0" w:firstRowLastColumn="0" w:lastRowFirstColumn="0" w:lastRowLastColumn="0"/>
+              <w:rPr>
+                <w:rFonts w:asciiTheme="majorBidi" w:hAnsiTheme="majorBidi" w:cstheme="majorBidi"/>
+                <w:sz w:val="32"/>
+                <w:szCs w:val="32"/>
+              </w:rPr>
+            </w:pPr>
+            <w:r>
+              <w:rPr>
+                <w:rFonts w:asciiTheme="majorBidi" w:hAnsiTheme="majorBidi" w:cstheme="majorBidi"/>
+                <w:sz w:val="32"/>
+                <w:szCs w:val="32"/>
+              </w:rPr>
+              <w:t xml:space="preserve"> </w:t>
+            </w:r>
+            <w:r>
+              <w:rPr>
+                <w:rFonts w:asciiTheme="majorBidi" w:hAnsiTheme="majorBidi" w:cstheme="majorBidi"/>
+                <w:sz w:val="32"/>
+                <w:szCs w:val="32"/>
+              </w:rPr>
+              <w:t>Valid</w:t>
+            </w:r>
+            <w:r>
+              <w:rPr>
+                <w:rFonts w:asciiTheme="majorBidi" w:hAnsiTheme="majorBidi" w:cstheme="majorBidi"/>
+                <w:sz w:val="32"/>
+                <w:szCs w:val="32"/>
+              </w:rPr>
+              <w:t xml:space="preserve"> password:</w:t>
+            </w:r>
+          </w:p>
+          <w:p>
+            <w:pPr>
+              <w:pStyle w:val="ListParagraph"/>
+              <w:numPr>
+                <w:ilvl w:val="0"/>
+                <w:numId w:val="15"/>
+              </w:numPr>
+              <w:spacing w:before="240"/>
+              <w:cnfStyle w:val="000000100000" w:firstRow="0" w:lastRow="0" w:firstColumn="0" w:lastColumn="0" w:oddVBand="0" w:evenVBand="0" w:oddHBand="1" w:evenHBand="0" w:firstRowFirstColumn="0" w:firstRowLastColumn="0" w:lastRowFirstColumn="0" w:lastRowLastColumn="0"/>
+              <w:rPr>
+                <w:rFonts w:asciiTheme="majorBidi" w:hAnsiTheme="majorBidi" w:cstheme="majorBidi"/>
+                <w:sz w:val="32"/>
+                <w:szCs w:val="32"/>
+              </w:rPr>
+            </w:pPr>
+            <w:r>
+              <w:rPr>
+                <w:rFonts w:asciiTheme="majorBidi" w:hAnsiTheme="majorBidi" w:cstheme="majorBidi"/>
+                <w:sz w:val="32"/>
+                <w:szCs w:val="32"/>
+              </w:rPr>
+              <w:t>Have at least 1 upper case letter</w:t>
+            </w:r>
+          </w:p>
+          <w:p>
+            <w:pPr>
+              <w:pStyle w:val="ListParagraph"/>
+              <w:numPr>
+                <w:ilvl w:val="0"/>
+                <w:numId w:val="15"/>
+              </w:numPr>
+              <w:spacing w:before="240"/>
+              <w:cnfStyle w:val="000000100000" w:firstRow="0" w:lastRow="0" w:firstColumn="0" w:lastColumn="0" w:oddVBand="0" w:evenVBand="0" w:oddHBand="1" w:evenHBand="0" w:firstRowFirstColumn="0" w:firstRowLastColumn="0" w:lastRowFirstColumn="0" w:lastRowLastColumn="0"/>
+              <w:rPr>
+                <w:rFonts w:asciiTheme="majorBidi" w:hAnsiTheme="majorBidi" w:cstheme="majorBidi"/>
+                <w:sz w:val="32"/>
+                <w:szCs w:val="32"/>
+              </w:rPr>
+            </w:pPr>
+            <w:r>
+              <w:rPr>
+                <w:rFonts w:asciiTheme="majorBidi" w:hAnsiTheme="majorBidi" w:cstheme="majorBidi"/>
+                <w:sz w:val="32"/>
+                <w:szCs w:val="32"/>
+              </w:rPr>
+              <w:t>There must</w:t>
+            </w:r>
+            <w:r>
+              <w:rPr>
+                <w:rFonts w:asciiTheme="majorBidi" w:hAnsiTheme="majorBidi" w:cstheme="majorBidi"/>
+                <w:sz w:val="32"/>
+                <w:szCs w:val="32"/>
+              </w:rPr>
+              <w:t xml:space="preserve"> be at least 8 characters</w:t>
+            </w:r>
+          </w:p>
+          <w:p>
+            <w:pPr>
+              <w:spacing w:before="240"/>
+              <w:cnfStyle w:val="000000100000" w:firstRow="0" w:lastRow="0" w:firstColumn="0" w:lastColumn="0" w:oddVBand="0" w:evenVBand="0" w:oddHBand="1" w:evenHBand="0" w:firstRowFirstColumn="0" w:firstRowLastColumn="0" w:lastRowFirstColumn="0" w:lastRowLastColumn="0"/>
+              <w:rPr>
+                <w:rFonts w:asciiTheme="majorBidi" w:hAnsiTheme="majorBidi" w:cstheme="majorBidi"/>
+                <w:sz w:val="32"/>
+                <w:szCs w:val="32"/>
+              </w:rPr>
+            </w:pPr>
+            <w:r>
+              <w:rPr>
+                <w:rFonts w:asciiTheme="majorBidi" w:hAnsiTheme="majorBidi" w:cstheme="majorBidi"/>
+                <w:sz w:val="32"/>
+                <w:szCs w:val="32"/>
+              </w:rPr>
+              <w:t xml:space="preserve">After </w:t>
+            </w:r>
+            <w:r>
+              <w:rPr>
+                <w:rFonts w:asciiTheme="majorBidi" w:hAnsiTheme="majorBidi" w:cstheme="majorBidi"/>
+                <w:sz w:val="32"/>
+                <w:szCs w:val="32"/>
+              </w:rPr>
+              <w:t>logging</w:t>
+            </w:r>
+            <w:r>
+              <w:rPr>
+                <w:rFonts w:asciiTheme="majorBidi" w:hAnsiTheme="majorBidi" w:cstheme="majorBidi"/>
+                <w:sz w:val="32"/>
+                <w:szCs w:val="32"/>
+              </w:rPr>
+              <w:t xml:space="preserve"> in the client </w:t>
+            </w:r>
+            <w:r>
+              <w:rPr>
+                <w:rFonts w:asciiTheme="majorBidi" w:hAnsiTheme="majorBidi" w:cstheme="majorBidi"/>
+                <w:sz w:val="32"/>
+                <w:szCs w:val="32"/>
+              </w:rPr>
+              <w:t>should be navigated to the home page.</w:t>
+            </w:r>
+          </w:p>
+        </w:tc>
+      </w:tr>
+      <w:tr>
+        <w:trPr>
+          <w:trHeight w:val="1700"/>
+        </w:trPr>
+        <w:tc>
+          <w:tcPr>
+            <w:cnfStyle w:val="001000000000" w:firstRow="0" w:lastRow="0" w:firstColumn="1" w:lastColumn="0" w:oddVBand="0" w:evenVBand="0" w:oddHBand="0" w:evenHBand="0" w:firstRowFirstColumn="0" w:firstRowLastColumn="0" w:lastRowFirstColumn="0" w:lastRowLastColumn="0"/>
+            <w:tcW w:w="2085" w:type="dxa"/>
+            <w:tcBorders>
+              <w:right w:val="none" w:sz="0" w:space="0" w:color="auto"/>
+            </w:tcBorders>
+          </w:tcPr>
+          <w:p>
+            <w:pPr>
+              <w:spacing w:before="240"/>
+              <w:jc w:val="center"/>
+              <w:rPr>
+                <w:rFonts w:asciiTheme="majorBidi" w:hAnsiTheme="majorBidi" w:cstheme="majorBidi"/>
+                <w:sz w:val="32"/>
+                <w:szCs w:val="32"/>
+              </w:rPr>
+            </w:pPr>
+            <w:r>
+              <w:rPr>
+                <w:rFonts w:asciiTheme="majorBidi" w:hAnsiTheme="majorBidi" w:cstheme="majorBidi"/>
+                <w:sz w:val="32"/>
+                <w:szCs w:val="32"/>
+              </w:rPr>
+              <w:t>Req</w:t>
+            </w:r>
+            <w:r>
+              <w:rPr>
+                <w:rFonts w:asciiTheme="majorBidi" w:hAnsiTheme="majorBidi" w:cstheme="majorBidi"/>
+                <w:sz w:val="32"/>
+                <w:szCs w:val="32"/>
+              </w:rPr>
+              <w:t>_</w:t>
+            </w:r>
+            <w:r>
+              <w:rPr>
+                <w:rFonts w:asciiTheme="majorBidi" w:hAnsiTheme="majorBidi" w:cstheme="majorBidi"/>
+                <w:sz w:val="32"/>
+                <w:szCs w:val="32"/>
+              </w:rPr>
+              <w:t>FR</w:t>
+            </w:r>
+            <w:r>
+              <w:rPr>
+                <w:rFonts w:asciiTheme="majorBidi" w:hAnsiTheme="majorBidi" w:cstheme="majorBidi"/>
+                <w:sz w:val="32"/>
+                <w:szCs w:val="32"/>
+              </w:rPr>
+              <w:t>_</w:t>
+            </w:r>
+            <w:r>
+              <w:rPr>
+                <w:rFonts w:asciiTheme="majorBidi" w:hAnsiTheme="majorBidi" w:cstheme="majorBidi"/>
+                <w:sz w:val="32"/>
+                <w:szCs w:val="32"/>
+              </w:rPr>
+              <w:t>4</w:t>
+            </w:r>
+          </w:p>
+          <w:p>
+            <w:pPr>
+              <w:spacing w:before="240"/>
+              <w:jc w:val="center"/>
+              <w:rPr>
+                <w:rFonts w:asciiTheme="majorBidi" w:hAnsiTheme="majorBidi" w:cstheme="majorBidi"/>
+                <w:b w:val="0"/>
+                <w:bCs w:val="0"/>
+                <w:sz w:val="32"/>
+                <w:szCs w:val="32"/>
+              </w:rPr>
+            </w:pPr>
+          </w:p>
+        </w:tc>
+        <w:tc>
+          <w:tcPr>
+            <w:tcW w:w="7359" w:type="dxa"/>
+          </w:tcPr>
+          <w:p>
+            <w:pPr>
+              <w:spacing w:before="240"/>
+              <w:cnfStyle w:val="000000000000" w:firstRow="0" w:lastRow="0" w:firstColumn="0" w:lastColumn="0" w:oddVBand="0" w:evenVBand="0" w:oddHBand="0" w:evenHBand="0" w:firstRowFirstColumn="0" w:firstRowLastColumn="0" w:lastRowFirstColumn="0" w:lastRowLastColumn="0"/>
+              <w:rPr>
+                <w:rFonts w:asciiTheme="majorBidi" w:hAnsiTheme="majorBidi" w:cstheme="majorBidi"/>
+                <w:sz w:val="32"/>
+                <w:szCs w:val="32"/>
+              </w:rPr>
+            </w:pPr>
+            <w:r>
+              <w:rPr>
+                <w:rFonts w:asciiTheme="majorBidi" w:hAnsiTheme="majorBidi" w:cstheme="majorBidi"/>
+                <w:sz w:val="32"/>
+                <w:szCs w:val="32"/>
+              </w:rPr>
+              <w:t xml:space="preserve">According to </w:t>
+            </w:r>
+            <w:r>
+              <w:rPr>
+                <w:rFonts w:asciiTheme="majorBidi" w:hAnsiTheme="majorBidi" w:cstheme="majorBidi"/>
+                <w:b/>
+                <w:bCs/>
+                <w:sz w:val="32"/>
+                <w:szCs w:val="32"/>
+              </w:rPr>
+              <w:t>Req_FR_</w:t>
+            </w:r>
+            <w:r>
+              <w:rPr>
+                <w:rFonts w:asciiTheme="majorBidi" w:hAnsiTheme="majorBidi" w:cstheme="majorBidi"/>
+                <w:b/>
+                <w:bCs/>
+                <w:sz w:val="32"/>
+                <w:szCs w:val="32"/>
+              </w:rPr>
+              <w:t>3:</w:t>
+            </w:r>
+          </w:p>
+          <w:p>
+            <w:pPr>
+              <w:spacing w:before="240"/>
+              <w:cnfStyle w:val="000000000000" w:firstRow="0" w:lastRow="0" w:firstColumn="0" w:lastColumn="0" w:oddVBand="0" w:evenVBand="0" w:oddHBand="0" w:evenHBand="0" w:firstRowFirstColumn="0" w:firstRowLastColumn="0" w:lastRowFirstColumn="0" w:lastRowLastColumn="0"/>
+              <w:rPr>
+                <w:rFonts w:asciiTheme="majorBidi" w:hAnsiTheme="majorBidi" w:cstheme="majorBidi"/>
+                <w:sz w:val="32"/>
+                <w:szCs w:val="32"/>
+              </w:rPr>
+            </w:pPr>
+            <w:r>
+              <w:rPr>
+                <w:rFonts w:asciiTheme="majorBidi" w:hAnsiTheme="majorBidi" w:cstheme="majorBidi"/>
+                <w:sz w:val="32"/>
+                <w:szCs w:val="32"/>
+              </w:rPr>
+              <w:t>When clients try to log in using invalid email or invalid password</w:t>
+            </w:r>
+            <w:r>
+              <w:rPr>
+                <w:rFonts w:asciiTheme="majorBidi" w:hAnsiTheme="majorBidi" w:cstheme="majorBidi"/>
+                <w:sz w:val="32"/>
+                <w:szCs w:val="32"/>
+              </w:rPr>
+              <w:t xml:space="preserve"> as per the requirement </w:t>
+            </w:r>
+            <w:r>
+              <w:rPr>
+                <w:rFonts w:asciiTheme="majorBidi" w:hAnsiTheme="majorBidi" w:cstheme="majorBidi"/>
+                <w:b/>
+                <w:bCs/>
+                <w:sz w:val="32"/>
+                <w:szCs w:val="32"/>
+              </w:rPr>
+              <w:t>Req_FR_</w:t>
+            </w:r>
+            <w:r>
+              <w:rPr>
+                <w:rFonts w:asciiTheme="majorBidi" w:hAnsiTheme="majorBidi" w:cstheme="majorBidi"/>
+                <w:b/>
+                <w:bCs/>
+                <w:sz w:val="32"/>
+                <w:szCs w:val="32"/>
+              </w:rPr>
+              <w:t>3</w:t>
+            </w:r>
+            <w:r>
+              <w:rPr>
+                <w:rFonts w:asciiTheme="majorBidi" w:hAnsiTheme="majorBidi" w:cstheme="majorBidi"/>
+                <w:sz w:val="32"/>
+                <w:szCs w:val="32"/>
+              </w:rPr>
+              <w:t>, error massage should appear “invalid data”</w:t>
+            </w:r>
+          </w:p>
+        </w:tc>
+      </w:tr>
+    </w:tbl>
     <w:p>
       <w:pPr>
         <w:pStyle w:val="ListParagraph"/>
@@ -697,43 +1854,746 @@
           <w:szCs w:val="32"/>
         </w:rPr>
       </w:pPr>
+    </w:p>
+    <w:p>
+      <w:pPr>
+        <w:pStyle w:val="ListParagraph"/>
+        <w:numPr>
+          <w:ilvl w:val="1"/>
+          <w:numId w:val="3"/>
+        </w:numPr>
+        <w:rPr>
+          <w:rFonts w:asciiTheme="majorBidi" w:hAnsiTheme="majorBidi" w:cstheme="majorBidi"/>
+          <w:color w:val="00B050"/>
+          <w:sz w:val="44"/>
+          <w:szCs w:val="44"/>
+        </w:rPr>
+      </w:pPr>
       <w:r>
         <w:rPr>
           <w:rFonts w:asciiTheme="majorBidi" w:hAnsiTheme="majorBidi" w:cstheme="majorBidi"/>
-          <w:b/>
-          <w:bCs/>
-          <w:sz w:val="32"/>
-          <w:szCs w:val="32"/>
+          <w:color w:val="00B050"/>
+          <w:sz w:val="44"/>
+          <w:szCs w:val="44"/>
         </w:rPr>
-        <w:t>Req_</w:t>
-      </w:r>
-      <w:r>
-        <w:rPr>
-          <w:rFonts w:asciiTheme="majorBidi" w:hAnsiTheme="majorBidi" w:cstheme="majorBidi"/>
-          <w:b/>
-          <w:bCs/>
-          <w:sz w:val="32"/>
-          <w:szCs w:val="32"/>
-        </w:rPr>
-        <w:t xml:space="preserve">FR_4: </w:t>
-      </w:r>
-      <w:r>
-        <w:rPr>
-          <w:rFonts w:asciiTheme="majorBidi" w:hAnsiTheme="majorBidi" w:cstheme="majorBidi"/>
-          <w:sz w:val="32"/>
-          <w:szCs w:val="32"/>
-        </w:rPr>
-        <w:t xml:space="preserve">System shall </w:t>
-      </w:r>
-      <w:r>
-        <w:rPr>
-          <w:rFonts w:asciiTheme="majorBidi" w:hAnsiTheme="majorBidi" w:cstheme="majorBidi"/>
-          <w:sz w:val="32"/>
-          <w:szCs w:val="32"/>
-        </w:rPr>
-        <w:t>allow customers to search for products.</w:t>
+        <w:lastRenderedPageBreak/>
+        <w:t>Client Features:</w:t>
       </w:r>
     </w:p>
+    <w:tbl>
+      <w:tblPr>
+        <w:tblStyle w:val="ListTable3-Accent4"/>
+        <w:tblW w:w="9444" w:type="dxa"/>
+        <w:tblBorders>
+          <w:top w:val="thickThinMediumGap" w:sz="24" w:space="0" w:color="156082" w:themeColor="accent1"/>
+          <w:left w:val="thickThinMediumGap" w:sz="24" w:space="0" w:color="156082" w:themeColor="accent1"/>
+          <w:bottom w:val="thickThinMediumGap" w:sz="24" w:space="0" w:color="156082" w:themeColor="accent1"/>
+          <w:right w:val="thickThinMediumGap" w:sz="24" w:space="0" w:color="156082" w:themeColor="accent1"/>
+          <w:insideH w:val="thickThinMediumGap" w:sz="24" w:space="0" w:color="156082" w:themeColor="accent1"/>
+          <w:insideV w:val="thickThinMediumGap" w:sz="24" w:space="0" w:color="156082" w:themeColor="accent1"/>
+        </w:tblBorders>
+        <w:tblLook w:val="04A0" w:firstRow="1" w:lastRow="0" w:firstColumn="1" w:lastColumn="0" w:noHBand="0" w:noVBand="1"/>
+      </w:tblPr>
+      <w:tblGrid>
+        <w:gridCol w:w="2085"/>
+        <w:gridCol w:w="7359"/>
+      </w:tblGrid>
+      <w:tr>
+        <w:trPr>
+          <w:cnfStyle w:val="100000000000" w:firstRow="1" w:lastRow="0" w:firstColumn="0" w:lastColumn="0" w:oddVBand="0" w:evenVBand="0" w:oddHBand="0" w:evenHBand="0" w:firstRowFirstColumn="0" w:firstRowLastColumn="0" w:lastRowFirstColumn="0" w:lastRowLastColumn="0"/>
+          <w:trHeight w:val="1079"/>
+        </w:trPr>
+        <w:tc>
+          <w:tcPr>
+            <w:cnfStyle w:val="001000000100" w:firstRow="0" w:lastRow="0" w:firstColumn="1" w:lastColumn="0" w:oddVBand="0" w:evenVBand="0" w:oddHBand="0" w:evenHBand="0" w:firstRowFirstColumn="1" w:firstRowLastColumn="0" w:lastRowFirstColumn="0" w:lastRowLastColumn="0"/>
+            <w:tcW w:w="2085" w:type="dxa"/>
+            <w:tcBorders>
+              <w:bottom w:val="none" w:sz="0" w:space="0" w:color="auto"/>
+              <w:right w:val="none" w:sz="0" w:space="0" w:color="auto"/>
+            </w:tcBorders>
+          </w:tcPr>
+          <w:p>
+            <w:pPr>
+              <w:spacing w:before="240"/>
+              <w:jc w:val="center"/>
+            </w:pPr>
+            <w:r>
+              <w:rPr>
+                <w:rFonts w:asciiTheme="majorBidi" w:hAnsiTheme="majorBidi" w:cstheme="majorBidi"/>
+                <w:b w:val="0"/>
+                <w:bCs w:val="0"/>
+                <w:sz w:val="32"/>
+                <w:szCs w:val="32"/>
+              </w:rPr>
+              <w:t>ID</w:t>
+            </w:r>
+          </w:p>
+        </w:tc>
+        <w:tc>
+          <w:tcPr>
+            <w:tcW w:w="7359" w:type="dxa"/>
+          </w:tcPr>
+          <w:p>
+            <w:pPr>
+              <w:spacing w:before="240"/>
+              <w:jc w:val="center"/>
+              <w:cnfStyle w:val="100000000000" w:firstRow="1" w:lastRow="0" w:firstColumn="0" w:lastColumn="0" w:oddVBand="0" w:evenVBand="0" w:oddHBand="0" w:evenHBand="0" w:firstRowFirstColumn="0" w:firstRowLastColumn="0" w:lastRowFirstColumn="0" w:lastRowLastColumn="0"/>
+              <w:rPr>
+                <w:rFonts w:asciiTheme="majorBidi" w:hAnsiTheme="majorBidi" w:cstheme="majorBidi"/>
+                <w:b w:val="0"/>
+                <w:bCs w:val="0"/>
+                <w:sz w:val="32"/>
+                <w:szCs w:val="32"/>
+              </w:rPr>
+            </w:pPr>
+            <w:r>
+              <w:rPr>
+                <w:rFonts w:asciiTheme="majorBidi" w:hAnsiTheme="majorBidi" w:cstheme="majorBidi"/>
+                <w:b w:val="0"/>
+                <w:bCs w:val="0"/>
+                <w:sz w:val="32"/>
+                <w:szCs w:val="32"/>
+              </w:rPr>
+              <w:t>Requirement</w:t>
+            </w:r>
+          </w:p>
+        </w:tc>
+      </w:tr>
+      <w:tr>
+        <w:trPr>
+          <w:cnfStyle w:val="000000100000" w:firstRow="0" w:lastRow="0" w:firstColumn="0" w:lastColumn="0" w:oddVBand="0" w:evenVBand="0" w:oddHBand="1" w:evenHBand="0" w:firstRowFirstColumn="0" w:firstRowLastColumn="0" w:lastRowFirstColumn="0" w:lastRowLastColumn="0"/>
+          <w:trHeight w:val="2346"/>
+        </w:trPr>
+        <w:tc>
+          <w:tcPr>
+            <w:cnfStyle w:val="001000000000" w:firstRow="0" w:lastRow="0" w:firstColumn="1" w:lastColumn="0" w:oddVBand="0" w:evenVBand="0" w:oddHBand="0" w:evenHBand="0" w:firstRowFirstColumn="0" w:firstRowLastColumn="0" w:lastRowFirstColumn="0" w:lastRowLastColumn="0"/>
+            <w:tcW w:w="2085" w:type="dxa"/>
+            <w:tcBorders>
+              <w:top w:val="none" w:sz="0" w:space="0" w:color="auto"/>
+              <w:bottom w:val="none" w:sz="0" w:space="0" w:color="auto"/>
+              <w:right w:val="none" w:sz="0" w:space="0" w:color="auto"/>
+            </w:tcBorders>
+          </w:tcPr>
+          <w:p>
+            <w:pPr>
+              <w:spacing w:before="240"/>
+              <w:jc w:val="center"/>
+              <w:rPr>
+                <w:rFonts w:asciiTheme="majorBidi" w:hAnsiTheme="majorBidi" w:cstheme="majorBidi"/>
+                <w:b w:val="0"/>
+                <w:bCs w:val="0"/>
+                <w:sz w:val="32"/>
+                <w:szCs w:val="32"/>
+              </w:rPr>
+            </w:pPr>
+            <w:r>
+              <w:rPr>
+                <w:rFonts w:asciiTheme="majorBidi" w:hAnsiTheme="majorBidi" w:cstheme="majorBidi"/>
+                <w:sz w:val="32"/>
+                <w:szCs w:val="32"/>
+              </w:rPr>
+              <w:t>Req</w:t>
+            </w:r>
+            <w:r>
+              <w:rPr>
+                <w:rFonts w:asciiTheme="majorBidi" w:hAnsiTheme="majorBidi" w:cstheme="majorBidi"/>
+                <w:sz w:val="32"/>
+                <w:szCs w:val="32"/>
+              </w:rPr>
+              <w:t>_</w:t>
+            </w:r>
+            <w:r>
+              <w:rPr>
+                <w:rFonts w:asciiTheme="majorBidi" w:hAnsiTheme="majorBidi" w:cstheme="majorBidi"/>
+                <w:sz w:val="32"/>
+                <w:szCs w:val="32"/>
+              </w:rPr>
+              <w:t>FR</w:t>
+            </w:r>
+            <w:r>
+              <w:rPr>
+                <w:rFonts w:asciiTheme="majorBidi" w:hAnsiTheme="majorBidi" w:cstheme="majorBidi"/>
+                <w:sz w:val="32"/>
+                <w:szCs w:val="32"/>
+              </w:rPr>
+              <w:t>_5</w:t>
+            </w:r>
+          </w:p>
+        </w:tc>
+        <w:tc>
+          <w:tcPr>
+            <w:tcW w:w="7359" w:type="dxa"/>
+            <w:tcBorders>
+              <w:top w:val="none" w:sz="0" w:space="0" w:color="auto"/>
+              <w:bottom w:val="none" w:sz="0" w:space="0" w:color="auto"/>
+            </w:tcBorders>
+          </w:tcPr>
+          <w:p>
+            <w:pPr>
+              <w:spacing w:before="240"/>
+              <w:cnfStyle w:val="000000100000" w:firstRow="0" w:lastRow="0" w:firstColumn="0" w:lastColumn="0" w:oddVBand="0" w:evenVBand="0" w:oddHBand="1" w:evenHBand="0" w:firstRowFirstColumn="0" w:firstRowLastColumn="0" w:lastRowFirstColumn="0" w:lastRowLastColumn="0"/>
+              <w:rPr>
+                <w:rFonts w:asciiTheme="majorBidi" w:hAnsiTheme="majorBidi" w:cstheme="majorBidi"/>
+                <w:sz w:val="32"/>
+                <w:szCs w:val="32"/>
+              </w:rPr>
+            </w:pPr>
+            <w:r>
+              <w:rPr>
+                <w:rFonts w:asciiTheme="majorBidi" w:hAnsiTheme="majorBidi" w:cstheme="majorBidi"/>
+                <w:sz w:val="32"/>
+                <w:szCs w:val="32"/>
+              </w:rPr>
+              <w:t>Clients can navigate between products:</w:t>
+            </w:r>
+          </w:p>
+          <w:p>
+            <w:pPr>
+              <w:spacing w:before="240"/>
+              <w:cnfStyle w:val="000000100000" w:firstRow="0" w:lastRow="0" w:firstColumn="0" w:lastColumn="0" w:oddVBand="0" w:evenVBand="0" w:oddHBand="1" w:evenHBand="0" w:firstRowFirstColumn="0" w:firstRowLastColumn="0" w:lastRowFirstColumn="0" w:lastRowLastColumn="0"/>
+              <w:rPr>
+                <w:rFonts w:asciiTheme="majorBidi" w:hAnsiTheme="majorBidi" w:cstheme="majorBidi"/>
+                <w:sz w:val="32"/>
+                <w:szCs w:val="32"/>
+              </w:rPr>
+            </w:pPr>
+            <w:r>
+              <w:rPr>
+                <w:rFonts w:asciiTheme="majorBidi" w:hAnsiTheme="majorBidi" w:cstheme="majorBidi"/>
+                <w:sz w:val="32"/>
+                <w:szCs w:val="32"/>
+              </w:rPr>
+              <w:t xml:space="preserve">After </w:t>
+            </w:r>
+            <w:r>
+              <w:rPr>
+                <w:rFonts w:asciiTheme="majorBidi" w:hAnsiTheme="majorBidi" w:cstheme="majorBidi"/>
+                <w:sz w:val="32"/>
+                <w:szCs w:val="32"/>
+              </w:rPr>
+              <w:t>logging</w:t>
+            </w:r>
+            <w:r>
+              <w:rPr>
+                <w:rFonts w:asciiTheme="majorBidi" w:hAnsiTheme="majorBidi" w:cstheme="majorBidi"/>
+                <w:sz w:val="32"/>
+                <w:szCs w:val="32"/>
+              </w:rPr>
+              <w:t xml:space="preserve"> in products appear on the home page with their characteristics (name, price, picture, supplier name)</w:t>
+            </w:r>
+          </w:p>
+          <w:p>
+            <w:pPr>
+              <w:spacing w:before="240"/>
+              <w:cnfStyle w:val="000000100000" w:firstRow="0" w:lastRow="0" w:firstColumn="0" w:lastColumn="0" w:oddVBand="0" w:evenVBand="0" w:oddHBand="1" w:evenHBand="0" w:firstRowFirstColumn="0" w:firstRowLastColumn="0" w:lastRowFirstColumn="0" w:lastRowLastColumn="0"/>
+              <w:rPr>
+                <w:rFonts w:asciiTheme="majorBidi" w:hAnsiTheme="majorBidi" w:cstheme="majorBidi"/>
+                <w:sz w:val="32"/>
+                <w:szCs w:val="32"/>
+              </w:rPr>
+            </w:pPr>
+          </w:p>
+        </w:tc>
+      </w:tr>
+      <w:tr>
+        <w:trPr>
+          <w:trHeight w:val="1700"/>
+        </w:trPr>
+        <w:tc>
+          <w:tcPr>
+            <w:cnfStyle w:val="001000000000" w:firstRow="0" w:lastRow="0" w:firstColumn="1" w:lastColumn="0" w:oddVBand="0" w:evenVBand="0" w:oddHBand="0" w:evenHBand="0" w:firstRowFirstColumn="0" w:firstRowLastColumn="0" w:lastRowFirstColumn="0" w:lastRowLastColumn="0"/>
+            <w:tcW w:w="2085" w:type="dxa"/>
+            <w:tcBorders>
+              <w:right w:val="none" w:sz="0" w:space="0" w:color="auto"/>
+            </w:tcBorders>
+          </w:tcPr>
+          <w:p>
+            <w:pPr>
+              <w:spacing w:before="240"/>
+              <w:jc w:val="center"/>
+              <w:rPr>
+                <w:rFonts w:asciiTheme="majorBidi" w:hAnsiTheme="majorBidi" w:cstheme="majorBidi"/>
+                <w:sz w:val="32"/>
+                <w:szCs w:val="32"/>
+              </w:rPr>
+            </w:pPr>
+            <w:r>
+              <w:rPr>
+                <w:rFonts w:asciiTheme="majorBidi" w:hAnsiTheme="majorBidi" w:cstheme="majorBidi"/>
+                <w:sz w:val="32"/>
+                <w:szCs w:val="32"/>
+              </w:rPr>
+              <w:t>Req</w:t>
+            </w:r>
+            <w:r>
+              <w:rPr>
+                <w:rFonts w:asciiTheme="majorBidi" w:hAnsiTheme="majorBidi" w:cstheme="majorBidi"/>
+                <w:sz w:val="32"/>
+                <w:szCs w:val="32"/>
+              </w:rPr>
+              <w:t>_</w:t>
+            </w:r>
+            <w:r>
+              <w:rPr>
+                <w:rFonts w:asciiTheme="majorBidi" w:hAnsiTheme="majorBidi" w:cstheme="majorBidi"/>
+                <w:sz w:val="32"/>
+                <w:szCs w:val="32"/>
+              </w:rPr>
+              <w:t>FR</w:t>
+            </w:r>
+            <w:r>
+              <w:rPr>
+                <w:rFonts w:asciiTheme="majorBidi" w:hAnsiTheme="majorBidi" w:cstheme="majorBidi"/>
+                <w:sz w:val="32"/>
+                <w:szCs w:val="32"/>
+              </w:rPr>
+              <w:t>_</w:t>
+            </w:r>
+            <w:r>
+              <w:rPr>
+                <w:rFonts w:asciiTheme="majorBidi" w:hAnsiTheme="majorBidi" w:cstheme="majorBidi"/>
+                <w:sz w:val="32"/>
+                <w:szCs w:val="32"/>
+              </w:rPr>
+              <w:t>6</w:t>
+            </w:r>
+          </w:p>
+          <w:p>
+            <w:pPr>
+              <w:spacing w:before="240"/>
+              <w:jc w:val="center"/>
+              <w:rPr>
+                <w:rFonts w:asciiTheme="majorBidi" w:hAnsiTheme="majorBidi" w:cstheme="majorBidi"/>
+                <w:b w:val="0"/>
+                <w:bCs w:val="0"/>
+                <w:sz w:val="32"/>
+                <w:szCs w:val="32"/>
+              </w:rPr>
+            </w:pPr>
+          </w:p>
+        </w:tc>
+        <w:tc>
+          <w:tcPr>
+            <w:tcW w:w="7359" w:type="dxa"/>
+          </w:tcPr>
+          <w:p>
+            <w:pPr>
+              <w:spacing w:before="240"/>
+              <w:cnfStyle w:val="000000000000" w:firstRow="0" w:lastRow="0" w:firstColumn="0" w:lastColumn="0" w:oddVBand="0" w:evenVBand="0" w:oddHBand="0" w:evenHBand="0" w:firstRowFirstColumn="0" w:firstRowLastColumn="0" w:lastRowFirstColumn="0" w:lastRowLastColumn="0"/>
+              <w:rPr>
+                <w:rFonts w:asciiTheme="majorBidi" w:hAnsiTheme="majorBidi" w:cstheme="majorBidi"/>
+                <w:sz w:val="32"/>
+                <w:szCs w:val="32"/>
+              </w:rPr>
+            </w:pPr>
+            <w:r>
+              <w:rPr>
+                <w:rFonts w:asciiTheme="majorBidi" w:hAnsiTheme="majorBidi" w:cstheme="majorBidi"/>
+                <w:sz w:val="32"/>
+                <w:szCs w:val="32"/>
+              </w:rPr>
+              <w:t xml:space="preserve">According to requirement </w:t>
+            </w:r>
+            <w:r>
+              <w:rPr>
+                <w:rFonts w:asciiTheme="majorBidi" w:hAnsiTheme="majorBidi" w:cstheme="majorBidi"/>
+                <w:b/>
+                <w:bCs/>
+                <w:sz w:val="32"/>
+                <w:szCs w:val="32"/>
+              </w:rPr>
+              <w:t>Req</w:t>
+            </w:r>
+            <w:r>
+              <w:rPr>
+                <w:rFonts w:asciiTheme="majorBidi" w:hAnsiTheme="majorBidi" w:cstheme="majorBidi"/>
+                <w:sz w:val="32"/>
+                <w:szCs w:val="32"/>
+              </w:rPr>
+              <w:t>_</w:t>
+            </w:r>
+            <w:r>
+              <w:rPr>
+                <w:rFonts w:asciiTheme="majorBidi" w:hAnsiTheme="majorBidi" w:cstheme="majorBidi"/>
+                <w:b/>
+                <w:bCs/>
+                <w:sz w:val="32"/>
+                <w:szCs w:val="32"/>
+              </w:rPr>
+              <w:t>FR</w:t>
+            </w:r>
+            <w:r>
+              <w:rPr>
+                <w:rFonts w:asciiTheme="majorBidi" w:hAnsiTheme="majorBidi" w:cstheme="majorBidi"/>
+                <w:sz w:val="32"/>
+                <w:szCs w:val="32"/>
+              </w:rPr>
+              <w:t>_5:</w:t>
+            </w:r>
+          </w:p>
+          <w:p>
+            <w:pPr>
+              <w:spacing w:before="240"/>
+              <w:cnfStyle w:val="000000000000" w:firstRow="0" w:lastRow="0" w:firstColumn="0" w:lastColumn="0" w:oddVBand="0" w:evenVBand="0" w:oddHBand="0" w:evenHBand="0" w:firstRowFirstColumn="0" w:firstRowLastColumn="0" w:lastRowFirstColumn="0" w:lastRowLastColumn="0"/>
+              <w:rPr>
+                <w:rFonts w:asciiTheme="majorBidi" w:hAnsiTheme="majorBidi" w:cstheme="majorBidi"/>
+                <w:sz w:val="32"/>
+                <w:szCs w:val="32"/>
+              </w:rPr>
+            </w:pPr>
+            <w:r>
+              <w:rPr>
+                <w:rFonts w:asciiTheme="majorBidi" w:hAnsiTheme="majorBidi" w:cstheme="majorBidi"/>
+                <w:sz w:val="32"/>
+                <w:szCs w:val="32"/>
+              </w:rPr>
+              <w:t xml:space="preserve">Clients should be able to access the product by </w:t>
+            </w:r>
+            <w:r>
+              <w:rPr>
+                <w:rFonts w:asciiTheme="majorBidi" w:hAnsiTheme="majorBidi" w:cstheme="majorBidi"/>
+                <w:sz w:val="32"/>
+                <w:szCs w:val="32"/>
+              </w:rPr>
+              <w:t>selecting</w:t>
+            </w:r>
+            <w:r>
+              <w:rPr>
+                <w:rFonts w:asciiTheme="majorBidi" w:hAnsiTheme="majorBidi" w:cstheme="majorBidi"/>
+                <w:sz w:val="32"/>
+                <w:szCs w:val="32"/>
+              </w:rPr>
+              <w:t xml:space="preserve"> it</w:t>
+            </w:r>
+            <w:r>
+              <w:rPr>
+                <w:rFonts w:asciiTheme="majorBidi" w:hAnsiTheme="majorBidi" w:cstheme="majorBidi"/>
+                <w:sz w:val="32"/>
+                <w:szCs w:val="32"/>
+              </w:rPr>
+              <w:t xml:space="preserve"> from a list of all products</w:t>
+            </w:r>
+          </w:p>
+          <w:p>
+            <w:pPr>
+              <w:spacing w:before="240"/>
+              <w:cnfStyle w:val="000000000000" w:firstRow="0" w:lastRow="0" w:firstColumn="0" w:lastColumn="0" w:oddVBand="0" w:evenVBand="0" w:oddHBand="0" w:evenHBand="0" w:firstRowFirstColumn="0" w:firstRowLastColumn="0" w:lastRowFirstColumn="0" w:lastRowLastColumn="0"/>
+              <w:rPr>
+                <w:rFonts w:asciiTheme="majorBidi" w:hAnsiTheme="majorBidi" w:cstheme="majorBidi"/>
+                <w:sz w:val="32"/>
+                <w:szCs w:val="32"/>
+              </w:rPr>
+            </w:pPr>
+            <w:r>
+              <w:rPr>
+                <w:rFonts w:asciiTheme="majorBidi" w:hAnsiTheme="majorBidi" w:cstheme="majorBidi"/>
+                <w:sz w:val="32"/>
+                <w:szCs w:val="32"/>
+              </w:rPr>
+              <w:t>Should be navigated to the product page containing its name, price, description, supplier name, add to cart and picture</w:t>
+            </w:r>
+          </w:p>
+          <w:p>
+            <w:pPr>
+              <w:spacing w:before="240"/>
+              <w:cnfStyle w:val="000000000000" w:firstRow="0" w:lastRow="0" w:firstColumn="0" w:lastColumn="0" w:oddVBand="0" w:evenVBand="0" w:oddHBand="0" w:evenHBand="0" w:firstRowFirstColumn="0" w:firstRowLastColumn="0" w:lastRowFirstColumn="0" w:lastRowLastColumn="0"/>
+              <w:rPr>
+                <w:rFonts w:asciiTheme="majorBidi" w:hAnsiTheme="majorBidi" w:cstheme="majorBidi"/>
+                <w:sz w:val="32"/>
+                <w:szCs w:val="32"/>
+              </w:rPr>
+            </w:pPr>
+            <w:r>
+              <w:rPr>
+                <w:rFonts w:asciiTheme="majorBidi" w:hAnsiTheme="majorBidi" w:cstheme="majorBidi"/>
+                <w:sz w:val="32"/>
+                <w:szCs w:val="32"/>
+              </w:rPr>
+              <w:t>Add req</w:t>
+            </w:r>
+          </w:p>
+        </w:tc>
+      </w:tr>
+      <w:tr>
+        <w:trPr>
+          <w:cnfStyle w:val="000000100000" w:firstRow="0" w:lastRow="0" w:firstColumn="0" w:lastColumn="0" w:oddVBand="0" w:evenVBand="0" w:oddHBand="1" w:evenHBand="0" w:firstRowFirstColumn="0" w:firstRowLastColumn="0" w:lastRowFirstColumn="0" w:lastRowLastColumn="0"/>
+          <w:trHeight w:val="1950"/>
+        </w:trPr>
+        <w:tc>
+          <w:tcPr>
+            <w:cnfStyle w:val="001000000000" w:firstRow="0" w:lastRow="0" w:firstColumn="1" w:lastColumn="0" w:oddVBand="0" w:evenVBand="0" w:oddHBand="0" w:evenHBand="0" w:firstRowFirstColumn="0" w:firstRowLastColumn="0" w:lastRowFirstColumn="0" w:lastRowLastColumn="0"/>
+            <w:tcW w:w="2085" w:type="dxa"/>
+            <w:tcBorders>
+              <w:top w:val="none" w:sz="0" w:space="0" w:color="auto"/>
+              <w:bottom w:val="none" w:sz="0" w:space="0" w:color="auto"/>
+              <w:right w:val="none" w:sz="0" w:space="0" w:color="auto"/>
+            </w:tcBorders>
+          </w:tcPr>
+          <w:p>
+            <w:pPr>
+              <w:spacing w:before="240"/>
+              <w:jc w:val="center"/>
+              <w:rPr>
+                <w:rFonts w:asciiTheme="majorBidi" w:hAnsiTheme="majorBidi" w:cstheme="majorBidi"/>
+                <w:b w:val="0"/>
+                <w:bCs w:val="0"/>
+                <w:sz w:val="32"/>
+                <w:szCs w:val="32"/>
+              </w:rPr>
+            </w:pPr>
+            <w:r>
+              <w:rPr>
+                <w:rFonts w:asciiTheme="majorBidi" w:hAnsiTheme="majorBidi" w:cstheme="majorBidi"/>
+                <w:sz w:val="32"/>
+                <w:szCs w:val="32"/>
+              </w:rPr>
+              <w:t>Req</w:t>
+            </w:r>
+            <w:r>
+              <w:rPr>
+                <w:rFonts w:asciiTheme="majorBidi" w:hAnsiTheme="majorBidi" w:cstheme="majorBidi"/>
+                <w:sz w:val="32"/>
+                <w:szCs w:val="32"/>
+              </w:rPr>
+              <w:t>_</w:t>
+            </w:r>
+            <w:r>
+              <w:rPr>
+                <w:rFonts w:asciiTheme="majorBidi" w:hAnsiTheme="majorBidi" w:cstheme="majorBidi"/>
+                <w:sz w:val="32"/>
+                <w:szCs w:val="32"/>
+              </w:rPr>
+              <w:t>FR</w:t>
+            </w:r>
+            <w:r>
+              <w:rPr>
+                <w:rFonts w:asciiTheme="majorBidi" w:hAnsiTheme="majorBidi" w:cstheme="majorBidi"/>
+                <w:sz w:val="32"/>
+                <w:szCs w:val="32"/>
+              </w:rPr>
+              <w:t>_</w:t>
+            </w:r>
+            <w:r>
+              <w:rPr>
+                <w:rFonts w:asciiTheme="majorBidi" w:hAnsiTheme="majorBidi" w:cstheme="majorBidi"/>
+                <w:sz w:val="32"/>
+                <w:szCs w:val="32"/>
+              </w:rPr>
+              <w:t>7</w:t>
+            </w:r>
+          </w:p>
+        </w:tc>
+        <w:tc>
+          <w:tcPr>
+            <w:tcW w:w="7359" w:type="dxa"/>
+            <w:tcBorders>
+              <w:top w:val="none" w:sz="0" w:space="0" w:color="auto"/>
+              <w:bottom w:val="none" w:sz="0" w:space="0" w:color="auto"/>
+            </w:tcBorders>
+          </w:tcPr>
+          <w:p>
+            <w:pPr>
+              <w:spacing w:before="240"/>
+              <w:cnfStyle w:val="000000100000" w:firstRow="0" w:lastRow="0" w:firstColumn="0" w:lastColumn="0" w:oddVBand="0" w:evenVBand="0" w:oddHBand="1" w:evenHBand="0" w:firstRowFirstColumn="0" w:firstRowLastColumn="0" w:lastRowFirstColumn="0" w:lastRowLastColumn="0"/>
+              <w:rPr>
+                <w:rFonts w:asciiTheme="majorBidi" w:hAnsiTheme="majorBidi" w:cstheme="majorBidi"/>
+                <w:sz w:val="32"/>
+                <w:szCs w:val="32"/>
+              </w:rPr>
+            </w:pPr>
+            <w:r>
+              <w:rPr>
+                <w:rFonts w:asciiTheme="majorBidi" w:hAnsiTheme="majorBidi" w:cstheme="majorBidi"/>
+                <w:sz w:val="32"/>
+                <w:szCs w:val="32"/>
+              </w:rPr>
+              <w:t xml:space="preserve">According to </w:t>
+            </w:r>
+            <w:r>
+              <w:rPr>
+                <w:rFonts w:asciiTheme="majorBidi" w:hAnsiTheme="majorBidi" w:cstheme="majorBidi"/>
+                <w:b/>
+                <w:bCs/>
+                <w:sz w:val="32"/>
+                <w:szCs w:val="32"/>
+              </w:rPr>
+              <w:t>Req</w:t>
+            </w:r>
+            <w:r>
+              <w:rPr>
+                <w:rFonts w:asciiTheme="majorBidi" w:hAnsiTheme="majorBidi" w:cstheme="majorBidi"/>
+                <w:sz w:val="32"/>
+                <w:szCs w:val="32"/>
+              </w:rPr>
+              <w:t>_</w:t>
+            </w:r>
+            <w:r>
+              <w:rPr>
+                <w:rFonts w:asciiTheme="majorBidi" w:hAnsiTheme="majorBidi" w:cstheme="majorBidi"/>
+                <w:b/>
+                <w:bCs/>
+                <w:sz w:val="32"/>
+                <w:szCs w:val="32"/>
+              </w:rPr>
+              <w:t>FR</w:t>
+            </w:r>
+            <w:r>
+              <w:rPr>
+                <w:rFonts w:asciiTheme="majorBidi" w:hAnsiTheme="majorBidi" w:cstheme="majorBidi"/>
+                <w:sz w:val="32"/>
+                <w:szCs w:val="32"/>
+              </w:rPr>
+              <w:t>_</w:t>
+            </w:r>
+            <w:r>
+              <w:rPr>
+                <w:rFonts w:asciiTheme="majorBidi" w:hAnsiTheme="majorBidi" w:cstheme="majorBidi"/>
+                <w:sz w:val="32"/>
+                <w:szCs w:val="32"/>
+              </w:rPr>
+              <w:t>6</w:t>
+            </w:r>
+            <w:r>
+              <w:rPr>
+                <w:rFonts w:asciiTheme="majorBidi" w:hAnsiTheme="majorBidi" w:cstheme="majorBidi"/>
+                <w:sz w:val="32"/>
+                <w:szCs w:val="32"/>
+              </w:rPr>
+              <w:t>:</w:t>
+            </w:r>
+          </w:p>
+          <w:p>
+            <w:pPr>
+              <w:spacing w:before="240"/>
+              <w:cnfStyle w:val="000000100000" w:firstRow="0" w:lastRow="0" w:firstColumn="0" w:lastColumn="0" w:oddVBand="0" w:evenVBand="0" w:oddHBand="1" w:evenHBand="0" w:firstRowFirstColumn="0" w:firstRowLastColumn="0" w:lastRowFirstColumn="0" w:lastRowLastColumn="0"/>
+              <w:rPr>
+                <w:rFonts w:asciiTheme="majorBidi" w:hAnsiTheme="majorBidi" w:cstheme="majorBidi"/>
+                <w:sz w:val="32"/>
+                <w:szCs w:val="32"/>
+              </w:rPr>
+            </w:pPr>
+            <w:r>
+              <w:rPr>
+                <w:rFonts w:asciiTheme="majorBidi" w:hAnsiTheme="majorBidi" w:cstheme="majorBidi"/>
+                <w:sz w:val="32"/>
+                <w:szCs w:val="32"/>
+              </w:rPr>
+              <w:t>Clients should be able to add products to cart through the product page</w:t>
+            </w:r>
+          </w:p>
+        </w:tc>
+      </w:tr>
+      <w:tr>
+        <w:trPr>
+          <w:trHeight w:val="1950"/>
+        </w:trPr>
+        <w:tc>
+          <w:tcPr>
+            <w:cnfStyle w:val="001000000000" w:firstRow="0" w:lastRow="0" w:firstColumn="1" w:lastColumn="0" w:oddVBand="0" w:evenVBand="0" w:oddHBand="0" w:evenHBand="0" w:firstRowFirstColumn="0" w:firstRowLastColumn="0" w:lastRowFirstColumn="0" w:lastRowLastColumn="0"/>
+            <w:tcW w:w="2085" w:type="dxa"/>
+          </w:tcPr>
+          <w:p>
+            <w:pPr>
+              <w:spacing w:before="240"/>
+              <w:jc w:val="center"/>
+              <w:rPr>
+                <w:rFonts w:asciiTheme="majorBidi" w:hAnsiTheme="majorBidi" w:cstheme="majorBidi"/>
+                <w:sz w:val="32"/>
+                <w:szCs w:val="32"/>
+              </w:rPr>
+            </w:pPr>
+            <w:r>
+              <w:rPr>
+                <w:rFonts w:asciiTheme="majorBidi" w:hAnsiTheme="majorBidi" w:cstheme="majorBidi"/>
+                <w:sz w:val="32"/>
+                <w:szCs w:val="32"/>
+              </w:rPr>
+              <w:t>Req</w:t>
+            </w:r>
+            <w:r>
+              <w:rPr>
+                <w:rFonts w:asciiTheme="majorBidi" w:hAnsiTheme="majorBidi" w:cstheme="majorBidi"/>
+                <w:sz w:val="32"/>
+                <w:szCs w:val="32"/>
+              </w:rPr>
+              <w:t>_</w:t>
+            </w:r>
+            <w:r>
+              <w:rPr>
+                <w:rFonts w:asciiTheme="majorBidi" w:hAnsiTheme="majorBidi" w:cstheme="majorBidi"/>
+                <w:sz w:val="32"/>
+                <w:szCs w:val="32"/>
+              </w:rPr>
+              <w:t>FR</w:t>
+            </w:r>
+            <w:r>
+              <w:rPr>
+                <w:rFonts w:asciiTheme="majorBidi" w:hAnsiTheme="majorBidi" w:cstheme="majorBidi"/>
+                <w:sz w:val="32"/>
+                <w:szCs w:val="32"/>
+              </w:rPr>
+              <w:t>_8</w:t>
+            </w:r>
+          </w:p>
+          <w:p>
+            <w:pPr>
+              <w:spacing w:before="240"/>
+              <w:jc w:val="center"/>
+              <w:rPr>
+                <w:rFonts w:asciiTheme="majorBidi" w:hAnsiTheme="majorBidi" w:cstheme="majorBidi"/>
+                <w:b w:val="0"/>
+                <w:bCs w:val="0"/>
+                <w:sz w:val="32"/>
+                <w:szCs w:val="32"/>
+              </w:rPr>
+            </w:pPr>
+          </w:p>
+        </w:tc>
+        <w:tc>
+          <w:tcPr>
+            <w:tcW w:w="7359" w:type="dxa"/>
+          </w:tcPr>
+          <w:p>
+            <w:pPr>
+              <w:spacing w:before="240"/>
+              <w:cnfStyle w:val="000000000000" w:firstRow="0" w:lastRow="0" w:firstColumn="0" w:lastColumn="0" w:oddVBand="0" w:evenVBand="0" w:oddHBand="0" w:evenHBand="0" w:firstRowFirstColumn="0" w:firstRowLastColumn="0" w:lastRowFirstColumn="0" w:lastRowLastColumn="0"/>
+              <w:rPr>
+                <w:rFonts w:asciiTheme="majorBidi" w:hAnsiTheme="majorBidi" w:cstheme="majorBidi"/>
+                <w:sz w:val="32"/>
+                <w:szCs w:val="32"/>
+              </w:rPr>
+            </w:pPr>
+            <w:r>
+              <w:rPr>
+                <w:rFonts w:asciiTheme="majorBidi" w:hAnsiTheme="majorBidi" w:cstheme="majorBidi"/>
+                <w:sz w:val="32"/>
+                <w:szCs w:val="32"/>
+              </w:rPr>
+              <w:t xml:space="preserve">Client should have access to the history of his previous buys via history button </w:t>
+            </w:r>
+          </w:p>
+          <w:p>
+            <w:pPr>
+              <w:spacing w:before="240"/>
+              <w:cnfStyle w:val="000000000000" w:firstRow="0" w:lastRow="0" w:firstColumn="0" w:lastColumn="0" w:oddVBand="0" w:evenVBand="0" w:oddHBand="0" w:evenHBand="0" w:firstRowFirstColumn="0" w:firstRowLastColumn="0" w:lastRowFirstColumn="0" w:lastRowLastColumn="0"/>
+              <w:rPr>
+                <w:rFonts w:asciiTheme="majorBidi" w:hAnsiTheme="majorBidi" w:cstheme="majorBidi"/>
+                <w:sz w:val="32"/>
+                <w:szCs w:val="32"/>
+              </w:rPr>
+            </w:pPr>
+            <w:r>
+              <w:rPr>
+                <w:rFonts w:asciiTheme="majorBidi" w:hAnsiTheme="majorBidi" w:cstheme="majorBidi"/>
+                <w:sz w:val="32"/>
+                <w:szCs w:val="32"/>
+              </w:rPr>
+              <w:t>After pressing the history button should navigate to a list of the previous buys.</w:t>
+            </w:r>
+          </w:p>
+        </w:tc>
+      </w:tr>
+    </w:tbl>
     <w:p>
       <w:pPr>
         <w:pStyle w:val="ListParagraph"/>
@@ -744,35 +2604,377 @@
           <w:szCs w:val="32"/>
         </w:rPr>
       </w:pPr>
+    </w:p>
+    <w:p>
+      <w:pPr>
+        <w:pStyle w:val="ListParagraph"/>
+        <w:numPr>
+          <w:ilvl w:val="1"/>
+          <w:numId w:val="3"/>
+        </w:numPr>
+        <w:rPr>
+          <w:rFonts w:asciiTheme="majorBidi" w:hAnsiTheme="majorBidi" w:cstheme="majorBidi"/>
+          <w:color w:val="00B050"/>
+          <w:sz w:val="44"/>
+          <w:szCs w:val="44"/>
+        </w:rPr>
+      </w:pPr>
       <w:r>
         <w:rPr>
           <w:rFonts w:asciiTheme="majorBidi" w:hAnsiTheme="majorBidi" w:cstheme="majorBidi"/>
-          <w:b/>
-          <w:bCs/>
-          <w:sz w:val="32"/>
-          <w:szCs w:val="32"/>
+          <w:color w:val="00B050"/>
+          <w:sz w:val="44"/>
+          <w:szCs w:val="44"/>
         </w:rPr>
-        <w:t>Req_</w:t>
-      </w:r>
-      <w:r>
-        <w:rPr>
-          <w:rFonts w:asciiTheme="majorBidi" w:hAnsiTheme="majorBidi" w:cstheme="majorBidi"/>
-          <w:b/>
-          <w:bCs/>
-          <w:sz w:val="32"/>
-          <w:szCs w:val="32"/>
-        </w:rPr>
-        <w:t xml:space="preserve">FR_5: </w:t>
-      </w:r>
-      <w:r>
-        <w:rPr>
-          <w:rFonts w:asciiTheme="majorBidi" w:hAnsiTheme="majorBidi" w:cstheme="majorBidi"/>
-          <w:sz w:val="32"/>
-          <w:szCs w:val="32"/>
-        </w:rPr>
-        <w:t>System shall allow customers to add products to the cart.</w:t>
+        <w:lastRenderedPageBreak/>
+        <w:t>Supplier Features:</w:t>
       </w:r>
     </w:p>
+    <w:tbl>
+      <w:tblPr>
+        <w:tblStyle w:val="ListTable3-Accent4"/>
+        <w:tblW w:w="9444" w:type="dxa"/>
+        <w:tblBorders>
+          <w:top w:val="thickThinMediumGap" w:sz="24" w:space="0" w:color="156082" w:themeColor="accent1"/>
+          <w:left w:val="thickThinMediumGap" w:sz="24" w:space="0" w:color="156082" w:themeColor="accent1"/>
+          <w:bottom w:val="thickThinMediumGap" w:sz="24" w:space="0" w:color="156082" w:themeColor="accent1"/>
+          <w:right w:val="thickThinMediumGap" w:sz="24" w:space="0" w:color="156082" w:themeColor="accent1"/>
+          <w:insideH w:val="thickThinMediumGap" w:sz="24" w:space="0" w:color="156082" w:themeColor="accent1"/>
+          <w:insideV w:val="thickThinMediumGap" w:sz="24" w:space="0" w:color="156082" w:themeColor="accent1"/>
+        </w:tblBorders>
+        <w:tblLook w:val="04A0" w:firstRow="1" w:lastRow="0" w:firstColumn="1" w:lastColumn="0" w:noHBand="0" w:noVBand="1"/>
+      </w:tblPr>
+      <w:tblGrid>
+        <w:gridCol w:w="2085"/>
+        <w:gridCol w:w="7359"/>
+      </w:tblGrid>
+      <w:tr>
+        <w:trPr>
+          <w:cnfStyle w:val="100000000000" w:firstRow="1" w:lastRow="0" w:firstColumn="0" w:lastColumn="0" w:oddVBand="0" w:evenVBand="0" w:oddHBand="0" w:evenHBand="0" w:firstRowFirstColumn="0" w:firstRowLastColumn="0" w:lastRowFirstColumn="0" w:lastRowLastColumn="0"/>
+          <w:trHeight w:val="1079"/>
+        </w:trPr>
+        <w:tc>
+          <w:tcPr>
+            <w:cnfStyle w:val="001000000100" w:firstRow="0" w:lastRow="0" w:firstColumn="1" w:lastColumn="0" w:oddVBand="0" w:evenVBand="0" w:oddHBand="0" w:evenHBand="0" w:firstRowFirstColumn="1" w:firstRowLastColumn="0" w:lastRowFirstColumn="0" w:lastRowLastColumn="0"/>
+            <w:tcW w:w="2085" w:type="dxa"/>
+            <w:tcBorders>
+              <w:bottom w:val="none" w:sz="0" w:space="0" w:color="auto"/>
+              <w:right w:val="none" w:sz="0" w:space="0" w:color="auto"/>
+            </w:tcBorders>
+          </w:tcPr>
+          <w:p>
+            <w:pPr>
+              <w:spacing w:before="240"/>
+              <w:jc w:val="center"/>
+            </w:pPr>
+            <w:r>
+              <w:rPr>
+                <w:rFonts w:asciiTheme="majorBidi" w:hAnsiTheme="majorBidi" w:cstheme="majorBidi"/>
+                <w:b w:val="0"/>
+                <w:bCs w:val="0"/>
+                <w:sz w:val="32"/>
+                <w:szCs w:val="32"/>
+              </w:rPr>
+              <w:t>ID</w:t>
+            </w:r>
+          </w:p>
+        </w:tc>
+        <w:tc>
+          <w:tcPr>
+            <w:tcW w:w="7359" w:type="dxa"/>
+          </w:tcPr>
+          <w:p>
+            <w:pPr>
+              <w:spacing w:before="240"/>
+              <w:jc w:val="center"/>
+              <w:cnfStyle w:val="100000000000" w:firstRow="1" w:lastRow="0" w:firstColumn="0" w:lastColumn="0" w:oddVBand="0" w:evenVBand="0" w:oddHBand="0" w:evenHBand="0" w:firstRowFirstColumn="0" w:firstRowLastColumn="0" w:lastRowFirstColumn="0" w:lastRowLastColumn="0"/>
+              <w:rPr>
+                <w:rFonts w:asciiTheme="majorBidi" w:hAnsiTheme="majorBidi" w:cstheme="majorBidi"/>
+                <w:b w:val="0"/>
+                <w:bCs w:val="0"/>
+                <w:sz w:val="32"/>
+                <w:szCs w:val="32"/>
+              </w:rPr>
+            </w:pPr>
+            <w:r>
+              <w:rPr>
+                <w:rFonts w:asciiTheme="majorBidi" w:hAnsiTheme="majorBidi" w:cstheme="majorBidi"/>
+                <w:b w:val="0"/>
+                <w:bCs w:val="0"/>
+                <w:sz w:val="32"/>
+                <w:szCs w:val="32"/>
+              </w:rPr>
+              <w:t>Requirement</w:t>
+            </w:r>
+          </w:p>
+        </w:tc>
+      </w:tr>
+      <w:tr>
+        <w:trPr>
+          <w:cnfStyle w:val="000000100000" w:firstRow="0" w:lastRow="0" w:firstColumn="0" w:lastColumn="0" w:oddVBand="0" w:evenVBand="0" w:oddHBand="1" w:evenHBand="0" w:firstRowFirstColumn="0" w:firstRowLastColumn="0" w:lastRowFirstColumn="0" w:lastRowLastColumn="0"/>
+          <w:trHeight w:val="2346"/>
+        </w:trPr>
+        <w:tc>
+          <w:tcPr>
+            <w:cnfStyle w:val="001000000000" w:firstRow="0" w:lastRow="0" w:firstColumn="1" w:lastColumn="0" w:oddVBand="0" w:evenVBand="0" w:oddHBand="0" w:evenHBand="0" w:firstRowFirstColumn="0" w:firstRowLastColumn="0" w:lastRowFirstColumn="0" w:lastRowLastColumn="0"/>
+            <w:tcW w:w="2085" w:type="dxa"/>
+            <w:tcBorders>
+              <w:top w:val="none" w:sz="0" w:space="0" w:color="auto"/>
+              <w:bottom w:val="none" w:sz="0" w:space="0" w:color="auto"/>
+              <w:right w:val="none" w:sz="0" w:space="0" w:color="auto"/>
+            </w:tcBorders>
+          </w:tcPr>
+          <w:p>
+            <w:pPr>
+              <w:spacing w:before="240"/>
+              <w:jc w:val="center"/>
+              <w:rPr>
+                <w:rFonts w:asciiTheme="majorBidi" w:hAnsiTheme="majorBidi" w:cstheme="majorBidi"/>
+                <w:b w:val="0"/>
+                <w:bCs w:val="0"/>
+                <w:sz w:val="32"/>
+                <w:szCs w:val="32"/>
+              </w:rPr>
+            </w:pPr>
+            <w:r>
+              <w:rPr>
+                <w:rFonts w:asciiTheme="majorBidi" w:hAnsiTheme="majorBidi" w:cstheme="majorBidi"/>
+                <w:sz w:val="32"/>
+                <w:szCs w:val="32"/>
+              </w:rPr>
+              <w:t>Req</w:t>
+            </w:r>
+            <w:r>
+              <w:rPr>
+                <w:rFonts w:asciiTheme="majorBidi" w:hAnsiTheme="majorBidi" w:cstheme="majorBidi"/>
+                <w:sz w:val="32"/>
+                <w:szCs w:val="32"/>
+              </w:rPr>
+              <w:t>_</w:t>
+            </w:r>
+            <w:r>
+              <w:rPr>
+                <w:rFonts w:asciiTheme="majorBidi" w:hAnsiTheme="majorBidi" w:cstheme="majorBidi"/>
+                <w:sz w:val="32"/>
+                <w:szCs w:val="32"/>
+              </w:rPr>
+              <w:t>FR</w:t>
+            </w:r>
+            <w:r>
+              <w:rPr>
+                <w:rFonts w:asciiTheme="majorBidi" w:hAnsiTheme="majorBidi" w:cstheme="majorBidi"/>
+                <w:sz w:val="32"/>
+                <w:szCs w:val="32"/>
+              </w:rPr>
+              <w:t>_</w:t>
+            </w:r>
+            <w:r>
+              <w:rPr>
+                <w:rFonts w:asciiTheme="majorBidi" w:hAnsiTheme="majorBidi" w:cstheme="majorBidi"/>
+                <w:sz w:val="32"/>
+                <w:szCs w:val="32"/>
+              </w:rPr>
+              <w:t>9</w:t>
+            </w:r>
+          </w:p>
+        </w:tc>
+        <w:tc>
+          <w:tcPr>
+            <w:tcW w:w="7359" w:type="dxa"/>
+            <w:tcBorders>
+              <w:top w:val="none" w:sz="0" w:space="0" w:color="auto"/>
+              <w:bottom w:val="none" w:sz="0" w:space="0" w:color="auto"/>
+            </w:tcBorders>
+          </w:tcPr>
+          <w:p>
+            <w:pPr>
+              <w:spacing w:before="240"/>
+              <w:cnfStyle w:val="000000100000" w:firstRow="0" w:lastRow="0" w:firstColumn="0" w:lastColumn="0" w:oddVBand="0" w:evenVBand="0" w:oddHBand="1" w:evenHBand="0" w:firstRowFirstColumn="0" w:firstRowLastColumn="0" w:lastRowFirstColumn="0" w:lastRowLastColumn="0"/>
+              <w:rPr>
+                <w:rFonts w:asciiTheme="majorBidi" w:hAnsiTheme="majorBidi" w:cstheme="majorBidi"/>
+                <w:sz w:val="32"/>
+                <w:szCs w:val="32"/>
+              </w:rPr>
+            </w:pPr>
+            <w:r>
+              <w:rPr>
+                <w:rFonts w:asciiTheme="majorBidi" w:hAnsiTheme="majorBidi" w:cstheme="majorBidi"/>
+                <w:sz w:val="32"/>
+                <w:szCs w:val="32"/>
+              </w:rPr>
+              <w:t xml:space="preserve">Suppliers can add products via add product button with their </w:t>
+            </w:r>
+            <w:r>
+              <w:rPr>
+                <w:rFonts w:asciiTheme="majorBidi" w:hAnsiTheme="majorBidi" w:cstheme="majorBidi"/>
+                <w:sz w:val="32"/>
+                <w:szCs w:val="32"/>
+              </w:rPr>
+              <w:t>title, description, image and price</w:t>
+            </w:r>
+            <w:r>
+              <w:rPr>
+                <w:rFonts w:asciiTheme="majorBidi" w:hAnsiTheme="majorBidi" w:cstheme="majorBidi"/>
+                <w:sz w:val="32"/>
+                <w:szCs w:val="32"/>
+              </w:rPr>
+              <w:t>.</w:t>
+            </w:r>
+          </w:p>
+          <w:p>
+            <w:pPr>
+              <w:spacing w:before="240"/>
+              <w:cnfStyle w:val="000000100000" w:firstRow="0" w:lastRow="0" w:firstColumn="0" w:lastColumn="0" w:oddVBand="0" w:evenVBand="0" w:oddHBand="1" w:evenHBand="0" w:firstRowFirstColumn="0" w:firstRowLastColumn="0" w:lastRowFirstColumn="0" w:lastRowLastColumn="0"/>
+              <w:rPr>
+                <w:rFonts w:asciiTheme="majorBidi" w:hAnsiTheme="majorBidi" w:cstheme="majorBidi"/>
+                <w:sz w:val="32"/>
+                <w:szCs w:val="32"/>
+              </w:rPr>
+            </w:pPr>
+            <w:r>
+              <w:rPr>
+                <w:rFonts w:asciiTheme="majorBidi" w:hAnsiTheme="majorBidi" w:cstheme="majorBidi"/>
+                <w:sz w:val="32"/>
+                <w:szCs w:val="32"/>
+              </w:rPr>
+              <w:t>After adding the product should navigate to the supplier dashboard showing a list of his products</w:t>
+            </w:r>
+          </w:p>
+        </w:tc>
+      </w:tr>
+      <w:tr>
+        <w:trPr>
+          <w:trHeight w:val="1700"/>
+        </w:trPr>
+        <w:tc>
+          <w:tcPr>
+            <w:cnfStyle w:val="001000000000" w:firstRow="0" w:lastRow="0" w:firstColumn="1" w:lastColumn="0" w:oddVBand="0" w:evenVBand="0" w:oddHBand="0" w:evenHBand="0" w:firstRowFirstColumn="0" w:firstRowLastColumn="0" w:lastRowFirstColumn="0" w:lastRowLastColumn="0"/>
+            <w:tcW w:w="2085" w:type="dxa"/>
+            <w:tcBorders>
+              <w:right w:val="none" w:sz="0" w:space="0" w:color="auto"/>
+            </w:tcBorders>
+          </w:tcPr>
+          <w:p>
+            <w:pPr>
+              <w:spacing w:before="240"/>
+              <w:jc w:val="center"/>
+              <w:rPr>
+                <w:rFonts w:asciiTheme="majorBidi" w:hAnsiTheme="majorBidi" w:cstheme="majorBidi"/>
+                <w:sz w:val="32"/>
+                <w:szCs w:val="32"/>
+              </w:rPr>
+            </w:pPr>
+            <w:r>
+              <w:rPr>
+                <w:rFonts w:asciiTheme="majorBidi" w:hAnsiTheme="majorBidi" w:cstheme="majorBidi"/>
+                <w:sz w:val="32"/>
+                <w:szCs w:val="32"/>
+              </w:rPr>
+              <w:t>Req</w:t>
+            </w:r>
+            <w:r>
+              <w:rPr>
+                <w:rFonts w:asciiTheme="majorBidi" w:hAnsiTheme="majorBidi" w:cstheme="majorBidi"/>
+                <w:sz w:val="32"/>
+                <w:szCs w:val="32"/>
+              </w:rPr>
+              <w:t>_</w:t>
+            </w:r>
+            <w:r>
+              <w:rPr>
+                <w:rFonts w:asciiTheme="majorBidi" w:hAnsiTheme="majorBidi" w:cstheme="majorBidi"/>
+                <w:sz w:val="32"/>
+                <w:szCs w:val="32"/>
+              </w:rPr>
+              <w:t>FR</w:t>
+            </w:r>
+            <w:r>
+              <w:rPr>
+                <w:rFonts w:asciiTheme="majorBidi" w:hAnsiTheme="majorBidi" w:cstheme="majorBidi"/>
+                <w:sz w:val="32"/>
+                <w:szCs w:val="32"/>
+              </w:rPr>
+              <w:t>_</w:t>
+            </w:r>
+            <w:r>
+              <w:rPr>
+                <w:rFonts w:asciiTheme="majorBidi" w:hAnsiTheme="majorBidi" w:cstheme="majorBidi"/>
+                <w:sz w:val="32"/>
+                <w:szCs w:val="32"/>
+              </w:rPr>
+              <w:t>10</w:t>
+            </w:r>
+          </w:p>
+          <w:p>
+            <w:pPr>
+              <w:spacing w:before="240"/>
+              <w:jc w:val="center"/>
+              <w:rPr>
+                <w:rFonts w:asciiTheme="majorBidi" w:hAnsiTheme="majorBidi" w:cstheme="majorBidi"/>
+                <w:b w:val="0"/>
+                <w:bCs w:val="0"/>
+                <w:sz w:val="32"/>
+                <w:szCs w:val="32"/>
+              </w:rPr>
+            </w:pPr>
+          </w:p>
+        </w:tc>
+        <w:tc>
+          <w:tcPr>
+            <w:tcW w:w="7359" w:type="dxa"/>
+          </w:tcPr>
+          <w:p>
+            <w:pPr>
+              <w:spacing w:before="240"/>
+              <w:cnfStyle w:val="000000000000" w:firstRow="0" w:lastRow="0" w:firstColumn="0" w:lastColumn="0" w:oddVBand="0" w:evenVBand="0" w:oddHBand="0" w:evenHBand="0" w:firstRowFirstColumn="0" w:firstRowLastColumn="0" w:lastRowFirstColumn="0" w:lastRowLastColumn="0"/>
+              <w:rPr>
+                <w:rFonts w:asciiTheme="majorBidi" w:hAnsiTheme="majorBidi" w:cstheme="majorBidi"/>
+                <w:sz w:val="32"/>
+                <w:szCs w:val="32"/>
+              </w:rPr>
+            </w:pPr>
+            <w:r>
+              <w:rPr>
+                <w:rFonts w:asciiTheme="majorBidi" w:hAnsiTheme="majorBidi" w:cstheme="majorBidi"/>
+                <w:sz w:val="32"/>
+                <w:szCs w:val="32"/>
+              </w:rPr>
+              <w:t>Suppliers can delete their own products via delete button</w:t>
+            </w:r>
+          </w:p>
+          <w:p>
+            <w:pPr>
+              <w:spacing w:before="240"/>
+              <w:cnfStyle w:val="000000000000" w:firstRow="0" w:lastRow="0" w:firstColumn="0" w:lastColumn="0" w:oddVBand="0" w:evenVBand="0" w:oddHBand="0" w:evenHBand="0" w:firstRowFirstColumn="0" w:firstRowLastColumn="0" w:lastRowFirstColumn="0" w:lastRowLastColumn="0"/>
+              <w:rPr>
+                <w:rFonts w:asciiTheme="majorBidi" w:hAnsiTheme="majorBidi" w:cstheme="majorBidi"/>
+                <w:sz w:val="32"/>
+                <w:szCs w:val="32"/>
+              </w:rPr>
+            </w:pPr>
+            <w:r>
+              <w:rPr>
+                <w:rFonts w:asciiTheme="majorBidi" w:hAnsiTheme="majorBidi" w:cstheme="majorBidi"/>
+                <w:sz w:val="32"/>
+                <w:szCs w:val="32"/>
+              </w:rPr>
+              <w:t>After deleting the product should navigate to the supplier dashboard showing a list of his products</w:t>
+            </w:r>
+          </w:p>
+          <w:p>
+            <w:pPr>
+              <w:spacing w:before="240"/>
+              <w:cnfStyle w:val="000000000000" w:firstRow="0" w:lastRow="0" w:firstColumn="0" w:lastColumn="0" w:oddVBand="0" w:evenVBand="0" w:oddHBand="0" w:evenHBand="0" w:firstRowFirstColumn="0" w:firstRowLastColumn="0" w:lastRowFirstColumn="0" w:lastRowLastColumn="0"/>
+              <w:rPr>
+                <w:rFonts w:asciiTheme="majorBidi" w:hAnsiTheme="majorBidi" w:cstheme="majorBidi"/>
+                <w:sz w:val="32"/>
+                <w:szCs w:val="32"/>
+              </w:rPr>
+            </w:pPr>
+          </w:p>
+        </w:tc>
+      </w:tr>
+    </w:tbl>
     <w:p>
       <w:pPr>
         <w:pStyle w:val="ListParagraph"/>
@@ -783,250 +2985,456 @@
           <w:szCs w:val="32"/>
         </w:rPr>
       </w:pPr>
+    </w:p>
+    <w:p>
+      <w:pPr>
+        <w:pStyle w:val="ListParagraph"/>
+        <w:numPr>
+          <w:ilvl w:val="1"/>
+          <w:numId w:val="3"/>
+        </w:numPr>
+        <w:rPr>
+          <w:rFonts w:asciiTheme="majorBidi" w:hAnsiTheme="majorBidi" w:cstheme="majorBidi"/>
+          <w:color w:val="00B050"/>
+          <w:sz w:val="44"/>
+          <w:szCs w:val="44"/>
+        </w:rPr>
+      </w:pPr>
       <w:r>
         <w:rPr>
           <w:rFonts w:asciiTheme="majorBidi" w:hAnsiTheme="majorBidi" w:cstheme="majorBidi"/>
-          <w:b/>
-          <w:bCs/>
-          <w:sz w:val="32"/>
-          <w:szCs w:val="32"/>
+          <w:color w:val="00B050"/>
+          <w:sz w:val="44"/>
+          <w:szCs w:val="44"/>
         </w:rPr>
-        <w:t>Req_</w:t>
-      </w:r>
-      <w:r>
-        <w:rPr>
-          <w:rFonts w:asciiTheme="majorBidi" w:hAnsiTheme="majorBidi" w:cstheme="majorBidi"/>
-          <w:b/>
-          <w:bCs/>
-          <w:sz w:val="32"/>
-          <w:szCs w:val="32"/>
-        </w:rPr>
-        <w:t>FR_6:</w:t>
-      </w:r>
-      <w:r>
-        <w:rPr>
-          <w:rFonts w:asciiTheme="majorBidi" w:hAnsiTheme="majorBidi" w:cstheme="majorBidi"/>
-          <w:sz w:val="32"/>
-          <w:szCs w:val="32"/>
-        </w:rPr>
-        <w:t xml:space="preserve"> System shall allow customers to place orders.</w:t>
+        <w:t>Admin Features:</w:t>
       </w:r>
     </w:p>
+    <w:tbl>
+      <w:tblPr>
+        <w:tblStyle w:val="ListTable3-Accent4"/>
+        <w:tblW w:w="9444" w:type="dxa"/>
+        <w:tblBorders>
+          <w:top w:val="thickThinMediumGap" w:sz="24" w:space="0" w:color="156082" w:themeColor="accent1"/>
+          <w:left w:val="thickThinMediumGap" w:sz="24" w:space="0" w:color="156082" w:themeColor="accent1"/>
+          <w:bottom w:val="thickThinMediumGap" w:sz="24" w:space="0" w:color="156082" w:themeColor="accent1"/>
+          <w:right w:val="thickThinMediumGap" w:sz="24" w:space="0" w:color="156082" w:themeColor="accent1"/>
+          <w:insideH w:val="thickThinMediumGap" w:sz="24" w:space="0" w:color="156082" w:themeColor="accent1"/>
+          <w:insideV w:val="thickThinMediumGap" w:sz="24" w:space="0" w:color="156082" w:themeColor="accent1"/>
+        </w:tblBorders>
+        <w:tblLook w:val="04A0" w:firstRow="1" w:lastRow="0" w:firstColumn="1" w:lastColumn="0" w:noHBand="0" w:noVBand="1"/>
+      </w:tblPr>
+      <w:tblGrid>
+        <w:gridCol w:w="2085"/>
+        <w:gridCol w:w="7359"/>
+      </w:tblGrid>
+      <w:tr>
+        <w:trPr>
+          <w:cnfStyle w:val="100000000000" w:firstRow="1" w:lastRow="0" w:firstColumn="0" w:lastColumn="0" w:oddVBand="0" w:evenVBand="0" w:oddHBand="0" w:evenHBand="0" w:firstRowFirstColumn="0" w:firstRowLastColumn="0" w:lastRowFirstColumn="0" w:lastRowLastColumn="0"/>
+          <w:trHeight w:val="1079"/>
+        </w:trPr>
+        <w:tc>
+          <w:tcPr>
+            <w:cnfStyle w:val="001000000100" w:firstRow="0" w:lastRow="0" w:firstColumn="1" w:lastColumn="0" w:oddVBand="0" w:evenVBand="0" w:oddHBand="0" w:evenHBand="0" w:firstRowFirstColumn="1" w:firstRowLastColumn="0" w:lastRowFirstColumn="0" w:lastRowLastColumn="0"/>
+            <w:tcW w:w="2085" w:type="dxa"/>
+            <w:tcBorders>
+              <w:bottom w:val="none" w:sz="0" w:space="0" w:color="auto"/>
+              <w:right w:val="none" w:sz="0" w:space="0" w:color="auto"/>
+            </w:tcBorders>
+          </w:tcPr>
+          <w:p>
+            <w:pPr>
+              <w:spacing w:before="240"/>
+              <w:jc w:val="center"/>
+            </w:pPr>
+            <w:r>
+              <w:rPr>
+                <w:rFonts w:asciiTheme="majorBidi" w:hAnsiTheme="majorBidi" w:cstheme="majorBidi"/>
+                <w:b w:val="0"/>
+                <w:bCs w:val="0"/>
+                <w:sz w:val="32"/>
+                <w:szCs w:val="32"/>
+              </w:rPr>
+              <w:t>ID</w:t>
+            </w:r>
+          </w:p>
+        </w:tc>
+        <w:tc>
+          <w:tcPr>
+            <w:tcW w:w="7359" w:type="dxa"/>
+          </w:tcPr>
+          <w:p>
+            <w:pPr>
+              <w:spacing w:before="240"/>
+              <w:jc w:val="center"/>
+              <w:cnfStyle w:val="100000000000" w:firstRow="1" w:lastRow="0" w:firstColumn="0" w:lastColumn="0" w:oddVBand="0" w:evenVBand="0" w:oddHBand="0" w:evenHBand="0" w:firstRowFirstColumn="0" w:firstRowLastColumn="0" w:lastRowFirstColumn="0" w:lastRowLastColumn="0"/>
+              <w:rPr>
+                <w:rFonts w:asciiTheme="majorBidi" w:hAnsiTheme="majorBidi" w:cstheme="majorBidi"/>
+                <w:b w:val="0"/>
+                <w:bCs w:val="0"/>
+                <w:sz w:val="32"/>
+                <w:szCs w:val="32"/>
+              </w:rPr>
+            </w:pPr>
+            <w:r>
+              <w:rPr>
+                <w:rFonts w:asciiTheme="majorBidi" w:hAnsiTheme="majorBidi" w:cstheme="majorBidi"/>
+                <w:b w:val="0"/>
+                <w:bCs w:val="0"/>
+                <w:sz w:val="32"/>
+                <w:szCs w:val="32"/>
+              </w:rPr>
+              <w:t>Requirement</w:t>
+            </w:r>
+          </w:p>
+        </w:tc>
+      </w:tr>
+      <w:tr>
+        <w:trPr>
+          <w:cnfStyle w:val="000000100000" w:firstRow="0" w:lastRow="0" w:firstColumn="0" w:lastColumn="0" w:oddVBand="0" w:evenVBand="0" w:oddHBand="1" w:evenHBand="0" w:firstRowFirstColumn="0" w:firstRowLastColumn="0" w:lastRowFirstColumn="0" w:lastRowLastColumn="0"/>
+          <w:trHeight w:val="2346"/>
+        </w:trPr>
+        <w:tc>
+          <w:tcPr>
+            <w:cnfStyle w:val="001000000000" w:firstRow="0" w:lastRow="0" w:firstColumn="1" w:lastColumn="0" w:oddVBand="0" w:evenVBand="0" w:oddHBand="0" w:evenHBand="0" w:firstRowFirstColumn="0" w:firstRowLastColumn="0" w:lastRowFirstColumn="0" w:lastRowLastColumn="0"/>
+            <w:tcW w:w="2085" w:type="dxa"/>
+            <w:tcBorders>
+              <w:top w:val="none" w:sz="0" w:space="0" w:color="auto"/>
+              <w:bottom w:val="none" w:sz="0" w:space="0" w:color="auto"/>
+              <w:right w:val="none" w:sz="0" w:space="0" w:color="auto"/>
+            </w:tcBorders>
+          </w:tcPr>
+          <w:p>
+            <w:pPr>
+              <w:spacing w:before="240"/>
+              <w:jc w:val="center"/>
+              <w:rPr>
+                <w:rFonts w:asciiTheme="majorBidi" w:hAnsiTheme="majorBidi" w:cstheme="majorBidi"/>
+                <w:b w:val="0"/>
+                <w:bCs w:val="0"/>
+                <w:sz w:val="32"/>
+                <w:szCs w:val="32"/>
+              </w:rPr>
+            </w:pPr>
+            <w:r>
+              <w:rPr>
+                <w:rFonts w:asciiTheme="majorBidi" w:hAnsiTheme="majorBidi" w:cstheme="majorBidi"/>
+                <w:sz w:val="32"/>
+                <w:szCs w:val="32"/>
+              </w:rPr>
+              <w:t>Req</w:t>
+            </w:r>
+            <w:r>
+              <w:rPr>
+                <w:rFonts w:asciiTheme="majorBidi" w:hAnsiTheme="majorBidi" w:cstheme="majorBidi"/>
+                <w:sz w:val="32"/>
+                <w:szCs w:val="32"/>
+              </w:rPr>
+              <w:t>_</w:t>
+            </w:r>
+            <w:r>
+              <w:rPr>
+                <w:rFonts w:asciiTheme="majorBidi" w:hAnsiTheme="majorBidi" w:cstheme="majorBidi"/>
+                <w:sz w:val="32"/>
+                <w:szCs w:val="32"/>
+              </w:rPr>
+              <w:t>FR</w:t>
+            </w:r>
+            <w:r>
+              <w:rPr>
+                <w:rFonts w:asciiTheme="majorBidi" w:hAnsiTheme="majorBidi" w:cstheme="majorBidi"/>
+                <w:sz w:val="32"/>
+                <w:szCs w:val="32"/>
+              </w:rPr>
+              <w:t>_11</w:t>
+            </w:r>
+          </w:p>
+        </w:tc>
+        <w:tc>
+          <w:tcPr>
+            <w:tcW w:w="7359" w:type="dxa"/>
+            <w:tcBorders>
+              <w:top w:val="none" w:sz="0" w:space="0" w:color="auto"/>
+              <w:bottom w:val="none" w:sz="0" w:space="0" w:color="auto"/>
+            </w:tcBorders>
+          </w:tcPr>
+          <w:p>
+            <w:pPr>
+              <w:spacing w:before="240"/>
+              <w:cnfStyle w:val="000000100000" w:firstRow="0" w:lastRow="0" w:firstColumn="0" w:lastColumn="0" w:oddVBand="0" w:evenVBand="0" w:oddHBand="1" w:evenHBand="0" w:firstRowFirstColumn="0" w:firstRowLastColumn="0" w:lastRowFirstColumn="0" w:lastRowLastColumn="0"/>
+              <w:rPr>
+                <w:rFonts w:asciiTheme="majorBidi" w:hAnsiTheme="majorBidi" w:cstheme="majorBidi"/>
+                <w:sz w:val="32"/>
+                <w:szCs w:val="32"/>
+              </w:rPr>
+            </w:pPr>
+            <w:r>
+              <w:rPr>
+                <w:rFonts w:asciiTheme="majorBidi" w:hAnsiTheme="majorBidi" w:cstheme="majorBidi"/>
+                <w:sz w:val="32"/>
+                <w:szCs w:val="32"/>
+              </w:rPr>
+              <w:t xml:space="preserve">Admin should log in using </w:t>
+            </w:r>
+            <w:r>
+              <w:rPr>
+                <w:rFonts w:asciiTheme="majorBidi" w:hAnsiTheme="majorBidi" w:cstheme="majorBidi"/>
+                <w:sz w:val="32"/>
+                <w:szCs w:val="32"/>
+              </w:rPr>
+              <w:t>admin email</w:t>
+            </w:r>
+          </w:p>
+          <w:p>
+            <w:pPr>
+              <w:spacing w:before="240"/>
+              <w:cnfStyle w:val="000000100000" w:firstRow="0" w:lastRow="0" w:firstColumn="0" w:lastColumn="0" w:oddVBand="0" w:evenVBand="0" w:oddHBand="1" w:evenHBand="0" w:firstRowFirstColumn="0" w:firstRowLastColumn="0" w:lastRowFirstColumn="0" w:lastRowLastColumn="0"/>
+              <w:rPr>
+                <w:rFonts w:asciiTheme="majorBidi" w:hAnsiTheme="majorBidi" w:cstheme="majorBidi"/>
+                <w:sz w:val="32"/>
+                <w:szCs w:val="32"/>
+              </w:rPr>
+            </w:pPr>
+            <w:r>
+              <w:rPr>
+                <w:rFonts w:asciiTheme="majorBidi" w:hAnsiTheme="majorBidi" w:cstheme="majorBidi"/>
+                <w:sz w:val="32"/>
+                <w:szCs w:val="32"/>
+              </w:rPr>
+              <w:t>After logging in should navigate to the admin dashboard containing a list of clients and suppliers accounts</w:t>
+            </w:r>
+          </w:p>
+        </w:tc>
+      </w:tr>
+      <w:tr>
+        <w:trPr>
+          <w:trHeight w:val="1700"/>
+        </w:trPr>
+        <w:tc>
+          <w:tcPr>
+            <w:cnfStyle w:val="001000000000" w:firstRow="0" w:lastRow="0" w:firstColumn="1" w:lastColumn="0" w:oddVBand="0" w:evenVBand="0" w:oddHBand="0" w:evenHBand="0" w:firstRowFirstColumn="0" w:firstRowLastColumn="0" w:lastRowFirstColumn="0" w:lastRowLastColumn="0"/>
+            <w:tcW w:w="2085" w:type="dxa"/>
+            <w:tcBorders>
+              <w:bottom w:val="thickThinMediumGap" w:sz="24" w:space="0" w:color="156082" w:themeColor="accent1"/>
+              <w:right w:val="none" w:sz="0" w:space="0" w:color="auto"/>
+            </w:tcBorders>
+          </w:tcPr>
+          <w:p>
+            <w:pPr>
+              <w:spacing w:before="240"/>
+              <w:jc w:val="center"/>
+              <w:rPr>
+                <w:rFonts w:asciiTheme="majorBidi" w:hAnsiTheme="majorBidi" w:cstheme="majorBidi"/>
+                <w:sz w:val="32"/>
+                <w:szCs w:val="32"/>
+              </w:rPr>
+            </w:pPr>
+            <w:r>
+              <w:rPr>
+                <w:rFonts w:asciiTheme="majorBidi" w:hAnsiTheme="majorBidi" w:cstheme="majorBidi"/>
+                <w:sz w:val="32"/>
+                <w:szCs w:val="32"/>
+              </w:rPr>
+              <w:lastRenderedPageBreak/>
+              <w:t>Req</w:t>
+            </w:r>
+            <w:r>
+              <w:rPr>
+                <w:rFonts w:asciiTheme="majorBidi" w:hAnsiTheme="majorBidi" w:cstheme="majorBidi"/>
+                <w:sz w:val="32"/>
+                <w:szCs w:val="32"/>
+              </w:rPr>
+              <w:t>_</w:t>
+            </w:r>
+            <w:r>
+              <w:rPr>
+                <w:rFonts w:asciiTheme="majorBidi" w:hAnsiTheme="majorBidi" w:cstheme="majorBidi"/>
+                <w:sz w:val="32"/>
+                <w:szCs w:val="32"/>
+              </w:rPr>
+              <w:t>FR</w:t>
+            </w:r>
+            <w:r>
+              <w:rPr>
+                <w:rFonts w:asciiTheme="majorBidi" w:hAnsiTheme="majorBidi" w:cstheme="majorBidi"/>
+                <w:sz w:val="32"/>
+                <w:szCs w:val="32"/>
+              </w:rPr>
+              <w:t>_1</w:t>
+            </w:r>
+            <w:r>
+              <w:rPr>
+                <w:rFonts w:asciiTheme="majorBidi" w:hAnsiTheme="majorBidi" w:cstheme="majorBidi"/>
+                <w:sz w:val="32"/>
+                <w:szCs w:val="32"/>
+              </w:rPr>
+              <w:t>2</w:t>
+            </w:r>
+          </w:p>
+          <w:p>
+            <w:pPr>
+              <w:spacing w:before="240"/>
+              <w:jc w:val="center"/>
+              <w:rPr>
+                <w:rFonts w:asciiTheme="majorBidi" w:hAnsiTheme="majorBidi" w:cstheme="majorBidi"/>
+                <w:b w:val="0"/>
+                <w:bCs w:val="0"/>
+                <w:sz w:val="32"/>
+                <w:szCs w:val="32"/>
+              </w:rPr>
+            </w:pPr>
+          </w:p>
+        </w:tc>
+        <w:tc>
+          <w:tcPr>
+            <w:tcW w:w="7359" w:type="dxa"/>
+            <w:tcBorders>
+              <w:bottom w:val="thickThinMediumGap" w:sz="24" w:space="0" w:color="156082" w:themeColor="accent1"/>
+            </w:tcBorders>
+          </w:tcPr>
+          <w:p>
+            <w:pPr>
+              <w:spacing w:before="240"/>
+              <w:cnfStyle w:val="000000000000" w:firstRow="0" w:lastRow="0" w:firstColumn="0" w:lastColumn="0" w:oddVBand="0" w:evenVBand="0" w:oddHBand="0" w:evenHBand="0" w:firstRowFirstColumn="0" w:firstRowLastColumn="0" w:lastRowFirstColumn="0" w:lastRowLastColumn="0"/>
+              <w:rPr>
+                <w:rFonts w:asciiTheme="majorBidi" w:hAnsiTheme="majorBidi" w:cstheme="majorBidi"/>
+                <w:sz w:val="32"/>
+                <w:szCs w:val="32"/>
+              </w:rPr>
+            </w:pPr>
+            <w:r>
+              <w:rPr>
+                <w:rFonts w:asciiTheme="majorBidi" w:hAnsiTheme="majorBidi" w:cstheme="majorBidi"/>
+                <w:sz w:val="32"/>
+                <w:szCs w:val="32"/>
+              </w:rPr>
+              <w:t>Admin can delete client’s or supplier’s account using delete button</w:t>
+            </w:r>
+          </w:p>
+        </w:tc>
+      </w:tr>
+      <w:tr>
+        <w:trPr>
+          <w:cnfStyle w:val="000000100000" w:firstRow="0" w:lastRow="0" w:firstColumn="0" w:lastColumn="0" w:oddVBand="0" w:evenVBand="0" w:oddHBand="1" w:evenHBand="0" w:firstRowFirstColumn="0" w:firstRowLastColumn="0" w:lastRowFirstColumn="0" w:lastRowLastColumn="0"/>
+          <w:trHeight w:val="1700"/>
+        </w:trPr>
+        <w:tc>
+          <w:tcPr>
+            <w:cnfStyle w:val="001000000000" w:firstRow="0" w:lastRow="0" w:firstColumn="1" w:lastColumn="0" w:oddVBand="0" w:evenVBand="0" w:oddHBand="0" w:evenHBand="0" w:firstRowFirstColumn="0" w:firstRowLastColumn="0" w:lastRowFirstColumn="0" w:lastRowLastColumn="0"/>
+            <w:tcW w:w="2085" w:type="dxa"/>
+            <w:tcBorders>
+              <w:top w:val="thickThinMediumGap" w:sz="24" w:space="0" w:color="156082" w:themeColor="accent1"/>
+              <w:bottom w:val="thickThinMediumGap" w:sz="24" w:space="0" w:color="156082" w:themeColor="accent1"/>
+            </w:tcBorders>
+          </w:tcPr>
+          <w:p>
+            <w:pPr>
+              <w:spacing w:before="240"/>
+              <w:jc w:val="center"/>
+              <w:rPr>
+                <w:rFonts w:asciiTheme="majorBidi" w:hAnsiTheme="majorBidi" w:cstheme="majorBidi"/>
+                <w:sz w:val="32"/>
+                <w:szCs w:val="32"/>
+              </w:rPr>
+            </w:pPr>
+            <w:r>
+              <w:rPr>
+                <w:rFonts w:asciiTheme="majorBidi" w:hAnsiTheme="majorBidi" w:cstheme="majorBidi"/>
+                <w:sz w:val="32"/>
+                <w:szCs w:val="32"/>
+              </w:rPr>
+              <w:t>Req</w:t>
+            </w:r>
+            <w:r>
+              <w:rPr>
+                <w:rFonts w:asciiTheme="majorBidi" w:hAnsiTheme="majorBidi" w:cstheme="majorBidi"/>
+                <w:sz w:val="32"/>
+                <w:szCs w:val="32"/>
+              </w:rPr>
+              <w:t>_</w:t>
+            </w:r>
+            <w:r>
+              <w:rPr>
+                <w:rFonts w:asciiTheme="majorBidi" w:hAnsiTheme="majorBidi" w:cstheme="majorBidi"/>
+                <w:sz w:val="32"/>
+                <w:szCs w:val="32"/>
+              </w:rPr>
+              <w:t>FR</w:t>
+            </w:r>
+            <w:r>
+              <w:rPr>
+                <w:rFonts w:asciiTheme="majorBidi" w:hAnsiTheme="majorBidi" w:cstheme="majorBidi"/>
+                <w:sz w:val="32"/>
+                <w:szCs w:val="32"/>
+              </w:rPr>
+              <w:t>_13</w:t>
+            </w:r>
+          </w:p>
+          <w:p>
+            <w:pPr>
+              <w:spacing w:before="240"/>
+              <w:jc w:val="center"/>
+              <w:rPr>
+                <w:rFonts w:asciiTheme="majorBidi" w:hAnsiTheme="majorBidi" w:cstheme="majorBidi"/>
+                <w:b w:val="0"/>
+                <w:bCs w:val="0"/>
+                <w:sz w:val="32"/>
+                <w:szCs w:val="32"/>
+              </w:rPr>
+            </w:pPr>
+          </w:p>
+        </w:tc>
+        <w:tc>
+          <w:tcPr>
+            <w:tcW w:w="7359" w:type="dxa"/>
+            <w:tcBorders>
+              <w:top w:val="thickThinMediumGap" w:sz="24" w:space="0" w:color="156082" w:themeColor="accent1"/>
+              <w:bottom w:val="thickThinMediumGap" w:sz="24" w:space="0" w:color="156082" w:themeColor="accent1"/>
+            </w:tcBorders>
+          </w:tcPr>
+          <w:p>
+            <w:pPr>
+              <w:spacing w:before="240"/>
+              <w:cnfStyle w:val="000000100000" w:firstRow="0" w:lastRow="0" w:firstColumn="0" w:lastColumn="0" w:oddVBand="0" w:evenVBand="0" w:oddHBand="1" w:evenHBand="0" w:firstRowFirstColumn="0" w:firstRowLastColumn="0" w:lastRowFirstColumn="0" w:lastRowLastColumn="0"/>
+              <w:rPr>
+                <w:rFonts w:asciiTheme="majorBidi" w:hAnsiTheme="majorBidi" w:cstheme="majorBidi"/>
+                <w:sz w:val="32"/>
+                <w:szCs w:val="32"/>
+              </w:rPr>
+            </w:pPr>
+            <w:r>
+              <w:rPr>
+                <w:rFonts w:asciiTheme="majorBidi" w:hAnsiTheme="majorBidi" w:cstheme="majorBidi"/>
+                <w:sz w:val="32"/>
+                <w:szCs w:val="32"/>
+              </w:rPr>
+              <w:t>Admin can add supplier account using add supplier button by adding his data “product name, price, picture, description and supplier name”</w:t>
+            </w:r>
+          </w:p>
+          <w:p>
+            <w:pPr>
+              <w:spacing w:before="240"/>
+              <w:cnfStyle w:val="000000100000" w:firstRow="0" w:lastRow="0" w:firstColumn="0" w:lastColumn="0" w:oddVBand="0" w:evenVBand="0" w:oddHBand="1" w:evenHBand="0" w:firstRowFirstColumn="0" w:firstRowLastColumn="0" w:lastRowFirstColumn="0" w:lastRowLastColumn="0"/>
+              <w:rPr>
+                <w:rFonts w:asciiTheme="majorBidi" w:hAnsiTheme="majorBidi" w:cstheme="majorBidi"/>
+                <w:sz w:val="32"/>
+                <w:szCs w:val="32"/>
+              </w:rPr>
+            </w:pPr>
+            <w:r>
+              <w:rPr>
+                <w:rFonts w:asciiTheme="majorBidi" w:hAnsiTheme="majorBidi" w:cstheme="majorBidi"/>
+                <w:sz w:val="32"/>
+                <w:szCs w:val="32"/>
+              </w:rPr>
+              <w:t>After adding the supplier account should navigate to the list of clients’ and suppliers’ accounts</w:t>
+            </w:r>
+          </w:p>
+        </w:tc>
+      </w:tr>
+    </w:tbl>
     <w:p>
       <w:pPr>
-        <w:pStyle w:val="ListParagraph"/>
-        <w:ind w:left="1440"/>
-        <w:rPr>
-          <w:rFonts w:asciiTheme="majorBidi" w:hAnsiTheme="majorBidi" w:cstheme="majorBidi"/>
-          <w:sz w:val="32"/>
-          <w:szCs w:val="32"/>
-        </w:rPr>
-      </w:pPr>
-      <w:r>
-        <w:rPr>
-          <w:rFonts w:asciiTheme="majorBidi" w:hAnsiTheme="majorBidi" w:cstheme="majorBidi"/>
-          <w:b/>
-          <w:bCs/>
-          <w:sz w:val="32"/>
-          <w:szCs w:val="32"/>
-        </w:rPr>
-        <w:t>Req_</w:t>
-      </w:r>
-      <w:r>
-        <w:rPr>
-          <w:rFonts w:asciiTheme="majorBidi" w:hAnsiTheme="majorBidi" w:cstheme="majorBidi"/>
-          <w:b/>
-          <w:bCs/>
-          <w:sz w:val="32"/>
-          <w:szCs w:val="32"/>
-        </w:rPr>
-        <w:t xml:space="preserve">FR_7: </w:t>
-      </w:r>
-      <w:r>
-        <w:rPr>
-          <w:rFonts w:asciiTheme="majorBidi" w:hAnsiTheme="majorBidi" w:cstheme="majorBidi"/>
-          <w:sz w:val="32"/>
-          <w:szCs w:val="32"/>
-        </w:rPr>
-        <w:t xml:space="preserve">System shall allow </w:t>
-      </w:r>
-      <w:r>
-        <w:rPr>
-          <w:rFonts w:asciiTheme="majorBidi" w:hAnsiTheme="majorBidi" w:cstheme="majorBidi"/>
-          <w:sz w:val="32"/>
-          <w:szCs w:val="32"/>
-        </w:rPr>
-        <w:t>the admin to add products</w:t>
-      </w:r>
-      <w:r>
-        <w:rPr>
-          <w:rFonts w:asciiTheme="majorBidi" w:hAnsiTheme="majorBidi" w:cstheme="majorBidi"/>
-          <w:sz w:val="32"/>
-          <w:szCs w:val="32"/>
-        </w:rPr>
-        <w:t>.</w:t>
-      </w:r>
-    </w:p>
-    <w:p>
-      <w:pPr>
-        <w:pStyle w:val="ListParagraph"/>
-        <w:ind w:left="1440"/>
-        <w:rPr>
-          <w:rFonts w:asciiTheme="majorBidi" w:hAnsiTheme="majorBidi" w:cstheme="majorBidi"/>
-          <w:sz w:val="32"/>
-          <w:szCs w:val="32"/>
-        </w:rPr>
-      </w:pPr>
-      <w:r>
-        <w:rPr>
-          <w:rFonts w:asciiTheme="majorBidi" w:hAnsiTheme="majorBidi" w:cstheme="majorBidi"/>
-          <w:b/>
-          <w:bCs/>
-          <w:sz w:val="32"/>
-          <w:szCs w:val="32"/>
-        </w:rPr>
-        <w:t>Req_</w:t>
-      </w:r>
-      <w:r>
-        <w:rPr>
-          <w:rFonts w:asciiTheme="majorBidi" w:hAnsiTheme="majorBidi" w:cstheme="majorBidi"/>
-          <w:b/>
-          <w:bCs/>
-          <w:sz w:val="32"/>
-          <w:szCs w:val="32"/>
-        </w:rPr>
-        <w:t xml:space="preserve">FR_8: </w:t>
-      </w:r>
-      <w:r>
-        <w:rPr>
-          <w:rFonts w:asciiTheme="majorBidi" w:hAnsiTheme="majorBidi" w:cstheme="majorBidi"/>
-          <w:sz w:val="32"/>
-          <w:szCs w:val="32"/>
-        </w:rPr>
-        <w:t>System shall allow the admin to create supplier account.</w:t>
-      </w:r>
-    </w:p>
-    <w:p>
-      <w:pPr>
-        <w:pStyle w:val="ListParagraph"/>
-        <w:ind w:left="1440"/>
-        <w:rPr>
-          <w:rFonts w:asciiTheme="majorBidi" w:hAnsiTheme="majorBidi" w:cstheme="majorBidi"/>
-          <w:sz w:val="32"/>
-          <w:szCs w:val="32"/>
-        </w:rPr>
-      </w:pPr>
-      <w:r>
-        <w:rPr>
-          <w:rFonts w:asciiTheme="majorBidi" w:hAnsiTheme="majorBidi" w:cstheme="majorBidi"/>
-          <w:b/>
-          <w:bCs/>
-          <w:sz w:val="32"/>
-          <w:szCs w:val="32"/>
-        </w:rPr>
-        <w:t>Req_</w:t>
-      </w:r>
-      <w:r>
-        <w:rPr>
-          <w:rFonts w:asciiTheme="majorBidi" w:hAnsiTheme="majorBidi" w:cstheme="majorBidi"/>
-          <w:b/>
-          <w:bCs/>
-          <w:sz w:val="32"/>
-          <w:szCs w:val="32"/>
-        </w:rPr>
-        <w:t xml:space="preserve">FR_9: </w:t>
-      </w:r>
-      <w:r>
-        <w:rPr>
-          <w:rFonts w:asciiTheme="majorBidi" w:hAnsiTheme="majorBidi" w:cstheme="majorBidi"/>
-          <w:sz w:val="32"/>
-          <w:szCs w:val="32"/>
-        </w:rPr>
-        <w:t>System shall allow the admin to delete supplier account.</w:t>
-      </w:r>
-    </w:p>
-    <w:p>
-      <w:pPr>
-        <w:pStyle w:val="ListParagraph"/>
-        <w:ind w:left="1440"/>
-        <w:rPr>
-          <w:rFonts w:asciiTheme="majorBidi" w:hAnsiTheme="majorBidi" w:cstheme="majorBidi"/>
-          <w:sz w:val="32"/>
-          <w:szCs w:val="32"/>
-        </w:rPr>
-      </w:pPr>
-      <w:r>
-        <w:rPr>
-          <w:rFonts w:asciiTheme="majorBidi" w:hAnsiTheme="majorBidi" w:cstheme="majorBidi"/>
-          <w:b/>
-          <w:bCs/>
-          <w:sz w:val="32"/>
-          <w:szCs w:val="32"/>
-        </w:rPr>
-        <w:t>Req_</w:t>
-      </w:r>
-      <w:r>
-        <w:rPr>
-          <w:rFonts w:asciiTheme="majorBidi" w:hAnsiTheme="majorBidi" w:cstheme="majorBidi"/>
-          <w:b/>
-          <w:bCs/>
-          <w:sz w:val="32"/>
-          <w:szCs w:val="32"/>
-        </w:rPr>
-        <w:t>FR_10:</w:t>
-      </w:r>
-      <w:r>
-        <w:rPr>
-          <w:rFonts w:asciiTheme="majorBidi" w:hAnsiTheme="majorBidi" w:cstheme="majorBidi"/>
-          <w:sz w:val="32"/>
-          <w:szCs w:val="32"/>
-        </w:rPr>
-        <w:t xml:space="preserve"> System shall allow the admin to delete client accounts.</w:t>
-      </w:r>
-    </w:p>
-    <w:p>
-      <w:pPr>
-        <w:pStyle w:val="ListParagraph"/>
-        <w:ind w:left="1440"/>
-        <w:rPr>
-          <w:rFonts w:asciiTheme="majorBidi" w:hAnsiTheme="majorBidi" w:cstheme="majorBidi"/>
-          <w:sz w:val="32"/>
-          <w:szCs w:val="32"/>
-        </w:rPr>
-      </w:pPr>
-      <w:r>
-        <w:rPr>
-          <w:rFonts w:asciiTheme="majorBidi" w:hAnsiTheme="majorBidi" w:cstheme="majorBidi"/>
-          <w:b/>
-          <w:bCs/>
-          <w:sz w:val="32"/>
-          <w:szCs w:val="32"/>
-        </w:rPr>
-        <w:t>Req_</w:t>
-      </w:r>
-      <w:r>
-        <w:rPr>
-          <w:rFonts w:asciiTheme="majorBidi" w:hAnsiTheme="majorBidi" w:cstheme="majorBidi"/>
-          <w:b/>
-          <w:bCs/>
-          <w:sz w:val="32"/>
-          <w:szCs w:val="32"/>
-        </w:rPr>
-        <w:t>FR_11:</w:t>
-      </w:r>
-      <w:r>
-        <w:rPr>
-          <w:rFonts w:asciiTheme="majorBidi" w:hAnsiTheme="majorBidi" w:cstheme="majorBidi"/>
-          <w:sz w:val="32"/>
-          <w:szCs w:val="32"/>
-        </w:rPr>
-        <w:t xml:space="preserve"> System shall allow the admin to have a list of products and active accounts on his dashboard.</w:t>
-      </w:r>
-    </w:p>
-    <w:p>
-      <w:pPr>
-        <w:pStyle w:val="ListParagraph"/>
-        <w:ind w:left="1440"/>
         <w:rPr>
           <w:rFonts w:asciiTheme="majorBidi" w:hAnsiTheme="majorBidi" w:cstheme="majorBidi"/>
           <w:sz w:val="32"/>
@@ -1196,6 +3604,95 @@
 <file path=word/numbering.xml><?xml version="1.0" encoding="utf-8"?>
 <w:numbering xmlns:wpc="http://schemas.microsoft.com/office/word/2010/wordprocessingCanvas" xmlns:cx="http://schemas.microsoft.com/office/drawing/2014/chartex" xmlns:cx1="http://schemas.microsoft.com/office/drawing/2015/9/8/chartex" xmlns:cx2="http://schemas.microsoft.com/office/drawing/2015/10/21/chartex" xmlns:cx3="http://schemas.microsoft.com/office/drawing/2016/5/9/chartex" xmlns:cx4="http://schemas.microsoft.com/office/drawing/2016/5/10/chartex" xmlns:cx5="http://schemas.microsoft.com/office/drawing/2016/5/11/chartex" xmlns:cx6="http://schemas.microsoft.com/office/drawing/2016/5/12/chartex" xmlns:cx7="http://schemas.microsoft.com/office/drawing/2016/5/13/chartex" xmlns:cx8="http://schemas.microsoft.com/office/drawing/2016/5/14/chartex" xmlns:mc="http://schemas.openxmlformats.org/markup-compatibility/2006" xmlns:aink="http://schemas.microsoft.com/office/drawing/2016/ink" xmlns:am3d="http://schemas.microsoft.com/office/drawing/2017/model3d" xmlns:o="urn:schemas-microsoft-com:office:office" xmlns:oel="http://schemas.microsoft.com/office/2019/extlst" xmlns:r="http://schemas.openxmlformats.org/officeDocument/2006/relationships" xmlns:m="http://schemas.openxmlformats.org/officeDocument/2006/math" xmlns:v="urn:schemas-microsoft-com:vml" xmlns:wp14="http://schemas.microsoft.com/office/word/2010/wordprocessingDrawing" xmlns:wp="http://schemas.openxmlformats.org/drawingml/2006/wordprocessingDrawing" xmlns:w10="urn:schemas-microsoft-com:office:word" xmlns:w="http://schemas.openxmlformats.org/wordprocessingml/2006/main" xmlns:w14="http://schemas.microsoft.com/office/word/2010/wordml" xmlns:w15="http://schemas.microsoft.com/office/word/2012/wordml" xmlns:w16cex="http://schemas.microsoft.com/office/word/2018/wordml/cex" xmlns:w16cid="http://schemas.microsoft.com/office/word/2016/wordml/cid" xmlns:w16="http://schemas.microsoft.com/office/word/2018/wordml" xmlns:w16du="http://schemas.microsoft.com/office/word/2023/wordml/word16du" xmlns:w16sdtdh="http://schemas.microsoft.com/office/word/2020/wordml/sdtdatahash" xmlns:w16sdtfl="http://schemas.microsoft.com/office/word/2024/wordml/sdtformatlock" xmlns:w16se="http://schemas.microsoft.com/office/word/2015/wordml/symex" xmlns:wpg="http://schemas.microsoft.com/office/word/2010/wordprocessingGroup" xmlns:wpi="http://schemas.microsoft.com/office/word/2010/wordprocessingInk" xmlns:wne="http://schemas.microsoft.com/office/word/2006/wordml" xmlns:wps="http://schemas.microsoft.com/office/word/2010/wordprocessingShape" mc:Ignorable="w14 w15 w16se w16cid w16 w16cex w16sdtdh w16sdtfl w16du wp14">
   <w:abstractNum w:abstractNumId="0" w15:restartNumberingAfterBreak="0">
+    <w:nsid w:val="00B4355C"/>
+    <w:multiLevelType w:val="hybridMultilevel"/>
+    <w:tmpl w:val="5D46C360"/>
+    <w:lvl w:ilvl="0" w:tplc="FFFFFFFF">
+      <w:start w:val="1"/>
+      <w:numFmt w:val="decimal"/>
+      <w:lvlText w:val="%1-"/>
+      <w:lvlJc w:val="left"/>
+      <w:pPr>
+        <w:ind w:left="720" w:hanging="360"/>
+      </w:pPr>
+      <w:rPr>
+        <w:rFonts w:hint="default"/>
+      </w:rPr>
+    </w:lvl>
+    <w:lvl w:ilvl="1" w:tplc="FFFFFFFF" w:tentative="1">
+      <w:start w:val="1"/>
+      <w:numFmt w:val="lowerLetter"/>
+      <w:lvlText w:val="%2."/>
+      <w:lvlJc w:val="left"/>
+      <w:pPr>
+        <w:ind w:left="1440" w:hanging="360"/>
+      </w:pPr>
+    </w:lvl>
+    <w:lvl w:ilvl="2" w:tplc="FFFFFFFF" w:tentative="1">
+      <w:start w:val="1"/>
+      <w:numFmt w:val="lowerRoman"/>
+      <w:lvlText w:val="%3."/>
+      <w:lvlJc w:val="right"/>
+      <w:pPr>
+        <w:ind w:left="2160" w:hanging="180"/>
+      </w:pPr>
+    </w:lvl>
+    <w:lvl w:ilvl="3" w:tplc="FFFFFFFF" w:tentative="1">
+      <w:start w:val="1"/>
+      <w:numFmt w:val="decimal"/>
+      <w:lvlText w:val="%4."/>
+      <w:lvlJc w:val="left"/>
+      <w:pPr>
+        <w:ind w:left="2880" w:hanging="360"/>
+      </w:pPr>
+    </w:lvl>
+    <w:lvl w:ilvl="4" w:tplc="FFFFFFFF" w:tentative="1">
+      <w:start w:val="1"/>
+      <w:numFmt w:val="lowerLetter"/>
+      <w:lvlText w:val="%5."/>
+      <w:lvlJc w:val="left"/>
+      <w:pPr>
+        <w:ind w:left="3600" w:hanging="360"/>
+      </w:pPr>
+    </w:lvl>
+    <w:lvl w:ilvl="5" w:tplc="FFFFFFFF" w:tentative="1">
+      <w:start w:val="1"/>
+      <w:numFmt w:val="lowerRoman"/>
+      <w:lvlText w:val="%6."/>
+      <w:lvlJc w:val="right"/>
+      <w:pPr>
+        <w:ind w:left="4320" w:hanging="180"/>
+      </w:pPr>
+    </w:lvl>
+    <w:lvl w:ilvl="6" w:tplc="FFFFFFFF" w:tentative="1">
+      <w:start w:val="1"/>
+      <w:numFmt w:val="decimal"/>
+      <w:lvlText w:val="%7."/>
+      <w:lvlJc w:val="left"/>
+      <w:pPr>
+        <w:ind w:left="5040" w:hanging="360"/>
+      </w:pPr>
+    </w:lvl>
+    <w:lvl w:ilvl="7" w:tplc="FFFFFFFF" w:tentative="1">
+      <w:start w:val="1"/>
+      <w:numFmt w:val="lowerLetter"/>
+      <w:lvlText w:val="%8."/>
+      <w:lvlJc w:val="left"/>
+      <w:pPr>
+        <w:ind w:left="5760" w:hanging="360"/>
+      </w:pPr>
+    </w:lvl>
+    <w:lvl w:ilvl="8" w:tplc="FFFFFFFF" w:tentative="1">
+      <w:start w:val="1"/>
+      <w:numFmt w:val="lowerRoman"/>
+      <w:lvlText w:val="%9."/>
+      <w:lvlJc w:val="right"/>
+      <w:pPr>
+        <w:ind w:left="6480" w:hanging="180"/>
+      </w:pPr>
+    </w:lvl>
+  </w:abstractNum>
+  <w:abstractNum w:abstractNumId="1" w15:restartNumberingAfterBreak="0">
     <w:nsid w:val="096B6F06"/>
     <w:multiLevelType w:val="hybridMultilevel"/>
     <w:tmpl w:val="2C402112"/>
@@ -1308,7 +3805,96 @@
       </w:rPr>
     </w:lvl>
   </w:abstractNum>
-  <w:abstractNum w:abstractNumId="1" w15:restartNumberingAfterBreak="0">
+  <w:abstractNum w:abstractNumId="2" w15:restartNumberingAfterBreak="0">
+    <w:nsid w:val="0C9D18AB"/>
+    <w:multiLevelType w:val="hybridMultilevel"/>
+    <w:tmpl w:val="5D46C360"/>
+    <w:lvl w:ilvl="0" w:tplc="C90420A2">
+      <w:start w:val="1"/>
+      <w:numFmt w:val="decimal"/>
+      <w:lvlText w:val="%1-"/>
+      <w:lvlJc w:val="left"/>
+      <w:pPr>
+        <w:ind w:left="720" w:hanging="360"/>
+      </w:pPr>
+      <w:rPr>
+        <w:rFonts w:hint="default"/>
+      </w:rPr>
+    </w:lvl>
+    <w:lvl w:ilvl="1" w:tplc="04090019" w:tentative="1">
+      <w:start w:val="1"/>
+      <w:numFmt w:val="lowerLetter"/>
+      <w:lvlText w:val="%2."/>
+      <w:lvlJc w:val="left"/>
+      <w:pPr>
+        <w:ind w:left="1440" w:hanging="360"/>
+      </w:pPr>
+    </w:lvl>
+    <w:lvl w:ilvl="2" w:tplc="0409001B" w:tentative="1">
+      <w:start w:val="1"/>
+      <w:numFmt w:val="lowerRoman"/>
+      <w:lvlText w:val="%3."/>
+      <w:lvlJc w:val="right"/>
+      <w:pPr>
+        <w:ind w:left="2160" w:hanging="180"/>
+      </w:pPr>
+    </w:lvl>
+    <w:lvl w:ilvl="3" w:tplc="0409000F" w:tentative="1">
+      <w:start w:val="1"/>
+      <w:numFmt w:val="decimal"/>
+      <w:lvlText w:val="%4."/>
+      <w:lvlJc w:val="left"/>
+      <w:pPr>
+        <w:ind w:left="2880" w:hanging="360"/>
+      </w:pPr>
+    </w:lvl>
+    <w:lvl w:ilvl="4" w:tplc="04090019" w:tentative="1">
+      <w:start w:val="1"/>
+      <w:numFmt w:val="lowerLetter"/>
+      <w:lvlText w:val="%5."/>
+      <w:lvlJc w:val="left"/>
+      <w:pPr>
+        <w:ind w:left="3600" w:hanging="360"/>
+      </w:pPr>
+    </w:lvl>
+    <w:lvl w:ilvl="5" w:tplc="0409001B" w:tentative="1">
+      <w:start w:val="1"/>
+      <w:numFmt w:val="lowerRoman"/>
+      <w:lvlText w:val="%6."/>
+      <w:lvlJc w:val="right"/>
+      <w:pPr>
+        <w:ind w:left="4320" w:hanging="180"/>
+      </w:pPr>
+    </w:lvl>
+    <w:lvl w:ilvl="6" w:tplc="0409000F" w:tentative="1">
+      <w:start w:val="1"/>
+      <w:numFmt w:val="decimal"/>
+      <w:lvlText w:val="%7."/>
+      <w:lvlJc w:val="left"/>
+      <w:pPr>
+        <w:ind w:left="5040" w:hanging="360"/>
+      </w:pPr>
+    </w:lvl>
+    <w:lvl w:ilvl="7" w:tplc="04090019" w:tentative="1">
+      <w:start w:val="1"/>
+      <w:numFmt w:val="lowerLetter"/>
+      <w:lvlText w:val="%8."/>
+      <w:lvlJc w:val="left"/>
+      <w:pPr>
+        <w:ind w:left="5760" w:hanging="360"/>
+      </w:pPr>
+    </w:lvl>
+    <w:lvl w:ilvl="8" w:tplc="0409001B" w:tentative="1">
+      <w:start w:val="1"/>
+      <w:numFmt w:val="lowerRoman"/>
+      <w:lvlText w:val="%9."/>
+      <w:lvlJc w:val="right"/>
+      <w:pPr>
+        <w:ind w:left="6480" w:hanging="180"/>
+      </w:pPr>
+    </w:lvl>
+  </w:abstractNum>
+  <w:abstractNum w:abstractNumId="3" w15:restartNumberingAfterBreak="0">
     <w:nsid w:val="0E520D76"/>
     <w:multiLevelType w:val="hybridMultilevel"/>
     <w:tmpl w:val="AF9A4F42"/>
@@ -1421,7 +4007,128 @@
       </w:rPr>
     </w:lvl>
   </w:abstractNum>
-  <w:abstractNum w:abstractNumId="2" w15:restartNumberingAfterBreak="0">
+  <w:abstractNum w:abstractNumId="4" w15:restartNumberingAfterBreak="0">
+    <w:nsid w:val="135E3652"/>
+    <w:multiLevelType w:val="multilevel"/>
+    <w:tmpl w:val="B436FC0E"/>
+    <w:lvl w:ilvl="0">
+      <w:start w:val="1"/>
+      <w:numFmt w:val="decimal"/>
+      <w:lvlText w:val="%1."/>
+      <w:lvlJc w:val="left"/>
+      <w:pPr>
+        <w:ind w:left="720" w:hanging="360"/>
+      </w:pPr>
+      <w:rPr>
+        <w:rFonts w:hint="default"/>
+      </w:rPr>
+    </w:lvl>
+    <w:lvl w:ilvl="1">
+      <w:start w:val="1"/>
+      <w:numFmt w:val="decimal"/>
+      <w:isLgl/>
+      <w:lvlText w:val="%1.%2."/>
+      <w:lvlJc w:val="left"/>
+      <w:pPr>
+        <w:ind w:left="1440" w:hanging="720"/>
+      </w:pPr>
+      <w:rPr>
+        <w:rFonts w:hint="default"/>
+      </w:rPr>
+    </w:lvl>
+    <w:lvl w:ilvl="2">
+      <w:start w:val="1"/>
+      <w:numFmt w:val="decimal"/>
+      <w:isLgl/>
+      <w:lvlText w:val="%1.%2.%3."/>
+      <w:lvlJc w:val="left"/>
+      <w:pPr>
+        <w:ind w:left="2160" w:hanging="1080"/>
+      </w:pPr>
+      <w:rPr>
+        <w:rFonts w:hint="default"/>
+      </w:rPr>
+    </w:lvl>
+    <w:lvl w:ilvl="3">
+      <w:start w:val="1"/>
+      <w:numFmt w:val="decimal"/>
+      <w:isLgl/>
+      <w:lvlText w:val="%1.%2.%3.%4."/>
+      <w:lvlJc w:val="left"/>
+      <w:pPr>
+        <w:ind w:left="2880" w:hanging="1440"/>
+      </w:pPr>
+      <w:rPr>
+        <w:rFonts w:hint="default"/>
+      </w:rPr>
+    </w:lvl>
+    <w:lvl w:ilvl="4">
+      <w:start w:val="1"/>
+      <w:numFmt w:val="decimal"/>
+      <w:isLgl/>
+      <w:lvlText w:val="%1.%2.%3.%4.%5."/>
+      <w:lvlJc w:val="left"/>
+      <w:pPr>
+        <w:ind w:left="3600" w:hanging="1800"/>
+      </w:pPr>
+      <w:rPr>
+        <w:rFonts w:hint="default"/>
+      </w:rPr>
+    </w:lvl>
+    <w:lvl w:ilvl="5">
+      <w:start w:val="1"/>
+      <w:numFmt w:val="decimal"/>
+      <w:isLgl/>
+      <w:lvlText w:val="%1.%2.%3.%4.%5.%6."/>
+      <w:lvlJc w:val="left"/>
+      <w:pPr>
+        <w:ind w:left="3960" w:hanging="1800"/>
+      </w:pPr>
+      <w:rPr>
+        <w:rFonts w:hint="default"/>
+      </w:rPr>
+    </w:lvl>
+    <w:lvl w:ilvl="6">
+      <w:start w:val="1"/>
+      <w:numFmt w:val="decimal"/>
+      <w:isLgl/>
+      <w:lvlText w:val="%1.%2.%3.%4.%5.%6.%7."/>
+      <w:lvlJc w:val="left"/>
+      <w:pPr>
+        <w:ind w:left="4680" w:hanging="2160"/>
+      </w:pPr>
+      <w:rPr>
+        <w:rFonts w:hint="default"/>
+      </w:rPr>
+    </w:lvl>
+    <w:lvl w:ilvl="7">
+      <w:start w:val="1"/>
+      <w:numFmt w:val="decimal"/>
+      <w:isLgl/>
+      <w:lvlText w:val="%1.%2.%3.%4.%5.%6.%7.%8."/>
+      <w:lvlJc w:val="left"/>
+      <w:pPr>
+        <w:ind w:left="5400" w:hanging="2520"/>
+      </w:pPr>
+      <w:rPr>
+        <w:rFonts w:hint="default"/>
+      </w:rPr>
+    </w:lvl>
+    <w:lvl w:ilvl="8">
+      <w:start w:val="1"/>
+      <w:numFmt w:val="decimal"/>
+      <w:isLgl/>
+      <w:lvlText w:val="%1.%2.%3.%4.%5.%6.%7.%8.%9."/>
+      <w:lvlJc w:val="left"/>
+      <w:pPr>
+        <w:ind w:left="6120" w:hanging="2880"/>
+      </w:pPr>
+      <w:rPr>
+        <w:rFonts w:hint="default"/>
+      </w:rPr>
+    </w:lvl>
+  </w:abstractNum>
+  <w:abstractNum w:abstractNumId="5" w15:restartNumberingAfterBreak="0">
     <w:nsid w:val="216C69CE"/>
     <w:multiLevelType w:val="hybridMultilevel"/>
     <w:tmpl w:val="8E327EAA"/>
@@ -1534,7 +4241,128 @@
       </w:rPr>
     </w:lvl>
   </w:abstractNum>
-  <w:abstractNum w:abstractNumId="3" w15:restartNumberingAfterBreak="0">
+  <w:abstractNum w:abstractNumId="6" w15:restartNumberingAfterBreak="0">
+    <w:nsid w:val="2D414563"/>
+    <w:multiLevelType w:val="multilevel"/>
+    <w:tmpl w:val="B436FC0E"/>
+    <w:lvl w:ilvl="0">
+      <w:start w:val="1"/>
+      <w:numFmt w:val="decimal"/>
+      <w:lvlText w:val="%1."/>
+      <w:lvlJc w:val="left"/>
+      <w:pPr>
+        <w:ind w:left="720" w:hanging="360"/>
+      </w:pPr>
+      <w:rPr>
+        <w:rFonts w:hint="default"/>
+      </w:rPr>
+    </w:lvl>
+    <w:lvl w:ilvl="1">
+      <w:start w:val="1"/>
+      <w:numFmt w:val="decimal"/>
+      <w:isLgl/>
+      <w:lvlText w:val="%1.%2."/>
+      <w:lvlJc w:val="left"/>
+      <w:pPr>
+        <w:ind w:left="1440" w:hanging="720"/>
+      </w:pPr>
+      <w:rPr>
+        <w:rFonts w:hint="default"/>
+      </w:rPr>
+    </w:lvl>
+    <w:lvl w:ilvl="2">
+      <w:start w:val="1"/>
+      <w:numFmt w:val="decimal"/>
+      <w:isLgl/>
+      <w:lvlText w:val="%1.%2.%3."/>
+      <w:lvlJc w:val="left"/>
+      <w:pPr>
+        <w:ind w:left="2160" w:hanging="1080"/>
+      </w:pPr>
+      <w:rPr>
+        <w:rFonts w:hint="default"/>
+      </w:rPr>
+    </w:lvl>
+    <w:lvl w:ilvl="3">
+      <w:start w:val="1"/>
+      <w:numFmt w:val="decimal"/>
+      <w:isLgl/>
+      <w:lvlText w:val="%1.%2.%3.%4."/>
+      <w:lvlJc w:val="left"/>
+      <w:pPr>
+        <w:ind w:left="2880" w:hanging="1440"/>
+      </w:pPr>
+      <w:rPr>
+        <w:rFonts w:hint="default"/>
+      </w:rPr>
+    </w:lvl>
+    <w:lvl w:ilvl="4">
+      <w:start w:val="1"/>
+      <w:numFmt w:val="decimal"/>
+      <w:isLgl/>
+      <w:lvlText w:val="%1.%2.%3.%4.%5."/>
+      <w:lvlJc w:val="left"/>
+      <w:pPr>
+        <w:ind w:left="3600" w:hanging="1800"/>
+      </w:pPr>
+      <w:rPr>
+        <w:rFonts w:hint="default"/>
+      </w:rPr>
+    </w:lvl>
+    <w:lvl w:ilvl="5">
+      <w:start w:val="1"/>
+      <w:numFmt w:val="decimal"/>
+      <w:isLgl/>
+      <w:lvlText w:val="%1.%2.%3.%4.%5.%6."/>
+      <w:lvlJc w:val="left"/>
+      <w:pPr>
+        <w:ind w:left="3960" w:hanging="1800"/>
+      </w:pPr>
+      <w:rPr>
+        <w:rFonts w:hint="default"/>
+      </w:rPr>
+    </w:lvl>
+    <w:lvl w:ilvl="6">
+      <w:start w:val="1"/>
+      <w:numFmt w:val="decimal"/>
+      <w:isLgl/>
+      <w:lvlText w:val="%1.%2.%3.%4.%5.%6.%7."/>
+      <w:lvlJc w:val="left"/>
+      <w:pPr>
+        <w:ind w:left="4680" w:hanging="2160"/>
+      </w:pPr>
+      <w:rPr>
+        <w:rFonts w:hint="default"/>
+      </w:rPr>
+    </w:lvl>
+    <w:lvl w:ilvl="7">
+      <w:start w:val="1"/>
+      <w:numFmt w:val="decimal"/>
+      <w:isLgl/>
+      <w:lvlText w:val="%1.%2.%3.%4.%5.%6.%7.%8."/>
+      <w:lvlJc w:val="left"/>
+      <w:pPr>
+        <w:ind w:left="5400" w:hanging="2520"/>
+      </w:pPr>
+      <w:rPr>
+        <w:rFonts w:hint="default"/>
+      </w:rPr>
+    </w:lvl>
+    <w:lvl w:ilvl="8">
+      <w:start w:val="1"/>
+      <w:numFmt w:val="decimal"/>
+      <w:isLgl/>
+      <w:lvlText w:val="%1.%2.%3.%4.%5.%6.%7.%8.%9."/>
+      <w:lvlJc w:val="left"/>
+      <w:pPr>
+        <w:ind w:left="6120" w:hanging="2880"/>
+      </w:pPr>
+      <w:rPr>
+        <w:rFonts w:hint="default"/>
+      </w:rPr>
+    </w:lvl>
+  </w:abstractNum>
+  <w:abstractNum w:abstractNumId="7" w15:restartNumberingAfterBreak="0">
     <w:nsid w:val="2F202E17"/>
     <w:multiLevelType w:val="multilevel"/>
     <w:tmpl w:val="B436FC0E"/>
@@ -1655,7 +4483,7 @@
       </w:rPr>
     </w:lvl>
   </w:abstractNum>
-  <w:abstractNum w:abstractNumId="4" w15:restartNumberingAfterBreak="0">
+  <w:abstractNum w:abstractNumId="8" w15:restartNumberingAfterBreak="0">
     <w:nsid w:val="36B2001B"/>
     <w:multiLevelType w:val="hybridMultilevel"/>
     <w:tmpl w:val="6EB215E2"/>
@@ -1768,7 +4596,7 @@
       </w:rPr>
     </w:lvl>
   </w:abstractNum>
-  <w:abstractNum w:abstractNumId="5" w15:restartNumberingAfterBreak="0">
+  <w:abstractNum w:abstractNumId="9" w15:restartNumberingAfterBreak="0">
     <w:nsid w:val="37556DC4"/>
     <w:multiLevelType w:val="hybridMultilevel"/>
     <w:tmpl w:val="67D25D8C"/>
@@ -1881,7 +4709,7 @@
       </w:rPr>
     </w:lvl>
   </w:abstractNum>
-  <w:abstractNum w:abstractNumId="6" w15:restartNumberingAfterBreak="0">
+  <w:abstractNum w:abstractNumId="10" w15:restartNumberingAfterBreak="0">
     <w:nsid w:val="4313753C"/>
     <w:multiLevelType w:val="hybridMultilevel"/>
     <w:tmpl w:val="7DDA98A4"/>
@@ -1994,7 +4822,7 @@
       </w:rPr>
     </w:lvl>
   </w:abstractNum>
-  <w:abstractNum w:abstractNumId="7" w15:restartNumberingAfterBreak="0">
+  <w:abstractNum w:abstractNumId="11" w15:restartNumberingAfterBreak="0">
     <w:nsid w:val="4C7036E8"/>
     <w:multiLevelType w:val="hybridMultilevel"/>
     <w:tmpl w:val="3454DD66"/>
@@ -2107,28 +4935,408 @@
       </w:rPr>
     </w:lvl>
   </w:abstractNum>
+  <w:abstractNum w:abstractNumId="12" w15:restartNumberingAfterBreak="0">
+    <w:nsid w:val="54D25522"/>
+    <w:multiLevelType w:val="hybridMultilevel"/>
+    <w:tmpl w:val="8E5AADE4"/>
+    <w:lvl w:ilvl="0" w:tplc="C90420A2">
+      <w:start w:val="1"/>
+      <w:numFmt w:val="decimal"/>
+      <w:lvlText w:val="%1-"/>
+      <w:lvlJc w:val="left"/>
+      <w:pPr>
+        <w:ind w:left="720" w:hanging="360"/>
+      </w:pPr>
+      <w:rPr>
+        <w:rFonts w:hint="default"/>
+      </w:rPr>
+    </w:lvl>
+    <w:lvl w:ilvl="1" w:tplc="04090019" w:tentative="1">
+      <w:start w:val="1"/>
+      <w:numFmt w:val="lowerLetter"/>
+      <w:lvlText w:val="%2."/>
+      <w:lvlJc w:val="left"/>
+      <w:pPr>
+        <w:ind w:left="1440" w:hanging="360"/>
+      </w:pPr>
+    </w:lvl>
+    <w:lvl w:ilvl="2" w:tplc="0409001B" w:tentative="1">
+      <w:start w:val="1"/>
+      <w:numFmt w:val="lowerRoman"/>
+      <w:lvlText w:val="%3."/>
+      <w:lvlJc w:val="right"/>
+      <w:pPr>
+        <w:ind w:left="2160" w:hanging="180"/>
+      </w:pPr>
+    </w:lvl>
+    <w:lvl w:ilvl="3" w:tplc="0409000F" w:tentative="1">
+      <w:start w:val="1"/>
+      <w:numFmt w:val="decimal"/>
+      <w:lvlText w:val="%4."/>
+      <w:lvlJc w:val="left"/>
+      <w:pPr>
+        <w:ind w:left="2880" w:hanging="360"/>
+      </w:pPr>
+    </w:lvl>
+    <w:lvl w:ilvl="4" w:tplc="04090019" w:tentative="1">
+      <w:start w:val="1"/>
+      <w:numFmt w:val="lowerLetter"/>
+      <w:lvlText w:val="%5."/>
+      <w:lvlJc w:val="left"/>
+      <w:pPr>
+        <w:ind w:left="3600" w:hanging="360"/>
+      </w:pPr>
+    </w:lvl>
+    <w:lvl w:ilvl="5" w:tplc="0409001B" w:tentative="1">
+      <w:start w:val="1"/>
+      <w:numFmt w:val="lowerRoman"/>
+      <w:lvlText w:val="%6."/>
+      <w:lvlJc w:val="right"/>
+      <w:pPr>
+        <w:ind w:left="4320" w:hanging="180"/>
+      </w:pPr>
+    </w:lvl>
+    <w:lvl w:ilvl="6" w:tplc="0409000F" w:tentative="1">
+      <w:start w:val="1"/>
+      <w:numFmt w:val="decimal"/>
+      <w:lvlText w:val="%7."/>
+      <w:lvlJc w:val="left"/>
+      <w:pPr>
+        <w:ind w:left="5040" w:hanging="360"/>
+      </w:pPr>
+    </w:lvl>
+    <w:lvl w:ilvl="7" w:tplc="04090019" w:tentative="1">
+      <w:start w:val="1"/>
+      <w:numFmt w:val="lowerLetter"/>
+      <w:lvlText w:val="%8."/>
+      <w:lvlJc w:val="left"/>
+      <w:pPr>
+        <w:ind w:left="5760" w:hanging="360"/>
+      </w:pPr>
+    </w:lvl>
+    <w:lvl w:ilvl="8" w:tplc="0409001B" w:tentative="1">
+      <w:start w:val="1"/>
+      <w:numFmt w:val="lowerRoman"/>
+      <w:lvlText w:val="%9."/>
+      <w:lvlJc w:val="right"/>
+      <w:pPr>
+        <w:ind w:left="6480" w:hanging="180"/>
+      </w:pPr>
+    </w:lvl>
+  </w:abstractNum>
+  <w:abstractNum w:abstractNumId="13" w15:restartNumberingAfterBreak="0">
+    <w:nsid w:val="61DD3855"/>
+    <w:multiLevelType w:val="hybridMultilevel"/>
+    <w:tmpl w:val="6CFEB0D6"/>
+    <w:lvl w:ilvl="0" w:tplc="8F82DC16">
+      <w:start w:val="1"/>
+      <w:numFmt w:val="decimal"/>
+      <w:lvlText w:val="%1-"/>
+      <w:lvlJc w:val="left"/>
+      <w:pPr>
+        <w:ind w:left="720" w:hanging="360"/>
+      </w:pPr>
+      <w:rPr>
+        <w:rFonts w:hint="default"/>
+      </w:rPr>
+    </w:lvl>
+    <w:lvl w:ilvl="1" w:tplc="04090019" w:tentative="1">
+      <w:start w:val="1"/>
+      <w:numFmt w:val="lowerLetter"/>
+      <w:lvlText w:val="%2."/>
+      <w:lvlJc w:val="left"/>
+      <w:pPr>
+        <w:ind w:left="1440" w:hanging="360"/>
+      </w:pPr>
+    </w:lvl>
+    <w:lvl w:ilvl="2" w:tplc="0409001B" w:tentative="1">
+      <w:start w:val="1"/>
+      <w:numFmt w:val="lowerRoman"/>
+      <w:lvlText w:val="%3."/>
+      <w:lvlJc w:val="right"/>
+      <w:pPr>
+        <w:ind w:left="2160" w:hanging="180"/>
+      </w:pPr>
+    </w:lvl>
+    <w:lvl w:ilvl="3" w:tplc="0409000F" w:tentative="1">
+      <w:start w:val="1"/>
+      <w:numFmt w:val="decimal"/>
+      <w:lvlText w:val="%4."/>
+      <w:lvlJc w:val="left"/>
+      <w:pPr>
+        <w:ind w:left="2880" w:hanging="360"/>
+      </w:pPr>
+    </w:lvl>
+    <w:lvl w:ilvl="4" w:tplc="04090019" w:tentative="1">
+      <w:start w:val="1"/>
+      <w:numFmt w:val="lowerLetter"/>
+      <w:lvlText w:val="%5."/>
+      <w:lvlJc w:val="left"/>
+      <w:pPr>
+        <w:ind w:left="3600" w:hanging="360"/>
+      </w:pPr>
+    </w:lvl>
+    <w:lvl w:ilvl="5" w:tplc="0409001B" w:tentative="1">
+      <w:start w:val="1"/>
+      <w:numFmt w:val="lowerRoman"/>
+      <w:lvlText w:val="%6."/>
+      <w:lvlJc w:val="right"/>
+      <w:pPr>
+        <w:ind w:left="4320" w:hanging="180"/>
+      </w:pPr>
+    </w:lvl>
+    <w:lvl w:ilvl="6" w:tplc="0409000F" w:tentative="1">
+      <w:start w:val="1"/>
+      <w:numFmt w:val="decimal"/>
+      <w:lvlText w:val="%7."/>
+      <w:lvlJc w:val="left"/>
+      <w:pPr>
+        <w:ind w:left="5040" w:hanging="360"/>
+      </w:pPr>
+    </w:lvl>
+    <w:lvl w:ilvl="7" w:tplc="04090019" w:tentative="1">
+      <w:start w:val="1"/>
+      <w:numFmt w:val="lowerLetter"/>
+      <w:lvlText w:val="%8."/>
+      <w:lvlJc w:val="left"/>
+      <w:pPr>
+        <w:ind w:left="5760" w:hanging="360"/>
+      </w:pPr>
+    </w:lvl>
+    <w:lvl w:ilvl="8" w:tplc="0409001B" w:tentative="1">
+      <w:start w:val="1"/>
+      <w:numFmt w:val="lowerRoman"/>
+      <w:lvlText w:val="%9."/>
+      <w:lvlJc w:val="right"/>
+      <w:pPr>
+        <w:ind w:left="6480" w:hanging="180"/>
+      </w:pPr>
+    </w:lvl>
+  </w:abstractNum>
+  <w:abstractNum w:abstractNumId="14" w15:restartNumberingAfterBreak="0">
+    <w:nsid w:val="66A47E9B"/>
+    <w:multiLevelType w:val="hybridMultilevel"/>
+    <w:tmpl w:val="BE4263A8"/>
+    <w:lvl w:ilvl="0" w:tplc="8F82DC16">
+      <w:start w:val="1"/>
+      <w:numFmt w:val="decimal"/>
+      <w:lvlText w:val="%1-"/>
+      <w:lvlJc w:val="left"/>
+      <w:pPr>
+        <w:ind w:left="720" w:hanging="360"/>
+      </w:pPr>
+      <w:rPr>
+        <w:rFonts w:hint="default"/>
+      </w:rPr>
+    </w:lvl>
+    <w:lvl w:ilvl="1" w:tplc="04090019" w:tentative="1">
+      <w:start w:val="1"/>
+      <w:numFmt w:val="lowerLetter"/>
+      <w:lvlText w:val="%2."/>
+      <w:lvlJc w:val="left"/>
+      <w:pPr>
+        <w:ind w:left="1440" w:hanging="360"/>
+      </w:pPr>
+    </w:lvl>
+    <w:lvl w:ilvl="2" w:tplc="0409001B" w:tentative="1">
+      <w:start w:val="1"/>
+      <w:numFmt w:val="lowerRoman"/>
+      <w:lvlText w:val="%3."/>
+      <w:lvlJc w:val="right"/>
+      <w:pPr>
+        <w:ind w:left="2160" w:hanging="180"/>
+      </w:pPr>
+    </w:lvl>
+    <w:lvl w:ilvl="3" w:tplc="0409000F" w:tentative="1">
+      <w:start w:val="1"/>
+      <w:numFmt w:val="decimal"/>
+      <w:lvlText w:val="%4."/>
+      <w:lvlJc w:val="left"/>
+      <w:pPr>
+        <w:ind w:left="2880" w:hanging="360"/>
+      </w:pPr>
+    </w:lvl>
+    <w:lvl w:ilvl="4" w:tplc="04090019" w:tentative="1">
+      <w:start w:val="1"/>
+      <w:numFmt w:val="lowerLetter"/>
+      <w:lvlText w:val="%5."/>
+      <w:lvlJc w:val="left"/>
+      <w:pPr>
+        <w:ind w:left="3600" w:hanging="360"/>
+      </w:pPr>
+    </w:lvl>
+    <w:lvl w:ilvl="5" w:tplc="0409001B" w:tentative="1">
+      <w:start w:val="1"/>
+      <w:numFmt w:val="lowerRoman"/>
+      <w:lvlText w:val="%6."/>
+      <w:lvlJc w:val="right"/>
+      <w:pPr>
+        <w:ind w:left="4320" w:hanging="180"/>
+      </w:pPr>
+    </w:lvl>
+    <w:lvl w:ilvl="6" w:tplc="0409000F" w:tentative="1">
+      <w:start w:val="1"/>
+      <w:numFmt w:val="decimal"/>
+      <w:lvlText w:val="%7."/>
+      <w:lvlJc w:val="left"/>
+      <w:pPr>
+        <w:ind w:left="5040" w:hanging="360"/>
+      </w:pPr>
+    </w:lvl>
+    <w:lvl w:ilvl="7" w:tplc="04090019" w:tentative="1">
+      <w:start w:val="1"/>
+      <w:numFmt w:val="lowerLetter"/>
+      <w:lvlText w:val="%8."/>
+      <w:lvlJc w:val="left"/>
+      <w:pPr>
+        <w:ind w:left="5760" w:hanging="360"/>
+      </w:pPr>
+    </w:lvl>
+    <w:lvl w:ilvl="8" w:tplc="0409001B" w:tentative="1">
+      <w:start w:val="1"/>
+      <w:numFmt w:val="lowerRoman"/>
+      <w:lvlText w:val="%9."/>
+      <w:lvlJc w:val="right"/>
+      <w:pPr>
+        <w:ind w:left="6480" w:hanging="180"/>
+      </w:pPr>
+    </w:lvl>
+  </w:abstractNum>
+  <w:abstractNum w:abstractNumId="15" w15:restartNumberingAfterBreak="0">
+    <w:nsid w:val="6E57539E"/>
+    <w:multiLevelType w:val="hybridMultilevel"/>
+    <w:tmpl w:val="BE4263A8"/>
+    <w:lvl w:ilvl="0" w:tplc="FFFFFFFF">
+      <w:start w:val="1"/>
+      <w:numFmt w:val="decimal"/>
+      <w:lvlText w:val="%1-"/>
+      <w:lvlJc w:val="left"/>
+      <w:pPr>
+        <w:ind w:left="720" w:hanging="360"/>
+      </w:pPr>
+      <w:rPr>
+        <w:rFonts w:hint="default"/>
+      </w:rPr>
+    </w:lvl>
+    <w:lvl w:ilvl="1" w:tplc="FFFFFFFF" w:tentative="1">
+      <w:start w:val="1"/>
+      <w:numFmt w:val="lowerLetter"/>
+      <w:lvlText w:val="%2."/>
+      <w:lvlJc w:val="left"/>
+      <w:pPr>
+        <w:ind w:left="1440" w:hanging="360"/>
+      </w:pPr>
+    </w:lvl>
+    <w:lvl w:ilvl="2" w:tplc="FFFFFFFF" w:tentative="1">
+      <w:start w:val="1"/>
+      <w:numFmt w:val="lowerRoman"/>
+      <w:lvlText w:val="%3."/>
+      <w:lvlJc w:val="right"/>
+      <w:pPr>
+        <w:ind w:left="2160" w:hanging="180"/>
+      </w:pPr>
+    </w:lvl>
+    <w:lvl w:ilvl="3" w:tplc="FFFFFFFF" w:tentative="1">
+      <w:start w:val="1"/>
+      <w:numFmt w:val="decimal"/>
+      <w:lvlText w:val="%4."/>
+      <w:lvlJc w:val="left"/>
+      <w:pPr>
+        <w:ind w:left="2880" w:hanging="360"/>
+      </w:pPr>
+    </w:lvl>
+    <w:lvl w:ilvl="4" w:tplc="FFFFFFFF" w:tentative="1">
+      <w:start w:val="1"/>
+      <w:numFmt w:val="lowerLetter"/>
+      <w:lvlText w:val="%5."/>
+      <w:lvlJc w:val="left"/>
+      <w:pPr>
+        <w:ind w:left="3600" w:hanging="360"/>
+      </w:pPr>
+    </w:lvl>
+    <w:lvl w:ilvl="5" w:tplc="FFFFFFFF" w:tentative="1">
+      <w:start w:val="1"/>
+      <w:numFmt w:val="lowerRoman"/>
+      <w:lvlText w:val="%6."/>
+      <w:lvlJc w:val="right"/>
+      <w:pPr>
+        <w:ind w:left="4320" w:hanging="180"/>
+      </w:pPr>
+    </w:lvl>
+    <w:lvl w:ilvl="6" w:tplc="FFFFFFFF" w:tentative="1">
+      <w:start w:val="1"/>
+      <w:numFmt w:val="decimal"/>
+      <w:lvlText w:val="%7."/>
+      <w:lvlJc w:val="left"/>
+      <w:pPr>
+        <w:ind w:left="5040" w:hanging="360"/>
+      </w:pPr>
+    </w:lvl>
+    <w:lvl w:ilvl="7" w:tplc="FFFFFFFF" w:tentative="1">
+      <w:start w:val="1"/>
+      <w:numFmt w:val="lowerLetter"/>
+      <w:lvlText w:val="%8."/>
+      <w:lvlJc w:val="left"/>
+      <w:pPr>
+        <w:ind w:left="5760" w:hanging="360"/>
+      </w:pPr>
+    </w:lvl>
+    <w:lvl w:ilvl="8" w:tplc="FFFFFFFF" w:tentative="1">
+      <w:start w:val="1"/>
+      <w:numFmt w:val="lowerRoman"/>
+      <w:lvlText w:val="%9."/>
+      <w:lvlJc w:val="right"/>
+      <w:pPr>
+        <w:ind w:left="6480" w:hanging="180"/>
+      </w:pPr>
+    </w:lvl>
+  </w:abstractNum>
   <w:num w:numId="1" w16cid:durableId="358509643">
+    <w:abstractNumId w:val="11"/>
+  </w:num>
+  <w:num w:numId="2" w16cid:durableId="1357266799">
+    <w:abstractNumId w:val="9"/>
+  </w:num>
+  <w:num w:numId="3" w16cid:durableId="521939220">
     <w:abstractNumId w:val="7"/>
   </w:num>
-  <w:num w:numId="2" w16cid:durableId="1357266799">
+  <w:num w:numId="4" w16cid:durableId="1630281974">
+    <w:abstractNumId w:val="10"/>
+  </w:num>
+  <w:num w:numId="5" w16cid:durableId="1058746427">
+    <w:abstractNumId w:val="1"/>
+  </w:num>
+  <w:num w:numId="6" w16cid:durableId="1286306354">
     <w:abstractNumId w:val="5"/>
   </w:num>
-  <w:num w:numId="3" w16cid:durableId="521939220">
+  <w:num w:numId="7" w16cid:durableId="563872564">
     <w:abstractNumId w:val="3"/>
   </w:num>
-  <w:num w:numId="4" w16cid:durableId="1630281974">
+  <w:num w:numId="8" w16cid:durableId="230119817">
+    <w:abstractNumId w:val="8"/>
+  </w:num>
+  <w:num w:numId="9" w16cid:durableId="1394811995">
+    <w:abstractNumId w:val="2"/>
+  </w:num>
+  <w:num w:numId="10" w16cid:durableId="908033817">
+    <w:abstractNumId w:val="14"/>
+  </w:num>
+  <w:num w:numId="11" w16cid:durableId="724724598">
+    <w:abstractNumId w:val="15"/>
+  </w:num>
+  <w:num w:numId="12" w16cid:durableId="1917980403">
+    <w:abstractNumId w:val="13"/>
+  </w:num>
+  <w:num w:numId="13" w16cid:durableId="496380645">
     <w:abstractNumId w:val="6"/>
   </w:num>
-  <w:num w:numId="5" w16cid:durableId="1058746427">
+  <w:num w:numId="14" w16cid:durableId="1373067583">
     <w:abstractNumId w:val="0"/>
   </w:num>
-  <w:num w:numId="6" w16cid:durableId="1286306354">
-    <w:abstractNumId w:val="2"/>
+  <w:num w:numId="15" w16cid:durableId="1937053638">
+    <w:abstractNumId w:val="12"/>
   </w:num>
-  <w:num w:numId="7" w16cid:durableId="563872564">
-    <w:abstractNumId w:val="1"/>
-  </w:num>
-  <w:num w:numId="8" w16cid:durableId="230119817">
+  <w:num w:numId="16" w16cid:durableId="427626411">
     <w:abstractNumId w:val="4"/>
   </w:num>
 </w:numbering>
@@ -2737,6 +5945,7 @@
   <w:style w:type="character" w:default="1" w:styleId="DefaultParagraphFont">
     <w:name w:val="Default Paragraph Font"/>
     <w:uiPriority w:val="1"/>
+    <w:semiHidden/>
     <w:unhideWhenUsed/>
   </w:style>
   <w:style w:type="table" w:default="1" w:styleId="TableNormal">
@@ -3094,6 +6303,149 @@
     <w:uiPriority w:val="99"/>
     <w:rsid w:val="00945AC3"/>
   </w:style>
+  <w:style w:type="table" w:styleId="TableGrid">
+    <w:name w:val="Table Grid"/>
+    <w:basedOn w:val="TableNormal"/>
+    <w:uiPriority w:val="39"/>
+    <w:rsid w:val="002A5AA7"/>
+    <w:pPr>
+      <w:spacing w:after="0" w:line="240" w:lineRule="auto"/>
+    </w:pPr>
+    <w:tblPr>
+      <w:tblBorders>
+        <w:top w:val="single" w:sz="4" w:space="0" w:color="auto"/>
+        <w:left w:val="single" w:sz="4" w:space="0" w:color="auto"/>
+        <w:bottom w:val="single" w:sz="4" w:space="0" w:color="auto"/>
+        <w:right w:val="single" w:sz="4" w:space="0" w:color="auto"/>
+        <w:insideH w:val="single" w:sz="4" w:space="0" w:color="auto"/>
+        <w:insideV w:val="single" w:sz="4" w:space="0" w:color="auto"/>
+      </w:tblBorders>
+    </w:tblPr>
+  </w:style>
+  <w:style w:type="table" w:styleId="ListTable3-Accent4">
+    <w:name w:val="List Table 3 Accent 4"/>
+    <w:basedOn w:val="TableNormal"/>
+    <w:uiPriority w:val="48"/>
+    <w:rsid w:val="002A5AA7"/>
+    <w:pPr>
+      <w:spacing w:after="0" w:line="240" w:lineRule="auto"/>
+    </w:pPr>
+    <w:tblPr>
+      <w:tblStyleRowBandSize w:val="1"/>
+      <w:tblStyleColBandSize w:val="1"/>
+      <w:tblBorders>
+        <w:top w:val="single" w:sz="4" w:space="0" w:color="0F9ED5" w:themeColor="accent4"/>
+        <w:left w:val="single" w:sz="4" w:space="0" w:color="0F9ED5" w:themeColor="accent4"/>
+        <w:bottom w:val="single" w:sz="4" w:space="0" w:color="0F9ED5" w:themeColor="accent4"/>
+        <w:right w:val="single" w:sz="4" w:space="0" w:color="0F9ED5" w:themeColor="accent4"/>
+      </w:tblBorders>
+    </w:tblPr>
+    <w:tblStylePr w:type="firstRow">
+      <w:rPr>
+        <w:b/>
+        <w:bCs/>
+        <w:color w:val="FFFFFF" w:themeColor="background1"/>
+      </w:rPr>
+      <w:tblPr/>
+      <w:tcPr>
+        <w:shd w:val="clear" w:color="auto" w:fill="0F9ED5" w:themeFill="accent4"/>
+      </w:tcPr>
+    </w:tblStylePr>
+    <w:tblStylePr w:type="lastRow">
+      <w:rPr>
+        <w:b/>
+        <w:bCs/>
+      </w:rPr>
+      <w:tblPr/>
+      <w:tcPr>
+        <w:tcBorders>
+          <w:top w:val="double" w:sz="4" w:space="0" w:color="0F9ED5" w:themeColor="accent4"/>
+        </w:tcBorders>
+        <w:shd w:val="clear" w:color="auto" w:fill="FFFFFF" w:themeFill="background1"/>
+      </w:tcPr>
+    </w:tblStylePr>
+    <w:tblStylePr w:type="firstCol">
+      <w:rPr>
+        <w:b/>
+        <w:bCs/>
+      </w:rPr>
+      <w:tblPr/>
+      <w:tcPr>
+        <w:tcBorders>
+          <w:right w:val="nil"/>
+        </w:tcBorders>
+        <w:shd w:val="clear" w:color="auto" w:fill="FFFFFF" w:themeFill="background1"/>
+      </w:tcPr>
+    </w:tblStylePr>
+    <w:tblStylePr w:type="lastCol">
+      <w:rPr>
+        <w:b/>
+        <w:bCs/>
+      </w:rPr>
+      <w:tblPr/>
+      <w:tcPr>
+        <w:tcBorders>
+          <w:left w:val="nil"/>
+        </w:tcBorders>
+        <w:shd w:val="clear" w:color="auto" w:fill="FFFFFF" w:themeFill="background1"/>
+      </w:tcPr>
+    </w:tblStylePr>
+    <w:tblStylePr w:type="band1Vert">
+      <w:tblPr/>
+      <w:tcPr>
+        <w:tcBorders>
+          <w:left w:val="single" w:sz="4" w:space="0" w:color="0F9ED5" w:themeColor="accent4"/>
+          <w:right w:val="single" w:sz="4" w:space="0" w:color="0F9ED5" w:themeColor="accent4"/>
+        </w:tcBorders>
+      </w:tcPr>
+    </w:tblStylePr>
+    <w:tblStylePr w:type="band1Horz">
+      <w:tblPr/>
+      <w:tcPr>
+        <w:tcBorders>
+          <w:top w:val="single" w:sz="4" w:space="0" w:color="0F9ED5" w:themeColor="accent4"/>
+          <w:bottom w:val="single" w:sz="4" w:space="0" w:color="0F9ED5" w:themeColor="accent4"/>
+          <w:insideH w:val="nil"/>
+        </w:tcBorders>
+      </w:tcPr>
+    </w:tblStylePr>
+    <w:tblStylePr w:type="neCell">
+      <w:tblPr/>
+      <w:tcPr>
+        <w:tcBorders>
+          <w:left w:val="nil"/>
+          <w:bottom w:val="nil"/>
+        </w:tcBorders>
+      </w:tcPr>
+    </w:tblStylePr>
+    <w:tblStylePr w:type="nwCell">
+      <w:tblPr/>
+      <w:tcPr>
+        <w:tcBorders>
+          <w:bottom w:val="nil"/>
+          <w:right w:val="nil"/>
+        </w:tcBorders>
+      </w:tcPr>
+    </w:tblStylePr>
+    <w:tblStylePr w:type="seCell">
+      <w:tblPr/>
+      <w:tcPr>
+        <w:tcBorders>
+          <w:top w:val="double" w:sz="4" w:space="0" w:color="0F9ED5" w:themeColor="accent4"/>
+          <w:left w:val="nil"/>
+        </w:tcBorders>
+      </w:tcPr>
+    </w:tblStylePr>
+    <w:tblStylePr w:type="swCell">
+      <w:tblPr/>
+      <w:tcPr>
+        <w:tcBorders>
+          <w:top w:val="double" w:sz="4" w:space="0" w:color="0F9ED5" w:themeColor="accent4"/>
+          <w:right w:val="nil"/>
+        </w:tcBorders>
+      </w:tcPr>
+    </w:tblStylePr>
+  </w:style>
 </w:styles>
 </file>
 

--- a/Docmentations/SRS_Requirements.docx
+++ b/Docmentations/SRS_Requirements.docx
@@ -5,11 +5,10 @@
     <w:p>
       <w:pPr>
         <w:spacing w:line="360" w:lineRule="auto"/>
-        <w:jc w:val="left"/>
         <w:rPr>
           <w:rFonts w:ascii="Arial" w:hAnsi="Arial" w:eastAsia="Arial" w:cs="Arial"/>
-          <w:b w:val="1"/>
-          <w:bCs w:val="1"/>
+          <w:b/>
+          <w:bCs/>
           <w:sz w:val="40"/>
           <w:szCs w:val="40"/>
         </w:rPr>
@@ -17,8 +16,8 @@
       <w:r>
         <w:rPr>
           <w:rFonts w:ascii="Arial" w:hAnsi="Arial" w:eastAsia="Arial" w:cs="Arial"/>
-          <w:b w:val="1"/>
-          <w:bCs w:val="1"/>
+          <w:b/>
+          <w:bCs/>
           <w:sz w:val="44"/>
           <w:szCs w:val="44"/>
         </w:rPr>
@@ -29,23 +28,20 @@
       <w:pPr>
         <w:numPr>
           <w:ilvl w:val="0"/>
-          <w:numId w:val="4"/>
+          <w:numId w:val="5"/>
         </w:numPr>
         <w:pBdr>
-          <w:top w:val="nil" w:color="FF000000" w:sz="0" w:space="0"/>
-          <w:left w:val="nil" w:color="FF000000" w:sz="0" w:space="0"/>
-          <w:bottom w:val="nil" w:color="FF000000" w:sz="0" w:space="0"/>
-          <w:right w:val="nil" w:color="FF000000" w:sz="0" w:space="0"/>
-          <w:between w:val="nil" w:color="FF000000" w:sz="0" w:space="0"/>
+          <w:top w:val="nil"/>
+          <w:left w:val="nil"/>
+          <w:bottom w:val="nil"/>
+          <w:right w:val="nil"/>
+          <w:between w:val="nil"/>
         </w:pBdr>
         <w:spacing w:after="0" w:line="360" w:lineRule="auto"/>
-        <w:jc w:val="left"/>
         <w:rPr>
           <w:rFonts w:ascii="Arial" w:hAnsi="Arial" w:eastAsia="Arial" w:cs="Arial"/>
-          <w:b w:val="1"/>
-          <w:bCs w:val="1"/>
-          <w:i w:val="0"/>
-          <w:iCs w:val="0"/>
+          <w:b/>
+          <w:bCs/>
           <w:color w:val="000000"/>
           <w:sz w:val="40"/>
           <w:szCs w:val="40"/>
@@ -54,51 +50,33 @@
       <w:r>
         <w:rPr>
           <w:rFonts w:ascii="Arial" w:hAnsi="Arial" w:eastAsia="Arial" w:cs="Arial"/>
-          <w:b w:val="1"/>
-          <w:bCs w:val="1"/>
-          <w:i w:val="0"/>
-          <w:iCs w:val="0"/>
-          <w:color w:val="000000" w:themeColor="text1" w:themeTint="FF" w:themeShade="FF"/>
+          <w:b/>
+          <w:bCs/>
+          <w:color w:val="000000" w:themeColor="text1"/>
           <w:sz w:val="40"/>
           <w:szCs w:val="40"/>
         </w:rPr>
-        <w:t xml:space="preserve"> </w:t>
-      </w:r>
-      <w:r>
-        <w:rPr>
-          <w:rFonts w:ascii="Arial" w:hAnsi="Arial" w:eastAsia="Arial" w:cs="Arial"/>
-          <w:b w:val="1"/>
-          <w:bCs w:val="1"/>
-          <w:i w:val="0"/>
-          <w:iCs w:val="0"/>
-          <w:color w:val="000000" w:themeColor="text1" w:themeTint="FF" w:themeShade="FF"/>
-          <w:sz w:val="40"/>
-          <w:szCs w:val="40"/>
-        </w:rPr>
-        <w:t>Introduction</w:t>
+        <w:t xml:space="preserve"> Introduction</w:t>
       </w:r>
     </w:p>
     <w:p>
       <w:pPr>
         <w:numPr>
           <w:ilvl w:val="1"/>
-          <w:numId w:val="4"/>
+          <w:numId w:val="5"/>
         </w:numPr>
         <w:pBdr>
-          <w:top w:val="nil" w:color="FF000000" w:sz="0" w:space="0"/>
-          <w:left w:val="nil" w:color="FF000000" w:sz="0" w:space="0"/>
-          <w:bottom w:val="nil" w:color="FF000000" w:sz="0" w:space="0"/>
-          <w:right w:val="nil" w:color="FF000000" w:sz="0" w:space="0"/>
-          <w:between w:val="nil" w:color="FF000000" w:sz="0" w:space="0"/>
+          <w:top w:val="nil"/>
+          <w:left w:val="nil"/>
+          <w:bottom w:val="nil"/>
+          <w:right w:val="nil"/>
+          <w:between w:val="nil"/>
         </w:pBdr>
         <w:spacing w:after="0" w:line="360" w:lineRule="auto"/>
-        <w:jc w:val="left"/>
         <w:rPr>
           <w:rFonts w:ascii="Arial" w:hAnsi="Arial" w:eastAsia="Arial" w:cs="Arial"/>
-          <w:b w:val="1"/>
-          <w:bCs w:val="1"/>
-          <w:i w:val="0"/>
-          <w:iCs w:val="0"/>
+          <w:b/>
+          <w:bCs/>
           <w:color w:val="00B050"/>
           <w:sz w:val="40"/>
           <w:szCs w:val="40"/>
@@ -107,10 +85,8 @@
       <w:r>
         <w:rPr>
           <w:rFonts w:ascii="Arial" w:hAnsi="Arial" w:eastAsia="Arial" w:cs="Arial"/>
-          <w:b w:val="1"/>
-          <w:bCs w:val="1"/>
-          <w:i w:val="0"/>
-          <w:iCs w:val="0"/>
+          <w:b/>
+          <w:bCs/>
           <w:color w:val="00B050"/>
           <w:sz w:val="40"/>
           <w:szCs w:val="40"/>
@@ -121,15 +97,13 @@
     <w:p>
       <w:pPr>
         <w:pBdr>
-          <w:top w:val="nil" w:color="FF000000" w:sz="0" w:space="0"/>
-          <w:left w:val="nil" w:color="FF000000" w:sz="0" w:space="0"/>
-          <w:bottom w:val="nil" w:color="FF000000" w:sz="0" w:space="0"/>
-          <w:right w:val="nil" w:color="FF000000" w:sz="0" w:space="0"/>
-          <w:between w:val="nil" w:color="FF000000" w:sz="0" w:space="0"/>
+          <w:top w:val="nil"/>
+          <w:left w:val="nil"/>
+          <w:bottom w:val="nil"/>
+          <w:right w:val="nil"/>
+          <w:between w:val="nil"/>
         </w:pBdr>
-        <w:spacing w:after="160" w:afterAutospacing="off"/>
         <w:ind w:left="1440"/>
-        <w:jc w:val="left"/>
         <w:rPr>
           <w:rFonts w:ascii="Arial" w:hAnsi="Arial" w:eastAsia="Arial" w:cs="Arial"/>
           <w:color w:val="000000"/>
@@ -141,53 +115,32 @@
       <w:r>
         <w:rPr>
           <w:rFonts w:ascii="Arial" w:hAnsi="Arial" w:eastAsia="Arial" w:cs="Arial"/>
-          <w:color w:val="000000" w:themeColor="text1" w:themeTint="FF" w:themeShade="FF"/>
+          <w:color w:val="000000" w:themeColor="text1"/>
           <w:sz w:val="32"/>
           <w:szCs w:val="32"/>
           <w:lang w:val="en-US"/>
         </w:rPr>
-        <w:t xml:space="preserve">This document describes the requirements and specifications for a mobile store website that allows users to register, log in, </w:t>
-      </w:r>
-      <w:r>
-        <w:rPr>
-          <w:rFonts w:ascii="Arial" w:hAnsi="Arial" w:eastAsia="Arial" w:cs="Arial"/>
-          <w:color w:val="000000" w:themeColor="text1" w:themeTint="FF" w:themeShade="FF"/>
-          <w:sz w:val="32"/>
-          <w:szCs w:val="32"/>
-          <w:lang w:val="en-US"/>
-        </w:rPr>
-        <w:t>browse</w:t>
-      </w:r>
-      <w:r>
-        <w:rPr>
-          <w:rFonts w:ascii="Arial" w:hAnsi="Arial" w:eastAsia="Arial" w:cs="Arial"/>
-          <w:color w:val="000000" w:themeColor="text1" w:themeTint="FF" w:themeShade="FF"/>
-          <w:sz w:val="32"/>
-          <w:szCs w:val="32"/>
-          <w:lang w:val="en-US"/>
-        </w:rPr>
-        <w:t xml:space="preserve"> and buy phones and accessories.</w:t>
+        <w:t>This document describes the requirements and specifications for a mobile store website that allows users to register, log in, browse and buy phones and accessories.</w:t>
       </w:r>
     </w:p>
     <w:p>
       <w:pPr>
         <w:numPr>
           <w:ilvl w:val="1"/>
-          <w:numId w:val="4"/>
+          <w:numId w:val="5"/>
         </w:numPr>
         <w:pBdr>
-          <w:top w:val="nil" w:color="FF000000" w:sz="0" w:space="0"/>
-          <w:left w:val="nil" w:color="FF000000" w:sz="0" w:space="0"/>
-          <w:bottom w:val="nil" w:color="FF000000" w:sz="0" w:space="0"/>
-          <w:right w:val="nil" w:color="FF000000" w:sz="0" w:space="0"/>
-          <w:between w:val="nil" w:color="FF000000" w:sz="0" w:space="0"/>
+          <w:top w:val="nil"/>
+          <w:left w:val="nil"/>
+          <w:bottom w:val="nil"/>
+          <w:right w:val="nil"/>
+          <w:between w:val="nil"/>
         </w:pBdr>
         <w:spacing w:after="0" w:line="360" w:lineRule="auto"/>
-        <w:jc w:val="left"/>
         <w:rPr>
           <w:rFonts w:ascii="Arial" w:hAnsi="Arial" w:eastAsia="Arial" w:cs="Arial"/>
-          <w:b w:val="1"/>
-          <w:bCs w:val="1"/>
+          <w:b/>
+          <w:bCs/>
           <w:color w:val="00B050"/>
           <w:sz w:val="40"/>
           <w:szCs w:val="40"/>
@@ -196,8 +149,8 @@
       <w:r>
         <w:rPr>
           <w:rFonts w:ascii="Arial" w:hAnsi="Arial" w:eastAsia="Arial" w:cs="Arial"/>
-          <w:b w:val="1"/>
-          <w:bCs w:val="1"/>
+          <w:b/>
+          <w:bCs/>
           <w:color w:val="00B050"/>
           <w:sz w:val="40"/>
           <w:szCs w:val="40"/>
@@ -209,17 +162,16 @@
       <w:pPr>
         <w:numPr>
           <w:ilvl w:val="0"/>
-          <w:numId w:val="5"/>
+          <w:numId w:val="6"/>
         </w:numPr>
         <w:pBdr>
-          <w:top w:val="nil" w:color="FF000000" w:sz="0" w:space="0"/>
-          <w:left w:val="nil" w:color="FF000000" w:sz="0" w:space="0"/>
-          <w:bottom w:val="nil" w:color="FF000000" w:sz="0" w:space="0"/>
-          <w:right w:val="nil" w:color="FF000000" w:sz="0" w:space="0"/>
-          <w:between w:val="nil" w:color="FF000000" w:sz="0" w:space="0"/>
+          <w:top w:val="nil"/>
+          <w:left w:val="nil"/>
+          <w:bottom w:val="nil"/>
+          <w:right w:val="nil"/>
+          <w:between w:val="nil"/>
         </w:pBdr>
         <w:spacing w:after="0"/>
-        <w:jc w:val="left"/>
         <w:rPr>
           <w:rFonts w:ascii="Arial" w:hAnsi="Arial" w:eastAsia="Arial" w:cs="Arial"/>
           <w:color w:val="000000"/>
@@ -230,7 +182,7 @@
       <w:r>
         <w:rPr>
           <w:rFonts w:ascii="Arial" w:hAnsi="Arial" w:eastAsia="Arial" w:cs="Arial"/>
-          <w:color w:val="000000" w:themeColor="text1" w:themeTint="FF" w:themeShade="FF"/>
+          <w:color w:val="000000" w:themeColor="text1"/>
           <w:sz w:val="32"/>
           <w:szCs w:val="32"/>
         </w:rPr>
@@ -241,17 +193,16 @@
       <w:pPr>
         <w:numPr>
           <w:ilvl w:val="0"/>
-          <w:numId w:val="5"/>
+          <w:numId w:val="6"/>
         </w:numPr>
         <w:pBdr>
-          <w:top w:val="nil" w:color="FF000000" w:sz="0" w:space="0"/>
-          <w:left w:val="nil" w:color="FF000000" w:sz="0" w:space="0"/>
-          <w:bottom w:val="nil" w:color="FF000000" w:sz="0" w:space="0"/>
-          <w:right w:val="nil" w:color="FF000000" w:sz="0" w:space="0"/>
-          <w:between w:val="nil" w:color="FF000000" w:sz="0" w:space="0"/>
+          <w:top w:val="nil"/>
+          <w:left w:val="nil"/>
+          <w:bottom w:val="nil"/>
+          <w:right w:val="nil"/>
+          <w:between w:val="nil"/>
         </w:pBdr>
         <w:spacing w:after="0"/>
-        <w:jc w:val="left"/>
         <w:rPr>
           <w:rFonts w:ascii="Arial" w:hAnsi="Arial" w:eastAsia="Arial" w:cs="Arial"/>
           <w:color w:val="000000"/>
@@ -263,39 +214,28 @@
       <w:r>
         <w:rPr>
           <w:rFonts w:ascii="Arial" w:hAnsi="Arial" w:eastAsia="Arial" w:cs="Arial"/>
-          <w:color w:val="000000" w:themeColor="text1" w:themeTint="FF" w:themeShade="FF"/>
+          <w:color w:val="000000" w:themeColor="text1"/>
           <w:sz w:val="32"/>
           <w:szCs w:val="32"/>
           <w:lang w:val="en-US"/>
         </w:rPr>
-        <w:t>System</w:t>
-      </w:r>
-      <w:r>
-        <w:rPr>
-          <w:rFonts w:ascii="Arial" w:hAnsi="Arial" w:eastAsia="Arial" w:cs="Arial"/>
-          <w:color w:val="000000" w:themeColor="text1" w:themeTint="FF" w:themeShade="FF"/>
-          <w:sz w:val="32"/>
-          <w:szCs w:val="32"/>
-          <w:lang w:val="en-US"/>
-        </w:rPr>
-        <w:t xml:space="preserve"> shows mobile phones and accessories.</w:t>
+        <w:t>System shows mobile phones and accessories.</w:t>
       </w:r>
     </w:p>
     <w:p>
       <w:pPr>
         <w:numPr>
           <w:ilvl w:val="0"/>
-          <w:numId w:val="5"/>
+          <w:numId w:val="6"/>
         </w:numPr>
         <w:pBdr>
-          <w:top w:val="nil" w:color="FF000000" w:sz="0" w:space="0"/>
-          <w:left w:val="nil" w:color="FF000000" w:sz="0" w:space="0"/>
-          <w:bottom w:val="nil" w:color="FF000000" w:sz="0" w:space="0"/>
-          <w:right w:val="nil" w:color="FF000000" w:sz="0" w:space="0"/>
-          <w:between w:val="nil" w:color="FF000000" w:sz="0" w:space="0"/>
+          <w:top w:val="nil"/>
+          <w:left w:val="nil"/>
+          <w:bottom w:val="nil"/>
+          <w:right w:val="nil"/>
+          <w:between w:val="nil"/>
         </w:pBdr>
         <w:spacing w:after="0"/>
-        <w:jc w:val="left"/>
         <w:rPr>
           <w:rFonts w:ascii="Arial" w:hAnsi="Arial" w:eastAsia="Arial" w:cs="Arial"/>
           <w:color w:val="000000"/>
@@ -306,7 +246,7 @@
       <w:r>
         <w:rPr>
           <w:rFonts w:ascii="Arial" w:hAnsi="Arial" w:eastAsia="Arial" w:cs="Arial"/>
-          <w:color w:val="000000" w:themeColor="text1" w:themeTint="FF" w:themeShade="FF"/>
+          <w:color w:val="000000" w:themeColor="text1"/>
           <w:sz w:val="32"/>
           <w:szCs w:val="32"/>
         </w:rPr>
@@ -317,17 +257,16 @@
       <w:pPr>
         <w:numPr>
           <w:ilvl w:val="0"/>
-          <w:numId w:val="5"/>
+          <w:numId w:val="6"/>
         </w:numPr>
         <w:pBdr>
-          <w:top w:val="nil" w:color="FF000000" w:sz="0" w:space="0"/>
-          <w:left w:val="nil" w:color="FF000000" w:sz="0" w:space="0"/>
-          <w:bottom w:val="nil" w:color="FF000000" w:sz="0" w:space="0"/>
-          <w:right w:val="nil" w:color="FF000000" w:sz="0" w:space="0"/>
-          <w:between w:val="nil" w:color="FF000000" w:sz="0" w:space="0"/>
+          <w:top w:val="nil"/>
+          <w:left w:val="nil"/>
+          <w:bottom w:val="nil"/>
+          <w:right w:val="nil"/>
+          <w:between w:val="nil"/>
         </w:pBdr>
-        <w:spacing w:after="240" w:afterAutospacing="off"/>
-        <w:jc w:val="left"/>
+        <w:spacing w:after="240"/>
         <w:rPr>
           <w:rFonts w:ascii="Arial" w:hAnsi="Arial" w:eastAsia="Arial" w:cs="Arial"/>
           <w:color w:val="000000"/>
@@ -338,7 +277,7 @@
       <w:r>
         <w:rPr>
           <w:rFonts w:ascii="Arial" w:hAnsi="Arial" w:eastAsia="Arial" w:cs="Arial"/>
-          <w:color w:val="000000" w:themeColor="text1" w:themeTint="FF" w:themeShade="FF"/>
+          <w:color w:val="000000" w:themeColor="text1"/>
           <w:sz w:val="32"/>
           <w:szCs w:val="32"/>
         </w:rPr>
@@ -349,21 +288,20 @@
       <w:pPr>
         <w:numPr>
           <w:ilvl w:val="0"/>
-          <w:numId w:val="4"/>
+          <w:numId w:val="5"/>
         </w:numPr>
         <w:pBdr>
-          <w:top w:val="nil" w:color="FF000000" w:sz="0" w:space="0"/>
-          <w:left w:val="nil" w:color="FF000000" w:sz="0" w:space="0"/>
-          <w:bottom w:val="nil" w:color="FF000000" w:sz="0" w:space="0"/>
-          <w:right w:val="nil" w:color="FF000000" w:sz="0" w:space="0"/>
-          <w:between w:val="nil" w:color="FF000000" w:sz="0" w:space="0"/>
+          <w:top w:val="nil"/>
+          <w:left w:val="nil"/>
+          <w:bottom w:val="nil"/>
+          <w:right w:val="nil"/>
+          <w:between w:val="nil"/>
         </w:pBdr>
         <w:spacing w:after="0" w:line="360" w:lineRule="auto"/>
-        <w:jc w:val="left"/>
         <w:rPr>
           <w:rFonts w:ascii="Arial" w:hAnsi="Arial" w:eastAsia="Arial" w:cs="Arial"/>
-          <w:b w:val="1"/>
-          <w:bCs w:val="1"/>
+          <w:b/>
+          <w:bCs/>
           <w:color w:val="000000"/>
           <w:sz w:val="40"/>
           <w:szCs w:val="40"/>
@@ -372,45 +310,33 @@
       <w:r>
         <w:rPr>
           <w:rFonts w:ascii="Arial" w:hAnsi="Arial" w:eastAsia="Arial" w:cs="Arial"/>
-          <w:b w:val="1"/>
-          <w:bCs w:val="1"/>
-          <w:color w:val="000000" w:themeColor="text1" w:themeTint="FF" w:themeShade="FF"/>
+          <w:b/>
+          <w:bCs/>
+          <w:color w:val="000000" w:themeColor="text1"/>
           <w:sz w:val="40"/>
           <w:szCs w:val="40"/>
         </w:rPr>
-        <w:t xml:space="preserve"> </w:t>
-      </w:r>
-      <w:r>
-        <w:rPr>
-          <w:rFonts w:ascii="Arial" w:hAnsi="Arial" w:eastAsia="Arial" w:cs="Arial"/>
-          <w:b w:val="1"/>
-          <w:bCs w:val="1"/>
-          <w:color w:val="000000" w:themeColor="text1" w:themeTint="FF" w:themeShade="FF"/>
-          <w:sz w:val="40"/>
-          <w:szCs w:val="40"/>
-        </w:rPr>
-        <w:t>Overall description</w:t>
+        <w:t xml:space="preserve"> Overall description</w:t>
       </w:r>
     </w:p>
     <w:p>
       <w:pPr>
         <w:numPr>
           <w:ilvl w:val="1"/>
-          <w:numId w:val="4"/>
+          <w:numId w:val="5"/>
         </w:numPr>
         <w:pBdr>
-          <w:top w:val="nil" w:color="FF000000" w:sz="0" w:space="0"/>
-          <w:left w:val="nil" w:color="FF000000" w:sz="0" w:space="0"/>
-          <w:bottom w:val="nil" w:color="FF000000" w:sz="0" w:space="0"/>
-          <w:right w:val="nil" w:color="FF000000" w:sz="0" w:space="0"/>
-          <w:between w:val="nil" w:color="FF000000" w:sz="0" w:space="0"/>
+          <w:top w:val="nil"/>
+          <w:left w:val="nil"/>
+          <w:bottom w:val="nil"/>
+          <w:right w:val="nil"/>
+          <w:between w:val="nil"/>
         </w:pBdr>
         <w:spacing w:after="0" w:line="360" w:lineRule="auto"/>
-        <w:jc w:val="left"/>
         <w:rPr>
           <w:rFonts w:ascii="Arial" w:hAnsi="Arial" w:eastAsia="Arial" w:cs="Arial"/>
-          <w:b w:val="1"/>
-          <w:bCs w:val="1"/>
+          <w:b/>
+          <w:bCs/>
           <w:color w:val="00B050"/>
           <w:sz w:val="40"/>
           <w:szCs w:val="40"/>
@@ -419,8 +345,8 @@
       <w:r>
         <w:rPr>
           <w:rFonts w:ascii="Arial" w:hAnsi="Arial" w:eastAsia="Arial" w:cs="Arial"/>
-          <w:b w:val="1"/>
-          <w:bCs w:val="1"/>
+          <w:b/>
+          <w:bCs/>
           <w:color w:val="00B050"/>
           <w:sz w:val="40"/>
           <w:szCs w:val="40"/>
@@ -432,21 +358,20 @@
       <w:pPr>
         <w:numPr>
           <w:ilvl w:val="2"/>
-          <w:numId w:val="4"/>
+          <w:numId w:val="5"/>
         </w:numPr>
         <w:pBdr>
-          <w:top w:val="nil" w:color="FF000000" w:sz="0" w:space="0"/>
-          <w:left w:val="nil" w:color="FF000000" w:sz="0" w:space="0"/>
-          <w:bottom w:val="nil" w:color="FF000000" w:sz="0" w:space="0"/>
-          <w:right w:val="nil" w:color="FF000000" w:sz="0" w:space="0"/>
-          <w:between w:val="nil" w:color="FF000000" w:sz="0" w:space="0"/>
+          <w:top w:val="nil"/>
+          <w:left w:val="nil"/>
+          <w:bottom w:val="nil"/>
+          <w:right w:val="nil"/>
+          <w:between w:val="nil"/>
         </w:pBdr>
         <w:spacing w:after="0"/>
-        <w:jc w:val="left"/>
         <w:rPr>
           <w:rFonts w:ascii="Arial" w:hAnsi="Arial" w:eastAsia="Arial" w:cs="Arial"/>
-          <w:b w:val="1"/>
-          <w:bCs w:val="1"/>
+          <w:b/>
+          <w:bCs/>
           <w:color w:val="000000"/>
           <w:sz w:val="36"/>
           <w:szCs w:val="36"/>
@@ -455,9 +380,9 @@
       <w:r>
         <w:rPr>
           <w:rFonts w:ascii="Arial" w:hAnsi="Arial" w:eastAsia="Arial" w:cs="Arial"/>
-          <w:b w:val="1"/>
-          <w:bCs w:val="1"/>
-          <w:color w:val="000000" w:themeColor="text1" w:themeTint="FF" w:themeShade="FF"/>
+          <w:b/>
+          <w:bCs/>
+          <w:color w:val="000000" w:themeColor="text1"/>
           <w:sz w:val="36"/>
           <w:szCs w:val="36"/>
         </w:rPr>
@@ -468,17 +393,16 @@
       <w:pPr>
         <w:numPr>
           <w:ilvl w:val="0"/>
-          <w:numId w:val="6"/>
+          <w:numId w:val="7"/>
         </w:numPr>
         <w:pBdr>
-          <w:top w:val="nil" w:color="FF000000" w:sz="0" w:space="0"/>
-          <w:left w:val="nil" w:color="FF000000" w:sz="0" w:space="0"/>
-          <w:bottom w:val="nil" w:color="FF000000" w:sz="0" w:space="0"/>
-          <w:right w:val="nil" w:color="FF000000" w:sz="0" w:space="0"/>
-          <w:between w:val="nil" w:color="FF000000" w:sz="0" w:space="0"/>
+          <w:top w:val="nil"/>
+          <w:left w:val="nil"/>
+          <w:bottom w:val="nil"/>
+          <w:right w:val="nil"/>
+          <w:between w:val="nil"/>
         </w:pBdr>
         <w:spacing w:after="0"/>
-        <w:jc w:val="left"/>
         <w:rPr>
           <w:rFonts w:ascii="Arial" w:hAnsi="Arial" w:eastAsia="Arial" w:cs="Arial"/>
           <w:color w:val="000000"/>
@@ -490,39 +414,28 @@
       <w:r>
         <w:rPr>
           <w:rFonts w:ascii="Arial" w:hAnsi="Arial" w:eastAsia="Arial" w:cs="Arial"/>
-          <w:color w:val="000000" w:themeColor="text1" w:themeTint="FF" w:themeShade="FF"/>
+          <w:color w:val="000000" w:themeColor="text1"/>
           <w:sz w:val="32"/>
           <w:szCs w:val="32"/>
           <w:lang w:val="en-US"/>
         </w:rPr>
-        <w:t>Can</w:t>
-      </w:r>
-      <w:r>
-        <w:rPr>
-          <w:rFonts w:ascii="Arial" w:hAnsi="Arial" w:eastAsia="Arial" w:cs="Arial"/>
-          <w:color w:val="000000" w:themeColor="text1" w:themeTint="FF" w:themeShade="FF"/>
-          <w:sz w:val="32"/>
-          <w:szCs w:val="32"/>
-          <w:lang w:val="en-US"/>
-        </w:rPr>
-        <w:t xml:space="preserve"> browse products through the website.</w:t>
+        <w:t>Can browse products through the website.</w:t>
       </w:r>
     </w:p>
     <w:p>
       <w:pPr>
         <w:numPr>
           <w:ilvl w:val="0"/>
-          <w:numId w:val="6"/>
+          <w:numId w:val="7"/>
         </w:numPr>
         <w:pBdr>
-          <w:top w:val="nil" w:color="FF000000" w:sz="0" w:space="0"/>
-          <w:left w:val="nil" w:color="FF000000" w:sz="0" w:space="0"/>
-          <w:bottom w:val="nil" w:color="FF000000" w:sz="0" w:space="0"/>
-          <w:right w:val="nil" w:color="FF000000" w:sz="0" w:space="0"/>
-          <w:between w:val="nil" w:color="FF000000" w:sz="0" w:space="0"/>
+          <w:top w:val="nil"/>
+          <w:left w:val="nil"/>
+          <w:bottom w:val="nil"/>
+          <w:right w:val="nil"/>
+          <w:between w:val="nil"/>
         </w:pBdr>
         <w:spacing w:after="0"/>
-        <w:jc w:val="left"/>
         <w:rPr>
           <w:rFonts w:ascii="Arial" w:hAnsi="Arial" w:eastAsia="Arial" w:cs="Arial"/>
           <w:color w:val="000000"/>
@@ -533,7 +446,7 @@
       <w:r>
         <w:rPr>
           <w:rFonts w:ascii="Arial" w:hAnsi="Arial" w:eastAsia="Arial" w:cs="Arial"/>
-          <w:color w:val="000000" w:themeColor="text1" w:themeTint="FF" w:themeShade="FF"/>
+          <w:color w:val="000000" w:themeColor="text1"/>
           <w:sz w:val="32"/>
           <w:szCs w:val="32"/>
         </w:rPr>
@@ -544,21 +457,20 @@
       <w:pPr>
         <w:numPr>
           <w:ilvl w:val="2"/>
-          <w:numId w:val="4"/>
+          <w:numId w:val="5"/>
         </w:numPr>
         <w:pBdr>
-          <w:top w:val="nil" w:color="FF000000" w:sz="0" w:space="0"/>
-          <w:left w:val="nil" w:color="FF000000" w:sz="0" w:space="0"/>
-          <w:bottom w:val="nil" w:color="FF000000" w:sz="0" w:space="0"/>
-          <w:right w:val="nil" w:color="FF000000" w:sz="0" w:space="0"/>
-          <w:between w:val="nil" w:color="FF000000" w:sz="0" w:space="0"/>
+          <w:top w:val="nil"/>
+          <w:left w:val="nil"/>
+          <w:bottom w:val="nil"/>
+          <w:right w:val="nil"/>
+          <w:between w:val="nil"/>
         </w:pBdr>
         <w:spacing w:after="0"/>
-        <w:jc w:val="left"/>
         <w:rPr>
           <w:rFonts w:ascii="Arial" w:hAnsi="Arial" w:eastAsia="Arial" w:cs="Arial"/>
-          <w:b w:val="1"/>
-          <w:bCs w:val="1"/>
+          <w:b/>
+          <w:bCs/>
           <w:color w:val="000000"/>
           <w:sz w:val="36"/>
           <w:szCs w:val="36"/>
@@ -567,9 +479,9 @@
       <w:r>
         <w:rPr>
           <w:rFonts w:ascii="Arial" w:hAnsi="Arial" w:eastAsia="Arial" w:cs="Arial"/>
-          <w:b w:val="1"/>
-          <w:bCs w:val="1"/>
-          <w:color w:val="000000" w:themeColor="text1" w:themeTint="FF" w:themeShade="FF"/>
+          <w:b/>
+          <w:bCs/>
+          <w:color w:val="000000" w:themeColor="text1"/>
           <w:sz w:val="36"/>
           <w:szCs w:val="36"/>
         </w:rPr>
@@ -580,17 +492,16 @@
       <w:pPr>
         <w:numPr>
           <w:ilvl w:val="0"/>
-          <w:numId w:val="7"/>
+          <w:numId w:val="8"/>
         </w:numPr>
         <w:pBdr>
-          <w:top w:val="nil" w:color="FF000000" w:sz="0" w:space="0"/>
-          <w:left w:val="nil" w:color="FF000000" w:sz="0" w:space="0"/>
-          <w:bottom w:val="nil" w:color="FF000000" w:sz="0" w:space="0"/>
-          <w:right w:val="nil" w:color="FF000000" w:sz="0" w:space="0"/>
-          <w:between w:val="nil" w:color="FF000000" w:sz="0" w:space="0"/>
+          <w:top w:val="nil"/>
+          <w:left w:val="nil"/>
+          <w:bottom w:val="nil"/>
+          <w:right w:val="nil"/>
+          <w:between w:val="nil"/>
         </w:pBdr>
         <w:spacing w:after="0"/>
-        <w:jc w:val="left"/>
         <w:rPr>
           <w:rFonts w:ascii="Arial" w:hAnsi="Arial" w:eastAsia="Arial" w:cs="Arial"/>
           <w:color w:val="000000"/>
@@ -601,7 +512,7 @@
       <w:r>
         <w:rPr>
           <w:rFonts w:ascii="Arial" w:hAnsi="Arial" w:eastAsia="Arial" w:cs="Arial"/>
-          <w:color w:val="000000" w:themeColor="text1" w:themeTint="FF" w:themeShade="FF"/>
+          <w:color w:val="000000" w:themeColor="text1"/>
           <w:sz w:val="32"/>
           <w:szCs w:val="32"/>
           <w:lang w:val="en-US"/>
@@ -611,48 +522,20 @@
       <w:r>
         <w:rPr>
           <w:rFonts w:ascii="Arial" w:hAnsi="Arial" w:eastAsia="Arial" w:cs="Arial"/>
-          <w:color w:val="000000" w:themeColor="text1" w:themeTint="FF" w:themeShade="FF"/>
+          <w:color w:val="000000" w:themeColor="text1"/>
           <w:sz w:val="32"/>
           <w:szCs w:val="32"/>
         </w:rPr>
-        <w:t>an</w:t>
-      </w:r>
-      <w:r>
-        <w:rPr>
-          <w:rFonts w:ascii="Arial" w:hAnsi="Arial" w:eastAsia="Arial" w:cs="Arial"/>
-          <w:color w:val="000000" w:themeColor="text1" w:themeTint="FF" w:themeShade="FF"/>
-          <w:sz w:val="32"/>
-          <w:szCs w:val="32"/>
-        </w:rPr>
-        <w:t xml:space="preserve"> display his products </w:t>
-      </w:r>
-      <w:r>
-        <w:rPr>
-          <w:rFonts w:ascii="Arial" w:hAnsi="Arial" w:eastAsia="Arial" w:cs="Arial"/>
-          <w:color w:val="000000" w:themeColor="text1" w:themeTint="FF" w:themeShade="FF"/>
-          <w:sz w:val="32"/>
-          <w:szCs w:val="32"/>
-        </w:rPr>
-        <w:t>to be sold</w:t>
-      </w:r>
-      <w:r>
-        <w:rPr>
-          <w:rFonts w:ascii="Arial" w:hAnsi="Arial" w:eastAsia="Arial" w:cs="Arial"/>
-          <w:color w:val="000000" w:themeColor="text1" w:themeTint="FF" w:themeShade="FF"/>
-          <w:sz w:val="32"/>
-          <w:szCs w:val="32"/>
-        </w:rPr>
-        <w:t xml:space="preserve"> on the website.</w:t>
+        <w:t>an display his products to be sold on the website.</w:t>
       </w:r>
     </w:p>
     <w:p>
       <w:pPr>
         <w:numPr>
           <w:ilvl w:val="0"/>
-          <w:numId w:val="7"/>
+          <w:numId w:val="8"/>
         </w:numPr>
         <w:spacing w:after="0"/>
-        <w:jc w:val="left"/>
         <w:rPr>
           <w:rFonts w:ascii="Arial" w:hAnsi="Arial" w:eastAsia="Arial" w:cs="Arial"/>
           <w:sz w:val="32"/>
@@ -667,8 +550,150 @@
           <w:szCs w:val="32"/>
           <w:lang w:val="en-US"/>
         </w:rPr>
-        <w:t xml:space="preserve">Can add or </w:t>
+        <w:t>Can add or delete products.</w:t>
       </w:r>
+    </w:p>
+    <w:p>
+      <w:pPr>
+        <w:spacing w:after="0"/>
+        <w:rPr>
+          <w:rFonts w:ascii="Arial" w:hAnsi="Arial" w:eastAsia="Arial" w:cs="Arial"/>
+          <w:sz w:val="32"/>
+          <w:szCs w:val="32"/>
+          <w:lang w:val="en-US"/>
+        </w:rPr>
+      </w:pPr>
+    </w:p>
+    <w:p>
+      <w:pPr>
+        <w:spacing w:after="0"/>
+        <w:rPr>
+          <w:rFonts w:ascii="Arial" w:hAnsi="Arial" w:eastAsia="Arial" w:cs="Arial"/>
+          <w:sz w:val="32"/>
+          <w:szCs w:val="32"/>
+          <w:lang w:val="en-US"/>
+        </w:rPr>
+      </w:pPr>
+    </w:p>
+    <w:p>
+      <w:pPr>
+        <w:numPr>
+          <w:ilvl w:val="2"/>
+          <w:numId w:val="5"/>
+        </w:numPr>
+        <w:pBdr>
+          <w:top w:val="nil"/>
+          <w:left w:val="nil"/>
+          <w:bottom w:val="nil"/>
+          <w:right w:val="nil"/>
+          <w:between w:val="nil"/>
+        </w:pBdr>
+        <w:spacing w:after="0"/>
+        <w:rPr>
+          <w:rFonts w:ascii="Arial" w:hAnsi="Arial" w:eastAsia="Arial" w:cs="Arial"/>
+          <w:b/>
+          <w:bCs/>
+          <w:color w:val="000000"/>
+          <w:sz w:val="36"/>
+          <w:szCs w:val="36"/>
+        </w:rPr>
+      </w:pPr>
+      <w:r>
+        <w:rPr>
+          <w:rFonts w:ascii="Arial" w:hAnsi="Arial" w:eastAsia="Arial" w:cs="Arial"/>
+          <w:b/>
+          <w:bCs/>
+          <w:color w:val="000000" w:themeColor="text1"/>
+          <w:sz w:val="36"/>
+          <w:szCs w:val="36"/>
+        </w:rPr>
+        <w:t>Admin:</w:t>
+      </w:r>
+    </w:p>
+    <w:p>
+      <w:pPr>
+        <w:numPr>
+          <w:ilvl w:val="0"/>
+          <w:numId w:val="8"/>
+        </w:numPr>
+        <w:pBdr>
+          <w:top w:val="nil"/>
+          <w:left w:val="nil"/>
+          <w:bottom w:val="nil"/>
+          <w:right w:val="nil"/>
+          <w:between w:val="nil"/>
+        </w:pBdr>
+        <w:spacing w:after="0"/>
+        <w:rPr>
+          <w:rFonts w:ascii="Arial" w:hAnsi="Arial" w:eastAsia="Arial" w:cs="Arial"/>
+          <w:color w:val="000000"/>
+          <w:sz w:val="32"/>
+          <w:szCs w:val="32"/>
+        </w:rPr>
+      </w:pPr>
+      <w:r>
+        <w:rPr>
+          <w:rFonts w:ascii="Arial" w:hAnsi="Arial" w:eastAsia="Arial" w:cs="Arial"/>
+          <w:color w:val="000000" w:themeColor="text1"/>
+          <w:sz w:val="32"/>
+          <w:szCs w:val="32"/>
+        </w:rPr>
+        <w:t>Manages the website and products.</w:t>
+      </w:r>
+    </w:p>
+    <w:p>
+      <w:pPr>
+        <w:numPr>
+          <w:ilvl w:val="0"/>
+          <w:numId w:val="8"/>
+        </w:numPr>
+        <w:pBdr>
+          <w:top w:val="nil"/>
+          <w:left w:val="nil"/>
+          <w:bottom w:val="nil"/>
+          <w:right w:val="nil"/>
+          <w:between w:val="nil"/>
+        </w:pBdr>
+        <w:spacing w:after="0"/>
+        <w:rPr>
+          <w:rFonts w:ascii="Arial" w:hAnsi="Arial" w:eastAsia="Arial" w:cs="Arial"/>
+          <w:color w:val="000000"/>
+          <w:sz w:val="32"/>
+          <w:szCs w:val="32"/>
+          <w:lang w:val="en-US"/>
+        </w:rPr>
+      </w:pPr>
+      <w:r>
+        <w:rPr>
+          <w:rFonts w:ascii="Arial" w:hAnsi="Arial" w:eastAsia="Arial" w:cs="Arial"/>
+          <w:color w:val="000000" w:themeColor="text1"/>
+          <w:sz w:val="32"/>
+          <w:szCs w:val="32"/>
+          <w:lang w:val="en-US"/>
+        </w:rPr>
+        <w:t>Can add or delete suppliers’ accounts.</w:t>
+      </w:r>
+    </w:p>
+    <w:p>
+      <w:pPr>
+        <w:numPr>
+          <w:ilvl w:val="0"/>
+          <w:numId w:val="8"/>
+        </w:numPr>
+        <w:pBdr>
+          <w:top w:val="nil"/>
+          <w:left w:val="nil"/>
+          <w:bottom w:val="nil"/>
+          <w:right w:val="nil"/>
+          <w:between w:val="nil"/>
+        </w:pBdr>
+        <w:rPr>
+          <w:rFonts w:ascii="Arial" w:hAnsi="Arial" w:eastAsia="Arial" w:cs="Arial"/>
+          <w:sz w:val="32"/>
+          <w:szCs w:val="32"/>
+          <w:lang w:val="en-US"/>
+        </w:rPr>
+      </w:pPr>
       <w:r>
         <w:rPr>
           <w:rFonts w:ascii="Arial" w:hAnsi="Arial" w:eastAsia="Arial" w:cs="Arial"/>
@@ -676,252 +701,27 @@
           <w:szCs w:val="32"/>
           <w:lang w:val="en-US"/>
         </w:rPr>
-        <w:t>delete</w:t>
-      </w:r>
-      <w:r>
-        <w:rPr>
-          <w:rFonts w:ascii="Arial" w:hAnsi="Arial" w:eastAsia="Arial" w:cs="Arial"/>
-          <w:sz w:val="32"/>
-          <w:szCs w:val="32"/>
-          <w:lang w:val="en-US"/>
-        </w:rPr>
-        <w:t xml:space="preserve"> products.</w:t>
+        <w:t>Can delete client’s accounts.</w:t>
       </w:r>
     </w:p>
     <w:p>
       <w:pPr>
-        <w:spacing w:after="0"/>
-        <w:jc w:val="left"/>
+        <w:numPr>
+          <w:ilvl w:val="1"/>
+          <w:numId w:val="5"/>
+        </w:numPr>
+        <w:pBdr>
+          <w:top w:val="nil"/>
+          <w:left w:val="nil"/>
+          <w:bottom w:val="nil"/>
+          <w:right w:val="nil"/>
+          <w:between w:val="nil"/>
+        </w:pBdr>
+        <w:spacing w:after="0" w:line="360" w:lineRule="auto"/>
         <w:rPr>
           <w:rFonts w:ascii="Arial" w:hAnsi="Arial" w:eastAsia="Arial" w:cs="Arial"/>
-          <w:sz w:val="32"/>
-          <w:szCs w:val="32"/>
-          <w:lang w:val="en-US"/>
-        </w:rPr>
-      </w:pPr>
-    </w:p>
-    <w:p>
-      <w:pPr>
-        <w:pStyle w:val="Normal"/>
-        <w:spacing w:after="0"/>
-        <w:jc w:val="left"/>
-        <w:rPr>
-          <w:rFonts w:ascii="Arial" w:hAnsi="Arial" w:eastAsia="Arial" w:cs="Arial"/>
-          <w:sz w:val="32"/>
-          <w:szCs w:val="32"/>
-          <w:lang w:val="en-US"/>
-        </w:rPr>
-      </w:pPr>
-    </w:p>
-    <w:p>
-      <w:pPr>
-        <w:numPr>
-          <w:ilvl w:val="2"/>
-          <w:numId w:val="4"/>
-        </w:numPr>
-        <w:pBdr>
-          <w:top w:val="nil" w:color="FF000000" w:sz="0" w:space="0"/>
-          <w:left w:val="nil" w:color="FF000000" w:sz="0" w:space="0"/>
-          <w:bottom w:val="nil" w:color="FF000000" w:sz="0" w:space="0"/>
-          <w:right w:val="nil" w:color="FF000000" w:sz="0" w:space="0"/>
-          <w:between w:val="nil" w:color="FF000000" w:sz="0" w:space="0"/>
-        </w:pBdr>
-        <w:spacing w:after="0"/>
-        <w:jc w:val="left"/>
-        <w:rPr>
-          <w:rFonts w:ascii="Arial" w:hAnsi="Arial" w:eastAsia="Arial" w:cs="Arial"/>
-          <w:b w:val="1"/>
-          <w:bCs w:val="1"/>
-          <w:color w:val="000000"/>
-          <w:sz w:val="36"/>
-          <w:szCs w:val="36"/>
-        </w:rPr>
-      </w:pPr>
-      <w:r>
-        <w:rPr>
-          <w:rFonts w:ascii="Arial" w:hAnsi="Arial" w:eastAsia="Arial" w:cs="Arial"/>
-          <w:b w:val="1"/>
-          <w:bCs w:val="1"/>
-          <w:color w:val="000000" w:themeColor="text1" w:themeTint="FF" w:themeShade="FF"/>
-          <w:sz w:val="36"/>
-          <w:szCs w:val="36"/>
-        </w:rPr>
-        <w:t>Admin:</w:t>
-      </w:r>
-    </w:p>
-    <w:p>
-      <w:pPr>
-        <w:numPr>
-          <w:ilvl w:val="0"/>
-          <w:numId w:val="7"/>
-        </w:numPr>
-        <w:pBdr>
-          <w:top w:val="nil" w:color="FF000000" w:sz="0" w:space="0"/>
-          <w:left w:val="nil" w:color="FF000000" w:sz="0" w:space="0"/>
-          <w:bottom w:val="nil" w:color="FF000000" w:sz="0" w:space="0"/>
-          <w:right w:val="nil" w:color="FF000000" w:sz="0" w:space="0"/>
-          <w:between w:val="nil" w:color="FF000000" w:sz="0" w:space="0"/>
-        </w:pBdr>
-        <w:spacing w:after="0"/>
-        <w:jc w:val="left"/>
-        <w:rPr>
-          <w:rFonts w:ascii="Arial" w:hAnsi="Arial" w:eastAsia="Arial" w:cs="Arial"/>
-          <w:color w:val="000000"/>
-          <w:sz w:val="32"/>
-          <w:szCs w:val="32"/>
-        </w:rPr>
-      </w:pPr>
-      <w:r>
-        <w:rPr>
-          <w:rFonts w:ascii="Arial" w:hAnsi="Arial" w:eastAsia="Arial" w:cs="Arial"/>
-          <w:color w:val="000000" w:themeColor="text1" w:themeTint="FF" w:themeShade="FF"/>
-          <w:sz w:val="32"/>
-          <w:szCs w:val="32"/>
-        </w:rPr>
-        <w:t>Manages the website and products.</w:t>
-      </w:r>
-    </w:p>
-    <w:p>
-      <w:pPr>
-        <w:numPr>
-          <w:ilvl w:val="0"/>
-          <w:numId w:val="7"/>
-        </w:numPr>
-        <w:pBdr>
-          <w:top w:val="nil" w:color="FF000000" w:sz="0" w:space="0"/>
-          <w:left w:val="nil" w:color="FF000000" w:sz="0" w:space="0"/>
-          <w:bottom w:val="nil" w:color="FF000000" w:sz="0" w:space="0"/>
-          <w:right w:val="nil" w:color="FF000000" w:sz="0" w:space="0"/>
-          <w:between w:val="nil" w:color="FF000000" w:sz="0" w:space="0"/>
-        </w:pBdr>
-        <w:spacing w:after="0"/>
-        <w:jc w:val="left"/>
-        <w:rPr>
-          <w:rFonts w:ascii="Arial" w:hAnsi="Arial" w:eastAsia="Arial" w:cs="Arial"/>
-          <w:color w:val="000000"/>
-          <w:sz w:val="32"/>
-          <w:szCs w:val="32"/>
-          <w:lang w:val="en-US"/>
-        </w:rPr>
-      </w:pPr>
-      <w:r>
-        <w:rPr>
-          <w:rFonts w:ascii="Arial" w:hAnsi="Arial" w:eastAsia="Arial" w:cs="Arial"/>
-          <w:color w:val="000000" w:themeColor="text1" w:themeTint="FF" w:themeShade="FF"/>
-          <w:sz w:val="32"/>
-          <w:szCs w:val="32"/>
-          <w:lang w:val="en-US"/>
-        </w:rPr>
-        <w:t xml:space="preserve">Can add or </w:t>
-      </w:r>
-      <w:r>
-        <w:rPr>
-          <w:rFonts w:ascii="Arial" w:hAnsi="Arial" w:eastAsia="Arial" w:cs="Arial"/>
-          <w:color w:val="000000" w:themeColor="text1" w:themeTint="FF" w:themeShade="FF"/>
-          <w:sz w:val="32"/>
-          <w:szCs w:val="32"/>
-          <w:lang w:val="en-US"/>
-        </w:rPr>
-        <w:t>delete</w:t>
-      </w:r>
-      <w:r>
-        <w:rPr>
-          <w:rFonts w:ascii="Arial" w:hAnsi="Arial" w:eastAsia="Arial" w:cs="Arial"/>
-          <w:color w:val="000000" w:themeColor="text1" w:themeTint="FF" w:themeShade="FF"/>
-          <w:sz w:val="32"/>
-          <w:szCs w:val="32"/>
-          <w:lang w:val="en-US"/>
-        </w:rPr>
-        <w:t xml:space="preserve"> suppliers’ accounts.</w:t>
-      </w:r>
-    </w:p>
-    <w:p>
-      <w:pPr>
-        <w:numPr>
-          <w:ilvl w:val="0"/>
-          <w:numId w:val="7"/>
-        </w:numPr>
-        <w:pBdr>
-          <w:top w:val="nil" w:color="FF000000" w:sz="0" w:space="0"/>
-          <w:left w:val="nil" w:color="FF000000" w:sz="0" w:space="0"/>
-          <w:bottom w:val="nil" w:color="FF000000" w:sz="0" w:space="0"/>
-          <w:right w:val="nil" w:color="FF000000" w:sz="0" w:space="0"/>
-          <w:between w:val="nil" w:color="FF000000" w:sz="0" w:space="0"/>
-        </w:pBdr>
-        <w:spacing w:after="160" w:afterAutospacing="off"/>
-        <w:jc w:val="left"/>
-        <w:rPr>
-          <w:rFonts w:ascii="Arial" w:hAnsi="Arial" w:eastAsia="Arial" w:cs="Arial"/>
-          <w:sz w:val="32"/>
-          <w:szCs w:val="32"/>
-          <w:lang w:val="en-US"/>
-        </w:rPr>
-      </w:pPr>
-      <w:r>
-        <w:rPr>
-          <w:rFonts w:ascii="Arial" w:hAnsi="Arial" w:eastAsia="Arial" w:cs="Arial"/>
-          <w:sz w:val="32"/>
-          <w:szCs w:val="32"/>
-          <w:lang w:val="en-US"/>
-        </w:rPr>
-        <w:t xml:space="preserve">Can </w:t>
-      </w:r>
-      <w:r>
-        <w:rPr>
-          <w:rFonts w:ascii="Arial" w:hAnsi="Arial" w:eastAsia="Arial" w:cs="Arial"/>
-          <w:sz w:val="32"/>
-          <w:szCs w:val="32"/>
-          <w:lang w:val="en-US"/>
-        </w:rPr>
-        <w:t>delete</w:t>
-      </w:r>
-      <w:r>
-        <w:rPr>
-          <w:rFonts w:ascii="Arial" w:hAnsi="Arial" w:eastAsia="Arial" w:cs="Arial"/>
-          <w:sz w:val="32"/>
-          <w:szCs w:val="32"/>
-          <w:lang w:val="en-US"/>
-        </w:rPr>
-        <w:t xml:space="preserve"> </w:t>
-      </w:r>
-      <w:r>
-        <w:rPr>
-          <w:rFonts w:ascii="Arial" w:hAnsi="Arial" w:eastAsia="Arial" w:cs="Arial"/>
-          <w:sz w:val="32"/>
-          <w:szCs w:val="32"/>
-          <w:lang w:val="en-US"/>
-        </w:rPr>
-        <w:t>client’s</w:t>
-      </w:r>
-      <w:r>
-        <w:rPr>
-          <w:rFonts w:ascii="Arial" w:hAnsi="Arial" w:eastAsia="Arial" w:cs="Arial"/>
-          <w:sz w:val="32"/>
-          <w:szCs w:val="32"/>
-          <w:lang w:val="en-US"/>
-        </w:rPr>
-        <w:t xml:space="preserve"> accounts.</w:t>
-      </w:r>
-    </w:p>
-    <w:p>
-      <w:pPr>
-        <w:numPr>
-          <w:ilvl w:val="1"/>
-          <w:numId w:val="4"/>
-        </w:numPr>
-        <w:pBdr>
-          <w:top w:val="nil" w:color="FF000000" w:sz="0" w:space="0"/>
-          <w:left w:val="nil" w:color="FF000000" w:sz="0" w:space="0"/>
-          <w:bottom w:val="nil" w:color="FF000000" w:sz="0" w:space="0"/>
-          <w:right w:val="nil" w:color="FF000000" w:sz="0" w:space="0"/>
-          <w:between w:val="nil" w:color="FF000000" w:sz="0" w:space="0"/>
-        </w:pBdr>
-        <w:spacing w:after="0" w:line="360" w:lineRule="auto"/>
-        <w:jc w:val="left"/>
-        <w:rPr>
-          <w:rFonts w:ascii="Arial" w:hAnsi="Arial" w:eastAsia="Arial" w:cs="Arial"/>
-          <w:b w:val="1"/>
-          <w:bCs w:val="1"/>
+          <w:b/>
+          <w:bCs/>
           <w:color w:val="00B050"/>
           <w:sz w:val="40"/>
           <w:szCs w:val="40"/>
@@ -930,8 +730,8 @@
       <w:r>
         <w:rPr>
           <w:rFonts w:ascii="Arial" w:hAnsi="Arial" w:eastAsia="Arial" w:cs="Arial"/>
-          <w:b w:val="1"/>
-          <w:bCs w:val="1"/>
+          <w:b/>
+          <w:bCs/>
           <w:color w:val="00B050"/>
           <w:sz w:val="40"/>
           <w:szCs w:val="40"/>
@@ -942,15 +742,14 @@
     <w:p>
       <w:pPr>
         <w:pBdr>
-          <w:top w:val="nil" w:color="FF000000" w:sz="0" w:space="0"/>
-          <w:left w:val="nil" w:color="FF000000" w:sz="0" w:space="0"/>
-          <w:bottom w:val="nil" w:color="FF000000" w:sz="0" w:space="0"/>
-          <w:right w:val="nil" w:color="FF000000" w:sz="0" w:space="0"/>
-          <w:between w:val="nil" w:color="FF000000" w:sz="0" w:space="0"/>
+          <w:top w:val="nil"/>
+          <w:left w:val="nil"/>
+          <w:bottom w:val="nil"/>
+          <w:right w:val="nil"/>
+          <w:between w:val="nil"/>
         </w:pBdr>
-        <w:spacing w:after="240" w:afterAutospacing="off"/>
+        <w:spacing w:after="240"/>
         <w:ind w:left="1440"/>
-        <w:jc w:val="left"/>
         <w:rPr>
           <w:rFonts w:ascii="Arial" w:hAnsi="Arial" w:eastAsia="Arial" w:cs="Arial"/>
           <w:color w:val="000000"/>
@@ -962,53 +761,32 @@
       <w:r>
         <w:rPr>
           <w:rFonts w:ascii="Arial" w:hAnsi="Arial" w:eastAsia="Arial" w:cs="Arial"/>
-          <w:color w:val="000000" w:themeColor="text1" w:themeTint="FF" w:themeShade="FF"/>
+          <w:color w:val="000000" w:themeColor="text1"/>
           <w:sz w:val="32"/>
           <w:szCs w:val="32"/>
           <w:lang w:val="en-US"/>
         </w:rPr>
-        <w:t xml:space="preserve">A mobile store website can be accessed via browsers using </w:t>
-      </w:r>
-      <w:r>
-        <w:rPr>
-          <w:rFonts w:ascii="Arial" w:hAnsi="Arial" w:eastAsia="Arial" w:cs="Arial"/>
-          <w:color w:val="000000" w:themeColor="text1" w:themeTint="FF" w:themeShade="FF"/>
-          <w:sz w:val="32"/>
-          <w:szCs w:val="32"/>
-          <w:lang w:val="en-US"/>
-        </w:rPr>
-        <w:t>phone</w:t>
-      </w:r>
-      <w:r>
-        <w:rPr>
-          <w:rFonts w:ascii="Arial" w:hAnsi="Arial" w:eastAsia="Arial" w:cs="Arial"/>
-          <w:color w:val="000000" w:themeColor="text1" w:themeTint="FF" w:themeShade="FF"/>
-          <w:sz w:val="32"/>
-          <w:szCs w:val="32"/>
-          <w:lang w:val="en-US"/>
-        </w:rPr>
-        <w:t xml:space="preserve"> or desktop.</w:t>
+        <w:t>A mobile store website can be accessed via browsers using phone or desktop.</w:t>
       </w:r>
     </w:p>
     <w:p>
       <w:pPr>
         <w:numPr>
           <w:ilvl w:val="0"/>
-          <w:numId w:val="4"/>
+          <w:numId w:val="5"/>
         </w:numPr>
         <w:pBdr>
-          <w:top w:val="nil" w:color="FF000000" w:sz="0" w:space="0"/>
-          <w:left w:val="nil" w:color="FF000000" w:sz="0" w:space="0"/>
-          <w:bottom w:val="nil" w:color="FF000000" w:sz="0" w:space="0"/>
-          <w:right w:val="nil" w:color="FF000000" w:sz="0" w:space="0"/>
-          <w:between w:val="nil" w:color="FF000000" w:sz="0" w:space="0"/>
+          <w:top w:val="nil"/>
+          <w:left w:val="nil"/>
+          <w:bottom w:val="nil"/>
+          <w:right w:val="nil"/>
+          <w:between w:val="nil"/>
         </w:pBdr>
         <w:spacing w:after="0" w:line="360" w:lineRule="auto"/>
-        <w:jc w:val="left"/>
         <w:rPr>
           <w:rFonts w:ascii="Arial" w:hAnsi="Arial" w:eastAsia="Arial" w:cs="Arial"/>
-          <w:b w:val="1"/>
-          <w:bCs w:val="1"/>
+          <w:b/>
+          <w:bCs/>
           <w:color w:val="000000"/>
           <w:sz w:val="40"/>
           <w:szCs w:val="40"/>
@@ -1017,45 +795,33 @@
       <w:r>
         <w:rPr>
           <w:rFonts w:ascii="Arial" w:hAnsi="Arial" w:eastAsia="Arial" w:cs="Arial"/>
-          <w:b w:val="1"/>
-          <w:bCs w:val="1"/>
-          <w:color w:val="000000" w:themeColor="text1" w:themeTint="FF" w:themeShade="FF"/>
+          <w:b/>
+          <w:bCs/>
+          <w:color w:val="000000" w:themeColor="text1"/>
           <w:sz w:val="40"/>
           <w:szCs w:val="40"/>
         </w:rPr>
-        <w:t xml:space="preserve"> </w:t>
-      </w:r>
-      <w:r>
-        <w:rPr>
-          <w:rFonts w:ascii="Arial" w:hAnsi="Arial" w:eastAsia="Arial" w:cs="Arial"/>
-          <w:b w:val="1"/>
-          <w:bCs w:val="1"/>
-          <w:color w:val="000000" w:themeColor="text1" w:themeTint="FF" w:themeShade="FF"/>
-          <w:sz w:val="40"/>
-          <w:szCs w:val="40"/>
-        </w:rPr>
-        <w:t>Functional Requirements</w:t>
+        <w:t xml:space="preserve"> Functional Requirements</w:t>
       </w:r>
     </w:p>
     <w:p>
       <w:pPr>
         <w:numPr>
           <w:ilvl w:val="1"/>
-          <w:numId w:val="4"/>
+          <w:numId w:val="5"/>
         </w:numPr>
         <w:pBdr>
-          <w:top w:val="nil" w:color="FF000000" w:sz="0" w:space="0"/>
-          <w:left w:val="nil" w:color="FF000000" w:sz="0" w:space="0"/>
-          <w:bottom w:val="nil" w:color="FF000000" w:sz="0" w:space="0"/>
-          <w:right w:val="nil" w:color="FF000000" w:sz="0" w:space="0"/>
-          <w:between w:val="nil" w:color="FF000000" w:sz="0" w:space="0"/>
+          <w:top w:val="nil"/>
+          <w:left w:val="nil"/>
+          <w:bottom w:val="nil"/>
+          <w:right w:val="nil"/>
+          <w:between w:val="nil"/>
         </w:pBdr>
         <w:spacing w:line="360" w:lineRule="auto"/>
-        <w:jc w:val="left"/>
         <w:rPr>
           <w:rFonts w:ascii="Arial" w:hAnsi="Arial" w:eastAsia="Arial" w:cs="Arial"/>
-          <w:b w:val="1"/>
-          <w:bCs w:val="1"/>
+          <w:b/>
+          <w:bCs/>
           <w:color w:val="00B050"/>
           <w:sz w:val="40"/>
           <w:szCs w:val="40"/>
@@ -1064,8 +830,8 @@
       <w:r>
         <w:rPr>
           <w:rFonts w:ascii="Arial" w:hAnsi="Arial" w:eastAsia="Arial" w:cs="Arial"/>
-          <w:b w:val="1"/>
-          <w:bCs w:val="1"/>
+          <w:b/>
+          <w:bCs/>
           <w:color w:val="00B050"/>
           <w:sz w:val="40"/>
           <w:szCs w:val="40"/>
@@ -1077,20 +843,19 @@
       <w:tblPr>
         <w:tblStyle w:val="GridTable5Dark-Accent1"/>
         <w:tblW w:w="0" w:type="auto"/>
-        <w:jc w:val="left"/>
         <w:tblBorders>
-          <w:top w:val="single" w:color="1F497D" w:themeColor="text2" w:sz="12"/>
-          <w:left w:val="single" w:color="1F497D" w:themeColor="text2" w:sz="12"/>
-          <w:bottom w:val="single" w:color="1F497D" w:themeColor="text2" w:sz="12"/>
-          <w:right w:val="single" w:color="1F497D" w:themeColor="text2" w:sz="12"/>
-          <w:insideH w:val="single" w:color="1F497D" w:themeColor="text2" w:sz="12"/>
-          <w:insideV w:val="single" w:color="1F497D" w:themeColor="text2" w:sz="12"/>
+          <w:top w:val="single" w:color="1F497D" w:themeColor="text2" w:sz="12" w:space="0"/>
+          <w:left w:val="single" w:color="1F497D" w:themeColor="text2" w:sz="12" w:space="0"/>
+          <w:bottom w:val="single" w:color="1F497D" w:themeColor="text2" w:sz="12" w:space="0"/>
+          <w:right w:val="single" w:color="1F497D" w:themeColor="text2" w:sz="12" w:space="0"/>
+          <w:insideH w:val="single" w:color="1F497D" w:themeColor="text2" w:sz="12" w:space="0"/>
+          <w:insideV w:val="single" w:color="1F497D" w:themeColor="text2" w:sz="12" w:space="0"/>
         </w:tblBorders>
         <w:tblLook w:val="0600" w:firstRow="0" w:lastRow="0" w:firstColumn="0" w:lastColumn="0" w:noHBand="1" w:noVBand="1"/>
       </w:tblPr>
       <w:tblGrid>
-        <w:gridCol w:w="2115"/>
-        <w:gridCol w:w="7245"/>
+        <w:gridCol w:w="2113"/>
+        <w:gridCol w:w="7217"/>
       </w:tblGrid>
       <w:tr>
         <w:trPr>
@@ -1106,13 +871,12 @@
           </w:tcPr>
           <w:p>
             <w:pPr>
-              <w:spacing w:before="0" w:beforeAutospacing="off"/>
               <w:jc w:val="center"/>
               <w:rPr>
                 <w:rFonts w:ascii="Arial" w:hAnsi="Arial" w:eastAsia="Arial" w:cs="Arial"/>
-                <w:b w:val="1"/>
-                <w:bCs w:val="1"/>
-                <w:color w:val="000000" w:themeColor="text1" w:themeTint="FF" w:themeShade="FF"/>
+                <w:b/>
+                <w:bCs/>
+                <w:color w:val="000000" w:themeColor="text1"/>
                 <w:sz w:val="40"/>
                 <w:szCs w:val="40"/>
               </w:rPr>
@@ -1120,9 +884,9 @@
             <w:r>
               <w:rPr>
                 <w:rFonts w:ascii="Arial" w:hAnsi="Arial" w:eastAsia="Arial" w:cs="Arial"/>
-                <w:b w:val="1"/>
-                <w:bCs w:val="1"/>
-                <w:color w:val="000000" w:themeColor="text1" w:themeTint="FF" w:themeShade="FF"/>
+                <w:b/>
+                <w:bCs/>
+                <w:color w:val="000000" w:themeColor="text1"/>
                 <w:sz w:val="40"/>
                 <w:szCs w:val="40"/>
               </w:rPr>
@@ -1140,13 +904,12 @@
           </w:tcPr>
           <w:p>
             <w:pPr>
-              <w:spacing w:before="0" w:beforeAutospacing="off"/>
               <w:jc w:val="center"/>
               <w:rPr>
                 <w:rFonts w:ascii="Arial" w:hAnsi="Arial" w:eastAsia="Arial" w:cs="Arial"/>
-                <w:b w:val="1"/>
-                <w:bCs w:val="1"/>
-                <w:color w:val="000000" w:themeColor="text1" w:themeTint="FF" w:themeShade="FF"/>
+                <w:b/>
+                <w:bCs/>
+                <w:color w:val="000000" w:themeColor="text1"/>
                 <w:sz w:val="40"/>
                 <w:szCs w:val="40"/>
               </w:rPr>
@@ -1154,9 +917,9 @@
             <w:r>
               <w:rPr>
                 <w:rFonts w:ascii="Arial" w:hAnsi="Arial" w:eastAsia="Arial" w:cs="Arial"/>
-                <w:b w:val="1"/>
-                <w:bCs w:val="1"/>
-                <w:color w:val="000000" w:themeColor="text1" w:themeTint="FF" w:themeShade="FF"/>
+                <w:b/>
+                <w:bCs/>
+                <w:color w:val="000000" w:themeColor="text1"/>
                 <w:sz w:val="40"/>
                 <w:szCs w:val="40"/>
               </w:rPr>
@@ -1179,21 +942,20 @@
           </w:tcPr>
           <w:p>
             <w:pPr>
-              <w:pStyle w:val="Normal"/>
               <w:jc w:val="center"/>
               <w:rPr>
                 <w:rFonts w:ascii="Arial" w:hAnsi="Arial" w:eastAsia="Arial" w:cs="Arial"/>
-                <w:b w:val="1"/>
-                <w:bCs w:val="1"/>
-                <w:sz w:val="32"/>
-                <w:szCs w:val="32"/>
-              </w:rPr>
-            </w:pPr>
-            <w:r>
-              <w:rPr>
-                <w:rFonts w:ascii="Arial" w:hAnsi="Arial" w:eastAsia="Arial" w:cs="Arial"/>
-                <w:b w:val="1"/>
-                <w:bCs w:val="1"/>
+                <w:b/>
+                <w:bCs/>
+                <w:sz w:val="32"/>
+                <w:szCs w:val="32"/>
+              </w:rPr>
+            </w:pPr>
+            <w:r>
+              <w:rPr>
+                <w:rFonts w:ascii="Arial" w:hAnsi="Arial" w:eastAsia="Arial" w:cs="Arial"/>
+                <w:b/>
+                <w:bCs/>
                 <w:sz w:val="32"/>
                 <w:szCs w:val="32"/>
               </w:rPr>
@@ -1211,7 +973,6 @@
           </w:tcPr>
           <w:p>
             <w:pPr>
-              <w:spacing w:before="0" w:beforeAutospacing="off"/>
               <w:jc w:val="both"/>
               <w:rPr>
                 <w:rFonts w:ascii="Arial" w:hAnsi="Arial" w:eastAsia="Arial" w:cs="Arial"/>
@@ -1230,7 +991,7 @@
           </w:p>
           <w:p>
             <w:pPr>
-              <w:spacing w:before="120" w:beforeAutospacing="off"/>
+              <w:spacing w:before="120"/>
               <w:jc w:val="both"/>
               <w:rPr>
                 <w:rFonts w:ascii="Arial" w:hAnsi="Arial" w:eastAsia="Arial" w:cs="Arial"/>
@@ -1251,134 +1012,84 @@
             <w:pPr>
               <w:numPr>
                 <w:ilvl w:val="0"/>
-                <w:numId w:val="1"/>
+                <w:numId w:val="2"/>
               </w:numPr>
               <w:pBdr>
-                <w:top w:val="nil" w:color="FF000000" w:sz="0" w:space="0"/>
-                <w:left w:val="nil" w:color="FF000000" w:sz="0" w:space="0"/>
-                <w:bottom w:val="nil" w:color="FF000000" w:sz="0" w:space="0"/>
-                <w:right w:val="nil" w:color="FF000000" w:sz="0" w:space="0"/>
-                <w:between w:val="nil" w:color="FF000000" w:sz="0" w:space="0"/>
+                <w:top w:val="nil"/>
+                <w:left w:val="nil"/>
+                <w:bottom w:val="nil"/>
+                <w:right w:val="nil"/>
+                <w:between w:val="nil"/>
               </w:pBdr>
-              <w:spacing w:before="120" w:beforeAutospacing="off" w:line="278" w:lineRule="auto"/>
+              <w:spacing w:before="120" w:line="278" w:lineRule="auto"/>
               <w:jc w:val="both"/>
               <w:rPr>
                 <w:rFonts w:ascii="Arial" w:hAnsi="Arial" w:eastAsia="Arial" w:cs="Arial"/>
-                <w:color w:val="000000" w:themeColor="text1" w:themeTint="FF" w:themeShade="FF"/>
-                <w:sz w:val="32"/>
-                <w:szCs w:val="32"/>
-                <w:lang w:val="en-US"/>
-              </w:rPr>
-            </w:pPr>
-            <w:r>
-              <w:rPr>
-                <w:rFonts w:ascii="Arial" w:hAnsi="Arial" w:eastAsia="Arial" w:cs="Arial"/>
-                <w:color w:val="000000" w:themeColor="text1" w:themeTint="FF" w:themeShade="FF"/>
-                <w:sz w:val="32"/>
-                <w:szCs w:val="32"/>
-                <w:lang w:val="en-US"/>
-              </w:rPr>
-              <w:t>Doesn’t</w:t>
-            </w:r>
-            <w:r>
-              <w:rPr>
-                <w:rFonts w:ascii="Arial" w:hAnsi="Arial" w:eastAsia="Arial" w:cs="Arial"/>
-                <w:color w:val="000000" w:themeColor="text1" w:themeTint="FF" w:themeShade="FF"/>
-                <w:sz w:val="32"/>
-                <w:szCs w:val="32"/>
-                <w:lang w:val="en-US"/>
-              </w:rPr>
-              <w:t xml:space="preserve"> </w:t>
-            </w:r>
-            <w:r>
-              <w:rPr>
-                <w:rFonts w:ascii="Arial" w:hAnsi="Arial" w:eastAsia="Arial" w:cs="Arial"/>
-                <w:color w:val="000000" w:themeColor="text1" w:themeTint="FF" w:themeShade="FF"/>
-                <w:sz w:val="32"/>
-                <w:szCs w:val="32"/>
-                <w:lang w:val="en-US"/>
-              </w:rPr>
-              <w:t>contain</w:t>
-            </w:r>
-            <w:r>
-              <w:rPr>
-                <w:rFonts w:ascii="Arial" w:hAnsi="Arial" w:eastAsia="Arial" w:cs="Arial"/>
-                <w:color w:val="000000" w:themeColor="text1" w:themeTint="FF" w:themeShade="FF"/>
-                <w:sz w:val="32"/>
-                <w:szCs w:val="32"/>
-                <w:lang w:val="en-US"/>
-              </w:rPr>
-              <w:t xml:space="preserve"> any </w:t>
-            </w:r>
-            <w:r>
-              <w:rPr>
-                <w:rFonts w:ascii="Arial" w:hAnsi="Arial" w:eastAsia="Arial" w:cs="Arial"/>
-                <w:color w:val="000000" w:themeColor="text1" w:themeTint="FF" w:themeShade="FF"/>
-                <w:sz w:val="32"/>
-                <w:szCs w:val="32"/>
-                <w:lang w:val="en-US"/>
-              </w:rPr>
-              <w:t>special character</w:t>
+                <w:color w:val="000000" w:themeColor="text1"/>
+                <w:sz w:val="32"/>
+                <w:szCs w:val="32"/>
+                <w:lang w:val="en-US"/>
+              </w:rPr>
+            </w:pPr>
+            <w:r>
+              <w:rPr>
+                <w:rFonts w:ascii="Arial" w:hAnsi="Arial" w:eastAsia="Arial" w:cs="Arial"/>
+                <w:color w:val="000000" w:themeColor="text1"/>
+                <w:sz w:val="32"/>
+                <w:szCs w:val="32"/>
+                <w:lang w:val="en-US"/>
+              </w:rPr>
+              <w:t>Doesn’t contain any special character</w:t>
             </w:r>
           </w:p>
           <w:p>
             <w:pPr>
               <w:numPr>
                 <w:ilvl w:val="0"/>
-                <w:numId w:val="1"/>
+                <w:numId w:val="2"/>
               </w:numPr>
               <w:pBdr>
-                <w:top w:val="nil" w:color="FF000000" w:sz="0" w:space="0"/>
-                <w:left w:val="nil" w:color="FF000000" w:sz="0" w:space="0"/>
-                <w:bottom w:val="nil" w:color="FF000000" w:sz="0" w:space="0"/>
-                <w:right w:val="nil" w:color="FF000000" w:sz="0" w:space="0"/>
-                <w:between w:val="nil" w:color="FF000000" w:sz="0" w:space="0"/>
+                <w:top w:val="nil"/>
+                <w:left w:val="nil"/>
+                <w:bottom w:val="nil"/>
+                <w:right w:val="nil"/>
+                <w:between w:val="nil"/>
               </w:pBdr>
-              <w:spacing w:after="0" w:afterAutospacing="off" w:line="278" w:lineRule="auto"/>
+              <w:spacing w:line="278" w:lineRule="auto"/>
               <w:jc w:val="both"/>
               <w:rPr>
                 <w:rFonts w:ascii="Arial" w:hAnsi="Arial" w:eastAsia="Arial" w:cs="Arial"/>
-                <w:color w:val="000000" w:themeColor="text1" w:themeTint="FF" w:themeShade="FF"/>
-                <w:sz w:val="32"/>
-                <w:szCs w:val="32"/>
-                <w:lang w:val="en-US"/>
-              </w:rPr>
-            </w:pPr>
-            <w:r>
-              <w:rPr>
-                <w:rFonts w:ascii="Arial" w:hAnsi="Arial" w:eastAsia="Arial" w:cs="Arial"/>
-                <w:color w:val="000000" w:themeColor="text1" w:themeTint="FF" w:themeShade="FF"/>
-                <w:sz w:val="32"/>
-                <w:szCs w:val="32"/>
-                <w:lang w:val="en-US"/>
-              </w:rPr>
-              <w:t>Mustn’t</w:t>
-            </w:r>
-            <w:r>
-              <w:rPr>
-                <w:rFonts w:ascii="Arial" w:hAnsi="Arial" w:eastAsia="Arial" w:cs="Arial"/>
-                <w:color w:val="000000" w:themeColor="text1" w:themeTint="FF" w:themeShade="FF"/>
-                <w:sz w:val="32"/>
-                <w:szCs w:val="32"/>
-                <w:lang w:val="en-US"/>
-              </w:rPr>
-              <w:t xml:space="preserve"> be blank</w:t>
+                <w:color w:val="000000" w:themeColor="text1"/>
+                <w:sz w:val="32"/>
+                <w:szCs w:val="32"/>
+                <w:lang w:val="en-US"/>
+              </w:rPr>
+            </w:pPr>
+            <w:r>
+              <w:rPr>
+                <w:rFonts w:ascii="Arial" w:hAnsi="Arial" w:eastAsia="Arial" w:cs="Arial"/>
+                <w:color w:val="000000" w:themeColor="text1"/>
+                <w:sz w:val="32"/>
+                <w:szCs w:val="32"/>
+                <w:lang w:val="en-US"/>
+              </w:rPr>
+              <w:t>Mustn’t be blank</w:t>
             </w:r>
           </w:p>
           <w:p>
             <w:pPr>
               <w:numPr>
                 <w:ilvl w:val="0"/>
-                <w:numId w:val="1"/>
+                <w:numId w:val="2"/>
               </w:numPr>
               <w:pBdr>
-                <w:top w:val="nil" w:color="FF000000" w:sz="0" w:space="0"/>
-                <w:left w:val="nil" w:color="FF000000" w:sz="0" w:space="0"/>
-                <w:bottom w:val="nil" w:color="FF000000" w:sz="0" w:space="0"/>
-                <w:right w:val="nil" w:color="FF000000" w:sz="0" w:space="0"/>
-                <w:between w:val="nil" w:color="FF000000" w:sz="0" w:space="0"/>
+                <w:top w:val="nil"/>
+                <w:left w:val="nil"/>
+                <w:bottom w:val="nil"/>
+                <w:right w:val="nil"/>
+                <w:between w:val="nil"/>
               </w:pBdr>
-              <w:spacing w:after="0" w:afterAutospacing="off" w:line="278" w:lineRule="auto"/>
+              <w:spacing w:line="278" w:lineRule="auto"/>
               <w:jc w:val="both"/>
               <w:rPr>
                 <w:rFonts w:ascii="Arial" w:hAnsi="Arial" w:eastAsia="Arial" w:cs="Arial"/>
@@ -1399,16 +1110,16 @@
             <w:pPr>
               <w:numPr>
                 <w:ilvl w:val="0"/>
-                <w:numId w:val="1"/>
+                <w:numId w:val="2"/>
               </w:numPr>
               <w:pBdr>
-                <w:top w:val="nil" w:color="FF000000" w:sz="0" w:space="0"/>
-                <w:left w:val="nil" w:color="FF000000" w:sz="0" w:space="0"/>
-                <w:bottom w:val="nil" w:color="FF000000" w:sz="0" w:space="0"/>
-                <w:right w:val="nil" w:color="FF000000" w:sz="0" w:space="0"/>
-                <w:between w:val="nil" w:color="FF000000" w:sz="0" w:space="0"/>
+                <w:top w:val="nil"/>
+                <w:left w:val="nil"/>
+                <w:bottom w:val="nil"/>
+                <w:right w:val="nil"/>
+                <w:between w:val="nil"/>
               </w:pBdr>
-              <w:spacing w:after="0" w:afterAutospacing="off" w:line="278" w:lineRule="auto"/>
+              <w:spacing w:line="278" w:lineRule="auto"/>
               <w:jc w:val="both"/>
               <w:rPr>
                 <w:rFonts w:ascii="Arial" w:hAnsi="Arial" w:eastAsia="Arial" w:cs="Arial"/>
@@ -1441,21 +1152,20 @@
           </w:tcPr>
           <w:p>
             <w:pPr>
-              <w:pStyle w:val="Normal"/>
               <w:jc w:val="center"/>
               <w:rPr>
                 <w:rFonts w:ascii="Arial" w:hAnsi="Arial" w:eastAsia="Arial" w:cs="Arial"/>
-                <w:b w:val="1"/>
-                <w:bCs w:val="1"/>
-                <w:sz w:val="32"/>
-                <w:szCs w:val="32"/>
-              </w:rPr>
-            </w:pPr>
-            <w:r>
-              <w:rPr>
-                <w:rFonts w:ascii="Arial" w:hAnsi="Arial" w:eastAsia="Arial" w:cs="Arial"/>
-                <w:b w:val="1"/>
-                <w:bCs w:val="1"/>
+                <w:b/>
+                <w:bCs/>
+                <w:sz w:val="32"/>
+                <w:szCs w:val="32"/>
+              </w:rPr>
+            </w:pPr>
+            <w:r>
+              <w:rPr>
+                <w:rFonts w:ascii="Arial" w:hAnsi="Arial" w:eastAsia="Arial" w:cs="Arial"/>
+                <w:b/>
+                <w:bCs/>
                 <w:sz w:val="32"/>
                 <w:szCs w:val="32"/>
               </w:rPr>
@@ -1467,13 +1177,13 @@
           <w:tcPr>
             <w:cnfStyle w:val="000000000000" w:firstRow="0" w:lastRow="0" w:firstColumn="0" w:lastColumn="0" w:oddVBand="0" w:evenVBand="0" w:oddHBand="0" w:evenHBand="0" w:firstRowFirstColumn="0" w:firstRowLastColumn="0" w:lastRowFirstColumn="0" w:lastRowLastColumn="0"/>
             <w:tcW w:w="7245" w:type="dxa"/>
-            <w:shd w:val="clear" w:color="auto" w:fill="F0F7FF"/>
+            <w:shd w:val="clear" w:color="auto" w:fill="DAEEF3" w:themeFill="accent5" w:themeFillTint="33"/>
             <w:tcMar/>
             <w:vAlign w:val="center"/>
           </w:tcPr>
           <w:p>
             <w:pPr>
-              <w:spacing w:before="0" w:beforeAutospacing="off" w:after="120" w:afterAutospacing="off"/>
+              <w:spacing w:after="120"/>
               <w:jc w:val="both"/>
               <w:rPr>
                 <w:rFonts w:ascii="Arial" w:hAnsi="Arial" w:eastAsia="Arial" w:cs="Arial"/>
@@ -1494,127 +1204,77 @@
             <w:pPr>
               <w:numPr>
                 <w:ilvl w:val="0"/>
-                <w:numId w:val="2"/>
+                <w:numId w:val="3"/>
               </w:numPr>
               <w:pBdr>
-                <w:top w:val="nil" w:color="FF000000" w:sz="0" w:space="0"/>
-                <w:left w:val="nil" w:color="FF000000" w:sz="0" w:space="0"/>
-                <w:bottom w:val="nil" w:color="FF000000" w:sz="0" w:space="0"/>
-                <w:right w:val="nil" w:color="FF000000" w:sz="0" w:space="0"/>
-                <w:between w:val="nil" w:color="FF000000" w:sz="0" w:space="0"/>
+                <w:top w:val="nil"/>
+                <w:left w:val="nil"/>
+                <w:bottom w:val="nil"/>
+                <w:right w:val="nil"/>
+                <w:between w:val="nil"/>
               </w:pBdr>
-              <w:spacing w:before="0" w:beforeAutospacing="off" w:after="0" w:afterAutospacing="off" w:line="278" w:lineRule="auto"/>
+              <w:spacing w:line="278" w:lineRule="auto"/>
               <w:jc w:val="both"/>
               <w:rPr>
                 <w:rFonts w:ascii="Arial" w:hAnsi="Arial" w:eastAsia="Arial" w:cs="Arial"/>
-                <w:color w:val="000000" w:themeColor="text1" w:themeTint="FF" w:themeShade="FF"/>
-                <w:sz w:val="32"/>
-                <w:szCs w:val="32"/>
-                <w:lang w:val="en-US"/>
-              </w:rPr>
-            </w:pPr>
-            <w:r>
-              <w:rPr>
-                <w:rFonts w:ascii="Arial" w:hAnsi="Arial" w:eastAsia="Arial" w:cs="Arial"/>
-                <w:color w:val="000000" w:themeColor="text1" w:themeTint="FF" w:themeShade="FF"/>
-                <w:sz w:val="32"/>
-                <w:szCs w:val="32"/>
-                <w:lang w:val="en-US"/>
-              </w:rPr>
-              <w:t>Doesn’t</w:t>
-            </w:r>
-            <w:r>
-              <w:rPr>
-                <w:rFonts w:ascii="Arial" w:hAnsi="Arial" w:eastAsia="Arial" w:cs="Arial"/>
-                <w:color w:val="000000" w:themeColor="text1" w:themeTint="FF" w:themeShade="FF"/>
-                <w:sz w:val="32"/>
-                <w:szCs w:val="32"/>
-                <w:lang w:val="en-US"/>
-              </w:rPr>
-              <w:t xml:space="preserve"> </w:t>
-            </w:r>
-            <w:r>
-              <w:rPr>
-                <w:rFonts w:ascii="Arial" w:hAnsi="Arial" w:eastAsia="Arial" w:cs="Arial"/>
-                <w:color w:val="000000" w:themeColor="text1" w:themeTint="FF" w:themeShade="FF"/>
-                <w:sz w:val="32"/>
-                <w:szCs w:val="32"/>
-                <w:lang w:val="en-US"/>
-              </w:rPr>
-              <w:t>contain</w:t>
-            </w:r>
-            <w:r>
-              <w:rPr>
-                <w:rFonts w:ascii="Arial" w:hAnsi="Arial" w:eastAsia="Arial" w:cs="Arial"/>
-                <w:color w:val="000000" w:themeColor="text1" w:themeTint="FF" w:themeShade="FF"/>
-                <w:sz w:val="32"/>
-                <w:szCs w:val="32"/>
-                <w:lang w:val="en-US"/>
-              </w:rPr>
-              <w:t xml:space="preserve"> any </w:t>
-            </w:r>
-            <w:r>
-              <w:rPr>
-                <w:rFonts w:ascii="Arial" w:hAnsi="Arial" w:eastAsia="Arial" w:cs="Arial"/>
-                <w:color w:val="000000" w:themeColor="text1" w:themeTint="FF" w:themeShade="FF"/>
-                <w:sz w:val="32"/>
-                <w:szCs w:val="32"/>
-                <w:lang w:val="en-US"/>
-              </w:rPr>
-              <w:t>special character</w:t>
+                <w:color w:val="000000" w:themeColor="text1"/>
+                <w:sz w:val="32"/>
+                <w:szCs w:val="32"/>
+                <w:lang w:val="en-US"/>
+              </w:rPr>
+            </w:pPr>
+            <w:r>
+              <w:rPr>
+                <w:rFonts w:ascii="Arial" w:hAnsi="Arial" w:eastAsia="Arial" w:cs="Arial"/>
+                <w:color w:val="000000" w:themeColor="text1"/>
+                <w:sz w:val="32"/>
+                <w:szCs w:val="32"/>
+                <w:lang w:val="en-US"/>
+              </w:rPr>
+              <w:t>Doesn’t contain any special character</w:t>
             </w:r>
           </w:p>
           <w:p>
             <w:pPr>
               <w:numPr>
                 <w:ilvl w:val="0"/>
-                <w:numId w:val="2"/>
+                <w:numId w:val="3"/>
               </w:numPr>
               <w:pBdr>
-                <w:top w:val="nil" w:color="FF000000" w:sz="0" w:space="0"/>
-                <w:left w:val="nil" w:color="FF000000" w:sz="0" w:space="0"/>
-                <w:bottom w:val="nil" w:color="FF000000" w:sz="0" w:space="0"/>
-                <w:right w:val="nil" w:color="FF000000" w:sz="0" w:space="0"/>
-                <w:between w:val="nil" w:color="FF000000" w:sz="0" w:space="0"/>
+                <w:top w:val="nil"/>
+                <w:left w:val="nil"/>
+                <w:bottom w:val="nil"/>
+                <w:right w:val="nil"/>
+                <w:between w:val="nil"/>
               </w:pBdr>
-              <w:spacing w:before="0" w:beforeAutospacing="off" w:after="0" w:afterAutospacing="off" w:line="278" w:lineRule="auto"/>
+              <w:spacing w:line="278" w:lineRule="auto"/>
               <w:jc w:val="both"/>
               <w:rPr>
                 <w:rFonts w:ascii="Arial" w:hAnsi="Arial" w:eastAsia="Arial" w:cs="Arial"/>
-                <w:color w:val="000000" w:themeColor="text1" w:themeTint="FF" w:themeShade="FF"/>
-                <w:sz w:val="32"/>
-                <w:szCs w:val="32"/>
-                <w:lang w:val="en-US"/>
-              </w:rPr>
-            </w:pPr>
-            <w:r>
-              <w:rPr>
-                <w:rFonts w:ascii="Arial" w:hAnsi="Arial" w:eastAsia="Arial" w:cs="Arial"/>
-                <w:color w:val="000000" w:themeColor="text1" w:themeTint="FF" w:themeShade="FF"/>
-                <w:sz w:val="32"/>
-                <w:szCs w:val="32"/>
-                <w:lang w:val="en-US"/>
-              </w:rPr>
-              <w:t>Mustn’t</w:t>
-            </w:r>
-            <w:r>
-              <w:rPr>
-                <w:rFonts w:ascii="Arial" w:hAnsi="Arial" w:eastAsia="Arial" w:cs="Arial"/>
-                <w:color w:val="000000" w:themeColor="text1" w:themeTint="FF" w:themeShade="FF"/>
-                <w:sz w:val="32"/>
-                <w:szCs w:val="32"/>
-                <w:lang w:val="en-US"/>
-              </w:rPr>
-              <w:t xml:space="preserve"> be blank</w:t>
+                <w:color w:val="000000" w:themeColor="text1"/>
+                <w:sz w:val="32"/>
+                <w:szCs w:val="32"/>
+                <w:lang w:val="en-US"/>
+              </w:rPr>
+            </w:pPr>
+            <w:r>
+              <w:rPr>
+                <w:rFonts w:ascii="Arial" w:hAnsi="Arial" w:eastAsia="Arial" w:cs="Arial"/>
+                <w:color w:val="000000" w:themeColor="text1"/>
+                <w:sz w:val="32"/>
+                <w:szCs w:val="32"/>
+                <w:lang w:val="en-US"/>
+              </w:rPr>
+              <w:t>Mustn’t be blank</w:t>
             </w:r>
           </w:p>
           <w:p>
             <w:pPr>
               <w:numPr>
                 <w:ilvl w:val="0"/>
-                <w:numId w:val="2"/>
+                <w:numId w:val="3"/>
               </w:numPr>
-              <w:spacing w:before="0" w:beforeAutospacing="off" w:after="0" w:afterAutospacing="off" w:line="278" w:lineRule="auto"/>
+              <w:spacing w:line="278" w:lineRule="auto"/>
               <w:jc w:val="both"/>
               <w:rPr>
                 <w:rFonts w:ascii="Arial" w:hAnsi="Arial" w:eastAsia="Arial" w:cs="Arial"/>
@@ -1635,9 +1295,9 @@
             <w:pPr>
               <w:numPr>
                 <w:ilvl w:val="0"/>
-                <w:numId w:val="2"/>
+                <w:numId w:val="3"/>
               </w:numPr>
-              <w:spacing w:before="0" w:beforeAutospacing="off" w:after="0" w:afterAutospacing="off" w:line="278" w:lineRule="auto"/>
+              <w:spacing w:line="278" w:lineRule="auto"/>
               <w:jc w:val="both"/>
               <w:rPr>
                 <w:rFonts w:ascii="Arial" w:hAnsi="Arial" w:eastAsia="Arial" w:cs="Arial"/>
@@ -1670,38 +1330,26 @@
           </w:tcPr>
           <w:p>
             <w:pPr>
-              <w:pStyle w:val="Normal"/>
               <w:jc w:val="center"/>
               <w:rPr>
                 <w:rFonts w:ascii="Arial" w:hAnsi="Arial" w:eastAsia="Arial" w:cs="Arial"/>
-                <w:b w:val="1"/>
-                <w:bCs w:val="1"/>
-                <w:sz w:val="32"/>
-                <w:szCs w:val="32"/>
-                <w:lang w:val="en-US"/>
-              </w:rPr>
-            </w:pPr>
-            <w:r>
-              <w:rPr>
-                <w:rFonts w:ascii="Arial" w:hAnsi="Arial" w:eastAsia="Arial" w:cs="Arial"/>
-                <w:b w:val="1"/>
-                <w:bCs w:val="1"/>
-                <w:sz w:val="32"/>
-                <w:szCs w:val="32"/>
-                <w:lang w:val="en-US"/>
-              </w:rPr>
-              <w:t>Req_FR</w:t>
-            </w:r>
-            <w:r>
-              <w:rPr>
-                <w:rFonts w:ascii="Arial" w:hAnsi="Arial" w:eastAsia="Arial" w:cs="Arial"/>
-                <w:b w:val="1"/>
-                <w:bCs w:val="1"/>
-                <w:sz w:val="32"/>
-                <w:szCs w:val="32"/>
-                <w:lang w:val="en-US"/>
-              </w:rPr>
-              <w:t>_3</w:t>
+                <w:b/>
+                <w:bCs/>
+                <w:sz w:val="32"/>
+                <w:szCs w:val="32"/>
+                <w:lang w:val="en-US"/>
+              </w:rPr>
+            </w:pPr>
+            <w:r>
+              <w:rPr>
+                <w:rFonts w:ascii="Arial" w:hAnsi="Arial" w:eastAsia="Arial" w:cs="Arial"/>
+                <w:b/>
+                <w:bCs/>
+                <w:sz w:val="32"/>
+                <w:szCs w:val="32"/>
+                <w:lang w:val="en-US"/>
+              </w:rPr>
+              <w:t>Req_FR_3</w:t>
             </w:r>
           </w:p>
         </w:tc>
@@ -1715,8 +1363,7 @@
           </w:tcPr>
           <w:p>
             <w:pPr>
-              <w:spacing w:before="0" w:beforeAutospacing="off" w:after="120" w:afterAutospacing="off"/>
-              <w:jc w:val="left"/>
+              <w:spacing w:after="120"/>
               <w:rPr>
                 <w:rFonts w:ascii="Arial" w:hAnsi="Arial" w:eastAsia="Arial" w:cs="Arial"/>
                 <w:sz w:val="32"/>
@@ -1736,136 +1383,93 @@
             <w:pPr>
               <w:numPr>
                 <w:ilvl w:val="0"/>
-                <w:numId w:val="8"/>
+                <w:numId w:val="9"/>
               </w:numPr>
               <w:pBdr>
-                <w:top w:val="nil" w:color="FF000000" w:sz="0" w:space="0"/>
-                <w:left w:val="nil" w:color="FF000000" w:sz="0" w:space="0"/>
-                <w:bottom w:val="nil" w:color="FF000000" w:sz="0" w:space="0"/>
-                <w:right w:val="nil" w:color="FF000000" w:sz="0" w:space="0"/>
-                <w:between w:val="nil" w:color="FF000000" w:sz="0" w:space="0"/>
+                <w:top w:val="nil"/>
+                <w:left w:val="nil"/>
+                <w:bottom w:val="nil"/>
+                <w:right w:val="nil"/>
+                <w:between w:val="nil"/>
               </w:pBdr>
-              <w:spacing w:before="0" w:beforeAutospacing="off" w:line="278" w:lineRule="auto"/>
-              <w:jc w:val="left"/>
-              <w:rPr>
-                <w:rFonts w:ascii="Arial" w:hAnsi="Arial" w:eastAsia="Arial" w:cs="Arial"/>
-                <w:color w:val="000000" w:themeColor="text1" w:themeTint="FF" w:themeShade="FF"/>
-                <w:sz w:val="32"/>
-                <w:szCs w:val="32"/>
-                <w:lang w:val="en-US"/>
-              </w:rPr>
-            </w:pPr>
-            <w:r>
-              <w:rPr>
-                <w:rFonts w:ascii="Arial" w:hAnsi="Arial" w:eastAsia="Arial" w:cs="Arial"/>
-                <w:color w:val="000000" w:themeColor="text1" w:themeTint="FF" w:themeShade="FF"/>
-                <w:sz w:val="32"/>
-                <w:szCs w:val="32"/>
-                <w:lang w:val="en-US"/>
-              </w:rPr>
-              <w:t>Mustn’t</w:t>
-            </w:r>
-            <w:r>
-              <w:rPr>
-                <w:rFonts w:ascii="Arial" w:hAnsi="Arial" w:eastAsia="Arial" w:cs="Arial"/>
-                <w:color w:val="000000" w:themeColor="text1" w:themeTint="FF" w:themeShade="FF"/>
-                <w:sz w:val="32"/>
-                <w:szCs w:val="32"/>
-                <w:lang w:val="en-US"/>
-              </w:rPr>
-              <w:t xml:space="preserve"> be blank</w:t>
+              <w:spacing w:line="278" w:lineRule="auto"/>
+              <w:rPr>
+                <w:rFonts w:ascii="Arial" w:hAnsi="Arial" w:eastAsia="Arial" w:cs="Arial"/>
+                <w:color w:val="000000" w:themeColor="text1"/>
+                <w:sz w:val="32"/>
+                <w:szCs w:val="32"/>
+                <w:lang w:val="en-US"/>
+              </w:rPr>
+            </w:pPr>
+            <w:r>
+              <w:rPr>
+                <w:rFonts w:ascii="Arial" w:hAnsi="Arial" w:eastAsia="Arial" w:cs="Arial"/>
+                <w:color w:val="000000" w:themeColor="text1"/>
+                <w:sz w:val="32"/>
+                <w:szCs w:val="32"/>
+                <w:lang w:val="en-US"/>
+              </w:rPr>
+              <w:t>Mustn’t be blank</w:t>
             </w:r>
           </w:p>
           <w:p>
             <w:pPr>
               <w:numPr>
                 <w:ilvl w:val="0"/>
-                <w:numId w:val="8"/>
+                <w:numId w:val="9"/>
               </w:numPr>
               <w:pBdr>
-                <w:top w:val="nil" w:color="FF000000" w:sz="0" w:space="0"/>
-                <w:left w:val="nil" w:color="FF000000" w:sz="0" w:space="0"/>
-                <w:bottom w:val="nil" w:color="FF000000" w:sz="0" w:space="0"/>
-                <w:right w:val="nil" w:color="FF000000" w:sz="0" w:space="0"/>
-                <w:between w:val="nil" w:color="FF000000" w:sz="0" w:space="0"/>
+                <w:top w:val="nil"/>
+                <w:left w:val="nil"/>
+                <w:bottom w:val="nil"/>
+                <w:right w:val="nil"/>
+                <w:between w:val="nil"/>
               </w:pBdr>
-              <w:spacing w:before="0" w:beforeAutospacing="off" w:line="278" w:lineRule="auto"/>
-              <w:jc w:val="left"/>
-              <w:rPr>
-                <w:rFonts w:ascii="Arial" w:hAnsi="Arial" w:eastAsia="Arial" w:cs="Arial"/>
-                <w:color w:val="000000" w:themeColor="text1" w:themeTint="FF" w:themeShade="FF"/>
-                <w:sz w:val="32"/>
-                <w:szCs w:val="32"/>
-                <w:lang w:val="en-US"/>
-              </w:rPr>
-            </w:pPr>
-            <w:r>
-              <w:rPr>
-                <w:rFonts w:ascii="Arial" w:hAnsi="Arial" w:eastAsia="Arial" w:cs="Arial"/>
-                <w:color w:val="000000" w:themeColor="text1" w:themeTint="FF" w:themeShade="FF"/>
-                <w:sz w:val="32"/>
-                <w:szCs w:val="32"/>
-                <w:lang w:val="en-US"/>
-              </w:rPr>
-              <w:t>Doesn’t</w:t>
-            </w:r>
-            <w:r>
-              <w:rPr>
-                <w:rFonts w:ascii="Arial" w:hAnsi="Arial" w:eastAsia="Arial" w:cs="Arial"/>
-                <w:color w:val="000000" w:themeColor="text1" w:themeTint="FF" w:themeShade="FF"/>
-                <w:sz w:val="32"/>
-                <w:szCs w:val="32"/>
-                <w:lang w:val="en-US"/>
-              </w:rPr>
-              <w:t xml:space="preserve"> </w:t>
-            </w:r>
-            <w:r>
-              <w:rPr>
-                <w:rFonts w:ascii="Arial" w:hAnsi="Arial" w:eastAsia="Arial" w:cs="Arial"/>
-                <w:color w:val="000000" w:themeColor="text1" w:themeTint="FF" w:themeShade="FF"/>
-                <w:sz w:val="32"/>
-                <w:szCs w:val="32"/>
-                <w:lang w:val="en-US"/>
-              </w:rPr>
-              <w:t>contain</w:t>
-            </w:r>
-            <w:r>
-              <w:rPr>
-                <w:rFonts w:ascii="Arial" w:hAnsi="Arial" w:eastAsia="Arial" w:cs="Arial"/>
-                <w:color w:val="000000" w:themeColor="text1" w:themeTint="FF" w:themeShade="FF"/>
-                <w:sz w:val="32"/>
-                <w:szCs w:val="32"/>
-                <w:lang w:val="en-US"/>
-              </w:rPr>
-              <w:t xml:space="preserve"> any spaces</w:t>
+              <w:spacing w:line="278" w:lineRule="auto"/>
+              <w:rPr>
+                <w:rFonts w:ascii="Arial" w:hAnsi="Arial" w:eastAsia="Arial" w:cs="Arial"/>
+                <w:color w:val="000000" w:themeColor="text1"/>
+                <w:sz w:val="32"/>
+                <w:szCs w:val="32"/>
+                <w:lang w:val="en-US"/>
+              </w:rPr>
+            </w:pPr>
+            <w:r>
+              <w:rPr>
+                <w:rFonts w:ascii="Arial" w:hAnsi="Arial" w:eastAsia="Arial" w:cs="Arial"/>
+                <w:color w:val="000000" w:themeColor="text1"/>
+                <w:sz w:val="32"/>
+                <w:szCs w:val="32"/>
+                <w:lang w:val="en-US"/>
+              </w:rPr>
+              <w:t>Doesn’t contain any spaces</w:t>
             </w:r>
           </w:p>
           <w:p>
             <w:pPr>
               <w:numPr>
                 <w:ilvl w:val="0"/>
-                <w:numId w:val="8"/>
+                <w:numId w:val="9"/>
               </w:numPr>
               <w:pBdr>
-                <w:top w:val="nil" w:color="FF000000" w:sz="0" w:space="0"/>
-                <w:left w:val="nil" w:color="FF000000" w:sz="0" w:space="0"/>
-                <w:bottom w:val="nil" w:color="FF000000" w:sz="0" w:space="0"/>
-                <w:right w:val="nil" w:color="FF000000" w:sz="0" w:space="0"/>
-                <w:between w:val="nil" w:color="FF000000" w:sz="0" w:space="0"/>
+                <w:top w:val="nil"/>
+                <w:left w:val="nil"/>
+                <w:bottom w:val="nil"/>
+                <w:right w:val="nil"/>
+                <w:between w:val="nil"/>
               </w:pBdr>
-              <w:spacing w:before="0" w:beforeAutospacing="off" w:after="0" w:afterAutospacing="off" w:line="278" w:lineRule="auto"/>
-              <w:jc w:val="left"/>
-              <w:rPr>
-                <w:rFonts w:ascii="Arial" w:hAnsi="Arial" w:eastAsia="Arial" w:cs="Arial"/>
-                <w:color w:val="000000" w:themeColor="text1" w:themeTint="FF" w:themeShade="FF"/>
-                <w:sz w:val="32"/>
-                <w:szCs w:val="32"/>
-              </w:rPr>
-            </w:pPr>
-            <w:r>
-              <w:rPr>
-                <w:rFonts w:ascii="Arial" w:hAnsi="Arial" w:eastAsia="Arial" w:cs="Arial"/>
-                <w:color w:val="000000" w:themeColor="text1" w:themeTint="FF" w:themeShade="FF"/>
+              <w:spacing w:line="278" w:lineRule="auto"/>
+              <w:rPr>
+                <w:rFonts w:ascii="Arial" w:hAnsi="Arial" w:eastAsia="Arial" w:cs="Arial"/>
+                <w:color w:val="000000" w:themeColor="text1"/>
+                <w:sz w:val="32"/>
+                <w:szCs w:val="32"/>
+              </w:rPr>
+            </w:pPr>
+            <w:r>
+              <w:rPr>
+                <w:rFonts w:ascii="Arial" w:hAnsi="Arial" w:eastAsia="Arial" w:cs="Arial"/>
+                <w:color w:val="000000" w:themeColor="text1"/>
                 <w:sz w:val="32"/>
                 <w:szCs w:val="32"/>
               </w:rPr>
@@ -1888,38 +1492,26 @@
           </w:tcPr>
           <w:p>
             <w:pPr>
-              <w:pStyle w:val="Normal"/>
               <w:jc w:val="center"/>
               <w:rPr>
                 <w:rFonts w:ascii="Arial" w:hAnsi="Arial" w:eastAsia="Arial" w:cs="Arial"/>
-                <w:b w:val="1"/>
-                <w:bCs w:val="1"/>
-                <w:sz w:val="32"/>
-                <w:szCs w:val="32"/>
-                <w:lang w:val="en-US"/>
-              </w:rPr>
-            </w:pPr>
-            <w:r>
-              <w:rPr>
-                <w:rFonts w:ascii="Arial" w:hAnsi="Arial" w:eastAsia="Arial" w:cs="Arial"/>
-                <w:b w:val="1"/>
-                <w:bCs w:val="1"/>
-                <w:sz w:val="32"/>
-                <w:szCs w:val="32"/>
-                <w:lang w:val="en-US"/>
-              </w:rPr>
-              <w:t>Req_FR</w:t>
-            </w:r>
-            <w:r>
-              <w:rPr>
-                <w:rFonts w:ascii="Arial" w:hAnsi="Arial" w:eastAsia="Arial" w:cs="Arial"/>
-                <w:b w:val="1"/>
-                <w:bCs w:val="1"/>
-                <w:sz w:val="32"/>
-                <w:szCs w:val="32"/>
-                <w:lang w:val="en-US"/>
-              </w:rPr>
-              <w:t>_4</w:t>
+                <w:b/>
+                <w:bCs/>
+                <w:sz w:val="32"/>
+                <w:szCs w:val="32"/>
+                <w:lang w:val="en-US"/>
+              </w:rPr>
+            </w:pPr>
+            <w:r>
+              <w:rPr>
+                <w:rFonts w:ascii="Arial" w:hAnsi="Arial" w:eastAsia="Arial" w:cs="Arial"/>
+                <w:b/>
+                <w:bCs/>
+                <w:sz w:val="32"/>
+                <w:szCs w:val="32"/>
+                <w:lang w:val="en-US"/>
+              </w:rPr>
+              <w:t>Req_FR_4</w:t>
             </w:r>
           </w:p>
         </w:tc>
@@ -1927,14 +1519,13 @@
           <w:tcPr>
             <w:cnfStyle w:val="000000000000" w:firstRow="0" w:lastRow="0" w:firstColumn="0" w:lastColumn="0" w:oddVBand="0" w:evenVBand="0" w:oddHBand="0" w:evenHBand="0" w:firstRowFirstColumn="0" w:firstRowLastColumn="0" w:lastRowFirstColumn="0" w:lastRowLastColumn="0"/>
             <w:tcW w:w="7245" w:type="dxa"/>
-            <w:shd w:val="clear" w:color="auto" w:fill="F0F7FF"/>
+            <w:shd w:val="clear" w:color="auto" w:fill="DAEEF3" w:themeFill="accent5" w:themeFillTint="33"/>
             <w:tcMar/>
             <w:vAlign w:val="center"/>
           </w:tcPr>
           <w:p>
             <w:pPr>
-              <w:spacing w:before="0" w:beforeAutospacing="off" w:after="120" w:afterAutospacing="off"/>
-              <w:jc w:val="left"/>
+              <w:spacing w:after="120"/>
               <w:rPr>
                 <w:rFonts w:ascii="Arial" w:hAnsi="Arial" w:eastAsia="Arial" w:cs="Arial"/>
                 <w:sz w:val="32"/>
@@ -1954,28 +1545,27 @@
             <w:pPr>
               <w:numPr>
                 <w:ilvl w:val="0"/>
-                <w:numId w:val="3"/>
+                <w:numId w:val="4"/>
               </w:numPr>
               <w:pBdr>
-                <w:top w:val="nil" w:color="FF000000" w:sz="0" w:space="0"/>
-                <w:left w:val="nil" w:color="FF000000" w:sz="0" w:space="0"/>
-                <w:bottom w:val="nil" w:color="FF000000" w:sz="0" w:space="0"/>
-                <w:right w:val="nil" w:color="FF000000" w:sz="0" w:space="0"/>
-                <w:between w:val="nil" w:color="FF000000" w:sz="0" w:space="0"/>
+                <w:top w:val="nil"/>
+                <w:left w:val="nil"/>
+                <w:bottom w:val="nil"/>
+                <w:right w:val="nil"/>
+                <w:between w:val="nil"/>
               </w:pBdr>
-              <w:spacing w:before="0" w:beforeAutospacing="off" w:line="278" w:lineRule="auto"/>
-              <w:jc w:val="left"/>
-              <w:rPr>
-                <w:rFonts w:ascii="Arial" w:hAnsi="Arial" w:eastAsia="Arial" w:cs="Arial"/>
-                <w:color w:val="000000" w:themeColor="text1" w:themeTint="FF" w:themeShade="FF"/>
-                <w:sz w:val="32"/>
-                <w:szCs w:val="32"/>
-              </w:rPr>
-            </w:pPr>
-            <w:r>
-              <w:rPr>
-                <w:rFonts w:ascii="Arial" w:hAnsi="Arial" w:eastAsia="Arial" w:cs="Arial"/>
-                <w:color w:val="000000" w:themeColor="text1" w:themeTint="FF" w:themeShade="FF"/>
+              <w:spacing w:line="278" w:lineRule="auto"/>
+              <w:rPr>
+                <w:rFonts w:ascii="Arial" w:hAnsi="Arial" w:eastAsia="Arial" w:cs="Arial"/>
+                <w:color w:val="000000" w:themeColor="text1"/>
+                <w:sz w:val="32"/>
+                <w:szCs w:val="32"/>
+              </w:rPr>
+            </w:pPr>
+            <w:r>
+              <w:rPr>
+                <w:rFonts w:ascii="Arial" w:hAnsi="Arial" w:eastAsia="Arial" w:cs="Arial"/>
+                <w:color w:val="000000" w:themeColor="text1"/>
                 <w:sz w:val="32"/>
                 <w:szCs w:val="32"/>
               </w:rPr>
@@ -1987,21 +1577,19 @@
               <w:pStyle w:val="ListParagraph"/>
               <w:numPr>
                 <w:ilvl w:val="0"/>
-                <w:numId w:val="3"/>
+                <w:numId w:val="4"/>
               </w:numPr>
-              <w:spacing w:before="0" w:beforeAutospacing="off"/>
-              <w:jc w:val="left"/>
-              <w:rPr>
-                <w:rFonts w:ascii="Arial" w:hAnsi="Arial" w:eastAsia="Arial" w:cs="Arial"/>
-                <w:color w:val="000000" w:themeColor="text1" w:themeTint="FF" w:themeShade="FF"/>
-                <w:sz w:val="32"/>
-                <w:szCs w:val="32"/>
-              </w:rPr>
-            </w:pPr>
-            <w:r>
-              <w:rPr>
-                <w:rFonts w:ascii="Arial" w:hAnsi="Arial" w:eastAsia="Arial" w:cs="Arial"/>
-                <w:color w:val="000000" w:themeColor="text1" w:themeTint="FF" w:themeShade="FF"/>
+              <w:rPr>
+                <w:rFonts w:ascii="Arial" w:hAnsi="Arial" w:eastAsia="Arial" w:cs="Arial"/>
+                <w:color w:val="000000" w:themeColor="text1"/>
+                <w:sz w:val="32"/>
+                <w:szCs w:val="32"/>
+              </w:rPr>
+            </w:pPr>
+            <w:r>
+              <w:rPr>
+                <w:rFonts w:ascii="Arial" w:hAnsi="Arial" w:eastAsia="Arial" w:cs="Arial"/>
+                <w:color w:val="000000" w:themeColor="text1"/>
                 <w:sz w:val="32"/>
                 <w:szCs w:val="32"/>
               </w:rPr>
@@ -2012,7 +1600,7 @@
       </w:tr>
       <w:tr>
         <w:trPr>
-          <w:trHeight w:val="1425"/>
+          <w:trHeight w:val="1605"/>
         </w:trPr>
         <w:tc>
           <w:tcPr>
@@ -2024,21 +1612,20 @@
           </w:tcPr>
           <w:p>
             <w:pPr>
-              <w:pStyle w:val="Normal"/>
               <w:jc w:val="center"/>
               <w:rPr>
                 <w:rFonts w:ascii="Arial" w:hAnsi="Arial" w:eastAsia="Arial" w:cs="Arial"/>
-                <w:b w:val="1"/>
-                <w:bCs w:val="1"/>
-                <w:sz w:val="32"/>
-                <w:szCs w:val="32"/>
-              </w:rPr>
-            </w:pPr>
-            <w:r>
-              <w:rPr>
-                <w:rFonts w:ascii="Arial" w:hAnsi="Arial" w:eastAsia="Arial" w:cs="Arial"/>
-                <w:b w:val="1"/>
-                <w:bCs w:val="1"/>
+                <w:b/>
+                <w:bCs/>
+                <w:sz w:val="32"/>
+                <w:szCs w:val="32"/>
+              </w:rPr>
+            </w:pPr>
+            <w:r>
+              <w:rPr>
+                <w:rFonts w:ascii="Arial" w:hAnsi="Arial" w:eastAsia="Arial" w:cs="Arial"/>
+                <w:b/>
+                <w:bCs/>
                 <w:sz w:val="32"/>
                 <w:szCs w:val="32"/>
               </w:rPr>
@@ -2056,7 +1643,11 @@
           </w:tcPr>
           <w:p>
             <w:pPr>
-              <w:spacing w:before="0" w:beforeAutospacing="off"/>
+              <w:pStyle w:val="Normal"/>
+              <w:suppressLineNumbers w:val="0"/>
+              <w:bidi w:val="0"/>
+              <w:spacing w:before="0" w:beforeAutospacing="off" w:after="0" w:afterAutospacing="off" w:line="240" w:lineRule="auto"/>
+              <w:ind w:left="0" w:right="0"/>
               <w:jc w:val="left"/>
               <w:rPr>
                 <w:rFonts w:ascii="Arial" w:hAnsi="Arial" w:eastAsia="Arial" w:cs="Arial"/>
@@ -2072,25 +1663,172 @@
                 <w:szCs w:val="32"/>
                 <w:lang w:val="en-US"/>
               </w:rPr>
-              <w:t xml:space="preserve">After registration, the client should </w:t>
-            </w:r>
-            <w:r>
-              <w:rPr>
-                <w:rFonts w:ascii="Arial" w:hAnsi="Arial" w:eastAsia="Arial" w:cs="Arial"/>
-                <w:sz w:val="32"/>
-                <w:szCs w:val="32"/>
-                <w:lang w:val="en-US"/>
-              </w:rPr>
-              <w:t>navigate</w:t>
-            </w:r>
-            <w:r>
-              <w:rPr>
-                <w:rFonts w:ascii="Arial" w:hAnsi="Arial" w:eastAsia="Arial" w:cs="Arial"/>
-                <w:sz w:val="32"/>
-                <w:szCs w:val="32"/>
-                <w:lang w:val="en-US"/>
-              </w:rPr>
-              <w:t xml:space="preserve"> to the log in page.</w:t>
+              <w:t>After</w:t>
+            </w:r>
+            <w:r>
+              <w:rPr>
+                <w:rFonts w:ascii="Arial" w:hAnsi="Arial" w:eastAsia="Arial" w:cs="Arial"/>
+                <w:sz w:val="32"/>
+                <w:szCs w:val="32"/>
+                <w:lang w:val="en-US"/>
+              </w:rPr>
+              <w:t xml:space="preserve"> successful</w:t>
+            </w:r>
+            <w:r>
+              <w:rPr>
+                <w:rFonts w:ascii="Arial" w:hAnsi="Arial" w:eastAsia="Arial" w:cs="Arial"/>
+                <w:sz w:val="32"/>
+                <w:szCs w:val="32"/>
+                <w:lang w:val="en-US"/>
+              </w:rPr>
+              <w:t xml:space="preserve"> registration,</w:t>
+            </w:r>
+            <w:r>
+              <w:rPr>
+                <w:rFonts w:ascii="Arial" w:hAnsi="Arial" w:eastAsia="Arial" w:cs="Arial"/>
+                <w:b w:val="0"/>
+                <w:bCs w:val="0"/>
+                <w:i w:val="0"/>
+                <w:iCs w:val="0"/>
+                <w:caps w:val="0"/>
+                <w:smallCaps w:val="0"/>
+                <w:noProof w:val="0"/>
+                <w:color w:val="000000" w:themeColor="text1" w:themeTint="FF" w:themeShade="FF"/>
+                <w:sz w:val="24"/>
+                <w:szCs w:val="24"/>
+                <w:lang w:val="en-US"/>
+              </w:rPr>
+              <w:t xml:space="preserve"> </w:t>
+            </w:r>
+            <w:r>
+              <w:rPr>
+                <w:rFonts w:ascii="Arial" w:hAnsi="Arial" w:eastAsia="Arial" w:cs="Arial"/>
+                <w:b w:val="0"/>
+                <w:bCs w:val="0"/>
+                <w:i w:val="0"/>
+                <w:iCs w:val="0"/>
+                <w:caps w:val="0"/>
+                <w:smallCaps w:val="0"/>
+                <w:noProof w:val="0"/>
+                <w:color w:val="000000" w:themeColor="text1" w:themeTint="FF" w:themeShade="FF"/>
+                <w:sz w:val="32"/>
+                <w:szCs w:val="32"/>
+                <w:lang w:val="en-US"/>
+              </w:rPr>
+              <w:t>A pop up message</w:t>
+            </w:r>
+            <w:r>
+              <w:rPr>
+                <w:rFonts w:ascii="Arial" w:hAnsi="Arial" w:eastAsia="Arial" w:cs="Arial"/>
+                <w:b w:val="0"/>
+                <w:bCs w:val="0"/>
+                <w:i w:val="0"/>
+                <w:iCs w:val="0"/>
+                <w:caps w:val="0"/>
+                <w:smallCaps w:val="0"/>
+                <w:noProof w:val="0"/>
+                <w:color w:val="000000" w:themeColor="text1" w:themeTint="FF" w:themeShade="FF"/>
+                <w:sz w:val="32"/>
+                <w:szCs w:val="32"/>
+                <w:lang w:val="en-US"/>
+              </w:rPr>
+              <w:t xml:space="preserve"> will</w:t>
+            </w:r>
+            <w:r>
+              <w:rPr>
+                <w:rFonts w:ascii="Arial" w:hAnsi="Arial" w:eastAsia="Arial" w:cs="Arial"/>
+                <w:b w:val="0"/>
+                <w:bCs w:val="0"/>
+                <w:i w:val="0"/>
+                <w:iCs w:val="0"/>
+                <w:caps w:val="0"/>
+                <w:smallCaps w:val="0"/>
+                <w:noProof w:val="0"/>
+                <w:color w:val="000000" w:themeColor="text1" w:themeTint="FF" w:themeShade="FF"/>
+                <w:sz w:val="32"/>
+                <w:szCs w:val="32"/>
+                <w:lang w:val="en-US"/>
+              </w:rPr>
+              <w:t xml:space="preserve"> appear says "Account Created”</w:t>
+            </w:r>
+            <w:r>
+              <w:rPr>
+                <w:rFonts w:ascii="Arial" w:hAnsi="Arial" w:eastAsia="Arial" w:cs="Arial"/>
+                <w:b w:val="0"/>
+                <w:bCs w:val="0"/>
+                <w:i w:val="0"/>
+                <w:iCs w:val="0"/>
+                <w:caps w:val="0"/>
+                <w:smallCaps w:val="0"/>
+                <w:noProof w:val="0"/>
+                <w:color w:val="000000" w:themeColor="text1" w:themeTint="FF" w:themeShade="FF"/>
+                <w:sz w:val="24"/>
+                <w:szCs w:val="24"/>
+                <w:lang w:val="en-US"/>
+              </w:rPr>
+              <w:t xml:space="preserve"> </w:t>
+            </w:r>
+            <w:r>
+              <w:rPr>
+                <w:rFonts w:ascii="Arial" w:hAnsi="Arial" w:eastAsia="Arial" w:cs="Arial"/>
+                <w:b w:val="0"/>
+                <w:bCs w:val="0"/>
+                <w:i w:val="0"/>
+                <w:iCs w:val="0"/>
+                <w:caps w:val="0"/>
+                <w:smallCaps w:val="0"/>
+                <w:noProof w:val="0"/>
+                <w:color w:val="000000" w:themeColor="text1" w:themeTint="FF" w:themeShade="FF"/>
+                <w:sz w:val="32"/>
+                <w:szCs w:val="32"/>
+                <w:lang w:val="en-US"/>
+              </w:rPr>
+              <w:t>and</w:t>
+            </w:r>
+            <w:r>
+              <w:rPr>
+                <w:rFonts w:ascii="Arial" w:hAnsi="Arial" w:eastAsia="Arial" w:cs="Arial"/>
+                <w:sz w:val="32"/>
+                <w:szCs w:val="32"/>
+                <w:lang w:val="en-US"/>
+              </w:rPr>
+              <w:t xml:space="preserve"> the client </w:t>
+            </w:r>
+            <w:r>
+              <w:rPr>
+                <w:rFonts w:ascii="Arial" w:hAnsi="Arial" w:eastAsia="Arial" w:cs="Arial"/>
+                <w:sz w:val="32"/>
+                <w:szCs w:val="32"/>
+                <w:lang w:val="en-US"/>
+              </w:rPr>
+              <w:t>will be redirected</w:t>
+            </w:r>
+            <w:r>
+              <w:rPr>
+                <w:rFonts w:ascii="Arial" w:hAnsi="Arial" w:eastAsia="Arial" w:cs="Arial"/>
+                <w:sz w:val="32"/>
+                <w:szCs w:val="32"/>
+                <w:lang w:val="en-US"/>
+              </w:rPr>
+              <w:t xml:space="preserve"> to the </w:t>
+            </w:r>
+            <w:r>
+              <w:rPr>
+                <w:rFonts w:ascii="Arial" w:hAnsi="Arial" w:eastAsia="Arial" w:cs="Arial"/>
+                <w:sz w:val="32"/>
+                <w:szCs w:val="32"/>
+                <w:lang w:val="en-US"/>
+              </w:rPr>
+              <w:t>home</w:t>
+            </w:r>
+            <w:r>
+              <w:rPr>
+                <w:rFonts w:ascii="Arial" w:hAnsi="Arial" w:eastAsia="Arial" w:cs="Arial"/>
+                <w:sz w:val="32"/>
+                <w:szCs w:val="32"/>
+                <w:lang w:val="en-US"/>
+              </w:rPr>
+              <w:t xml:space="preserve"> page.</w:t>
             </w:r>
           </w:p>
         </w:tc>
@@ -2109,38 +1847,26 @@
           </w:tcPr>
           <w:p>
             <w:pPr>
-              <w:pStyle w:val="Normal"/>
               <w:jc w:val="center"/>
               <w:rPr>
                 <w:rFonts w:ascii="Arial" w:hAnsi="Arial" w:eastAsia="Arial" w:cs="Arial"/>
-                <w:b w:val="1"/>
-                <w:bCs w:val="1"/>
-                <w:sz w:val="32"/>
-                <w:szCs w:val="32"/>
-                <w:lang w:val="en-US"/>
-              </w:rPr>
-            </w:pPr>
-            <w:r>
-              <w:rPr>
-                <w:rFonts w:ascii="Arial" w:hAnsi="Arial" w:eastAsia="Arial" w:cs="Arial"/>
-                <w:b w:val="1"/>
-                <w:bCs w:val="1"/>
-                <w:sz w:val="32"/>
-                <w:szCs w:val="32"/>
-                <w:lang w:val="en-US"/>
-              </w:rPr>
-              <w:t>Req_FR</w:t>
-            </w:r>
-            <w:r>
-              <w:rPr>
-                <w:rFonts w:ascii="Arial" w:hAnsi="Arial" w:eastAsia="Arial" w:cs="Arial"/>
-                <w:b w:val="1"/>
-                <w:bCs w:val="1"/>
-                <w:sz w:val="32"/>
-                <w:szCs w:val="32"/>
-                <w:lang w:val="en-US"/>
-              </w:rPr>
-              <w:t>_6</w:t>
+                <w:b/>
+                <w:bCs/>
+                <w:sz w:val="32"/>
+                <w:szCs w:val="32"/>
+                <w:lang w:val="en-US"/>
+              </w:rPr>
+            </w:pPr>
+            <w:r>
+              <w:rPr>
+                <w:rFonts w:ascii="Arial" w:hAnsi="Arial" w:eastAsia="Arial" w:cs="Arial"/>
+                <w:b/>
+                <w:bCs/>
+                <w:sz w:val="32"/>
+                <w:szCs w:val="32"/>
+                <w:lang w:val="en-US"/>
+              </w:rPr>
+              <w:t>Req_FR_6</w:t>
             </w:r>
           </w:p>
         </w:tc>
@@ -2148,53 +1874,34 @@
           <w:tcPr>
             <w:cnfStyle w:val="000000000000" w:firstRow="0" w:lastRow="0" w:firstColumn="0" w:lastColumn="0" w:oddVBand="0" w:evenVBand="0" w:oddHBand="0" w:evenHBand="0" w:firstRowFirstColumn="0" w:firstRowLastColumn="0" w:lastRowFirstColumn="0" w:lastRowLastColumn="0"/>
             <w:tcW w:w="7245" w:type="dxa"/>
-            <w:shd w:val="clear" w:color="auto" w:fill="F0F7FF"/>
+            <w:shd w:val="clear" w:color="auto" w:fill="DAEEF3" w:themeFill="accent5" w:themeFillTint="33"/>
             <w:tcMar/>
             <w:vAlign w:val="center"/>
           </w:tcPr>
           <w:p>
             <w:pPr>
-              <w:spacing w:before="0" w:beforeAutospacing="off" w:after="120" w:afterAutospacing="off"/>
-              <w:jc w:val="left"/>
-              <w:rPr>
-                <w:rFonts w:ascii="Arial" w:hAnsi="Arial" w:eastAsia="Arial" w:cs="Arial"/>
-                <w:sz w:val="32"/>
-                <w:szCs w:val="32"/>
-                <w:lang w:val="en-US"/>
-              </w:rPr>
-            </w:pPr>
-            <w:r>
-              <w:rPr>
-                <w:rFonts w:ascii="Arial" w:hAnsi="Arial" w:eastAsia="Arial" w:cs="Arial"/>
-                <w:sz w:val="32"/>
-                <w:szCs w:val="32"/>
-                <w:lang w:val="en-US"/>
-              </w:rPr>
-              <w:t xml:space="preserve">According to the </w:t>
-            </w:r>
-            <w:r>
-              <w:rPr>
-                <w:rFonts w:ascii="Arial" w:hAnsi="Arial" w:eastAsia="Arial" w:cs="Arial"/>
-                <w:sz w:val="32"/>
-                <w:szCs w:val="32"/>
-                <w:lang w:val="en-US"/>
-              </w:rPr>
-              <w:t>previous</w:t>
-            </w:r>
-            <w:r>
-              <w:rPr>
-                <w:rFonts w:ascii="Arial" w:hAnsi="Arial" w:eastAsia="Arial" w:cs="Arial"/>
-                <w:sz w:val="32"/>
-                <w:szCs w:val="32"/>
-                <w:lang w:val="en-US"/>
-              </w:rPr>
-              <w:t xml:space="preserve"> requirement</w:t>
-            </w:r>
-            <w:r>
-              <w:rPr>
-                <w:rFonts w:ascii="Arial" w:hAnsi="Arial" w:eastAsia="Arial" w:cs="Arial"/>
-                <w:b w:val="1"/>
-                <w:bCs w:val="1"/>
+              <w:spacing w:after="120"/>
+              <w:rPr>
+                <w:rFonts w:ascii="Arial" w:hAnsi="Arial" w:eastAsia="Arial" w:cs="Arial"/>
+                <w:sz w:val="32"/>
+                <w:szCs w:val="32"/>
+                <w:lang w:val="en-US"/>
+              </w:rPr>
+            </w:pPr>
+            <w:r>
+              <w:rPr>
+                <w:rFonts w:ascii="Arial" w:hAnsi="Arial" w:eastAsia="Arial" w:cs="Arial"/>
+                <w:sz w:val="32"/>
+                <w:szCs w:val="32"/>
+                <w:lang w:val="en-US"/>
+              </w:rPr>
+              <w:t>According to the previous requirement</w:t>
+            </w:r>
+            <w:r>
+              <w:rPr>
+                <w:rFonts w:ascii="Arial" w:hAnsi="Arial" w:eastAsia="Arial" w:cs="Arial"/>
+                <w:b/>
+                <w:bCs/>
                 <w:sz w:val="32"/>
                 <w:szCs w:val="32"/>
                 <w:lang w:val="en-US"/>
@@ -2204,37 +1911,19 @@
           </w:p>
           <w:p>
             <w:pPr>
-              <w:spacing w:before="0" w:beforeAutospacing="off"/>
-              <w:jc w:val="left"/>
-              <w:rPr>
-                <w:rFonts w:ascii="Arial" w:hAnsi="Arial" w:eastAsia="Arial" w:cs="Arial"/>
-                <w:sz w:val="32"/>
-                <w:szCs w:val="32"/>
-              </w:rPr>
-            </w:pPr>
-            <w:r>
-              <w:rPr>
-                <w:rFonts w:ascii="Arial" w:hAnsi="Arial" w:eastAsia="Arial" w:cs="Arial"/>
-                <w:sz w:val="32"/>
-                <w:szCs w:val="32"/>
-              </w:rPr>
-              <w:t>When clients try to register using invalid first name or invalid last name or invalid email or invalid password, pop up error m</w:t>
-            </w:r>
-            <w:r>
-              <w:rPr>
-                <w:rFonts w:ascii="Arial" w:hAnsi="Arial" w:eastAsia="Arial" w:cs="Arial"/>
-                <w:sz w:val="32"/>
-                <w:szCs w:val="32"/>
-              </w:rPr>
-              <w:t>e</w:t>
-            </w:r>
-            <w:r>
-              <w:rPr>
-                <w:rFonts w:ascii="Arial" w:hAnsi="Arial" w:eastAsia="Arial" w:cs="Arial"/>
-                <w:sz w:val="32"/>
-                <w:szCs w:val="32"/>
-              </w:rPr>
-              <w:t>ssage should appear “invalid data”</w:t>
+              <w:rPr>
+                <w:rFonts w:ascii="Arial" w:hAnsi="Arial" w:eastAsia="Arial" w:cs="Arial"/>
+                <w:sz w:val="32"/>
+                <w:szCs w:val="32"/>
+              </w:rPr>
+            </w:pPr>
+            <w:r>
+              <w:rPr>
+                <w:rFonts w:ascii="Arial" w:hAnsi="Arial" w:eastAsia="Arial" w:cs="Arial"/>
+                <w:sz w:val="32"/>
+                <w:szCs w:val="32"/>
+              </w:rPr>
+              <w:t>When clients try to register using invalid first name or invalid last name or invalid email or invalid password, pop up error massage should appear “invalid data”</w:t>
             </w:r>
           </w:p>
         </w:tc>
@@ -2242,23 +1931,18 @@
     </w:tbl>
     <w:p>
       <w:pPr>
-        <w:pStyle w:val="Normal"/>
-        <w:suppressLineNumbers w:val="0"/>
         <w:pBdr>
-          <w:top w:val="nil" w:color="FF000000" w:sz="0" w:space="0"/>
-          <w:left w:val="nil" w:color="FF000000" w:sz="0" w:space="0"/>
-          <w:bottom w:val="nil" w:color="FF000000" w:sz="0" w:space="0"/>
-          <w:right w:val="nil" w:color="FF000000" w:sz="0" w:space="0"/>
-          <w:between w:val="nil" w:color="FF000000" w:sz="0" w:space="0"/>
+          <w:top w:val="nil"/>
+          <w:left w:val="nil"/>
+          <w:bottom w:val="nil"/>
+          <w:right w:val="nil"/>
+          <w:between w:val="nil"/>
         </w:pBdr>
-        <w:bidi w:val="0"/>
-        <w:spacing w:before="0" w:beforeAutospacing="off" w:after="160" w:afterAutospacing="off" w:line="360" w:lineRule="auto"/>
-        <w:ind w:left="0" w:right="0"/>
-        <w:jc w:val="left"/>
+        <w:spacing w:line="360" w:lineRule="auto"/>
         <w:rPr>
           <w:rFonts w:ascii="Arial" w:hAnsi="Arial" w:eastAsia="Arial" w:cs="Arial"/>
-          <w:b w:val="1"/>
-          <w:bCs w:val="1"/>
+          <w:b/>
+          <w:bCs/>
           <w:color w:val="00B050"/>
           <w:sz w:val="40"/>
           <w:szCs w:val="40"/>
@@ -2267,23 +1951,18 @@
     </w:p>
     <w:p>
       <w:pPr>
-        <w:pStyle w:val="Normal"/>
-        <w:suppressLineNumbers w:val="0"/>
         <w:pBdr>
-          <w:top w:val="nil" w:color="FF000000" w:sz="0" w:space="0"/>
-          <w:left w:val="nil" w:color="FF000000" w:sz="0" w:space="0"/>
-          <w:bottom w:val="nil" w:color="FF000000" w:sz="0" w:space="0"/>
-          <w:right w:val="nil" w:color="FF000000" w:sz="0" w:space="0"/>
-          <w:between w:val="nil" w:color="FF000000" w:sz="0" w:space="0"/>
+          <w:top w:val="nil"/>
+          <w:left w:val="nil"/>
+          <w:bottom w:val="nil"/>
+          <w:right w:val="nil"/>
+          <w:between w:val="nil"/>
         </w:pBdr>
-        <w:bidi w:val="0"/>
-        <w:spacing w:before="0" w:beforeAutospacing="off" w:after="160" w:afterAutospacing="off" w:line="360" w:lineRule="auto"/>
-        <w:ind w:left="0" w:right="0"/>
-        <w:jc w:val="left"/>
+        <w:spacing w:line="360" w:lineRule="auto"/>
         <w:rPr>
           <w:rFonts w:ascii="Arial" w:hAnsi="Arial" w:eastAsia="Arial" w:cs="Arial"/>
-          <w:b w:val="1"/>
-          <w:bCs w:val="1"/>
+          <w:b/>
+          <w:bCs/>
           <w:color w:val="00B050"/>
           <w:sz w:val="40"/>
           <w:szCs w:val="40"/>
@@ -2292,23 +1971,18 @@
     </w:p>
     <w:p>
       <w:pPr>
-        <w:pStyle w:val="Normal"/>
-        <w:suppressLineNumbers w:val="0"/>
         <w:pBdr>
-          <w:top w:val="nil" w:color="FF000000" w:sz="0" w:space="0"/>
-          <w:left w:val="nil" w:color="FF000000" w:sz="0" w:space="0"/>
-          <w:bottom w:val="nil" w:color="FF000000" w:sz="0" w:space="0"/>
-          <w:right w:val="nil" w:color="FF000000" w:sz="0" w:space="0"/>
-          <w:between w:val="nil" w:color="FF000000" w:sz="0" w:space="0"/>
+          <w:top w:val="nil"/>
+          <w:left w:val="nil"/>
+          <w:bottom w:val="nil"/>
+          <w:right w:val="nil"/>
+          <w:between w:val="nil"/>
         </w:pBdr>
-        <w:bidi w:val="0"/>
-        <w:spacing w:before="0" w:beforeAutospacing="off" w:after="160" w:afterAutospacing="off" w:line="360" w:lineRule="auto"/>
-        <w:ind w:left="0" w:right="0"/>
-        <w:jc w:val="left"/>
+        <w:spacing w:line="360" w:lineRule="auto"/>
         <w:rPr>
           <w:rFonts w:ascii="Arial" w:hAnsi="Arial" w:eastAsia="Arial" w:cs="Arial"/>
-          <w:b w:val="1"/>
-          <w:bCs w:val="1"/>
+          <w:b/>
+          <w:bCs/>
           <w:color w:val="00B050"/>
           <w:sz w:val="40"/>
           <w:szCs w:val="40"/>
@@ -2317,23 +1991,18 @@
     </w:p>
     <w:p>
       <w:pPr>
-        <w:pStyle w:val="Normal"/>
-        <w:suppressLineNumbers w:val="0"/>
         <w:pBdr>
-          <w:top w:val="nil" w:color="FF000000" w:sz="0" w:space="0"/>
-          <w:left w:val="nil" w:color="FF000000" w:sz="0" w:space="0"/>
-          <w:bottom w:val="nil" w:color="FF000000" w:sz="0" w:space="0"/>
-          <w:right w:val="nil" w:color="FF000000" w:sz="0" w:space="0"/>
-          <w:between w:val="nil" w:color="FF000000" w:sz="0" w:space="0"/>
+          <w:top w:val="nil"/>
+          <w:left w:val="nil"/>
+          <w:bottom w:val="nil"/>
+          <w:right w:val="nil"/>
+          <w:between w:val="nil"/>
         </w:pBdr>
-        <w:bidi w:val="0"/>
-        <w:spacing w:before="0" w:beforeAutospacing="off" w:after="160" w:afterAutospacing="off" w:line="360" w:lineRule="auto"/>
-        <w:ind w:left="0" w:right="0"/>
-        <w:jc w:val="left"/>
+        <w:spacing w:line="360" w:lineRule="auto"/>
         <w:rPr>
           <w:rFonts w:ascii="Arial" w:hAnsi="Arial" w:eastAsia="Arial" w:cs="Arial"/>
-          <w:b w:val="1"/>
-          <w:bCs w:val="1"/>
+          <w:b/>
+          <w:bCs/>
           <w:color w:val="00B050"/>
           <w:sz w:val="40"/>
           <w:szCs w:val="40"/>
@@ -2342,23 +2011,18 @@
     </w:p>
     <w:p>
       <w:pPr>
-        <w:pStyle w:val="Normal"/>
-        <w:suppressLineNumbers w:val="0"/>
         <w:pBdr>
-          <w:top w:val="nil" w:color="FF000000" w:sz="0" w:space="0"/>
-          <w:left w:val="nil" w:color="FF000000" w:sz="0" w:space="0"/>
-          <w:bottom w:val="nil" w:color="FF000000" w:sz="0" w:space="0"/>
-          <w:right w:val="nil" w:color="FF000000" w:sz="0" w:space="0"/>
-          <w:between w:val="nil" w:color="FF000000" w:sz="0" w:space="0"/>
+          <w:top w:val="nil"/>
+          <w:left w:val="nil"/>
+          <w:bottom w:val="nil"/>
+          <w:right w:val="nil"/>
+          <w:between w:val="nil"/>
         </w:pBdr>
-        <w:bidi w:val="0"/>
-        <w:spacing w:before="0" w:beforeAutospacing="off" w:after="160" w:afterAutospacing="off" w:line="360" w:lineRule="auto"/>
-        <w:ind w:left="0" w:right="0"/>
-        <w:jc w:val="left"/>
+        <w:spacing w:line="360" w:lineRule="auto"/>
         <w:rPr>
           <w:rFonts w:ascii="Arial" w:hAnsi="Arial" w:eastAsia="Arial" w:cs="Arial"/>
-          <w:b w:val="1"/>
-          <w:bCs w:val="1"/>
+          <w:b/>
+          <w:bCs/>
           <w:color w:val="00B050"/>
           <w:sz w:val="40"/>
           <w:szCs w:val="40"/>
@@ -2369,21 +2033,20 @@
       <w:pPr>
         <w:numPr>
           <w:ilvl w:val="1"/>
-          <w:numId w:val="4"/>
+          <w:numId w:val="5"/>
         </w:numPr>
         <w:pBdr>
-          <w:top w:val="nil" w:color="FF000000" w:sz="0" w:space="0"/>
-          <w:left w:val="nil" w:color="FF000000" w:sz="0" w:space="0"/>
-          <w:bottom w:val="nil" w:color="FF000000" w:sz="0" w:space="0"/>
-          <w:right w:val="nil" w:color="FF000000" w:sz="0" w:space="0"/>
-          <w:between w:val="nil" w:color="FF000000" w:sz="0" w:space="0"/>
+          <w:top w:val="nil"/>
+          <w:left w:val="nil"/>
+          <w:bottom w:val="nil"/>
+          <w:right w:val="nil"/>
+          <w:between w:val="nil"/>
         </w:pBdr>
-        <w:spacing w:after="160" w:afterAutospacing="off" w:line="360" w:lineRule="auto"/>
-        <w:jc w:val="left"/>
+        <w:spacing w:line="360" w:lineRule="auto"/>
         <w:rPr>
           <w:rFonts w:ascii="Arial" w:hAnsi="Arial" w:eastAsia="Arial" w:cs="Arial"/>
-          <w:b w:val="1"/>
-          <w:bCs w:val="1"/>
+          <w:b/>
+          <w:bCs/>
           <w:color w:val="00B050"/>
           <w:sz w:val="40"/>
           <w:szCs w:val="40"/>
@@ -2392,8 +2055,8 @@
       <w:r>
         <w:rPr>
           <w:rFonts w:ascii="Arial" w:hAnsi="Arial" w:eastAsia="Arial" w:cs="Arial"/>
-          <w:b w:val="1"/>
-          <w:bCs w:val="1"/>
+          <w:b/>
+          <w:bCs/>
           <w:color w:val="00B050"/>
           <w:sz w:val="40"/>
           <w:szCs w:val="40"/>
@@ -2405,20 +2068,19 @@
       <w:tblPr>
         <w:tblStyle w:val="GridTable5Dark-Accent1"/>
         <w:tblW w:w="0" w:type="auto"/>
-        <w:jc w:val="left"/>
         <w:tblBorders>
-          <w:top w:val="single" w:color="1F497D" w:themeColor="text2" w:sz="12"/>
-          <w:left w:val="single" w:color="1F497D" w:themeColor="text2" w:sz="12"/>
-          <w:bottom w:val="single" w:color="1F497D" w:themeColor="text2" w:sz="12"/>
-          <w:right w:val="single" w:color="1F497D" w:themeColor="text2" w:sz="12"/>
-          <w:insideH w:val="single" w:color="1F497D" w:themeColor="text2" w:sz="12"/>
-          <w:insideV w:val="single" w:color="1F497D" w:themeColor="text2" w:sz="12"/>
+          <w:top w:val="single" w:color="1F497D" w:themeColor="text2" w:sz="12" w:space="0"/>
+          <w:left w:val="single" w:color="1F497D" w:themeColor="text2" w:sz="12" w:space="0"/>
+          <w:bottom w:val="single" w:color="1F497D" w:themeColor="text2" w:sz="12" w:space="0"/>
+          <w:right w:val="single" w:color="1F497D" w:themeColor="text2" w:sz="12" w:space="0"/>
+          <w:insideH w:val="single" w:color="1F497D" w:themeColor="text2" w:sz="12" w:space="0"/>
+          <w:insideV w:val="single" w:color="1F497D" w:themeColor="text2" w:sz="12" w:space="0"/>
         </w:tblBorders>
         <w:tblLook w:val="0600" w:firstRow="0" w:lastRow="0" w:firstColumn="0" w:lastColumn="0" w:noHBand="1" w:noVBand="1"/>
       </w:tblPr>
       <w:tblGrid>
-        <w:gridCol w:w="2115"/>
-        <w:gridCol w:w="7245"/>
+        <w:gridCol w:w="2113"/>
+        <w:gridCol w:w="7217"/>
       </w:tblGrid>
       <w:tr>
         <w:trPr>
@@ -2434,13 +2096,12 @@
           </w:tcPr>
           <w:p>
             <w:pPr>
-              <w:spacing w:before="0" w:beforeAutospacing="off"/>
               <w:jc w:val="center"/>
               <w:rPr>
                 <w:rFonts w:ascii="Arial" w:hAnsi="Arial" w:eastAsia="Arial" w:cs="Arial"/>
-                <w:b w:val="1"/>
-                <w:bCs w:val="1"/>
-                <w:color w:val="000000" w:themeColor="text1" w:themeTint="FF" w:themeShade="FF"/>
+                <w:b/>
+                <w:bCs/>
+                <w:color w:val="000000" w:themeColor="text1"/>
                 <w:sz w:val="40"/>
                 <w:szCs w:val="40"/>
               </w:rPr>
@@ -2448,9 +2109,9 @@
             <w:r>
               <w:rPr>
                 <w:rFonts w:ascii="Arial" w:hAnsi="Arial" w:eastAsia="Arial" w:cs="Arial"/>
-                <w:b w:val="1"/>
-                <w:bCs w:val="1"/>
-                <w:color w:val="000000" w:themeColor="text1" w:themeTint="FF" w:themeShade="FF"/>
+                <w:b/>
+                <w:bCs/>
+                <w:color w:val="000000" w:themeColor="text1"/>
                 <w:sz w:val="40"/>
                 <w:szCs w:val="40"/>
               </w:rPr>
@@ -2468,13 +2129,12 @@
           </w:tcPr>
           <w:p>
             <w:pPr>
-              <w:spacing w:before="0" w:beforeAutospacing="off"/>
               <w:jc w:val="center"/>
               <w:rPr>
                 <w:rFonts w:ascii="Arial" w:hAnsi="Arial" w:eastAsia="Arial" w:cs="Arial"/>
-                <w:b w:val="1"/>
-                <w:bCs w:val="1"/>
-                <w:color w:val="000000" w:themeColor="text1" w:themeTint="FF" w:themeShade="FF"/>
+                <w:b/>
+                <w:bCs/>
+                <w:color w:val="000000" w:themeColor="text1"/>
                 <w:sz w:val="40"/>
                 <w:szCs w:val="40"/>
               </w:rPr>
@@ -2482,9 +2142,9 @@
             <w:r>
               <w:rPr>
                 <w:rFonts w:ascii="Arial" w:hAnsi="Arial" w:eastAsia="Arial" w:cs="Arial"/>
-                <w:b w:val="1"/>
-                <w:bCs w:val="1"/>
-                <w:color w:val="000000" w:themeColor="text1" w:themeTint="FF" w:themeShade="FF"/>
+                <w:b/>
+                <w:bCs/>
+                <w:color w:val="000000" w:themeColor="text1"/>
                 <w:sz w:val="40"/>
                 <w:szCs w:val="40"/>
               </w:rPr>
@@ -2507,49 +2167,26 @@
           </w:tcPr>
           <w:p>
             <w:pPr>
-              <w:pStyle w:val="Normal"/>
               <w:jc w:val="center"/>
               <w:rPr>
                 <w:rFonts w:ascii="Arial" w:hAnsi="Arial" w:eastAsia="Arial" w:cs="Arial"/>
-                <w:b w:val="1"/>
-                <w:bCs w:val="1"/>
-                <w:sz w:val="32"/>
-                <w:szCs w:val="32"/>
-                <w:lang w:val="en-US"/>
-              </w:rPr>
-            </w:pPr>
-            <w:r>
-              <w:rPr>
-                <w:rFonts w:ascii="Arial" w:hAnsi="Arial" w:eastAsia="Arial" w:cs="Arial"/>
-                <w:b w:val="1"/>
-                <w:bCs w:val="1"/>
-                <w:sz w:val="32"/>
-                <w:szCs w:val="32"/>
-                <w:lang w:val="en-US"/>
-              </w:rPr>
-              <w:t>Req_FR</w:t>
-            </w:r>
-            <w:r>
-              <w:rPr>
-                <w:rFonts w:ascii="Arial" w:hAnsi="Arial" w:eastAsia="Arial" w:cs="Arial"/>
-                <w:b w:val="1"/>
-                <w:bCs w:val="1"/>
-                <w:sz w:val="32"/>
-                <w:szCs w:val="32"/>
-                <w:lang w:val="en-US"/>
-              </w:rPr>
-              <w:t>_</w:t>
-            </w:r>
-            <w:r>
-              <w:rPr>
-                <w:rFonts w:ascii="Arial" w:hAnsi="Arial" w:eastAsia="Arial" w:cs="Arial"/>
-                <w:b w:val="1"/>
-                <w:bCs w:val="1"/>
-                <w:sz w:val="32"/>
-                <w:szCs w:val="32"/>
-                <w:lang w:val="en-US"/>
-              </w:rPr>
-              <w:t>7</w:t>
+                <w:b/>
+                <w:bCs/>
+                <w:sz w:val="32"/>
+                <w:szCs w:val="32"/>
+                <w:lang w:val="en-US"/>
+              </w:rPr>
+            </w:pPr>
+            <w:r>
+              <w:rPr>
+                <w:rFonts w:ascii="Arial" w:hAnsi="Arial" w:eastAsia="Arial" w:cs="Arial"/>
+                <w:b/>
+                <w:bCs/>
+                <w:sz w:val="32"/>
+                <w:szCs w:val="32"/>
+                <w:lang w:val="en-US"/>
+              </w:rPr>
+              <w:t>Req_FR_7</w:t>
             </w:r>
           </w:p>
         </w:tc>
@@ -2563,78 +2200,41 @@
           </w:tcPr>
           <w:p>
             <w:pPr>
-              <w:pStyle w:val="Normal"/>
-              <w:spacing w:before="0" w:beforeAutospacing="off"/>
-              <w:ind w:left="0"/>
-              <w:jc w:val="left"/>
-              <w:rPr>
-                <w:rFonts w:ascii="Arial" w:hAnsi="Arial" w:eastAsia="Arial" w:cs="Arial"/>
-                <w:sz w:val="32"/>
-                <w:szCs w:val="32"/>
-              </w:rPr>
-            </w:pPr>
-            <w:r>
-              <w:rPr>
-                <w:rFonts w:ascii="Arial" w:hAnsi="Arial" w:eastAsia="Arial" w:cs="Arial"/>
-                <w:sz w:val="32"/>
-                <w:szCs w:val="32"/>
-              </w:rPr>
-              <w:t xml:space="preserve">Clients should log in using valid email and </w:t>
-            </w:r>
-            <w:r>
-              <w:rPr>
-                <w:rFonts w:ascii="Arial" w:hAnsi="Arial" w:eastAsia="Arial" w:cs="Arial"/>
-                <w:sz w:val="32"/>
-                <w:szCs w:val="32"/>
-              </w:rPr>
-              <w:t>password</w:t>
-            </w:r>
-            <w:r>
-              <w:rPr>
-                <w:rFonts w:ascii="Arial" w:hAnsi="Arial" w:eastAsia="Arial" w:cs="Arial"/>
-                <w:sz w:val="32"/>
-                <w:szCs w:val="32"/>
-              </w:rPr>
-              <w:t>.</w:t>
+              <w:rPr>
+                <w:rFonts w:ascii="Arial" w:hAnsi="Arial" w:eastAsia="Arial" w:cs="Arial"/>
+                <w:sz w:val="32"/>
+                <w:szCs w:val="32"/>
+                <w:lang w:val="en-US"/>
+              </w:rPr>
+            </w:pPr>
+            <w:r>
+              <w:rPr>
+                <w:rFonts w:ascii="Arial" w:hAnsi="Arial" w:eastAsia="Arial" w:cs="Arial"/>
+                <w:sz w:val="32"/>
+                <w:szCs w:val="32"/>
+                <w:lang w:val="en-US"/>
+              </w:rPr>
+              <w:t>Clients should log in using valid email and password.</w:t>
             </w:r>
           </w:p>
           <w:p>
             <w:pPr>
               <w:spacing w:before="240"/>
-              <w:jc w:val="left"/>
-              <w:rPr>
-                <w:rFonts w:ascii="Arial" w:hAnsi="Arial" w:eastAsia="Arial" w:cs="Arial"/>
-                <w:sz w:val="32"/>
-                <w:szCs w:val="32"/>
-                <w:lang w:val="en-US"/>
-              </w:rPr>
-            </w:pPr>
-            <w:r>
-              <w:rPr>
-                <w:rFonts w:ascii="Arial" w:hAnsi="Arial" w:eastAsia="Arial" w:cs="Arial"/>
-                <w:sz w:val="32"/>
-                <w:szCs w:val="32"/>
-                <w:lang w:val="en-US"/>
-              </w:rPr>
-              <w:t xml:space="preserve">After logging </w:t>
-            </w:r>
-            <w:r>
-              <w:rPr>
-                <w:rFonts w:ascii="Arial" w:hAnsi="Arial" w:eastAsia="Arial" w:cs="Arial"/>
-                <w:sz w:val="32"/>
-                <w:szCs w:val="32"/>
-                <w:lang w:val="en-US"/>
-              </w:rPr>
-              <w:t>in,</w:t>
-            </w:r>
-            <w:r>
-              <w:rPr>
-                <w:rFonts w:ascii="Arial" w:hAnsi="Arial" w:eastAsia="Arial" w:cs="Arial"/>
-                <w:sz w:val="32"/>
-                <w:szCs w:val="32"/>
-                <w:lang w:val="en-US"/>
-              </w:rPr>
-              <w:t xml:space="preserve"> the client should be navigated to the home page.</w:t>
+              <w:rPr>
+                <w:rFonts w:ascii="Arial" w:hAnsi="Arial" w:eastAsia="Arial" w:cs="Arial"/>
+                <w:sz w:val="32"/>
+                <w:szCs w:val="32"/>
+                <w:lang w:val="en-US"/>
+              </w:rPr>
+            </w:pPr>
+            <w:r>
+              <w:rPr>
+                <w:rFonts w:ascii="Arial" w:hAnsi="Arial" w:eastAsia="Arial" w:cs="Arial"/>
+                <w:sz w:val="32"/>
+                <w:szCs w:val="32"/>
+                <w:lang w:val="en-US"/>
+              </w:rPr>
+              <w:t>After logging in, the client should be navigated to the home page.</w:t>
             </w:r>
           </w:p>
         </w:tc>
@@ -2653,35 +2253,24 @@
           </w:tcPr>
           <w:p>
             <w:pPr>
-              <w:pStyle w:val="Normal"/>
               <w:jc w:val="center"/>
               <w:rPr>
                 <w:rFonts w:ascii="Arial" w:hAnsi="Arial" w:eastAsia="Arial" w:cs="Arial"/>
-                <w:b w:val="1"/>
-                <w:bCs w:val="1"/>
-                <w:sz w:val="32"/>
-                <w:szCs w:val="32"/>
-              </w:rPr>
-            </w:pPr>
-            <w:r>
-              <w:rPr>
-                <w:rFonts w:ascii="Arial" w:hAnsi="Arial" w:eastAsia="Arial" w:cs="Arial"/>
-                <w:b w:val="1"/>
-                <w:bCs w:val="1"/>
-                <w:sz w:val="32"/>
-                <w:szCs w:val="32"/>
-              </w:rPr>
-              <w:t>Req_FR_</w:t>
-            </w:r>
-            <w:r>
-              <w:rPr>
-                <w:rFonts w:ascii="Arial" w:hAnsi="Arial" w:eastAsia="Arial" w:cs="Arial"/>
-                <w:b w:val="1"/>
-                <w:bCs w:val="1"/>
-                <w:sz w:val="32"/>
-                <w:szCs w:val="32"/>
-              </w:rPr>
-              <w:t>8</w:t>
+                <w:b/>
+                <w:bCs/>
+                <w:sz w:val="32"/>
+                <w:szCs w:val="32"/>
+              </w:rPr>
+            </w:pPr>
+            <w:r>
+              <w:rPr>
+                <w:rFonts w:ascii="Arial" w:hAnsi="Arial" w:eastAsia="Arial" w:cs="Arial"/>
+                <w:b/>
+                <w:bCs/>
+                <w:sz w:val="32"/>
+                <w:szCs w:val="32"/>
+              </w:rPr>
+              <w:t>Req_FR_8</w:t>
             </w:r>
           </w:p>
         </w:tc>
@@ -2689,14 +2278,13 @@
           <w:tcPr>
             <w:cnfStyle w:val="000000000000" w:firstRow="0" w:lastRow="0" w:firstColumn="0" w:lastColumn="0" w:oddVBand="0" w:evenVBand="0" w:oddHBand="0" w:evenHBand="0" w:firstRowFirstColumn="0" w:firstRowLastColumn="0" w:lastRowFirstColumn="0" w:lastRowLastColumn="0"/>
             <w:tcW w:w="7245" w:type="dxa"/>
-            <w:shd w:val="clear" w:color="auto" w:fill="F0F7FF"/>
+            <w:shd w:val="clear" w:color="auto" w:fill="DAEEF3" w:themeFill="accent5" w:themeFillTint="33"/>
             <w:tcMar/>
             <w:vAlign w:val="center"/>
           </w:tcPr>
           <w:p>
             <w:pPr>
-              <w:spacing w:before="0" w:beforeAutospacing="off" w:after="160" w:afterAutospacing="off"/>
-              <w:jc w:val="left"/>
+              <w:spacing w:after="160"/>
               <w:rPr>
                 <w:rFonts w:ascii="Arial" w:hAnsi="Arial" w:eastAsia="Arial" w:cs="Arial"/>
                 <w:sz w:val="32"/>
@@ -2714,8 +2302,8 @@
             <w:r>
               <w:rPr>
                 <w:rFonts w:ascii="Arial" w:hAnsi="Arial" w:eastAsia="Arial" w:cs="Arial"/>
-                <w:b w:val="1"/>
-                <w:bCs w:val="1"/>
+                <w:b/>
+                <w:bCs/>
                 <w:sz w:val="32"/>
                 <w:szCs w:val="32"/>
               </w:rPr>
@@ -2724,8 +2312,6 @@
           </w:p>
           <w:p>
             <w:pPr>
-              <w:spacing w:before="0" w:beforeAutospacing="off"/>
-              <w:jc w:val="left"/>
               <w:rPr>
                 <w:rFonts w:ascii="Arial" w:hAnsi="Arial" w:eastAsia="Arial" w:cs="Arial"/>
                 <w:sz w:val="32"/>
@@ -2758,25 +2344,16 @@
                 <w:szCs w:val="32"/>
                 <w:lang w:val="en-US"/>
               </w:rPr>
-              <w:t xml:space="preserve"> should appear “invalid data</w:t>
-            </w:r>
-            <w:r>
-              <w:rPr>
-                <w:rFonts w:ascii="Arial" w:hAnsi="Arial" w:eastAsia="Arial" w:cs="Arial"/>
-                <w:sz w:val="32"/>
-                <w:szCs w:val="32"/>
-                <w:lang w:val="en-US"/>
-              </w:rPr>
-              <w:t>”</w:t>
-            </w:r>
-            <w:r>
-              <w:rPr>
-                <w:rFonts w:ascii="Arial" w:hAnsi="Arial" w:eastAsia="Arial" w:cs="Arial"/>
-                <w:sz w:val="32"/>
-                <w:szCs w:val="32"/>
-                <w:lang w:val="en-US"/>
-              </w:rPr>
-              <w:t>.</w:t>
+              <w:t xml:space="preserve"> should appear “invalid mail or password</w:t>
+            </w:r>
+            <w:r>
+              <w:rPr>
+                <w:rFonts w:ascii="Arial" w:hAnsi="Arial" w:eastAsia="Arial" w:cs="Arial"/>
+                <w:sz w:val="32"/>
+                <w:szCs w:val="32"/>
+                <w:lang w:val="en-US"/>
+              </w:rPr>
+              <w:t>”.</w:t>
             </w:r>
           </w:p>
         </w:tc>
@@ -2786,28 +2363,26 @@
       <w:pPr>
         <w:pStyle w:val="Normal"/>
         <w:spacing w:after="0"/>
-        <w:ind/>
       </w:pPr>
     </w:p>
     <w:p>
       <w:pPr>
         <w:numPr>
           <w:ilvl w:val="1"/>
-          <w:numId w:val="4"/>
+          <w:numId w:val="5"/>
         </w:numPr>
         <w:pBdr>
-          <w:top w:val="nil" w:color="FF000000" w:sz="0" w:space="0"/>
-          <w:left w:val="nil" w:color="FF000000" w:sz="0" w:space="0"/>
-          <w:bottom w:val="nil" w:color="FF000000" w:sz="0" w:space="0"/>
-          <w:right w:val="nil" w:color="FF000000" w:sz="0" w:space="0"/>
-          <w:between w:val="nil" w:color="FF000000" w:sz="0" w:space="0"/>
+          <w:top w:val="nil"/>
+          <w:left w:val="nil"/>
+          <w:bottom w:val="nil"/>
+          <w:right w:val="nil"/>
+          <w:between w:val="nil"/>
         </w:pBdr>
         <w:spacing w:line="360" w:lineRule="auto"/>
-        <w:jc w:val="left"/>
         <w:rPr>
           <w:rFonts w:ascii="Arial" w:hAnsi="Arial" w:eastAsia="Arial" w:cs="Arial"/>
-          <w:b w:val="1"/>
-          <w:bCs w:val="1"/>
+          <w:b/>
+          <w:bCs/>
           <w:color w:val="00B050"/>
           <w:sz w:val="40"/>
           <w:szCs w:val="40"/>
@@ -2816,8 +2391,8 @@
       <w:r>
         <w:rPr>
           <w:rFonts w:ascii="Arial" w:hAnsi="Arial" w:eastAsia="Arial" w:cs="Arial"/>
-          <w:b w:val="1"/>
-          <w:bCs w:val="1"/>
+          <w:b/>
+          <w:bCs/>
           <w:color w:val="00B050"/>
           <w:sz w:val="40"/>
           <w:szCs w:val="40"/>
@@ -2829,20 +2404,19 @@
       <w:tblPr>
         <w:tblStyle w:val="GridTable5Dark-Accent1"/>
         <w:tblW w:w="0" w:type="auto"/>
-        <w:jc w:val="left"/>
         <w:tblBorders>
-          <w:top w:val="single" w:color="1F497D" w:themeColor="text2" w:sz="12"/>
-          <w:left w:val="single" w:color="1F497D" w:themeColor="text2" w:sz="12"/>
-          <w:bottom w:val="single" w:color="1F497D" w:themeColor="text2" w:sz="12"/>
-          <w:right w:val="single" w:color="1F497D" w:themeColor="text2" w:sz="12"/>
-          <w:insideH w:val="single" w:color="1F497D" w:themeColor="text2" w:sz="12"/>
-          <w:insideV w:val="single" w:color="1F497D" w:themeColor="text2" w:sz="12"/>
+          <w:top w:val="single" w:color="1F497D" w:themeColor="text2" w:sz="12" w:space="0"/>
+          <w:left w:val="single" w:color="1F497D" w:themeColor="text2" w:sz="12" w:space="0"/>
+          <w:bottom w:val="single" w:color="1F497D" w:themeColor="text2" w:sz="12" w:space="0"/>
+          <w:right w:val="single" w:color="1F497D" w:themeColor="text2" w:sz="12" w:space="0"/>
+          <w:insideH w:val="single" w:color="1F497D" w:themeColor="text2" w:sz="12" w:space="0"/>
+          <w:insideV w:val="single" w:color="1F497D" w:themeColor="text2" w:sz="12" w:space="0"/>
         </w:tblBorders>
         <w:tblLook w:val="0600" w:firstRow="0" w:lastRow="0" w:firstColumn="0" w:lastColumn="0" w:noHBand="1" w:noVBand="1"/>
       </w:tblPr>
       <w:tblGrid>
-        <w:gridCol w:w="2115"/>
-        <w:gridCol w:w="7245"/>
+        <w:gridCol w:w="2114"/>
+        <w:gridCol w:w="7216"/>
       </w:tblGrid>
       <w:tr>
         <w:trPr>
@@ -2858,13 +2432,12 @@
           </w:tcPr>
           <w:p>
             <w:pPr>
-              <w:spacing w:before="0" w:beforeAutospacing="off"/>
               <w:jc w:val="center"/>
               <w:rPr>
                 <w:rFonts w:ascii="Arial" w:hAnsi="Arial" w:eastAsia="Arial" w:cs="Arial"/>
-                <w:b w:val="1"/>
-                <w:bCs w:val="1"/>
-                <w:color w:val="000000" w:themeColor="text1" w:themeTint="FF" w:themeShade="FF"/>
+                <w:b/>
+                <w:bCs/>
+                <w:color w:val="000000" w:themeColor="text1"/>
                 <w:sz w:val="40"/>
                 <w:szCs w:val="40"/>
               </w:rPr>
@@ -2872,9 +2445,9 @@
             <w:r>
               <w:rPr>
                 <w:rFonts w:ascii="Arial" w:hAnsi="Arial" w:eastAsia="Arial" w:cs="Arial"/>
-                <w:b w:val="1"/>
-                <w:bCs w:val="1"/>
-                <w:color w:val="000000" w:themeColor="text1" w:themeTint="FF" w:themeShade="FF"/>
+                <w:b/>
+                <w:bCs/>
+                <w:color w:val="000000" w:themeColor="text1"/>
                 <w:sz w:val="40"/>
                 <w:szCs w:val="40"/>
               </w:rPr>
@@ -2892,13 +2465,12 @@
           </w:tcPr>
           <w:p>
             <w:pPr>
-              <w:spacing w:before="0" w:beforeAutospacing="off"/>
               <w:jc w:val="center"/>
               <w:rPr>
                 <w:rFonts w:ascii="Arial" w:hAnsi="Arial" w:eastAsia="Arial" w:cs="Arial"/>
-                <w:b w:val="1"/>
-                <w:bCs w:val="1"/>
-                <w:color w:val="000000" w:themeColor="text1" w:themeTint="FF" w:themeShade="FF"/>
+                <w:b/>
+                <w:bCs/>
+                <w:color w:val="000000" w:themeColor="text1"/>
                 <w:sz w:val="40"/>
                 <w:szCs w:val="40"/>
               </w:rPr>
@@ -2906,9 +2478,9 @@
             <w:r>
               <w:rPr>
                 <w:rFonts w:ascii="Arial" w:hAnsi="Arial" w:eastAsia="Arial" w:cs="Arial"/>
-                <w:b w:val="1"/>
-                <w:bCs w:val="1"/>
-                <w:color w:val="000000" w:themeColor="text1" w:themeTint="FF" w:themeShade="FF"/>
+                <w:b/>
+                <w:bCs/>
+                <w:color w:val="000000" w:themeColor="text1"/>
                 <w:sz w:val="40"/>
                 <w:szCs w:val="40"/>
               </w:rPr>
@@ -2919,7 +2491,7 @@
       </w:tr>
       <w:tr>
         <w:trPr>
-          <w:trHeight w:val="2595"/>
+          <w:trHeight w:val="2345"/>
         </w:trPr>
         <w:tc>
           <w:tcPr>
@@ -2931,7 +2503,6 @@
           </w:tcPr>
           <w:p>
             <w:pPr>
-              <w:spacing w:before="0" w:beforeAutospacing="off"/>
               <w:jc w:val="center"/>
               <w:rPr>
                 <w:rFonts w:ascii="Arial" w:hAnsi="Arial" w:eastAsia="Arial" w:cs="Arial"/>
@@ -2939,6 +2510,7 @@
                 <w:bCs w:val="1"/>
                 <w:sz w:val="32"/>
                 <w:szCs w:val="32"/>
+                <w:lang w:val="en-US"/>
               </w:rPr>
             </w:pPr>
             <w:r>
@@ -2948,8 +2520,31 @@
                 <w:bCs w:val="1"/>
                 <w:sz w:val="32"/>
                 <w:szCs w:val="32"/>
-              </w:rPr>
-              <w:t>Req_FR_9</w:t>
+                <w:lang w:val="en-US"/>
+              </w:rPr>
+              <w:t>Req_FR</w:t>
+            </w:r>
+            <w:r>
+              <w:rPr>
+                <w:rFonts w:ascii="Arial" w:hAnsi="Arial" w:eastAsia="Arial" w:cs="Arial"/>
+                <w:b w:val="1"/>
+                <w:bCs w:val="1"/>
+                <w:sz w:val="32"/>
+                <w:szCs w:val="32"/>
+                <w:lang w:val="en-US"/>
+              </w:rPr>
+              <w:t>_</w:t>
+            </w:r>
+            <w:r>
+              <w:rPr>
+                <w:rFonts w:ascii="Arial" w:hAnsi="Arial" w:eastAsia="Arial" w:cs="Arial"/>
+                <w:b w:val="1"/>
+                <w:bCs w:val="1"/>
+                <w:sz w:val="32"/>
+                <w:szCs w:val="32"/>
+                <w:lang w:val="en-US"/>
+              </w:rPr>
+              <w:t>9</w:t>
             </w:r>
           </w:p>
         </w:tc>
@@ -2963,7 +2558,28 @@
           </w:tcPr>
           <w:p>
             <w:pPr>
-              <w:spacing w:before="0" w:beforeAutospacing="off"/>
+              <w:rPr>
+                <w:rFonts w:ascii="Arial" w:hAnsi="Arial" w:eastAsia="Arial" w:cs="Arial"/>
+                <w:sz w:val="32"/>
+                <w:szCs w:val="32"/>
+              </w:rPr>
+            </w:pPr>
+            <w:r>
+              <w:rPr>
+                <w:rFonts w:ascii="Arial" w:hAnsi="Arial" w:eastAsia="Arial" w:cs="Arial"/>
+                <w:sz w:val="32"/>
+                <w:szCs w:val="32"/>
+              </w:rPr>
+              <w:t>Clients can navigate between products:</w:t>
+            </w:r>
+          </w:p>
+          <w:p>
+            <w:pPr>
+              <w:pStyle w:val="Normal"/>
+              <w:suppressLineNumbers w:val="0"/>
+              <w:bidi w:val="0"/>
+              <w:spacing w:before="240" w:beforeAutospacing="off" w:after="0" w:afterAutospacing="off" w:line="240" w:lineRule="auto"/>
+              <w:ind w:left="0" w:right="0"/>
               <w:jc w:val="left"/>
               <w:rPr>
                 <w:rFonts w:ascii="Arial" w:hAnsi="Arial" w:eastAsia="Arial" w:cs="Arial"/>
@@ -2977,33 +2593,30 @@
                 <w:sz w:val="32"/>
                 <w:szCs w:val="32"/>
               </w:rPr>
-              <w:t>Clients can navigate between products:</w:t>
-            </w:r>
-          </w:p>
-          <w:p>
-            <w:pPr>
-              <w:spacing w:before="240"/>
-              <w:jc w:val="left"/>
-              <w:rPr>
-                <w:rFonts w:ascii="Arial" w:hAnsi="Arial" w:eastAsia="Arial" w:cs="Arial"/>
-                <w:sz w:val="32"/>
-                <w:szCs w:val="32"/>
-              </w:rPr>
-            </w:pPr>
-            <w:r>
-              <w:rPr>
-                <w:rFonts w:ascii="Arial" w:hAnsi="Arial" w:eastAsia="Arial" w:cs="Arial"/>
-                <w:sz w:val="32"/>
-                <w:szCs w:val="32"/>
-              </w:rPr>
-              <w:t>After logging in products appear on the home page with their characteristics (name, price, picture, supplier name)</w:t>
+              <w:t>After logging in products appear on the home page with their characteristics (</w:t>
+            </w:r>
+            <w:r>
+              <w:rPr>
+                <w:rFonts w:ascii="Arial" w:hAnsi="Arial" w:eastAsia="Arial" w:cs="Arial"/>
+                <w:sz w:val="32"/>
+                <w:szCs w:val="32"/>
+              </w:rPr>
+              <w:t>title</w:t>
+            </w:r>
+            <w:r>
+              <w:rPr>
+                <w:rFonts w:ascii="Arial" w:hAnsi="Arial" w:eastAsia="Arial" w:cs="Arial"/>
+                <w:sz w:val="32"/>
+                <w:szCs w:val="32"/>
+              </w:rPr>
+              <w:t>, price, picture)</w:t>
             </w:r>
           </w:p>
         </w:tc>
       </w:tr>
       <w:tr>
         <w:trPr>
-          <w:trHeight w:val="3390"/>
+          <w:trHeight w:val="3522"/>
         </w:trPr>
         <w:tc>
           <w:tcPr>
@@ -3015,7 +2628,6 @@
           </w:tcPr>
           <w:p>
             <w:pPr>
-              <w:spacing w:before="0" w:beforeAutospacing="off"/>
               <w:jc w:val="center"/>
               <w:rPr>
                 <w:rFonts w:ascii="Arial" w:hAnsi="Arial" w:eastAsia="Arial" w:cs="Arial"/>
@@ -3035,44 +2647,31 @@
               </w:rPr>
               <w:t>Req_FR_10</w:t>
             </w:r>
-          </w:p>
-          <w:p>
-            <w:pPr>
-              <w:spacing w:before="0" w:beforeAutospacing="off"/>
-              <w:jc w:val="center"/>
-              <w:rPr>
-                <w:rFonts w:ascii="Arial" w:hAnsi="Arial" w:eastAsia="Arial" w:cs="Arial"/>
-                <w:b w:val="1"/>
-                <w:bCs w:val="1"/>
-                <w:sz w:val="32"/>
-                <w:szCs w:val="32"/>
-              </w:rPr>
-            </w:pPr>
           </w:p>
         </w:tc>
         <w:tc>
           <w:tcPr>
             <w:cnfStyle w:val="000000000000" w:firstRow="0" w:lastRow="0" w:firstColumn="0" w:lastColumn="0" w:oddVBand="0" w:evenVBand="0" w:oddHBand="0" w:evenHBand="0" w:firstRowFirstColumn="0" w:firstRowLastColumn="0" w:lastRowFirstColumn="0" w:lastRowLastColumn="0"/>
             <w:tcW w:w="7245" w:type="dxa"/>
-            <w:shd w:val="clear" w:color="auto" w:fill="F0F7FF"/>
+            <w:shd w:val="clear" w:color="auto" w:fill="DAEEF3" w:themeFill="accent5" w:themeFillTint="33"/>
             <w:tcMar/>
             <w:vAlign w:val="center"/>
           </w:tcPr>
           <w:p>
             <w:pPr>
-              <w:spacing w:before="0" w:beforeAutospacing="off"/>
-              <w:jc w:val="left"/>
-              <w:rPr>
-                <w:rFonts w:ascii="Arial" w:hAnsi="Arial" w:eastAsia="Arial" w:cs="Arial"/>
-                <w:sz w:val="32"/>
-                <w:szCs w:val="32"/>
-              </w:rPr>
-            </w:pPr>
-            <w:r>
-              <w:rPr>
-                <w:rFonts w:ascii="Arial" w:hAnsi="Arial" w:eastAsia="Arial" w:cs="Arial"/>
-                <w:sz w:val="32"/>
-                <w:szCs w:val="32"/>
+              <w:rPr>
+                <w:rFonts w:ascii="Arial" w:hAnsi="Arial" w:eastAsia="Arial" w:cs="Arial"/>
+                <w:sz w:val="32"/>
+                <w:szCs w:val="32"/>
+                <w:lang w:val="en-US"/>
+              </w:rPr>
+            </w:pPr>
+            <w:r>
+              <w:rPr>
+                <w:rFonts w:ascii="Arial" w:hAnsi="Arial" w:eastAsia="Arial" w:cs="Arial"/>
+                <w:sz w:val="32"/>
+                <w:szCs w:val="32"/>
+                <w:lang w:val="en-US"/>
               </w:rPr>
               <w:t xml:space="preserve">According to requirement </w:t>
             </w:r>
@@ -3083,14 +2682,27 @@
                 <w:bCs w:val="1"/>
                 <w:sz w:val="32"/>
                 <w:szCs w:val="32"/>
-              </w:rPr>
-              <w:t>Req_FR_9</w:t>
-            </w:r>
-            <w:r>
-              <w:rPr>
-                <w:rFonts w:ascii="Arial" w:hAnsi="Arial" w:eastAsia="Arial" w:cs="Arial"/>
-                <w:sz w:val="32"/>
-                <w:szCs w:val="32"/>
+                <w:lang w:val="en-US"/>
+              </w:rPr>
+              <w:t>Req_FR_</w:t>
+            </w:r>
+            <w:r>
+              <w:rPr>
+                <w:rFonts w:ascii="Arial" w:hAnsi="Arial" w:eastAsia="Arial" w:cs="Arial"/>
+                <w:b w:val="1"/>
+                <w:bCs w:val="1"/>
+                <w:sz w:val="32"/>
+                <w:szCs w:val="32"/>
+                <w:lang w:val="en-US"/>
+              </w:rPr>
+              <w:t>9</w:t>
+            </w:r>
+            <w:r>
+              <w:rPr>
+                <w:rFonts w:ascii="Arial" w:hAnsi="Arial" w:eastAsia="Arial" w:cs="Arial"/>
+                <w:sz w:val="32"/>
+                <w:szCs w:val="32"/>
+                <w:lang w:val="en-US"/>
               </w:rPr>
               <w:t>:</w:t>
             </w:r>
@@ -3098,28 +2710,32 @@
           <w:p>
             <w:pPr>
               <w:spacing w:before="240"/>
+              <w:rPr>
+                <w:rFonts w:ascii="Arial" w:hAnsi="Arial" w:eastAsia="Arial" w:cs="Arial"/>
+                <w:sz w:val="32"/>
+                <w:szCs w:val="32"/>
+              </w:rPr>
+            </w:pPr>
+            <w:r>
+              <w:rPr>
+                <w:rFonts w:ascii="Arial" w:hAnsi="Arial" w:eastAsia="Arial" w:cs="Arial"/>
+                <w:sz w:val="32"/>
+                <w:szCs w:val="32"/>
+              </w:rPr>
+              <w:t>Clients should be able to access the product by selecting it from a list of all products</w:t>
+            </w:r>
+          </w:p>
+          <w:p>
+            <w:pPr>
+              <w:pStyle w:val="Normal"/>
+              <w:suppressLineNumbers w:val="0"/>
+              <w:bidi w:val="0"/>
+              <w:spacing w:before="240" w:beforeAutospacing="off" w:after="0" w:afterAutospacing="off" w:line="240" w:lineRule="auto"/>
+              <w:ind w:left="0" w:right="0"/>
               <w:jc w:val="left"/>
               <w:rPr>
                 <w:rFonts w:ascii="Arial" w:hAnsi="Arial" w:eastAsia="Arial" w:cs="Arial"/>
-                <w:sz w:val="32"/>
-                <w:szCs w:val="32"/>
-              </w:rPr>
-            </w:pPr>
-            <w:r>
-              <w:rPr>
-                <w:rFonts w:ascii="Arial" w:hAnsi="Arial" w:eastAsia="Arial" w:cs="Arial"/>
-                <w:sz w:val="32"/>
-                <w:szCs w:val="32"/>
-              </w:rPr>
-              <w:t>Clients should be able to access the product by selecting it from a list of all products</w:t>
-            </w:r>
-          </w:p>
-          <w:p>
-            <w:pPr>
-              <w:spacing w:before="240"/>
-              <w:jc w:val="left"/>
-              <w:rPr>
-                <w:rFonts w:ascii="Arial" w:hAnsi="Arial" w:eastAsia="Arial" w:cs="Arial"/>
+                <w:noProof w:val="0"/>
                 <w:sz w:val="32"/>
                 <w:szCs w:val="32"/>
                 <w:lang w:val="en-US"/>
@@ -3150,14 +2766,96 @@
                 <w:szCs w:val="32"/>
                 <w:lang w:val="en-US"/>
               </w:rPr>
-              <w:t xml:space="preserve"> its name, price, description, supplier name, add to cart and picture</w:t>
+              <w:t xml:space="preserve"> its </w:t>
+            </w:r>
+            <w:r>
+              <w:rPr>
+                <w:rFonts w:ascii="Arial" w:hAnsi="Arial" w:eastAsia="Arial" w:cs="Arial"/>
+                <w:sz w:val="32"/>
+                <w:szCs w:val="32"/>
+                <w:lang w:val="en-US"/>
+              </w:rPr>
+              <w:t>title</w:t>
+            </w:r>
+            <w:r>
+              <w:rPr>
+                <w:rFonts w:ascii="Arial" w:hAnsi="Arial" w:eastAsia="Arial" w:cs="Arial"/>
+                <w:sz w:val="32"/>
+                <w:szCs w:val="32"/>
+                <w:lang w:val="en-US"/>
+              </w:rPr>
+              <w:t>, price, description, add to cart</w:t>
+            </w:r>
+            <w:r>
+              <w:rPr>
+                <w:rFonts w:ascii="Arial" w:hAnsi="Arial" w:eastAsia="Arial" w:cs="Arial"/>
+                <w:sz w:val="32"/>
+                <w:szCs w:val="32"/>
+                <w:lang w:val="en-US"/>
+              </w:rPr>
+              <w:t xml:space="preserve"> button</w:t>
+            </w:r>
+            <w:r>
+              <w:rPr>
+                <w:rFonts w:ascii="Arial" w:hAnsi="Arial" w:eastAsia="Arial" w:cs="Arial"/>
+                <w:b w:val="0"/>
+                <w:bCs w:val="0"/>
+                <w:i w:val="0"/>
+                <w:iCs w:val="0"/>
+                <w:caps w:val="0"/>
+                <w:smallCaps w:val="0"/>
+                <w:strike w:val="0"/>
+                <w:dstrike w:val="0"/>
+                <w:noProof w:val="0"/>
+                <w:color w:val="000000" w:themeColor="text1" w:themeTint="FF" w:themeShade="FF"/>
+                <w:sz w:val="31"/>
+                <w:szCs w:val="31"/>
+                <w:u w:val="none"/>
+                <w:lang w:val="en-US"/>
+              </w:rPr>
+              <w:t>,</w:t>
+            </w:r>
+            <w:r>
+              <w:rPr>
+                <w:rFonts w:ascii="Arial" w:hAnsi="Arial" w:eastAsia="Arial" w:cs="Arial"/>
+                <w:sz w:val="32"/>
+                <w:szCs w:val="32"/>
+                <w:lang w:val="en-US"/>
+              </w:rPr>
+              <w:t xml:space="preserve"> picture</w:t>
+            </w:r>
+            <w:r>
+              <w:rPr>
+                <w:rFonts w:ascii="Arial" w:hAnsi="Arial" w:eastAsia="Arial" w:cs="Arial"/>
+                <w:sz w:val="32"/>
+                <w:szCs w:val="32"/>
+                <w:lang w:val="en-US"/>
+              </w:rPr>
+              <w:t xml:space="preserve"> </w:t>
+            </w:r>
+            <w:r>
+              <w:rPr>
+                <w:rFonts w:ascii="Arial" w:hAnsi="Arial" w:eastAsia="Arial" w:cs="Arial"/>
+                <w:b w:val="0"/>
+                <w:bCs w:val="0"/>
+                <w:i w:val="0"/>
+                <w:iCs w:val="0"/>
+                <w:caps w:val="0"/>
+                <w:smallCaps w:val="0"/>
+                <w:noProof w:val="0"/>
+                <w:color w:val="000000" w:themeColor="text1" w:themeTint="FF" w:themeShade="FF"/>
+                <w:sz w:val="32"/>
+                <w:szCs w:val="32"/>
+                <w:lang w:val="en-US"/>
+              </w:rPr>
+              <w:t>and an option to increase the quantity</w:t>
             </w:r>
           </w:p>
         </w:tc>
       </w:tr>
       <w:tr>
         <w:trPr>
-          <w:trHeight w:val="2310"/>
+          <w:trHeight w:val="1925"/>
         </w:trPr>
         <w:tc>
           <w:tcPr>
@@ -3169,7 +2867,6 @@
           </w:tcPr>
           <w:p>
             <w:pPr>
-              <w:spacing w:before="0" w:beforeAutospacing="off"/>
               <w:jc w:val="center"/>
               <w:rPr>
                 <w:rFonts w:ascii="Arial" w:hAnsi="Arial" w:eastAsia="Arial" w:cs="Arial"/>
@@ -3201,8 +2898,6 @@
           </w:tcPr>
           <w:p>
             <w:pPr>
-              <w:spacing w:before="0" w:beforeAutospacing="off"/>
-              <w:jc w:val="left"/>
               <w:rPr>
                 <w:rFonts w:ascii="Arial" w:hAnsi="Arial" w:eastAsia="Arial" w:cs="Arial"/>
                 <w:sz w:val="32"/>
@@ -3225,7 +2920,17 @@
                 <w:sz w:val="32"/>
                 <w:szCs w:val="32"/>
               </w:rPr>
-              <w:t>Req_FR_10</w:t>
+              <w:t>Req_FR_1</w:t>
+            </w:r>
+            <w:r>
+              <w:rPr>
+                <w:rFonts w:ascii="Arial" w:hAnsi="Arial" w:eastAsia="Arial" w:cs="Arial"/>
+                <w:b w:val="1"/>
+                <w:bCs w:val="1"/>
+                <w:sz w:val="32"/>
+                <w:szCs w:val="32"/>
+              </w:rPr>
+              <w:t>0</w:t>
             </w:r>
             <w:r>
               <w:rPr>
@@ -3239,7 +2944,6 @@
           <w:p>
             <w:pPr>
               <w:spacing w:before="240"/>
-              <w:jc w:val="left"/>
               <w:rPr>
                 <w:rFonts w:ascii="Arial" w:hAnsi="Arial" w:eastAsia="Arial" w:cs="Arial"/>
                 <w:sz w:val="32"/>
@@ -3259,7 +2963,7 @@
       </w:tr>
       <w:tr>
         <w:trPr>
-          <w:trHeight w:val="2865"/>
+          <w:trHeight w:val="2652"/>
         </w:trPr>
         <w:tc>
           <w:tcPr>
@@ -3271,7 +2975,6 @@
           </w:tcPr>
           <w:p>
             <w:pPr>
-              <w:spacing w:before="0" w:beforeAutospacing="off"/>
               <w:jc w:val="center"/>
               <w:rPr>
                 <w:rFonts w:ascii="Arial" w:hAnsi="Arial" w:eastAsia="Arial" w:cs="Arial"/>
@@ -3289,13 +2992,9 @@
                 <w:sz w:val="32"/>
                 <w:szCs w:val="32"/>
               </w:rPr>
-              <w:t>Req_FR_12</w:t>
-            </w:r>
-          </w:p>
-          <w:p>
-            <w:pPr>
-              <w:spacing w:before="0" w:beforeAutospacing="off"/>
-              <w:jc w:val="center"/>
+              <w:t>Req_FR_1</w:t>
+            </w:r>
+            <w:r>
               <w:rPr>
                 <w:rFonts w:ascii="Arial" w:hAnsi="Arial" w:eastAsia="Arial" w:cs="Arial"/>
                 <w:b w:val="1"/>
@@ -3303,20 +3002,210 @@
                 <w:sz w:val="32"/>
                 <w:szCs w:val="32"/>
               </w:rPr>
-            </w:pPr>
+              <w:t>2</w:t>
+            </w:r>
           </w:p>
         </w:tc>
         <w:tc>
           <w:tcPr>
             <w:cnfStyle w:val="000000000000" w:firstRow="0" w:lastRow="0" w:firstColumn="0" w:lastColumn="0" w:oddVBand="0" w:evenVBand="0" w:oddHBand="0" w:evenHBand="0" w:firstRowFirstColumn="0" w:firstRowLastColumn="0" w:lastRowFirstColumn="0" w:lastRowLastColumn="0"/>
             <w:tcW w:w="7245" w:type="dxa"/>
-            <w:shd w:val="clear" w:color="auto" w:fill="F0F7FF"/>
+            <w:shd w:val="clear" w:color="auto" w:fill="DAEEF3" w:themeFill="accent5" w:themeFillTint="33"/>
             <w:tcMar/>
             <w:vAlign w:val="center"/>
           </w:tcPr>
           <w:p>
             <w:pPr>
-              <w:spacing w:before="0" w:beforeAutospacing="off"/>
+              <w:rPr>
+                <w:rFonts w:ascii="Arial" w:hAnsi="Arial" w:eastAsia="Arial" w:cs="Arial"/>
+                <w:sz w:val="32"/>
+                <w:szCs w:val="32"/>
+                <w:lang w:val="en-US"/>
+              </w:rPr>
+            </w:pPr>
+            <w:r>
+              <w:rPr>
+                <w:rFonts w:ascii="Arial" w:hAnsi="Arial" w:eastAsia="Arial" w:cs="Arial"/>
+                <w:sz w:val="32"/>
+                <w:szCs w:val="32"/>
+                <w:lang w:val="en-US"/>
+              </w:rPr>
+              <w:t xml:space="preserve">Client should have access to the history of his previous buys via history button </w:t>
+            </w:r>
+          </w:p>
+          <w:p xmlns:wp14="http://schemas.microsoft.com/office/word/2010/wordml" wp14:textId="033B4B02">
+            <w:pPr>
+              <w:spacing w:before="240"/>
+              <w:rPr>
+                <w:rFonts w:ascii="Arial" w:hAnsi="Arial" w:eastAsia="Arial" w:cs="Arial"/>
+                <w:sz w:val="32"/>
+                <w:szCs w:val="32"/>
+                <w:lang w:val="en-US"/>
+              </w:rPr>
+            </w:pPr>
+            <w:r>
+              <w:rPr>
+                <w:rFonts w:ascii="Arial" w:hAnsi="Arial" w:eastAsia="Arial" w:cs="Arial"/>
+                <w:sz w:val="32"/>
+                <w:szCs w:val="32"/>
+                <w:lang w:val="en-US"/>
+              </w:rPr>
+              <w:t xml:space="preserve">After pressing the history button should navigate to a list of the </w:t>
+            </w:r>
+            <w:r>
+              <w:rPr>
+                <w:rFonts w:ascii="Arial" w:hAnsi="Arial" w:eastAsia="Arial" w:cs="Arial"/>
+                <w:sz w:val="32"/>
+                <w:szCs w:val="32"/>
+                <w:lang w:val="en-US"/>
+              </w:rPr>
+              <w:t>previous</w:t>
+            </w:r>
+            <w:r>
+              <w:rPr>
+                <w:rFonts w:ascii="Arial" w:hAnsi="Arial" w:eastAsia="Arial" w:cs="Arial"/>
+                <w:sz w:val="32"/>
+                <w:szCs w:val="32"/>
+                <w:lang w:val="en-US"/>
+              </w:rPr>
+              <w:t xml:space="preserve"> buys listed from the newest to oldest.</w:t>
+            </w:r>
+          </w:p>
+        </w:tc>
+      </w:tr>
+      <w:tr>
+        <w:trPr>
+          <w:trHeight w:val="1820"/>
+        </w:trPr>
+        <w:tc>
+          <w:tcPr>
+            <w:cnfStyle w:val="000000000000" w:firstRow="0" w:lastRow="0" w:firstColumn="0" w:lastColumn="0" w:oddVBand="0" w:evenVBand="0" w:oddHBand="0" w:evenHBand="0" w:firstRowFirstColumn="0" w:firstRowLastColumn="0" w:lastRowFirstColumn="0" w:lastRowLastColumn="0"/>
+            <w:tcW w:w="2114" w:type="dxa"/>
+            <w:shd w:val="clear" w:color="auto" w:fill="4482CF"/>
+            <w:tcMar/>
+            <w:vAlign w:val="center"/>
+          </w:tcPr>
+          <w:p>
+            <w:pPr>
+              <w:jc w:val="center"/>
+              <w:rPr>
+                <w:rFonts w:ascii="Arial" w:hAnsi="Arial" w:eastAsia="Arial" w:cs="Arial"/>
+                <w:b w:val="1"/>
+                <w:bCs w:val="1"/>
+                <w:sz w:val="32"/>
+                <w:szCs w:val="32"/>
+              </w:rPr>
+            </w:pPr>
+            <w:r>
+              <w:rPr>
+                <w:rFonts w:ascii="Arial" w:hAnsi="Arial" w:eastAsia="Arial" w:cs="Arial"/>
+                <w:b w:val="1"/>
+                <w:bCs w:val="1"/>
+                <w:sz w:val="32"/>
+                <w:szCs w:val="32"/>
+              </w:rPr>
+              <w:t>Req_FR_13</w:t>
+            </w:r>
+          </w:p>
+        </w:tc>
+        <w:tc>
+          <w:tcPr>
+            <w:cnfStyle w:val="000000000000" w:firstRow="0" w:lastRow="0" w:firstColumn="0" w:lastColumn="0" w:oddVBand="0" w:evenVBand="0" w:oddHBand="0" w:evenHBand="0" w:firstRowFirstColumn="0" w:firstRowLastColumn="0" w:lastRowFirstColumn="0" w:lastRowLastColumn="0"/>
+            <w:tcW w:w="7216" w:type="dxa"/>
+            <w:shd w:val="clear" w:color="auto" w:fill="FFFFFF" w:themeFill="background1"/>
+            <w:tcMar/>
+            <w:vAlign w:val="center"/>
+          </w:tcPr>
+          <w:p>
+            <w:pPr>
+              <w:pStyle w:val="Normal"/>
+              <w:rPr>
+                <w:rFonts w:ascii="Arial" w:hAnsi="Arial" w:eastAsia="Arial" w:cs="Arial"/>
+                <w:sz w:val="32"/>
+                <w:szCs w:val="32"/>
+                <w:lang w:val="en-US"/>
+              </w:rPr>
+            </w:pPr>
+            <w:r>
+              <w:rPr>
+                <w:rFonts w:ascii="Arial" w:hAnsi="Arial" w:eastAsia="Arial" w:cs="Arial"/>
+                <w:sz w:val="32"/>
+                <w:szCs w:val="32"/>
+                <w:lang w:val="en-US"/>
+              </w:rPr>
+              <w:t>If the client has no purchases yet, the history page should display the message: “No purchases yet</w:t>
+            </w:r>
+            <w:r>
+              <w:rPr>
+                <w:rFonts w:ascii="Arial" w:hAnsi="Arial" w:eastAsia="Arial" w:cs="Arial"/>
+                <w:sz w:val="32"/>
+                <w:szCs w:val="32"/>
+                <w:lang w:val="en-US"/>
+              </w:rPr>
+              <w:t>”.</w:t>
+            </w:r>
+            <w:r>
+              <w:rPr>
+                <w:rFonts w:ascii="Arial" w:hAnsi="Arial" w:eastAsia="Arial" w:cs="Arial"/>
+                <w:sz w:val="32"/>
+                <w:szCs w:val="32"/>
+                <w:lang w:val="en-US"/>
+              </w:rPr>
+              <w:t xml:space="preserve"> </w:t>
+            </w:r>
+          </w:p>
+        </w:tc>
+      </w:tr>
+      <w:tr xmlns:wp14="http://schemas.microsoft.com/office/word/2010/wordml" wp14:textId="77777777">
+        <w:trPr>
+          <w:trHeight w:val="1820"/>
+        </w:trPr>
+        <w:tc>
+          <w:tcPr>
+            <w:cnfStyle w:val="000000000000" w:firstRow="0" w:lastRow="0" w:firstColumn="0" w:lastColumn="0" w:oddVBand="0" w:evenVBand="0" w:oddHBand="0" w:evenHBand="0" w:firstRowFirstColumn="0" w:firstRowLastColumn="0" w:lastRowFirstColumn="0" w:lastRowLastColumn="0"/>
+            <w:tcW w:w="2115" w:type="dxa"/>
+            <w:shd w:val="clear" w:color="auto" w:fill="4482CF"/>
+            <w:tcMar/>
+            <w:vAlign w:val="center"/>
+          </w:tcPr>
+          <w:p>
+            <w:pPr>
+              <w:jc w:val="center"/>
+              <w:rPr>
+                <w:rFonts w:ascii="Arial" w:hAnsi="Arial" w:eastAsia="Arial" w:cs="Arial"/>
+                <w:b w:val="1"/>
+                <w:bCs w:val="1"/>
+                <w:sz w:val="32"/>
+                <w:szCs w:val="32"/>
+              </w:rPr>
+            </w:pPr>
+            <w:r>
+              <w:rPr>
+                <w:rFonts w:ascii="Arial" w:hAnsi="Arial" w:eastAsia="Arial" w:cs="Arial"/>
+                <w:b w:val="1"/>
+                <w:bCs w:val="1"/>
+                <w:sz w:val="32"/>
+                <w:szCs w:val="32"/>
+              </w:rPr>
+              <w:t>Req_FR_14</w:t>
+            </w:r>
+          </w:p>
+        </w:tc>
+        <w:tc>
+          <w:tcPr>
+            <w:cnfStyle w:val="000000000000" w:firstRow="0" w:lastRow="0" w:firstColumn="0" w:lastColumn="0" w:oddVBand="0" w:evenVBand="0" w:oddHBand="0" w:evenHBand="0" w:firstRowFirstColumn="0" w:firstRowLastColumn="0" w:lastRowFirstColumn="0" w:lastRowLastColumn="0"/>
+            <w:tcW w:w="7245" w:type="dxa"/>
+            <w:shd w:val="clear" w:color="auto" w:fill="DAEEF3" w:themeFill="accent5" w:themeFillTint="33"/>
+            <w:tcMar/>
+            <w:vAlign w:val="center"/>
+          </w:tcPr>
+          <w:p wp14:textId="77777777">
+            <w:pPr>
+              <w:pStyle w:val="Normal"/>
+              <w:suppressLineNumbers w:val="0"/>
+              <w:bidi w:val="0"/>
+              <w:spacing w:before="0" w:beforeAutospacing="off" w:after="0" w:afterAutospacing="off" w:line="240" w:lineRule="auto"/>
+              <w:ind w:left="0" w:right="0"/>
               <w:jc w:val="left"/>
               <w:rPr>
                 <w:rFonts w:ascii="Arial" w:hAnsi="Arial" w:eastAsia="Arial" w:cs="Arial"/>
@@ -3328,34 +3217,595 @@
             <w:r>
               <w:rPr>
                 <w:rFonts w:ascii="Arial" w:hAnsi="Arial" w:eastAsia="Arial" w:cs="Arial"/>
-                <w:sz w:val="32"/>
-                <w:szCs w:val="32"/>
-                <w:lang w:val="en-US"/>
-              </w:rPr>
-              <w:t xml:space="preserve">Client should have access to the history of his </w:t>
-            </w:r>
-            <w:r>
-              <w:rPr>
-                <w:rFonts w:ascii="Arial" w:hAnsi="Arial" w:eastAsia="Arial" w:cs="Arial"/>
-                <w:sz w:val="32"/>
-                <w:szCs w:val="32"/>
-                <w:lang w:val="en-US"/>
-              </w:rPr>
-              <w:t>previous</w:t>
-            </w:r>
-            <w:r>
-              <w:rPr>
-                <w:rFonts w:ascii="Arial" w:hAnsi="Arial" w:eastAsia="Arial" w:cs="Arial"/>
-                <w:sz w:val="32"/>
-                <w:szCs w:val="32"/>
-                <w:lang w:val="en-US"/>
-              </w:rPr>
-              <w:t xml:space="preserve"> buys via history button </w:t>
-            </w:r>
-          </w:p>
-          <w:p>
+                <w:color w:val="auto"/>
+                <w:sz w:val="32"/>
+                <w:szCs w:val="32"/>
+                <w:lang w:val="en-US" w:eastAsia="en-US" w:bidi="ar-SA"/>
+              </w:rPr>
+              <w:t>When a client tries to add an out-of-stock product, a pop-up message appears saying: “Out of stock”.</w:t>
+            </w:r>
+          </w:p>
+        </w:tc>
+      </w:tr>
+      <w:tr xmlns:wp14="http://schemas.microsoft.com/office/word/2010/wordml" wp14:textId="77777777">
+        <w:trPr>
+          <w:trHeight w:val="2175"/>
+        </w:trPr>
+        <w:tc>
+          <w:tcPr>
+            <w:cnfStyle w:val="000000000000" w:firstRow="0" w:lastRow="0" w:firstColumn="0" w:lastColumn="0" w:oddVBand="0" w:evenVBand="0" w:oddHBand="0" w:evenHBand="0" w:firstRowFirstColumn="0" w:firstRowLastColumn="0" w:lastRowFirstColumn="0" w:lastRowLastColumn="0"/>
+            <w:tcW w:w="2115" w:type="dxa"/>
+            <w:shd w:val="clear" w:color="auto" w:fill="4482CF"/>
+            <w:tcMar/>
+            <w:vAlign w:val="center"/>
+          </w:tcPr>
+          <w:p>
+            <w:pPr>
+              <w:jc w:val="center"/>
+              <w:rPr>
+                <w:rFonts w:ascii="Arial" w:hAnsi="Arial" w:eastAsia="Arial" w:cs="Arial"/>
+                <w:b w:val="1"/>
+                <w:bCs w:val="1"/>
+                <w:sz w:val="32"/>
+                <w:szCs w:val="32"/>
+              </w:rPr>
+            </w:pPr>
+            <w:r>
+              <w:rPr>
+                <w:rFonts w:ascii="Arial" w:hAnsi="Arial" w:eastAsia="Arial" w:cs="Arial"/>
+                <w:b w:val="1"/>
+                <w:bCs w:val="1"/>
+                <w:sz w:val="32"/>
+                <w:szCs w:val="32"/>
+              </w:rPr>
+              <w:t>Req_FR_1</w:t>
+            </w:r>
+            <w:r>
+              <w:rPr>
+                <w:rFonts w:ascii="Arial" w:hAnsi="Arial" w:eastAsia="Arial" w:cs="Arial"/>
+                <w:b w:val="1"/>
+                <w:bCs w:val="1"/>
+                <w:sz w:val="32"/>
+                <w:szCs w:val="32"/>
+              </w:rPr>
+              <w:t>5</w:t>
+            </w:r>
+          </w:p>
+        </w:tc>
+        <w:tc>
+          <w:tcPr>
+            <w:cnfStyle w:val="000000000000" w:firstRow="0" w:lastRow="0" w:firstColumn="0" w:lastColumn="0" w:oddVBand="0" w:evenVBand="0" w:oddHBand="0" w:evenHBand="0" w:firstRowFirstColumn="0" w:firstRowLastColumn="0" w:lastRowFirstColumn="0" w:lastRowLastColumn="0"/>
+            <w:tcW w:w="7245" w:type="dxa"/>
+            <w:shd w:val="clear" w:color="auto" w:fill="FFFFFF" w:themeFill="background1"/>
+            <w:tcMar/>
+            <w:vAlign w:val="center"/>
+          </w:tcPr>
+          <w:p wp14:textId="45F7F28D">
+            <w:pPr>
+              <w:pStyle w:val="Normal"/>
+              <w:suppressLineNumbers w:val="0"/>
+              <w:bidi w:val="0"/>
+              <w:spacing w:before="0" w:beforeAutospacing="off" w:after="0" w:afterAutospacing="off" w:line="240" w:lineRule="auto"/>
+              <w:ind w:left="0" w:right="0"/>
+              <w:jc w:val="left"/>
+              <w:rPr>
+                <w:rFonts w:ascii="Arial" w:hAnsi="Arial" w:eastAsia="Arial" w:cs="Arial"/>
+                <w:sz w:val="32"/>
+                <w:szCs w:val="32"/>
+              </w:rPr>
+            </w:pPr>
+            <w:r>
+              <w:rPr>
+                <w:rFonts w:ascii="Arial" w:hAnsi="Arial" w:eastAsia="Arial" w:cs="Arial"/>
+                <w:sz w:val="32"/>
+                <w:szCs w:val="32"/>
+              </w:rPr>
+              <w:t xml:space="preserve">When a client adds a product to the cart, the product is added without a confirmation message. The number next to the cart icon will increase to reflect </w:t>
+            </w:r>
+            <w:r>
+              <w:rPr>
+                <w:rFonts w:ascii="Arial" w:hAnsi="Arial" w:eastAsia="Arial" w:cs="Arial"/>
+                <w:sz w:val="32"/>
+                <w:szCs w:val="32"/>
+              </w:rPr>
+              <w:t>the action</w:t>
+            </w:r>
+            <w:r>
+              <w:rPr>
+                <w:rFonts w:ascii="Arial" w:hAnsi="Arial" w:eastAsia="Arial" w:cs="Arial"/>
+                <w:sz w:val="32"/>
+                <w:szCs w:val="32"/>
+              </w:rPr>
+              <w:t>.</w:t>
+            </w:r>
+          </w:p>
+        </w:tc>
+      </w:tr>
+      <w:tr>
+        <w:trPr>
+          <w:trHeight w:val="1832"/>
+        </w:trPr>
+        <w:tc>
+          <w:tcPr>
+            <w:cnfStyle w:val="000000000000" w:firstRow="0" w:lastRow="0" w:firstColumn="0" w:lastColumn="0" w:oddVBand="0" w:evenVBand="0" w:oddHBand="0" w:evenHBand="0" w:firstRowFirstColumn="0" w:firstRowLastColumn="0" w:lastRowFirstColumn="0" w:lastRowLastColumn="0"/>
+            <w:tcW w:w="2114" w:type="dxa"/>
+            <w:shd w:val="clear" w:color="auto" w:fill="4482CF"/>
+            <w:tcMar/>
+            <w:vAlign w:val="center"/>
+          </w:tcPr>
+          <w:p>
+            <w:pPr>
+              <w:jc w:val="center"/>
+              <w:rPr>
+                <w:rFonts w:ascii="Arial" w:hAnsi="Arial" w:eastAsia="Arial" w:cs="Arial"/>
+                <w:b w:val="1"/>
+                <w:bCs w:val="1"/>
+                <w:sz w:val="32"/>
+                <w:szCs w:val="32"/>
+              </w:rPr>
+            </w:pPr>
+            <w:r>
+              <w:rPr>
+                <w:rFonts w:ascii="Arial" w:hAnsi="Arial" w:eastAsia="Arial" w:cs="Arial"/>
+                <w:b w:val="1"/>
+                <w:bCs w:val="1"/>
+                <w:sz w:val="32"/>
+                <w:szCs w:val="32"/>
+              </w:rPr>
+              <w:t>Req_FR_1</w:t>
+            </w:r>
+            <w:r>
+              <w:rPr>
+                <w:rFonts w:ascii="Arial" w:hAnsi="Arial" w:eastAsia="Arial" w:cs="Arial"/>
+                <w:b w:val="1"/>
+                <w:bCs w:val="1"/>
+                <w:sz w:val="32"/>
+                <w:szCs w:val="32"/>
+              </w:rPr>
+              <w:t>6</w:t>
+            </w:r>
+          </w:p>
+        </w:tc>
+        <w:tc>
+          <w:tcPr>
+            <w:cnfStyle w:val="000000000000" w:firstRow="0" w:lastRow="0" w:firstColumn="0" w:lastColumn="0" w:oddVBand="0" w:evenVBand="0" w:oddHBand="0" w:evenHBand="0" w:firstRowFirstColumn="0" w:firstRowLastColumn="0" w:lastRowFirstColumn="0" w:lastRowLastColumn="0"/>
+            <w:tcW w:w="7216" w:type="dxa"/>
+            <w:shd w:val="clear" w:color="auto" w:fill="DAEEF3" w:themeFill="accent5" w:themeFillTint="33"/>
+            <w:tcMar/>
+            <w:vAlign w:val="center"/>
+          </w:tcPr>
+          <w:p>
+            <w:pPr>
+              <w:pStyle w:val="Normal"/>
+              <w:suppressLineNumbers w:val="0"/>
+              <w:bidi w:val="0"/>
+              <w:spacing w:before="0" w:beforeAutospacing="off" w:after="0" w:afterAutospacing="off" w:line="240" w:lineRule="auto"/>
+              <w:ind w:left="0" w:right="0"/>
+              <w:jc w:val="left"/>
+              <w:rPr>
+                <w:rFonts w:ascii="Arial" w:hAnsi="Arial" w:eastAsia="Arial" w:cs="Arial"/>
+                <w:sz w:val="32"/>
+                <w:szCs w:val="32"/>
+              </w:rPr>
+            </w:pPr>
+            <w:r>
+              <w:rPr>
+                <w:rFonts w:ascii="Arial" w:hAnsi="Arial" w:eastAsia="Arial" w:cs="Arial"/>
+                <w:sz w:val="32"/>
+                <w:szCs w:val="32"/>
+                <w:lang w:val="en-US"/>
+              </w:rPr>
+              <w:t>When a client removes a product from the cart, the product is removed without a confirmation message.</w:t>
+            </w:r>
+            <w:r>
+              <w:rPr>
+                <w:rFonts w:ascii="Arial" w:hAnsi="Arial" w:eastAsia="Arial" w:cs="Arial"/>
+                <w:sz w:val="32"/>
+                <w:szCs w:val="32"/>
+                <w:lang w:val="en-US"/>
+              </w:rPr>
+              <w:t xml:space="preserve"> </w:t>
+            </w:r>
+            <w:r>
+              <w:rPr>
+                <w:rFonts w:ascii="Arial" w:hAnsi="Arial" w:eastAsia="Arial" w:cs="Arial"/>
+                <w:sz w:val="32"/>
+                <w:szCs w:val="32"/>
+              </w:rPr>
+              <w:t>The number next to the cart icon will decrease to reflect the action</w:t>
+            </w:r>
+            <w:r>
+              <w:rPr>
+                <w:rFonts w:ascii="Arial" w:hAnsi="Arial" w:eastAsia="Arial" w:cs="Arial"/>
+                <w:sz w:val="32"/>
+                <w:szCs w:val="32"/>
+              </w:rPr>
+              <w:t>.</w:t>
+            </w:r>
+          </w:p>
+        </w:tc>
+      </w:tr>
+      <w:tr xmlns:wp14="http://schemas.microsoft.com/office/word/2010/wordml" wp14:textId="77777777">
+        <w:trPr>
+          <w:trHeight w:val="2178"/>
+        </w:trPr>
+        <w:tc>
+          <w:tcPr>
+            <w:cnfStyle w:val="000000000000" w:firstRow="0" w:lastRow="0" w:firstColumn="0" w:lastColumn="0" w:oddVBand="0" w:evenVBand="0" w:oddHBand="0" w:evenHBand="0" w:firstRowFirstColumn="0" w:firstRowLastColumn="0" w:lastRowFirstColumn="0" w:lastRowLastColumn="0"/>
+            <w:tcW w:w="2115" w:type="dxa"/>
+            <w:shd w:val="clear" w:color="auto" w:fill="4482CF"/>
+            <w:tcMar/>
+            <w:vAlign w:val="center"/>
+          </w:tcPr>
+          <w:p>
+            <w:pPr>
+              <w:jc w:val="center"/>
+              <w:rPr>
+                <w:rFonts w:ascii="Arial" w:hAnsi="Arial" w:eastAsia="Arial" w:cs="Arial"/>
+                <w:b w:val="1"/>
+                <w:bCs w:val="1"/>
+                <w:sz w:val="32"/>
+                <w:szCs w:val="32"/>
+              </w:rPr>
+            </w:pPr>
+            <w:r>
+              <w:rPr>
+                <w:rFonts w:ascii="Arial" w:hAnsi="Arial" w:eastAsia="Arial" w:cs="Arial"/>
+                <w:b w:val="1"/>
+                <w:bCs w:val="1"/>
+                <w:sz w:val="32"/>
+                <w:szCs w:val="32"/>
+              </w:rPr>
+              <w:t>Req_FR_17</w:t>
+            </w:r>
+          </w:p>
+        </w:tc>
+        <w:tc>
+          <w:tcPr>
+            <w:cnfStyle w:val="000000000000" w:firstRow="0" w:lastRow="0" w:firstColumn="0" w:lastColumn="0" w:oddVBand="0" w:evenVBand="0" w:oddHBand="0" w:evenHBand="0" w:firstRowFirstColumn="0" w:firstRowLastColumn="0" w:lastRowFirstColumn="0" w:lastRowLastColumn="0"/>
+            <w:tcW w:w="7245" w:type="dxa"/>
+            <w:shd w:val="clear" w:color="auto" w:fill="FFFFFF" w:themeFill="background1"/>
+            <w:tcMar/>
+            <w:vAlign w:val="center"/>
+          </w:tcPr>
+          <w:p wp14:textId="77777777">
+            <w:pPr>
+              <w:rPr>
+                <w:rFonts w:ascii="Arial" w:hAnsi="Arial" w:eastAsia="Arial" w:cs="Arial"/>
+                <w:sz w:val="32"/>
+                <w:szCs w:val="32"/>
+                <w:lang w:val="en-US"/>
+              </w:rPr>
+            </w:pPr>
+            <w:r>
+              <w:rPr>
+                <w:rFonts w:ascii="Arial" w:hAnsi="Arial" w:eastAsia="Arial" w:cs="Arial"/>
+                <w:sz w:val="32"/>
+                <w:szCs w:val="32"/>
+                <w:lang w:val="en-US"/>
+              </w:rPr>
+              <w:t>When the cart page is empty, a message is displayed saying: “Your cart is empty. Continue shopping”. “Continue shopping” is a link that redirects the client to the home page.</w:t>
+            </w:r>
+          </w:p>
+        </w:tc>
+      </w:tr>
+      <w:tr xmlns:wp14="http://schemas.microsoft.com/office/word/2010/wordml" wp14:textId="77777777">
+        <w:trPr>
+          <w:trHeight w:val="1800"/>
+        </w:trPr>
+        <w:tc>
+          <w:tcPr>
+            <w:cnfStyle w:val="000000000000" w:firstRow="0" w:lastRow="0" w:firstColumn="0" w:lastColumn="0" w:oddVBand="0" w:evenVBand="0" w:oddHBand="0" w:evenHBand="0" w:firstRowFirstColumn="0" w:firstRowLastColumn="0" w:lastRowFirstColumn="0" w:lastRowLastColumn="0"/>
+            <w:tcW w:w="2115" w:type="dxa"/>
+            <w:shd w:val="clear" w:color="auto" w:fill="4482CF"/>
+            <w:tcMar/>
+            <w:vAlign w:val="center"/>
+          </w:tcPr>
+          <w:p>
+            <w:pPr>
+              <w:jc w:val="center"/>
+              <w:rPr>
+                <w:rFonts w:ascii="Arial" w:hAnsi="Arial" w:eastAsia="Arial" w:cs="Arial"/>
+                <w:b w:val="1"/>
+                <w:bCs w:val="1"/>
+                <w:sz w:val="32"/>
+                <w:szCs w:val="32"/>
+              </w:rPr>
+            </w:pPr>
+            <w:r>
+              <w:rPr>
+                <w:rFonts w:ascii="Arial" w:hAnsi="Arial" w:eastAsia="Arial" w:cs="Arial"/>
+                <w:b w:val="1"/>
+                <w:bCs w:val="1"/>
+                <w:sz w:val="32"/>
+                <w:szCs w:val="32"/>
+              </w:rPr>
+              <w:t>Req_FR_1</w:t>
+            </w:r>
+            <w:r>
+              <w:rPr>
+                <w:rFonts w:ascii="Arial" w:hAnsi="Arial" w:eastAsia="Arial" w:cs="Arial"/>
+                <w:b w:val="1"/>
+                <w:bCs w:val="1"/>
+                <w:sz w:val="32"/>
+                <w:szCs w:val="32"/>
+              </w:rPr>
+              <w:t>8</w:t>
+            </w:r>
+          </w:p>
+        </w:tc>
+        <w:tc>
+          <w:tcPr>
+            <w:cnfStyle w:val="000000000000" w:firstRow="0" w:lastRow="0" w:firstColumn="0" w:lastColumn="0" w:oddVBand="0" w:evenVBand="0" w:oddHBand="0" w:evenHBand="0" w:firstRowFirstColumn="0" w:firstRowLastColumn="0" w:lastRowFirstColumn="0" w:lastRowLastColumn="0"/>
+            <w:tcW w:w="7245" w:type="dxa"/>
+            <w:shd w:val="clear" w:color="auto" w:fill="DAEEF3" w:themeFill="accent5" w:themeFillTint="33"/>
+            <w:tcMar/>
+            <w:vAlign w:val="center"/>
+          </w:tcPr>
+          <w:p wp14:textId="77777777">
+            <w:pPr>
+              <w:rPr>
+                <w:rFonts w:ascii="Arial" w:hAnsi="Arial" w:eastAsia="Arial" w:cs="Arial"/>
+                <w:sz w:val="32"/>
+                <w:szCs w:val="32"/>
+              </w:rPr>
+            </w:pPr>
+            <w:r>
+              <w:rPr>
+                <w:rFonts w:ascii="Arial" w:hAnsi="Arial" w:eastAsia="Arial" w:cs="Arial"/>
+                <w:sz w:val="32"/>
+                <w:szCs w:val="32"/>
+              </w:rPr>
+              <w:t>When the client presses the checkout button in the cart page, the client is redirected to the payment page.</w:t>
+            </w:r>
+          </w:p>
+        </w:tc>
+      </w:tr>
+      <w:tr xmlns:wp14="http://schemas.microsoft.com/office/word/2010/wordml" wp14:textId="77777777">
+        <w:trPr>
+          <w:trHeight w:val="2262"/>
+        </w:trPr>
+        <w:tc>
+          <w:tcPr>
+            <w:cnfStyle w:val="000000000000" w:firstRow="0" w:lastRow="0" w:firstColumn="0" w:lastColumn="0" w:oddVBand="0" w:evenVBand="0" w:oddHBand="0" w:evenHBand="0" w:firstRowFirstColumn="0" w:firstRowLastColumn="0" w:lastRowFirstColumn="0" w:lastRowLastColumn="0"/>
+            <w:tcW w:w="2115" w:type="dxa"/>
+            <w:shd w:val="clear" w:color="auto" w:fill="4482CF"/>
+            <w:tcMar/>
+            <w:vAlign w:val="center"/>
+          </w:tcPr>
+          <w:p>
+            <w:pPr>
+              <w:jc w:val="center"/>
+              <w:rPr>
+                <w:rFonts w:ascii="Arial" w:hAnsi="Arial" w:eastAsia="Arial" w:cs="Arial"/>
+                <w:b w:val="1"/>
+                <w:bCs w:val="1"/>
+                <w:sz w:val="32"/>
+                <w:szCs w:val="32"/>
+              </w:rPr>
+            </w:pPr>
+            <w:r>
+              <w:rPr>
+                <w:rFonts w:ascii="Arial" w:hAnsi="Arial" w:eastAsia="Arial" w:cs="Arial"/>
+                <w:b w:val="1"/>
+                <w:bCs w:val="1"/>
+                <w:sz w:val="32"/>
+                <w:szCs w:val="32"/>
+              </w:rPr>
+              <w:t>Req_FR_1</w:t>
+            </w:r>
+            <w:r>
+              <w:rPr>
+                <w:rFonts w:ascii="Arial" w:hAnsi="Arial" w:eastAsia="Arial" w:cs="Arial"/>
+                <w:b w:val="1"/>
+                <w:bCs w:val="1"/>
+                <w:sz w:val="32"/>
+                <w:szCs w:val="32"/>
+              </w:rPr>
+              <w:t>9</w:t>
+            </w:r>
+          </w:p>
+        </w:tc>
+        <w:tc>
+          <w:tcPr>
+            <w:cnfStyle w:val="000000000000" w:firstRow="0" w:lastRow="0" w:firstColumn="0" w:lastColumn="0" w:oddVBand="0" w:evenVBand="0" w:oddHBand="0" w:evenHBand="0" w:firstRowFirstColumn="0" w:firstRowLastColumn="0" w:lastRowFirstColumn="0" w:lastRowLastColumn="0"/>
+            <w:tcW w:w="7245" w:type="dxa"/>
+            <w:shd w:val="clear" w:color="auto" w:fill="FFFFFF" w:themeFill="background1"/>
+            <w:tcMar/>
+            <w:vAlign w:val="center"/>
+          </w:tcPr>
+          <w:p wp14:textId="5004C805">
             <w:pPr>
               <w:spacing w:before="240"/>
+              <w:rPr>
+                <w:rFonts w:ascii="Arial" w:hAnsi="Arial" w:eastAsia="Arial" w:cs="Arial"/>
+                <w:sz w:val="32"/>
+                <w:szCs w:val="32"/>
+                <w:lang w:val="en-US"/>
+              </w:rPr>
+            </w:pPr>
+            <w:r>
+              <w:rPr>
+                <w:rFonts w:ascii="Arial" w:hAnsi="Arial" w:eastAsia="Arial" w:cs="Arial"/>
+                <w:sz w:val="32"/>
+                <w:szCs w:val="32"/>
+                <w:lang w:val="en-US"/>
+              </w:rPr>
+              <w:t xml:space="preserve">The payment page </w:t>
+            </w:r>
+            <w:r>
+              <w:rPr>
+                <w:rFonts w:ascii="Arial" w:hAnsi="Arial" w:eastAsia="Arial" w:cs="Arial"/>
+                <w:sz w:val="32"/>
+                <w:szCs w:val="32"/>
+                <w:lang w:val="en-US"/>
+              </w:rPr>
+              <w:t>contains</w:t>
+            </w:r>
+            <w:r>
+              <w:rPr>
+                <w:rFonts w:ascii="Arial" w:hAnsi="Arial" w:eastAsia="Arial" w:cs="Arial"/>
+                <w:sz w:val="32"/>
+                <w:szCs w:val="32"/>
+                <w:lang w:val="en-US"/>
+              </w:rPr>
+              <w:t xml:space="preserve"> the following fields: phone number, city, and full address. The system supports cash-only payments. No online or card payment options are available.</w:t>
+            </w:r>
+          </w:p>
+        </w:tc>
+      </w:tr>
+      <w:tr>
+        <w:trPr>
+          <w:trHeight w:val="1588"/>
+        </w:trPr>
+        <w:tc>
+          <w:tcPr>
+            <w:cnfStyle w:val="000000000000" w:firstRow="0" w:lastRow="0" w:firstColumn="0" w:lastColumn="0" w:oddVBand="0" w:evenVBand="0" w:oddHBand="0" w:evenHBand="0" w:firstRowFirstColumn="0" w:firstRowLastColumn="0" w:lastRowFirstColumn="0" w:lastRowLastColumn="0"/>
+            <w:tcW w:w="2114" w:type="dxa"/>
+            <w:shd w:val="clear" w:color="auto" w:fill="4482CF"/>
+            <w:tcMar/>
+            <w:vAlign w:val="center"/>
+          </w:tcPr>
+          <w:p>
+            <w:pPr>
+              <w:jc w:val="center"/>
+              <w:rPr>
+                <w:rFonts w:ascii="Arial" w:hAnsi="Arial" w:eastAsia="Arial" w:cs="Arial"/>
+                <w:b w:val="1"/>
+                <w:bCs w:val="1"/>
+                <w:sz w:val="32"/>
+                <w:szCs w:val="32"/>
+                <w:lang w:val="en-US"/>
+              </w:rPr>
+            </w:pPr>
+            <w:r>
+              <w:rPr>
+                <w:rFonts w:ascii="Arial" w:hAnsi="Arial" w:eastAsia="Arial" w:cs="Arial"/>
+                <w:b w:val="1"/>
+                <w:bCs w:val="1"/>
+                <w:sz w:val="32"/>
+                <w:szCs w:val="32"/>
+                <w:lang w:val="en-US"/>
+              </w:rPr>
+              <w:t>Req_FR</w:t>
+            </w:r>
+            <w:r>
+              <w:rPr>
+                <w:rFonts w:ascii="Arial" w:hAnsi="Arial" w:eastAsia="Arial" w:cs="Arial"/>
+                <w:b w:val="1"/>
+                <w:bCs w:val="1"/>
+                <w:sz w:val="32"/>
+                <w:szCs w:val="32"/>
+                <w:lang w:val="en-US"/>
+              </w:rPr>
+              <w:t>_</w:t>
+            </w:r>
+            <w:r>
+              <w:rPr>
+                <w:rFonts w:ascii="Arial" w:hAnsi="Arial" w:eastAsia="Arial" w:cs="Arial"/>
+                <w:b w:val="1"/>
+                <w:bCs w:val="1"/>
+                <w:sz w:val="32"/>
+                <w:szCs w:val="32"/>
+                <w:lang w:val="en-US"/>
+              </w:rPr>
+              <w:t>20</w:t>
+            </w:r>
+          </w:p>
+        </w:tc>
+        <w:tc>
+          <w:tcPr>
+            <w:cnfStyle w:val="000000000000" w:firstRow="0" w:lastRow="0" w:firstColumn="0" w:lastColumn="0" w:oddVBand="0" w:evenVBand="0" w:oddHBand="0" w:evenHBand="0" w:firstRowFirstColumn="0" w:firstRowLastColumn="0" w:lastRowFirstColumn="0" w:lastRowLastColumn="0"/>
+            <w:tcW w:w="7216" w:type="dxa"/>
+            <w:shd w:val="clear" w:color="auto" w:fill="DAEEF3" w:themeFill="accent5" w:themeFillTint="33"/>
+            <w:tcMar/>
+            <w:vAlign w:val="center"/>
+          </w:tcPr>
+          <w:p>
+            <w:pPr>
+              <w:pStyle w:val="Normal"/>
+              <w:rPr>
+                <w:rFonts w:ascii="Arial" w:hAnsi="Arial" w:eastAsia="Arial" w:cs="Arial"/>
+                <w:sz w:val="32"/>
+                <w:szCs w:val="32"/>
+                <w:lang w:val="en-US"/>
+              </w:rPr>
+            </w:pPr>
+            <w:r>
+              <w:rPr>
+                <w:rFonts w:ascii="Arial" w:hAnsi="Arial" w:eastAsia="Arial" w:cs="Arial"/>
+                <w:sz w:val="32"/>
+                <w:szCs w:val="32"/>
+                <w:lang w:val="en-US"/>
+              </w:rPr>
+              <w:t>Phone number validation: must not be blank and must have exactly 11 digits.</w:t>
+            </w:r>
+          </w:p>
+        </w:tc>
+      </w:tr>
+      <w:tr>
+        <w:trPr>
+          <w:trHeight w:val="1665"/>
+        </w:trPr>
+        <w:tc>
+          <w:tcPr>
+            <w:cnfStyle w:val="000000000000" w:firstRow="0" w:lastRow="0" w:firstColumn="0" w:lastColumn="0" w:oddVBand="0" w:evenVBand="0" w:oddHBand="0" w:evenHBand="0" w:firstRowFirstColumn="0" w:firstRowLastColumn="0" w:lastRowFirstColumn="0" w:lastRowLastColumn="0"/>
+            <w:tcW w:w="2114" w:type="dxa"/>
+            <w:shd w:val="clear" w:color="auto" w:fill="4482CF"/>
+            <w:tcMar/>
+            <w:vAlign w:val="center"/>
+          </w:tcPr>
+          <w:p>
+            <w:pPr>
+              <w:jc w:val="center"/>
+              <w:rPr>
+                <w:rFonts w:ascii="Arial" w:hAnsi="Arial" w:eastAsia="Arial" w:cs="Arial"/>
+                <w:b w:val="1"/>
+                <w:bCs w:val="1"/>
+                <w:sz w:val="32"/>
+                <w:szCs w:val="32"/>
+                <w:lang w:val="en-US"/>
+              </w:rPr>
+            </w:pPr>
+            <w:r>
+              <w:rPr>
+                <w:rFonts w:ascii="Arial" w:hAnsi="Arial" w:eastAsia="Arial" w:cs="Arial"/>
+                <w:b w:val="1"/>
+                <w:bCs w:val="1"/>
+                <w:sz w:val="32"/>
+                <w:szCs w:val="32"/>
+                <w:lang w:val="en-US"/>
+              </w:rPr>
+              <w:t>Req_FR_2</w:t>
+            </w:r>
+            <w:r>
+              <w:rPr>
+                <w:rFonts w:ascii="Arial" w:hAnsi="Arial" w:eastAsia="Arial" w:cs="Arial"/>
+                <w:b w:val="1"/>
+                <w:bCs w:val="1"/>
+                <w:sz w:val="32"/>
+                <w:szCs w:val="32"/>
+                <w:lang w:val="en-US"/>
+              </w:rPr>
+              <w:t>1</w:t>
+            </w:r>
+          </w:p>
+        </w:tc>
+        <w:tc>
+          <w:tcPr>
+            <w:cnfStyle w:val="000000000000" w:firstRow="0" w:lastRow="0" w:firstColumn="0" w:lastColumn="0" w:oddVBand="0" w:evenVBand="0" w:oddHBand="0" w:evenHBand="0" w:firstRowFirstColumn="0" w:firstRowLastColumn="0" w:lastRowFirstColumn="0" w:lastRowLastColumn="0"/>
+            <w:tcW w:w="7216" w:type="dxa"/>
+            <w:shd w:val="clear" w:color="auto" w:fill="FFFFFF" w:themeFill="background1"/>
+            <w:tcMar/>
+            <w:vAlign w:val="center"/>
+          </w:tcPr>
+          <w:p>
+            <w:pPr>
+              <w:pStyle w:val="Normal"/>
+              <w:suppressLineNumbers w:val="0"/>
+              <w:bidi w:val="0"/>
+              <w:spacing w:before="0" w:beforeAutospacing="off" w:after="0" w:afterAutospacing="off" w:line="240" w:lineRule="auto"/>
+              <w:ind w:left="0" w:right="0"/>
               <w:jc w:val="left"/>
               <w:rPr>
                 <w:rFonts w:ascii="Arial" w:hAnsi="Arial" w:eastAsia="Arial" w:cs="Arial"/>
@@ -3371,16 +3821,24 @@
                 <w:szCs w:val="32"/>
                 <w:lang w:val="en-US"/>
               </w:rPr>
-              <w:t xml:space="preserve">After pressing the history button should navigate to a list of the </w:t>
-            </w:r>
-            <w:r>
-              <w:rPr>
-                <w:rFonts w:ascii="Arial" w:hAnsi="Arial" w:eastAsia="Arial" w:cs="Arial"/>
-                <w:sz w:val="32"/>
-                <w:szCs w:val="32"/>
-                <w:lang w:val="en-US"/>
-              </w:rPr>
-              <w:t>previous</w:t>
+              <w:t xml:space="preserve">City validation: </w:t>
+            </w:r>
+            <w:r>
+              <w:rPr>
+                <w:rFonts w:ascii="Arial" w:hAnsi="Arial" w:eastAsia="Arial" w:cs="Arial"/>
+                <w:b w:val="0"/>
+                <w:bCs w:val="0"/>
+                <w:i w:val="0"/>
+                <w:iCs w:val="0"/>
+                <w:caps w:val="0"/>
+                <w:smallCaps w:val="0"/>
+                <w:noProof w:val="0"/>
+                <w:color w:val="000000" w:themeColor="text1" w:themeTint="FF" w:themeShade="FF"/>
+                <w:sz w:val="32"/>
+                <w:szCs w:val="32"/>
+                <w:lang w:val="en-US"/>
+              </w:rPr>
+              <w:t>Has a default value (Select a city) but</w:t>
             </w:r>
             <w:r>
               <w:rPr>
@@ -3398,16 +3856,397 @@
                 <w:szCs w:val="32"/>
                 <w:lang w:val="en-US"/>
               </w:rPr>
-              <w:t>buys</w:t>
-            </w:r>
-            <w:r>
-              <w:rPr>
-                <w:rFonts w:ascii="Arial" w:hAnsi="Arial" w:eastAsia="Arial" w:cs="Arial"/>
-                <w:sz w:val="32"/>
-                <w:szCs w:val="32"/>
-                <w:lang w:val="en-US"/>
-              </w:rPr>
-              <w:t xml:space="preserve"> listed from the newest to oldest.</w:t>
+              <w:t>only accepts</w:t>
+            </w:r>
+            <w:r>
+              <w:rPr>
+                <w:rFonts w:ascii="Arial" w:hAnsi="Arial" w:eastAsia="Arial" w:cs="Arial"/>
+                <w:sz w:val="32"/>
+                <w:szCs w:val="32"/>
+                <w:lang w:val="en-US"/>
+              </w:rPr>
+              <w:t xml:space="preserve"> one of the predefined values</w:t>
+            </w:r>
+            <w:r>
+              <w:rPr>
+                <w:rFonts w:ascii="Arial" w:hAnsi="Arial" w:eastAsia="Arial" w:cs="Arial"/>
+                <w:sz w:val="32"/>
+                <w:szCs w:val="32"/>
+                <w:lang w:val="en-US"/>
+              </w:rPr>
+              <w:t xml:space="preserve"> </w:t>
+            </w:r>
+            <w:r>
+              <w:rPr>
+                <w:rFonts w:ascii="Arial" w:hAnsi="Arial" w:eastAsia="Arial" w:cs="Arial"/>
+                <w:b w:val="0"/>
+                <w:bCs w:val="0"/>
+                <w:i w:val="0"/>
+                <w:iCs w:val="0"/>
+                <w:caps w:val="0"/>
+                <w:smallCaps w:val="0"/>
+                <w:noProof w:val="0"/>
+                <w:color w:val="000000" w:themeColor="text1" w:themeTint="FF" w:themeShade="FF"/>
+                <w:sz w:val="32"/>
+                <w:szCs w:val="32"/>
+                <w:lang w:val="en-US"/>
+              </w:rPr>
+              <w:t>(Cairo, Alexandria, Giza)</w:t>
+            </w:r>
+            <w:r>
+              <w:rPr>
+                <w:rFonts w:ascii="Arial" w:hAnsi="Arial" w:eastAsia="Arial" w:cs="Arial"/>
+                <w:sz w:val="32"/>
+                <w:szCs w:val="32"/>
+                <w:lang w:val="en-US"/>
+              </w:rPr>
+              <w:t xml:space="preserve">.  </w:t>
+            </w:r>
+          </w:p>
+        </w:tc>
+      </w:tr>
+      <w:tr>
+        <w:trPr>
+          <w:trHeight w:val="1710"/>
+        </w:trPr>
+        <w:tc>
+          <w:tcPr>
+            <w:cnfStyle w:val="000000000000" w:firstRow="0" w:lastRow="0" w:firstColumn="0" w:lastColumn="0" w:oddVBand="0" w:evenVBand="0" w:oddHBand="0" w:evenHBand="0" w:firstRowFirstColumn="0" w:firstRowLastColumn="0" w:lastRowFirstColumn="0" w:lastRowLastColumn="0"/>
+            <w:tcW w:w="2114" w:type="dxa"/>
+            <w:shd w:val="clear" w:color="auto" w:fill="4482CF"/>
+            <w:tcMar/>
+            <w:vAlign w:val="center"/>
+          </w:tcPr>
+          <w:p>
+            <w:pPr>
+              <w:jc w:val="center"/>
+              <w:rPr>
+                <w:rFonts w:ascii="Arial" w:hAnsi="Arial" w:eastAsia="Arial" w:cs="Arial"/>
+                <w:b w:val="1"/>
+                <w:bCs w:val="1"/>
+                <w:sz w:val="32"/>
+                <w:szCs w:val="32"/>
+                <w:lang w:val="en-US"/>
+              </w:rPr>
+            </w:pPr>
+            <w:r>
+              <w:rPr>
+                <w:rFonts w:ascii="Arial" w:hAnsi="Arial" w:eastAsia="Arial" w:cs="Arial"/>
+                <w:b w:val="1"/>
+                <w:bCs w:val="1"/>
+                <w:sz w:val="32"/>
+                <w:szCs w:val="32"/>
+                <w:lang w:val="en-US"/>
+              </w:rPr>
+              <w:t>Req_FR_22</w:t>
+            </w:r>
+          </w:p>
+        </w:tc>
+        <w:tc>
+          <w:tcPr>
+            <w:cnfStyle w:val="000000000000" w:firstRow="0" w:lastRow="0" w:firstColumn="0" w:lastColumn="0" w:oddVBand="0" w:evenVBand="0" w:oddHBand="0" w:evenHBand="0" w:firstRowFirstColumn="0" w:firstRowLastColumn="0" w:lastRowFirstColumn="0" w:lastRowLastColumn="0"/>
+            <w:tcW w:w="7216" w:type="dxa"/>
+            <w:shd w:val="clear" w:color="auto" w:fill="DAEEF3" w:themeFill="accent5" w:themeFillTint="33"/>
+            <w:tcMar/>
+            <w:vAlign w:val="center"/>
+          </w:tcPr>
+          <w:p>
+            <w:pPr>
+              <w:pStyle w:val="Normal"/>
+              <w:suppressLineNumbers w:val="0"/>
+              <w:bidi w:val="0"/>
+              <w:spacing w:before="0" w:beforeAutospacing="off" w:after="0" w:afterAutospacing="off" w:line="240" w:lineRule="auto"/>
+              <w:ind w:left="0" w:right="0"/>
+              <w:jc w:val="left"/>
+              <w:rPr>
+                <w:rFonts w:ascii="Arial" w:hAnsi="Arial" w:eastAsia="Arial" w:cs="Arial"/>
+                <w:sz w:val="32"/>
+                <w:szCs w:val="32"/>
+                <w:lang w:val="en-US"/>
+              </w:rPr>
+            </w:pPr>
+            <w:r>
+              <w:rPr>
+                <w:rFonts w:ascii="Arial" w:hAnsi="Arial" w:eastAsia="Arial" w:cs="Arial"/>
+                <w:sz w:val="32"/>
+                <w:szCs w:val="32"/>
+                <w:lang w:val="en-US"/>
+              </w:rPr>
+              <w:t>Address validation: must not be blank</w:t>
+            </w:r>
+            <w:r>
+              <w:rPr>
+                <w:rFonts w:ascii="Arial" w:hAnsi="Arial" w:eastAsia="Arial" w:cs="Arial"/>
+                <w:sz w:val="32"/>
+                <w:szCs w:val="32"/>
+                <w:lang w:val="en-US"/>
+              </w:rPr>
+              <w:t>,</w:t>
+            </w:r>
+            <w:r>
+              <w:rPr>
+                <w:rFonts w:ascii="Arial" w:hAnsi="Arial" w:eastAsia="Arial" w:cs="Arial"/>
+                <w:sz w:val="32"/>
+                <w:szCs w:val="32"/>
+                <w:lang w:val="en-US"/>
+              </w:rPr>
+              <w:t xml:space="preserve"> have a minimum length of 10 </w:t>
+            </w:r>
+            <w:r>
+              <w:rPr>
+                <w:rFonts w:ascii="Arial" w:hAnsi="Arial" w:eastAsia="Arial" w:cs="Arial"/>
+                <w:sz w:val="32"/>
+                <w:szCs w:val="32"/>
+                <w:lang w:val="en-US"/>
+              </w:rPr>
+              <w:t xml:space="preserve">characters, </w:t>
+            </w:r>
+            <w:r>
+              <w:rPr>
+                <w:rFonts w:ascii="Arial" w:hAnsi="Arial" w:eastAsia="Arial" w:cs="Arial"/>
+                <w:b w:val="0"/>
+                <w:bCs w:val="0"/>
+                <w:i w:val="0"/>
+                <w:iCs w:val="0"/>
+                <w:caps w:val="0"/>
+                <w:smallCaps w:val="0"/>
+                <w:noProof w:val="0"/>
+                <w:color w:val="000000" w:themeColor="text1" w:themeTint="FF" w:themeShade="FF"/>
+                <w:sz w:val="32"/>
+                <w:szCs w:val="32"/>
+                <w:lang w:val="en-US"/>
+              </w:rPr>
+              <w:t>and a maximum length of 200 characters</w:t>
+            </w:r>
+            <w:r>
+              <w:rPr>
+                <w:rFonts w:ascii="Arial" w:hAnsi="Arial" w:eastAsia="Arial" w:cs="Arial"/>
+                <w:sz w:val="32"/>
+                <w:szCs w:val="32"/>
+                <w:lang w:val="en-US"/>
+              </w:rPr>
+              <w:t xml:space="preserve">. </w:t>
+            </w:r>
+          </w:p>
+        </w:tc>
+      </w:tr>
+      <w:tr>
+        <w:trPr>
+          <w:trHeight w:val="1725"/>
+        </w:trPr>
+        <w:tc>
+          <w:tcPr>
+            <w:cnfStyle w:val="000000000000" w:firstRow="0" w:lastRow="0" w:firstColumn="0" w:lastColumn="0" w:oddVBand="0" w:evenVBand="0" w:oddHBand="0" w:evenHBand="0" w:firstRowFirstColumn="0" w:firstRowLastColumn="0" w:lastRowFirstColumn="0" w:lastRowLastColumn="0"/>
+            <w:tcW w:w="2114" w:type="dxa"/>
+            <w:shd w:val="clear" w:color="auto" w:fill="4482CF"/>
+            <w:tcMar/>
+            <w:vAlign w:val="center"/>
+          </w:tcPr>
+          <w:p>
+            <w:pPr>
+              <w:jc w:val="center"/>
+              <w:rPr>
+                <w:rFonts w:ascii="Arial" w:hAnsi="Arial" w:eastAsia="Arial" w:cs="Arial"/>
+                <w:b w:val="1"/>
+                <w:bCs w:val="1"/>
+                <w:sz w:val="32"/>
+                <w:szCs w:val="32"/>
+                <w:lang w:val="en-US"/>
+              </w:rPr>
+            </w:pPr>
+            <w:r>
+              <w:rPr>
+                <w:rFonts w:ascii="Arial" w:hAnsi="Arial" w:eastAsia="Arial" w:cs="Arial"/>
+                <w:b w:val="1"/>
+                <w:bCs w:val="1"/>
+                <w:sz w:val="32"/>
+                <w:szCs w:val="32"/>
+                <w:lang w:val="en-US"/>
+              </w:rPr>
+              <w:t>Req_FR_23</w:t>
+            </w:r>
+          </w:p>
+        </w:tc>
+        <w:tc>
+          <w:tcPr>
+            <w:cnfStyle w:val="000000000000" w:firstRow="0" w:lastRow="0" w:firstColumn="0" w:lastColumn="0" w:oddVBand="0" w:evenVBand="0" w:oddHBand="0" w:evenHBand="0" w:firstRowFirstColumn="0" w:firstRowLastColumn="0" w:lastRowFirstColumn="0" w:lastRowLastColumn="0"/>
+            <w:tcW w:w="7216" w:type="dxa"/>
+            <w:shd w:val="clear" w:color="auto" w:fill="FFFFFF" w:themeFill="background1"/>
+            <w:tcMar/>
+            <w:vAlign w:val="center"/>
+          </w:tcPr>
+          <w:p>
+            <w:pPr>
+              <w:pStyle w:val="Normal"/>
+              <w:rPr>
+                <w:rFonts w:ascii="Arial" w:hAnsi="Arial" w:eastAsia="Arial" w:cs="Arial"/>
+                <w:sz w:val="32"/>
+                <w:szCs w:val="32"/>
+                <w:lang w:val="en-US"/>
+              </w:rPr>
+            </w:pPr>
+            <w:r>
+              <w:rPr>
+                <w:rFonts w:ascii="Arial" w:hAnsi="Arial" w:eastAsia="Arial" w:cs="Arial"/>
+                <w:sz w:val="32"/>
+                <w:szCs w:val="32"/>
+                <w:lang w:val="en-US"/>
+              </w:rPr>
+              <w:t xml:space="preserve">If </w:t>
+            </w:r>
+            <w:r>
+              <w:rPr>
+                <w:rFonts w:ascii="Arial" w:hAnsi="Arial" w:eastAsia="Arial" w:cs="Arial"/>
+                <w:b w:val="0"/>
+                <w:bCs w:val="0"/>
+                <w:i w:val="0"/>
+                <w:iCs w:val="0"/>
+                <w:caps w:val="0"/>
+                <w:smallCaps w:val="0"/>
+                <w:noProof w:val="0"/>
+                <w:color w:val="000000" w:themeColor="text1" w:themeTint="FF" w:themeShade="FF"/>
+                <w:sz w:val="32"/>
+                <w:szCs w:val="32"/>
+                <w:lang w:val="en-US"/>
+              </w:rPr>
+              <w:t>the data in the payment page is invalid or missing,</w:t>
+            </w:r>
+            <w:r>
+              <w:rPr>
+                <w:rFonts w:ascii="Arial" w:hAnsi="Arial" w:eastAsia="Arial" w:cs="Arial"/>
+                <w:b w:val="0"/>
+                <w:bCs w:val="0"/>
+                <w:i w:val="0"/>
+                <w:iCs w:val="0"/>
+                <w:caps w:val="0"/>
+                <w:smallCaps w:val="0"/>
+                <w:noProof w:val="0"/>
+                <w:color w:val="000000" w:themeColor="text1" w:themeTint="FF" w:themeShade="FF"/>
+                <w:sz w:val="24"/>
+                <w:szCs w:val="24"/>
+                <w:lang w:val="en-US"/>
+              </w:rPr>
+              <w:t xml:space="preserve"> </w:t>
+            </w:r>
+            <w:r>
+              <w:rPr>
+                <w:rFonts w:ascii="Arial" w:hAnsi="Arial" w:eastAsia="Arial" w:cs="Arial"/>
+                <w:sz w:val="32"/>
+                <w:szCs w:val="32"/>
+                <w:lang w:val="en-US"/>
+              </w:rPr>
+              <w:t>a pop-up message appears saying: “Invalid data”.</w:t>
+            </w:r>
+          </w:p>
+        </w:tc>
+      </w:tr>
+      <w:tr xmlns:wp14="http://schemas.microsoft.com/office/word/2010/wordml" wp14:textId="77777777">
+        <w:trPr>
+          <w:trHeight w:val="2700"/>
+        </w:trPr>
+        <w:tc>
+          <w:tcPr>
+            <w:cnfStyle w:val="000000000000" w:firstRow="0" w:lastRow="0" w:firstColumn="0" w:lastColumn="0" w:oddVBand="0" w:evenVBand="0" w:oddHBand="0" w:evenHBand="0" w:firstRowFirstColumn="0" w:firstRowLastColumn="0" w:lastRowFirstColumn="0" w:lastRowLastColumn="0"/>
+            <w:tcW w:w="2115" w:type="dxa"/>
+            <w:shd w:val="clear" w:color="auto" w:fill="4482CF"/>
+            <w:tcMar/>
+            <w:vAlign w:val="center"/>
+          </w:tcPr>
+          <w:p>
+            <w:pPr>
+              <w:jc w:val="center"/>
+              <w:rPr>
+                <w:rFonts w:ascii="Arial" w:hAnsi="Arial" w:eastAsia="Arial" w:cs="Arial"/>
+                <w:b w:val="1"/>
+                <w:bCs w:val="1"/>
+                <w:sz w:val="32"/>
+                <w:szCs w:val="32"/>
+                <w:lang w:val="en-US"/>
+              </w:rPr>
+            </w:pPr>
+            <w:r>
+              <w:rPr>
+                <w:rFonts w:ascii="Arial" w:hAnsi="Arial" w:eastAsia="Arial" w:cs="Arial"/>
+                <w:b w:val="1"/>
+                <w:bCs w:val="1"/>
+                <w:sz w:val="32"/>
+                <w:szCs w:val="32"/>
+                <w:lang w:val="en-US"/>
+              </w:rPr>
+              <w:t>Req_FR_24</w:t>
+            </w:r>
+          </w:p>
+        </w:tc>
+        <w:tc>
+          <w:tcPr>
+            <w:cnfStyle w:val="000000000000" w:firstRow="0" w:lastRow="0" w:firstColumn="0" w:lastColumn="0" w:oddVBand="0" w:evenVBand="0" w:oddHBand="0" w:evenHBand="0" w:firstRowFirstColumn="0" w:firstRowLastColumn="0" w:lastRowFirstColumn="0" w:lastRowLastColumn="0"/>
+            <w:tcW w:w="7245" w:type="dxa"/>
+            <w:shd w:val="clear" w:color="auto" w:fill="DAEEF3" w:themeFill="accent5" w:themeFillTint="33"/>
+            <w:tcMar/>
+            <w:vAlign w:val="center"/>
+          </w:tcPr>
+          <w:p wp14:textId="3F5DC1DF">
+            <w:pPr>
+              <w:pStyle w:val="Normal"/>
+              <w:rPr>
+                <w:rFonts w:ascii="Arial" w:hAnsi="Arial" w:eastAsia="Arial" w:cs="Arial"/>
+                <w:sz w:val="32"/>
+                <w:szCs w:val="32"/>
+                <w:lang w:val="en-US"/>
+              </w:rPr>
+            </w:pPr>
+            <w:r>
+              <w:rPr>
+                <w:rFonts w:ascii="Arial" w:hAnsi="Arial" w:eastAsia="Arial" w:cs="Arial"/>
+                <w:sz w:val="32"/>
+                <w:szCs w:val="32"/>
+                <w:lang w:val="en-US"/>
+              </w:rPr>
+              <w:t xml:space="preserve">When the client presses the place order button on the payment page, a pop-up message appears saying: </w:t>
+            </w:r>
+            <w:r>
+              <w:rPr>
+                <w:rFonts w:ascii="Arial" w:hAnsi="Arial" w:eastAsia="Arial" w:cs="Arial"/>
+                <w:sz w:val="32"/>
+                <w:szCs w:val="32"/>
+                <w:lang w:val="en-US"/>
+              </w:rPr>
+              <w:t>“</w:t>
+            </w:r>
+            <w:r>
+              <w:rPr>
+                <w:rFonts w:ascii="Arial" w:hAnsi="Arial" w:eastAsia="Arial" w:cs="Arial"/>
+                <w:b w:val="0"/>
+                <w:bCs w:val="0"/>
+                <w:i w:val="0"/>
+                <w:iCs w:val="0"/>
+                <w:caps w:val="0"/>
+                <w:smallCaps w:val="0"/>
+                <w:noProof w:val="0"/>
+                <w:color w:val="000000" w:themeColor="text1" w:themeTint="FF" w:themeShade="FF"/>
+                <w:sz w:val="32"/>
+                <w:szCs w:val="32"/>
+                <w:lang w:val="en-US"/>
+              </w:rPr>
+              <w:t>Order Placed</w:t>
+            </w:r>
+            <w:r>
+              <w:rPr>
+                <w:rFonts w:ascii="Arial" w:hAnsi="Arial" w:eastAsia="Arial" w:cs="Arial"/>
+                <w:sz w:val="32"/>
+                <w:szCs w:val="32"/>
+                <w:lang w:val="en-US"/>
+              </w:rPr>
+              <w:t>”.</w:t>
+            </w:r>
+            <w:r>
+              <w:rPr>
+                <w:rFonts w:ascii="Arial" w:hAnsi="Arial" w:eastAsia="Arial" w:cs="Arial"/>
+                <w:sz w:val="32"/>
+                <w:szCs w:val="32"/>
+                <w:lang w:val="en-US"/>
+              </w:rPr>
+              <w:t xml:space="preserve"> The purchased product appears in the history page and is removed from the cart.</w:t>
             </w:r>
           </w:p>
         </w:tc>
@@ -3415,6 +4254,29 @@
     </w:tbl>
     <w:p>
       <w:pPr>
+        <w:pStyle w:val="Normal"/>
+        <w:pBdr>
+          <w:top w:val="nil" w:color="FF000000" w:sz="0" w:space="0"/>
+          <w:left w:val="nil" w:color="FF000000" w:sz="0" w:space="0"/>
+          <w:bottom w:val="nil" w:color="FF000000" w:sz="0" w:space="0"/>
+          <w:right w:val="nil" w:color="FF000000" w:sz="0" w:space="0"/>
+          <w:between w:val="nil" w:color="FF000000" w:sz="0" w:space="0"/>
+        </w:pBdr>
+        <w:spacing w:after="0" w:line="360" w:lineRule="auto"/>
+        <w:ind w:left="0"/>
+        <w:rPr>
+          <w:rFonts w:ascii="Arial" w:hAnsi="Arial" w:eastAsia="Arial" w:cs="Arial"/>
+          <w:b w:val="1"/>
+          <w:bCs w:val="1"/>
+          <w:color w:val="00B050" w:themeColor="text1"/>
+          <w:sz w:val="40"/>
+          <w:szCs w:val="40"/>
+        </w:rPr>
+      </w:pPr>
+    </w:p>
+    <w:p>
+      <w:pPr>
+        <w:pStyle w:val="Normal"/>
         <w:pBdr>
           <w:top w:val="nil" w:color="FF000000" w:sz="0" w:space="0"/>
           <w:left w:val="nil" w:color="FF000000" w:sz="0" w:space="0"/>
@@ -3423,8 +4285,7 @@
           <w:between w:val="nil" w:color="FF000000" w:sz="0" w:space="0"/>
         </w:pBdr>
         <w:spacing w:line="360" w:lineRule="auto"/>
-        <w:ind w:left="720"/>
-        <w:jc w:val="left"/>
+        <w:ind w:left="0"/>
         <w:rPr>
           <w:rFonts w:ascii="Arial" w:hAnsi="Arial" w:eastAsia="Arial" w:cs="Arial"/>
           <w:b w:val="1"/>
@@ -3437,150 +4298,7 @@
     </w:p>
     <w:p>
       <w:pPr>
-        <w:pBdr>
-          <w:top w:val="nil" w:color="FF000000" w:sz="0" w:space="0"/>
-          <w:left w:val="nil" w:color="FF000000" w:sz="0" w:space="0"/>
-          <w:bottom w:val="nil" w:color="FF000000" w:sz="0" w:space="0"/>
-          <w:right w:val="nil" w:color="FF000000" w:sz="0" w:space="0"/>
-          <w:between w:val="nil" w:color="FF000000" w:sz="0" w:space="0"/>
-        </w:pBdr>
-        <w:spacing w:after="0"/>
-        <w:ind w:left="1440"/>
-        <w:jc w:val="left"/>
-        <w:rPr>
-          <w:rFonts w:ascii="Arial" w:hAnsi="Arial" w:eastAsia="Arial" w:cs="Arial"/>
-          <w:color w:val="000000"/>
-          <w:sz w:val="32"/>
-          <w:szCs w:val="32"/>
-        </w:rPr>
-      </w:pPr>
-    </w:p>
-    <w:p>
-      <w:pPr>
-        <w:pBdr>
-          <w:top w:val="nil" w:color="FF000000" w:sz="0" w:space="0"/>
-          <w:left w:val="nil" w:color="FF000000" w:sz="0" w:space="0"/>
-          <w:bottom w:val="nil" w:color="FF000000" w:sz="0" w:space="0"/>
-          <w:right w:val="nil" w:color="FF000000" w:sz="0" w:space="0"/>
-          <w:between w:val="nil" w:color="FF000000" w:sz="0" w:space="0"/>
-        </w:pBdr>
-        <w:spacing w:after="0"/>
-        <w:ind w:left="1440"/>
-        <w:jc w:val="left"/>
-        <w:rPr>
-          <w:rFonts w:ascii="Arial" w:hAnsi="Arial" w:eastAsia="Arial" w:cs="Arial"/>
-          <w:color w:val="000000" w:themeColor="text1" w:themeTint="FF" w:themeShade="FF"/>
-          <w:sz w:val="32"/>
-          <w:szCs w:val="32"/>
-        </w:rPr>
-      </w:pPr>
-    </w:p>
-    <w:p>
-      <w:pPr>
-        <w:pBdr>
-          <w:top w:val="nil" w:color="FF000000" w:sz="0" w:space="0"/>
-          <w:left w:val="nil" w:color="FF000000" w:sz="0" w:space="0"/>
-          <w:bottom w:val="nil" w:color="FF000000" w:sz="0" w:space="0"/>
-          <w:right w:val="nil" w:color="FF000000" w:sz="0" w:space="0"/>
-          <w:between w:val="nil" w:color="FF000000" w:sz="0" w:space="0"/>
-        </w:pBdr>
-        <w:spacing w:after="0"/>
-        <w:ind w:left="1440"/>
-        <w:jc w:val="left"/>
-        <w:rPr>
-          <w:rFonts w:ascii="Arial" w:hAnsi="Arial" w:eastAsia="Arial" w:cs="Arial"/>
-          <w:color w:val="000000" w:themeColor="text1" w:themeTint="FF" w:themeShade="FF"/>
-          <w:sz w:val="32"/>
-          <w:szCs w:val="32"/>
-        </w:rPr>
-      </w:pPr>
-    </w:p>
-    <w:p>
-      <w:pPr>
-        <w:pBdr>
-          <w:top w:val="nil" w:color="FF000000" w:sz="0" w:space="0"/>
-          <w:left w:val="nil" w:color="FF000000" w:sz="0" w:space="0"/>
-          <w:bottom w:val="nil" w:color="FF000000" w:sz="0" w:space="0"/>
-          <w:right w:val="nil" w:color="FF000000" w:sz="0" w:space="0"/>
-          <w:between w:val="nil" w:color="FF000000" w:sz="0" w:space="0"/>
-        </w:pBdr>
-        <w:spacing w:after="0"/>
-        <w:ind w:left="1440"/>
-        <w:jc w:val="left"/>
-        <w:rPr>
-          <w:rFonts w:ascii="Arial" w:hAnsi="Arial" w:eastAsia="Arial" w:cs="Arial"/>
-          <w:color w:val="000000" w:themeColor="text1" w:themeTint="FF" w:themeShade="FF"/>
-          <w:sz w:val="32"/>
-          <w:szCs w:val="32"/>
-        </w:rPr>
-      </w:pPr>
-    </w:p>
-    <w:p>
-      <w:pPr>
-        <w:pBdr>
-          <w:top w:val="nil" w:color="FF000000" w:sz="0" w:space="0"/>
-          <w:left w:val="nil" w:color="FF000000" w:sz="0" w:space="0"/>
-          <w:bottom w:val="nil" w:color="FF000000" w:sz="0" w:space="0"/>
-          <w:right w:val="nil" w:color="FF000000" w:sz="0" w:space="0"/>
-          <w:between w:val="nil" w:color="FF000000" w:sz="0" w:space="0"/>
-        </w:pBdr>
-        <w:spacing w:after="0"/>
-        <w:ind w:left="1440"/>
-        <w:jc w:val="left"/>
-        <w:rPr>
-          <w:rFonts w:ascii="Arial" w:hAnsi="Arial" w:eastAsia="Arial" w:cs="Arial"/>
-          <w:color w:val="000000" w:themeColor="text1" w:themeTint="FF" w:themeShade="FF"/>
-          <w:sz w:val="32"/>
-          <w:szCs w:val="32"/>
-        </w:rPr>
-      </w:pPr>
-    </w:p>
-    <w:p>
-      <w:pPr>
-        <w:pBdr>
-          <w:top w:val="nil" w:color="FF000000" w:sz="0" w:space="0"/>
-          <w:left w:val="nil" w:color="FF000000" w:sz="0" w:space="0"/>
-          <w:bottom w:val="nil" w:color="FF000000" w:sz="0" w:space="0"/>
-          <w:right w:val="nil" w:color="FF000000" w:sz="0" w:space="0"/>
-          <w:between w:val="nil" w:color="FF000000" w:sz="0" w:space="0"/>
-        </w:pBdr>
-        <w:spacing w:after="0"/>
-        <w:ind w:left="1440"/>
-        <w:jc w:val="left"/>
-        <w:rPr>
-          <w:rFonts w:ascii="Arial" w:hAnsi="Arial" w:eastAsia="Arial" w:cs="Arial"/>
-          <w:color w:val="000000" w:themeColor="text1" w:themeTint="FF" w:themeShade="FF"/>
-          <w:sz w:val="32"/>
-          <w:szCs w:val="32"/>
-        </w:rPr>
-      </w:pPr>
-    </w:p>
-    <w:p>
-      <w:pPr>
-        <w:pBdr>
-          <w:top w:val="nil" w:color="FF000000" w:sz="0" w:space="0"/>
-          <w:left w:val="nil" w:color="FF000000" w:sz="0" w:space="0"/>
-          <w:bottom w:val="nil" w:color="FF000000" w:sz="0" w:space="0"/>
-          <w:right w:val="nil" w:color="FF000000" w:sz="0" w:space="0"/>
-          <w:between w:val="nil" w:color="FF000000" w:sz="0" w:space="0"/>
-        </w:pBdr>
-        <w:spacing w:after="0"/>
-        <w:ind w:left="1440"/>
-        <w:jc w:val="left"/>
-        <w:rPr>
-          <w:rFonts w:ascii="Arial" w:hAnsi="Arial" w:eastAsia="Arial" w:cs="Arial"/>
-          <w:color w:val="000000" w:themeColor="text1" w:themeTint="FF" w:themeShade="FF"/>
-          <w:sz w:val="32"/>
-          <w:szCs w:val="32"/>
-        </w:rPr>
-      </w:pPr>
-    </w:p>
-    <w:p>
-      <w:pPr>
-        <w:numPr>
-          <w:ilvl w:val="1"/>
-          <w:numId w:val="4"/>
-        </w:numPr>
+        <w:pStyle w:val="Normal"/>
         <w:pBdr>
           <w:top w:val="nil" w:color="FF000000" w:sz="0" w:space="0"/>
           <w:left w:val="nil" w:color="FF000000" w:sz="0" w:space="0"/>
@@ -3589,7 +4307,7 @@
           <w:between w:val="nil" w:color="FF000000" w:sz="0" w:space="0"/>
         </w:pBdr>
         <w:spacing w:line="360" w:lineRule="auto"/>
-        <w:jc w:val="left"/>
+        <w:ind w:left="0"/>
         <w:rPr>
           <w:rFonts w:ascii="Arial" w:hAnsi="Arial" w:eastAsia="Arial" w:cs="Arial"/>
           <w:b w:val="1"/>
@@ -3599,11 +4317,101 @@
           <w:szCs w:val="40"/>
         </w:rPr>
       </w:pPr>
-      <w:r>
+    </w:p>
+    <w:p>
+      <w:pPr>
+        <w:pStyle w:val="Normal"/>
+        <w:pBdr>
+          <w:top w:val="nil" w:color="FF000000" w:sz="0" w:space="0"/>
+          <w:left w:val="nil" w:color="FF000000" w:sz="0" w:space="0"/>
+          <w:bottom w:val="nil" w:color="FF000000" w:sz="0" w:space="0"/>
+          <w:right w:val="nil" w:color="FF000000" w:sz="0" w:space="0"/>
+          <w:between w:val="nil" w:color="FF000000" w:sz="0" w:space="0"/>
+        </w:pBdr>
+        <w:spacing w:line="360" w:lineRule="auto"/>
+        <w:ind w:left="0"/>
         <w:rPr>
           <w:rFonts w:ascii="Arial" w:hAnsi="Arial" w:eastAsia="Arial" w:cs="Arial"/>
           <w:b w:val="1"/>
           <w:bCs w:val="1"/>
+          <w:color w:val="00B050"/>
+          <w:sz w:val="40"/>
+          <w:szCs w:val="40"/>
+        </w:rPr>
+      </w:pPr>
+    </w:p>
+    <w:p>
+      <w:pPr>
+        <w:pStyle w:val="Normal"/>
+        <w:pBdr>
+          <w:top w:val="nil" w:color="FF000000" w:sz="0" w:space="0"/>
+          <w:left w:val="nil" w:color="FF000000" w:sz="0" w:space="0"/>
+          <w:bottom w:val="nil" w:color="FF000000" w:sz="0" w:space="0"/>
+          <w:right w:val="nil" w:color="FF000000" w:sz="0" w:space="0"/>
+          <w:between w:val="nil" w:color="FF000000" w:sz="0" w:space="0"/>
+        </w:pBdr>
+        <w:spacing w:line="360" w:lineRule="auto"/>
+        <w:ind w:left="0"/>
+        <w:rPr>
+          <w:rFonts w:ascii="Arial" w:hAnsi="Arial" w:eastAsia="Arial" w:cs="Arial"/>
+          <w:b w:val="1"/>
+          <w:bCs w:val="1"/>
+          <w:color w:val="00B050"/>
+          <w:sz w:val="40"/>
+          <w:szCs w:val="40"/>
+        </w:rPr>
+      </w:pPr>
+    </w:p>
+    <w:p>
+      <w:pPr>
+        <w:pStyle w:val="Normal"/>
+        <w:pBdr>
+          <w:top w:val="nil" w:color="FF000000" w:sz="0" w:space="0"/>
+          <w:left w:val="nil" w:color="FF000000" w:sz="0" w:space="0"/>
+          <w:bottom w:val="nil" w:color="FF000000" w:sz="0" w:space="0"/>
+          <w:right w:val="nil" w:color="FF000000" w:sz="0" w:space="0"/>
+          <w:between w:val="nil" w:color="FF000000" w:sz="0" w:space="0"/>
+        </w:pBdr>
+        <w:spacing w:line="360" w:lineRule="auto"/>
+        <w:ind w:left="0"/>
+        <w:rPr>
+          <w:rFonts w:ascii="Arial" w:hAnsi="Arial" w:eastAsia="Arial" w:cs="Arial"/>
+          <w:b w:val="1"/>
+          <w:bCs w:val="1"/>
+          <w:color w:val="00B050"/>
+          <w:sz w:val="40"/>
+          <w:szCs w:val="40"/>
+        </w:rPr>
+      </w:pPr>
+    </w:p>
+    <w:p>
+      <w:pPr>
+        <w:numPr>
+          <w:ilvl w:val="1"/>
+          <w:numId w:val="5"/>
+        </w:numPr>
+        <w:pBdr>
+          <w:top w:val="nil"/>
+          <w:left w:val="nil"/>
+          <w:bottom w:val="nil"/>
+          <w:right w:val="nil"/>
+          <w:between w:val="nil"/>
+        </w:pBdr>
+        <w:spacing w:line="360" w:lineRule="auto"/>
+        <w:rPr>
+          <w:rFonts w:ascii="Arial" w:hAnsi="Arial" w:eastAsia="Arial" w:cs="Arial"/>
+          <w:b/>
+          <w:bCs/>
+          <w:color w:val="00B050"/>
+          <w:sz w:val="40"/>
+          <w:szCs w:val="40"/>
+        </w:rPr>
+      </w:pPr>
+      <w:r>
+        <w:rPr>
+          <w:rFonts w:ascii="Arial" w:hAnsi="Arial" w:eastAsia="Arial" w:cs="Arial"/>
+          <w:b/>
+          <w:bCs/>
           <w:color w:val="00B050"/>
           <w:sz w:val="40"/>
           <w:szCs w:val="40"/>
@@ -3615,20 +4423,19 @@
       <w:tblPr>
         <w:tblStyle w:val="GridTable5Dark-Accent1"/>
         <w:tblW w:w="0" w:type="auto"/>
-        <w:jc w:val="left"/>
         <w:tblBorders>
-          <w:top w:val="single" w:color="1F497D" w:themeColor="text2" w:sz="12"/>
-          <w:left w:val="single" w:color="1F497D" w:themeColor="text2" w:sz="12"/>
-          <w:bottom w:val="single" w:color="1F497D" w:themeColor="text2" w:sz="12"/>
-          <w:right w:val="single" w:color="1F497D" w:themeColor="text2" w:sz="12"/>
-          <w:insideH w:val="single" w:color="1F497D" w:themeColor="text2" w:sz="12"/>
-          <w:insideV w:val="single" w:color="1F497D" w:themeColor="text2" w:sz="12"/>
+          <w:top w:val="single" w:color="1F497D" w:themeColor="text2" w:sz="12" w:space="0"/>
+          <w:left w:val="single" w:color="1F497D" w:themeColor="text2" w:sz="12" w:space="0"/>
+          <w:bottom w:val="single" w:color="1F497D" w:themeColor="text2" w:sz="12" w:space="0"/>
+          <w:right w:val="single" w:color="1F497D" w:themeColor="text2" w:sz="12" w:space="0"/>
+          <w:insideH w:val="single" w:color="1F497D" w:themeColor="text2" w:sz="12" w:space="0"/>
+          <w:insideV w:val="single" w:color="1F497D" w:themeColor="text2" w:sz="12" w:space="0"/>
         </w:tblBorders>
         <w:tblLook w:val="0600" w:firstRow="0" w:lastRow="0" w:firstColumn="0" w:lastColumn="0" w:noHBand="1" w:noVBand="1"/>
       </w:tblPr>
       <w:tblGrid>
-        <w:gridCol w:w="2115"/>
-        <w:gridCol w:w="7245"/>
+        <w:gridCol w:w="2114"/>
+        <w:gridCol w:w="7216"/>
       </w:tblGrid>
       <w:tr>
         <w:trPr>
@@ -3644,13 +4451,12 @@
           </w:tcPr>
           <w:p>
             <w:pPr>
-              <w:spacing w:before="0" w:beforeAutospacing="off"/>
               <w:jc w:val="center"/>
               <w:rPr>
                 <w:rFonts w:ascii="Arial" w:hAnsi="Arial" w:eastAsia="Arial" w:cs="Arial"/>
-                <w:b w:val="1"/>
-                <w:bCs w:val="1"/>
-                <w:color w:val="000000" w:themeColor="text1" w:themeTint="FF" w:themeShade="FF"/>
+                <w:b/>
+                <w:bCs/>
+                <w:color w:val="000000" w:themeColor="text1"/>
                 <w:sz w:val="40"/>
                 <w:szCs w:val="40"/>
               </w:rPr>
@@ -3658,9 +4464,9 @@
             <w:r>
               <w:rPr>
                 <w:rFonts w:ascii="Arial" w:hAnsi="Arial" w:eastAsia="Arial" w:cs="Arial"/>
-                <w:b w:val="1"/>
-                <w:bCs w:val="1"/>
-                <w:color w:val="000000" w:themeColor="text1" w:themeTint="FF" w:themeShade="FF"/>
+                <w:b/>
+                <w:bCs/>
+                <w:color w:val="000000" w:themeColor="text1"/>
                 <w:sz w:val="40"/>
                 <w:szCs w:val="40"/>
               </w:rPr>
@@ -3678,13 +4484,12 @@
           </w:tcPr>
           <w:p>
             <w:pPr>
-              <w:spacing w:before="0" w:beforeAutospacing="off"/>
               <w:jc w:val="center"/>
               <w:rPr>
                 <w:rFonts w:ascii="Arial" w:hAnsi="Arial" w:eastAsia="Arial" w:cs="Arial"/>
-                <w:b w:val="1"/>
-                <w:bCs w:val="1"/>
-                <w:color w:val="000000" w:themeColor="text1" w:themeTint="FF" w:themeShade="FF"/>
+                <w:b/>
+                <w:bCs/>
+                <w:color w:val="000000" w:themeColor="text1"/>
                 <w:sz w:val="40"/>
                 <w:szCs w:val="40"/>
               </w:rPr>
@@ -3692,9 +4497,9 @@
             <w:r>
               <w:rPr>
                 <w:rFonts w:ascii="Arial" w:hAnsi="Arial" w:eastAsia="Arial" w:cs="Arial"/>
-                <w:b w:val="1"/>
-                <w:bCs w:val="1"/>
-                <w:color w:val="000000" w:themeColor="text1" w:themeTint="FF" w:themeShade="FF"/>
+                <w:b/>
+                <w:bCs/>
+                <w:color w:val="000000" w:themeColor="text1"/>
                 <w:sz w:val="40"/>
                 <w:szCs w:val="40"/>
               </w:rPr>
@@ -3705,7 +4510,7 @@
       </w:tr>
       <w:tr>
         <w:trPr>
-          <w:trHeight w:val="3825"/>
+          <w:trHeight w:val="3615"/>
         </w:trPr>
         <w:tc>
           <w:tcPr>
@@ -3737,7 +4542,18 @@
                 <w:sz w:val="32"/>
                 <w:szCs w:val="32"/>
               </w:rPr>
-              <w:t>Req_FR_13</w:t>
+              <w:t>Req_FR_2</w:t>
+            </w:r>
+            <w:r>
+              <w:rPr>
+                <w:rFonts w:ascii="Arial" w:hAnsi="Arial" w:eastAsia="Arial" w:cs="Arial"/>
+                <w:b w:val="1"/>
+                <w:bCs w:val="1"/>
+                <w:color w:val="000000" w:themeColor="text1" w:themeTint="FF" w:themeShade="FF"/>
+                <w:sz w:val="32"/>
+                <w:szCs w:val="32"/>
+              </w:rPr>
+              <w:t>5</w:t>
             </w:r>
           </w:p>
         </w:tc>
@@ -3751,7 +4567,11 @@
           </w:tcPr>
           <w:p>
             <w:pPr>
-              <w:spacing w:before="0" w:beforeAutospacing="off"/>
+              <w:pStyle w:val="Normal"/>
+              <w:suppressLineNumbers w:val="0"/>
+              <w:bidi w:val="0"/>
+              <w:spacing w:before="0" w:beforeAutospacing="off" w:after="0" w:afterAutospacing="off" w:line="240" w:lineRule="auto"/>
+              <w:ind w:left="0" w:right="0"/>
               <w:jc w:val="left"/>
               <w:rPr>
                 <w:rFonts w:ascii="Arial" w:hAnsi="Arial" w:eastAsia="Arial" w:cs="Arial"/>
@@ -3776,25 +4596,25 @@
                 <w:szCs w:val="32"/>
                 <w:lang w:val="en-US"/>
               </w:rPr>
-              <w:t>add</w:t>
-            </w:r>
-            <w:r>
-              <w:rPr>
-                <w:rFonts w:ascii="Arial" w:hAnsi="Arial" w:eastAsia="Arial" w:cs="Arial"/>
-                <w:sz w:val="32"/>
-                <w:szCs w:val="32"/>
-                <w:lang w:val="en-US"/>
-              </w:rPr>
-              <w:t xml:space="preserve"> product button with their title, description, </w:t>
-            </w:r>
-            <w:r>
-              <w:rPr>
-                <w:rFonts w:ascii="Arial" w:hAnsi="Arial" w:eastAsia="Arial" w:cs="Arial"/>
-                <w:sz w:val="32"/>
-                <w:szCs w:val="32"/>
-                <w:lang w:val="en-US"/>
-              </w:rPr>
-              <w:t>image</w:t>
+              <w:t>create</w:t>
+            </w:r>
+            <w:r>
+              <w:rPr>
+                <w:rFonts w:ascii="Arial" w:hAnsi="Arial" w:eastAsia="Arial" w:cs="Arial"/>
+                <w:sz w:val="32"/>
+                <w:szCs w:val="32"/>
+                <w:lang w:val="en-US"/>
+              </w:rPr>
+              <w:t xml:space="preserve"> product button with their title, description, image, </w:t>
+            </w:r>
+            <w:r>
+              <w:rPr>
+                <w:rFonts w:ascii="Arial" w:hAnsi="Arial" w:eastAsia="Arial" w:cs="Arial"/>
+                <w:sz w:val="32"/>
+                <w:szCs w:val="32"/>
+                <w:lang w:val="en-US"/>
+              </w:rPr>
+              <w:t>quantity</w:t>
             </w:r>
             <w:r>
               <w:rPr>
@@ -3808,7 +4628,11 @@
           </w:p>
           <w:p>
             <w:pPr>
-              <w:spacing w:before="240"/>
+              <w:pStyle w:val="Normal"/>
+              <w:suppressLineNumbers w:val="0"/>
+              <w:bidi w:val="0"/>
+              <w:spacing w:before="240" w:beforeAutospacing="off" w:after="0" w:afterAutospacing="off" w:line="240" w:lineRule="auto"/>
+              <w:ind w:left="0" w:right="0"/>
               <w:jc w:val="left"/>
               <w:rPr>
                 <w:rFonts w:ascii="Arial" w:hAnsi="Arial" w:eastAsia="Arial" w:cs="Arial"/>
@@ -3833,23 +4657,112 @@
                 <w:szCs w:val="32"/>
                 <w:lang w:val="en-US"/>
               </w:rPr>
-              <w:t>pop up</w:t>
-            </w:r>
-            <w:r>
-              <w:rPr>
-                <w:rFonts w:ascii="Arial" w:hAnsi="Arial" w:eastAsia="Arial" w:cs="Arial"/>
-                <w:sz w:val="32"/>
-                <w:szCs w:val="32"/>
-                <w:lang w:val="en-US"/>
-              </w:rPr>
-              <w:t xml:space="preserve"> message appear says "Product added successfully” and should navigate to the supplier dashboard showing a list of his products with the new product in it</w:t>
+              <w:t>pop-up</w:t>
+            </w:r>
+            <w:r>
+              <w:rPr>
+                <w:rFonts w:ascii="Arial" w:hAnsi="Arial" w:eastAsia="Arial" w:cs="Arial"/>
+                <w:sz w:val="32"/>
+                <w:szCs w:val="32"/>
+                <w:lang w:val="en-US"/>
+              </w:rPr>
+              <w:t xml:space="preserve"> message appear says "</w:t>
+            </w:r>
+            <w:r>
+              <w:rPr>
+                <w:rFonts w:ascii="Arial" w:hAnsi="Arial" w:eastAsia="Arial" w:cs="Arial"/>
+                <w:b w:val="0"/>
+                <w:bCs w:val="0"/>
+                <w:i w:val="0"/>
+                <w:iCs w:val="0"/>
+                <w:caps w:val="0"/>
+                <w:smallCaps w:val="0"/>
+                <w:noProof w:val="0"/>
+                <w:color w:val="000000" w:themeColor="text1" w:themeTint="FF" w:themeShade="FF"/>
+                <w:sz w:val="32"/>
+                <w:szCs w:val="32"/>
+                <w:lang w:val="en-US"/>
+              </w:rPr>
+              <w:t>Product has been added successfully</w:t>
+            </w:r>
+            <w:r>
+              <w:rPr>
+                <w:rFonts w:ascii="Arial" w:hAnsi="Arial" w:eastAsia="Arial" w:cs="Arial"/>
+                <w:sz w:val="32"/>
+                <w:szCs w:val="32"/>
+                <w:lang w:val="en-US"/>
+              </w:rPr>
+              <w:t xml:space="preserve">” and </w:t>
+            </w:r>
+            <w:r>
+              <w:rPr>
+                <w:rFonts w:ascii="Arial" w:hAnsi="Arial" w:eastAsia="Arial" w:cs="Arial"/>
+                <w:sz w:val="32"/>
+                <w:szCs w:val="32"/>
+                <w:lang w:val="en-US"/>
+              </w:rPr>
+              <w:t>when</w:t>
+            </w:r>
+            <w:r>
+              <w:rPr>
+                <w:rFonts w:ascii="Arial" w:hAnsi="Arial" w:eastAsia="Arial" w:cs="Arial"/>
+                <w:sz w:val="32"/>
+                <w:szCs w:val="32"/>
+                <w:lang w:val="en-US"/>
+              </w:rPr>
+              <w:t xml:space="preserve"> he</w:t>
+            </w:r>
+            <w:r>
+              <w:rPr>
+                <w:rFonts w:ascii="Arial" w:hAnsi="Arial" w:eastAsia="Arial" w:cs="Arial"/>
+                <w:sz w:val="32"/>
+                <w:szCs w:val="32"/>
+                <w:lang w:val="en-US"/>
+              </w:rPr>
+              <w:t xml:space="preserve"> </w:t>
+            </w:r>
+            <w:r>
+              <w:rPr>
+                <w:rFonts w:ascii="Arial" w:hAnsi="Arial" w:eastAsia="Arial" w:cs="Arial"/>
+                <w:sz w:val="32"/>
+                <w:szCs w:val="32"/>
+                <w:lang w:val="en-US"/>
+              </w:rPr>
+              <w:t>navigates</w:t>
+            </w:r>
+            <w:r>
+              <w:rPr>
+                <w:rFonts w:ascii="Arial" w:hAnsi="Arial" w:eastAsia="Arial" w:cs="Arial"/>
+                <w:sz w:val="32"/>
+                <w:szCs w:val="32"/>
+                <w:lang w:val="en-US"/>
+              </w:rPr>
+              <w:t xml:space="preserve"> to the supplier dashboard</w:t>
+            </w:r>
+            <w:r>
+              <w:rPr>
+                <w:rFonts w:ascii="Arial" w:hAnsi="Arial" w:eastAsia="Arial" w:cs="Arial"/>
+                <w:sz w:val="32"/>
+                <w:szCs w:val="32"/>
+                <w:lang w:val="en-US"/>
+              </w:rPr>
+              <w:t>, it will</w:t>
+            </w:r>
+            <w:r>
+              <w:rPr>
+                <w:rFonts w:ascii="Arial" w:hAnsi="Arial" w:eastAsia="Arial" w:cs="Arial"/>
+                <w:sz w:val="32"/>
+                <w:szCs w:val="32"/>
+                <w:lang w:val="en-US"/>
+              </w:rPr>
+              <w:t xml:space="preserve"> show a list of his products with the new product in it</w:t>
             </w:r>
           </w:p>
         </w:tc>
       </w:tr>
       <w:tr>
         <w:trPr>
-          <w:trHeight w:val="3555"/>
+          <w:trHeight w:val="3340"/>
         </w:trPr>
         <w:tc>
           <w:tcPr>
@@ -3881,35 +4794,370 @@
                 <w:sz w:val="32"/>
                 <w:szCs w:val="32"/>
               </w:rPr>
-              <w:t>Req_FR_14</w:t>
-            </w:r>
-          </w:p>
-          <w:p>
-            <w:pPr>
-              <w:spacing w:before="240"/>
-              <w:jc w:val="center"/>
-              <w:rPr>
-                <w:rFonts w:ascii="Arial" w:hAnsi="Arial" w:eastAsia="Arial" w:cs="Arial"/>
-                <w:b w:val="1"/>
-                <w:bCs w:val="1"/>
-                <w:color w:val="000000" w:themeColor="text1" w:themeTint="FF" w:themeShade="FF"/>
-                <w:sz w:val="32"/>
-                <w:szCs w:val="32"/>
-              </w:rPr>
-            </w:pPr>
+              <w:t>Req_FR_26</w:t>
+            </w:r>
           </w:p>
         </w:tc>
         <w:tc>
           <w:tcPr>
             <w:cnfStyle w:val="000000000000" w:firstRow="0" w:lastRow="0" w:firstColumn="0" w:lastColumn="0" w:oddVBand="0" w:evenVBand="0" w:oddHBand="0" w:evenHBand="0" w:firstRowFirstColumn="0" w:firstRowLastColumn="0" w:lastRowFirstColumn="0" w:lastRowLastColumn="0"/>
             <w:tcW w:w="7245" w:type="dxa"/>
-            <w:shd w:val="clear" w:color="auto" w:fill="F0F7FF"/>
+            <w:shd w:val="clear" w:color="auto" w:fill="DAEEF3" w:themeFill="accent5" w:themeFillTint="33"/>
             <w:tcMar/>
             <w:vAlign w:val="center"/>
           </w:tcPr>
           <w:p>
             <w:pPr>
-              <w:spacing w:before="0" w:beforeAutospacing="off"/>
+              <w:rPr>
+                <w:rFonts w:ascii="Arial" w:hAnsi="Arial" w:eastAsia="Arial" w:cs="Arial"/>
+                <w:sz w:val="32"/>
+                <w:szCs w:val="32"/>
+                <w:lang w:val="en-US"/>
+              </w:rPr>
+            </w:pPr>
+            <w:r>
+              <w:rPr>
+                <w:rFonts w:ascii="Arial" w:hAnsi="Arial" w:eastAsia="Arial" w:cs="Arial"/>
+                <w:sz w:val="32"/>
+                <w:szCs w:val="32"/>
+                <w:lang w:val="en-US"/>
+              </w:rPr>
+              <w:t>Suppliers can delete their own products via delete button which is located next each product</w:t>
+            </w:r>
+          </w:p>
+          <w:p>
+            <w:pPr>
+              <w:pStyle w:val="Normal"/>
+              <w:spacing w:before="240"/>
+              <w:rPr>
+                <w:rFonts w:ascii="Arial" w:hAnsi="Arial" w:eastAsia="Arial" w:cs="Arial"/>
+                <w:sz w:val="32"/>
+                <w:szCs w:val="32"/>
+                <w:lang w:val="en-US"/>
+              </w:rPr>
+            </w:pPr>
+            <w:r>
+              <w:rPr>
+                <w:rFonts w:ascii="Arial" w:hAnsi="Arial" w:eastAsia="Arial" w:cs="Arial"/>
+                <w:sz w:val="32"/>
+                <w:szCs w:val="32"/>
+                <w:lang w:val="en-US"/>
+              </w:rPr>
+              <w:t xml:space="preserve">After </w:t>
+            </w:r>
+            <w:r>
+              <w:rPr>
+                <w:rFonts w:ascii="Arial" w:hAnsi="Arial" w:eastAsia="Arial" w:cs="Arial"/>
+                <w:sz w:val="32"/>
+                <w:szCs w:val="32"/>
+                <w:lang w:val="en-US"/>
+              </w:rPr>
+              <w:t>deleting</w:t>
+            </w:r>
+            <w:r>
+              <w:rPr>
+                <w:rFonts w:ascii="Arial" w:hAnsi="Arial" w:eastAsia="Arial" w:cs="Arial"/>
+                <w:sz w:val="32"/>
+                <w:szCs w:val="32"/>
+                <w:lang w:val="en-US"/>
+              </w:rPr>
+              <w:t xml:space="preserve"> the product, a </w:t>
+            </w:r>
+            <w:r>
+              <w:rPr>
+                <w:rFonts w:ascii="Arial" w:hAnsi="Arial" w:eastAsia="Arial" w:cs="Arial"/>
+                <w:sz w:val="32"/>
+                <w:szCs w:val="32"/>
+                <w:lang w:val="en-US"/>
+              </w:rPr>
+              <w:t>pop-up</w:t>
+            </w:r>
+            <w:r>
+              <w:rPr>
+                <w:rFonts w:ascii="Arial" w:hAnsi="Arial" w:eastAsia="Arial" w:cs="Arial"/>
+                <w:sz w:val="32"/>
+                <w:szCs w:val="32"/>
+                <w:lang w:val="en-US"/>
+              </w:rPr>
+              <w:t xml:space="preserve"> message appear says "Product</w:t>
+            </w:r>
+            <w:r>
+              <w:rPr>
+                <w:rFonts w:ascii="Arial" w:hAnsi="Arial" w:eastAsia="Arial" w:cs="Arial"/>
+                <w:sz w:val="32"/>
+                <w:szCs w:val="32"/>
+                <w:lang w:val="en-US"/>
+              </w:rPr>
+              <w:t xml:space="preserve"> has been</w:t>
+            </w:r>
+            <w:r>
+              <w:rPr>
+                <w:rFonts w:ascii="Arial" w:hAnsi="Arial" w:eastAsia="Arial" w:cs="Arial"/>
+                <w:sz w:val="32"/>
+                <w:szCs w:val="32"/>
+                <w:lang w:val="en-US"/>
+              </w:rPr>
+              <w:t xml:space="preserve"> deleted successfully” and </w:t>
+            </w:r>
+            <w:r>
+              <w:rPr>
+                <w:rFonts w:ascii="Arial" w:hAnsi="Arial" w:eastAsia="Arial" w:cs="Arial"/>
+                <w:sz w:val="32"/>
+                <w:szCs w:val="32"/>
+                <w:lang w:val="en-US"/>
+              </w:rPr>
+              <w:t>when he navigates</w:t>
+            </w:r>
+            <w:r>
+              <w:rPr>
+                <w:rFonts w:ascii="Arial" w:hAnsi="Arial" w:eastAsia="Arial" w:cs="Arial"/>
+                <w:sz w:val="32"/>
+                <w:szCs w:val="32"/>
+                <w:lang w:val="en-US"/>
+              </w:rPr>
+              <w:t xml:space="preserve"> to the supplier dashboard</w:t>
+            </w:r>
+            <w:r>
+              <w:rPr>
+                <w:rFonts w:ascii="Arial" w:hAnsi="Arial" w:eastAsia="Arial" w:cs="Arial"/>
+                <w:sz w:val="32"/>
+                <w:szCs w:val="32"/>
+                <w:lang w:val="en-US"/>
+              </w:rPr>
+              <w:t>, it will show a list</w:t>
+            </w:r>
+            <w:r>
+              <w:rPr>
+                <w:rFonts w:ascii="Arial" w:hAnsi="Arial" w:eastAsia="Arial" w:cs="Arial"/>
+                <w:sz w:val="32"/>
+                <w:szCs w:val="32"/>
+                <w:lang w:val="en-US"/>
+              </w:rPr>
+              <w:t xml:space="preserve"> of his products tha</w:t>
+            </w:r>
+            <w:r>
+              <w:rPr>
+                <w:rFonts w:ascii="Arial" w:hAnsi="Arial" w:eastAsia="Arial" w:cs="Arial"/>
+                <w:sz w:val="32"/>
+                <w:szCs w:val="32"/>
+                <w:lang w:val="en-US"/>
+              </w:rPr>
+              <w:t xml:space="preserve">t </w:t>
+            </w:r>
+            <w:r>
+              <w:rPr>
+                <w:rFonts w:ascii="Arial" w:hAnsi="Arial" w:eastAsia="Arial" w:cs="Arial"/>
+                <w:sz w:val="32"/>
+                <w:szCs w:val="32"/>
+                <w:lang w:val="en-US"/>
+              </w:rPr>
+              <w:t>doesn</w:t>
+            </w:r>
+            <w:r>
+              <w:rPr>
+                <w:rFonts w:ascii="Arial" w:hAnsi="Arial" w:eastAsia="Arial" w:cs="Arial"/>
+                <w:sz w:val="32"/>
+                <w:szCs w:val="32"/>
+                <w:lang w:val="en-US"/>
+              </w:rPr>
+              <w:t>’</w:t>
+            </w:r>
+            <w:r>
+              <w:rPr>
+                <w:rFonts w:ascii="Arial" w:hAnsi="Arial" w:eastAsia="Arial" w:cs="Arial"/>
+                <w:sz w:val="32"/>
+                <w:szCs w:val="32"/>
+                <w:lang w:val="en-US"/>
+              </w:rPr>
+              <w:t>t</w:t>
+            </w:r>
+            <w:r>
+              <w:rPr>
+                <w:rFonts w:ascii="Arial" w:hAnsi="Arial" w:eastAsia="Arial" w:cs="Arial"/>
+                <w:sz w:val="32"/>
+                <w:szCs w:val="32"/>
+                <w:lang w:val="en-US"/>
+              </w:rPr>
+              <w:t xml:space="preserve"> </w:t>
+            </w:r>
+            <w:r>
+              <w:rPr>
+                <w:rFonts w:ascii="Arial" w:hAnsi="Arial" w:eastAsia="Arial" w:cs="Arial"/>
+                <w:sz w:val="32"/>
+                <w:szCs w:val="32"/>
+                <w:lang w:val="en-US"/>
+              </w:rPr>
+              <w:t>conta</w:t>
+            </w:r>
+            <w:r>
+              <w:rPr>
+                <w:rFonts w:ascii="Arial" w:hAnsi="Arial" w:eastAsia="Arial" w:cs="Arial"/>
+                <w:sz w:val="32"/>
+                <w:szCs w:val="32"/>
+                <w:lang w:val="en-US"/>
+              </w:rPr>
+              <w:t>in</w:t>
+            </w:r>
+            <w:r>
+              <w:rPr>
+                <w:rFonts w:ascii="Arial" w:hAnsi="Arial" w:eastAsia="Arial" w:cs="Arial"/>
+                <w:sz w:val="32"/>
+                <w:szCs w:val="32"/>
+                <w:lang w:val="en-US"/>
+              </w:rPr>
+              <w:t xml:space="preserve"> the deleted product</w:t>
+            </w:r>
+          </w:p>
+        </w:tc>
+      </w:tr>
+      <w:tr xmlns:wp14="http://schemas.microsoft.com/office/word/2010/wordml" wp14:textId="77777777">
+        <w:trPr>
+          <w:trHeight w:val="1652"/>
+        </w:trPr>
+        <w:tc>
+          <w:tcPr>
+            <w:cnfStyle w:val="000000000000" w:firstRow="0" w:lastRow="0" w:firstColumn="0" w:lastColumn="0" w:oddVBand="0" w:evenVBand="0" w:oddHBand="0" w:evenHBand="0" w:firstRowFirstColumn="0" w:firstRowLastColumn="0" w:lastRowFirstColumn="0" w:lastRowLastColumn="0"/>
+            <w:tcW w:w="2115" w:type="dxa"/>
+            <w:shd w:val="clear" w:color="auto" w:fill="4482CF"/>
+            <w:tcMar/>
+            <w:vAlign w:val="center"/>
+          </w:tcPr>
+          <w:p>
+            <w:pPr>
+              <w:spacing w:before="240"/>
+              <w:jc w:val="center"/>
+              <w:rPr>
+                <w:rFonts w:ascii="Arial" w:hAnsi="Arial" w:eastAsia="Arial" w:cs="Arial"/>
+                <w:b w:val="1"/>
+                <w:bCs w:val="1"/>
+                <w:sz w:val="32"/>
+                <w:szCs w:val="32"/>
+                <w:lang w:val="en-US"/>
+              </w:rPr>
+            </w:pPr>
+            <w:r>
+              <w:rPr>
+                <w:rFonts w:ascii="Arial" w:hAnsi="Arial" w:eastAsia="Arial" w:cs="Arial"/>
+                <w:b w:val="1"/>
+                <w:bCs w:val="1"/>
+                <w:sz w:val="32"/>
+                <w:szCs w:val="32"/>
+                <w:lang w:val="en-US"/>
+              </w:rPr>
+              <w:t>Req_FR_27</w:t>
+            </w:r>
+          </w:p>
+        </w:tc>
+        <w:tc>
+          <w:tcPr>
+            <w:cnfStyle w:val="000000000000" w:firstRow="0" w:lastRow="0" w:firstColumn="0" w:lastColumn="0" w:oddVBand="0" w:evenVBand="0" w:oddHBand="0" w:evenHBand="0" w:firstRowFirstColumn="0" w:firstRowLastColumn="0" w:lastRowFirstColumn="0" w:lastRowLastColumn="0"/>
+            <w:tcW w:w="7245" w:type="dxa"/>
+            <w:shd w:val="clear" w:color="auto" w:fill="FFFFFF" w:themeFill="background1"/>
+            <w:tcMar/>
+            <w:vAlign w:val="center"/>
+          </w:tcPr>
+          <w:p wp14:textId="5758DCF8">
+            <w:pPr>
+              <w:spacing w:before="120"/>
+              <w:rPr>
+                <w:rFonts w:ascii="Arial" w:hAnsi="Arial" w:eastAsia="Arial" w:cs="Arial"/>
+                <w:sz w:val="32"/>
+                <w:szCs w:val="32"/>
+                <w:lang w:val="en-US"/>
+              </w:rPr>
+            </w:pPr>
+            <w:r>
+              <w:rPr>
+                <w:rFonts w:ascii="Arial" w:hAnsi="Arial" w:eastAsia="Arial" w:cs="Arial"/>
+                <w:sz w:val="32"/>
+                <w:szCs w:val="32"/>
+                <w:lang w:val="en-US"/>
+              </w:rPr>
+              <w:t xml:space="preserve">Product </w:t>
+            </w:r>
+            <w:r>
+              <w:rPr>
+                <w:rFonts w:ascii="Arial" w:hAnsi="Arial" w:eastAsia="Arial" w:cs="Arial"/>
+                <w:sz w:val="32"/>
+                <w:szCs w:val="32"/>
+                <w:lang w:val="en-US"/>
+              </w:rPr>
+              <w:t xml:space="preserve">Title: must not be blank, must not </w:t>
+            </w:r>
+            <w:r>
+              <w:rPr>
+                <w:rFonts w:ascii="Arial" w:hAnsi="Arial" w:eastAsia="Arial" w:cs="Arial"/>
+                <w:sz w:val="32"/>
+                <w:szCs w:val="32"/>
+                <w:lang w:val="en-US"/>
+              </w:rPr>
+              <w:t>contain</w:t>
+            </w:r>
+            <w:r>
+              <w:rPr>
+                <w:rFonts w:ascii="Arial" w:hAnsi="Arial" w:eastAsia="Arial" w:cs="Arial"/>
+                <w:sz w:val="32"/>
+                <w:szCs w:val="32"/>
+                <w:lang w:val="en-US"/>
+              </w:rPr>
+              <w:t xml:space="preserve"> special characters, minimum 10 characters, maximum 100 characters.</w:t>
+            </w:r>
+          </w:p>
+        </w:tc>
+      </w:tr>
+      <w:tr>
+        <w:trPr>
+          <w:trHeight w:val="1650"/>
+        </w:trPr>
+        <w:tc>
+          <w:tcPr>
+            <w:cnfStyle w:val="000000000000" w:firstRow="0" w:lastRow="0" w:firstColumn="0" w:lastColumn="0" w:oddVBand="0" w:evenVBand="0" w:oddHBand="0" w:evenHBand="0" w:firstRowFirstColumn="0" w:firstRowLastColumn="0" w:lastRowFirstColumn="0" w:lastRowLastColumn="0"/>
+            <w:tcW w:w="2114" w:type="dxa"/>
+            <w:shd w:val="clear" w:color="auto" w:fill="4482CF"/>
+            <w:tcMar/>
+            <w:vAlign w:val="center"/>
+          </w:tcPr>
+          <w:p>
+            <w:pPr>
+              <w:spacing w:before="240"/>
+              <w:jc w:val="center"/>
+              <w:rPr>
+                <w:rFonts w:ascii="Arial" w:hAnsi="Arial" w:eastAsia="Arial" w:cs="Arial"/>
+                <w:b w:val="1"/>
+                <w:bCs w:val="1"/>
+                <w:sz w:val="32"/>
+                <w:szCs w:val="32"/>
+                <w:lang w:val="en-US"/>
+              </w:rPr>
+            </w:pPr>
+            <w:r>
+              <w:rPr>
+                <w:rFonts w:ascii="Arial" w:hAnsi="Arial" w:eastAsia="Arial" w:cs="Arial"/>
+                <w:b w:val="1"/>
+                <w:bCs w:val="1"/>
+                <w:sz w:val="32"/>
+                <w:szCs w:val="32"/>
+                <w:lang w:val="en-US"/>
+              </w:rPr>
+              <w:t>Req_FR_28</w:t>
+            </w:r>
+          </w:p>
+        </w:tc>
+        <w:tc>
+          <w:tcPr>
+            <w:cnfStyle w:val="000000000000" w:firstRow="0" w:lastRow="0" w:firstColumn="0" w:lastColumn="0" w:oddVBand="0" w:evenVBand="0" w:oddHBand="0" w:evenHBand="0" w:firstRowFirstColumn="0" w:firstRowLastColumn="0" w:lastRowFirstColumn="0" w:lastRowLastColumn="0"/>
+            <w:tcW w:w="7216" w:type="dxa"/>
+            <w:shd w:val="clear" w:color="auto" w:fill="DAEEF3" w:themeFill="accent5" w:themeFillTint="33"/>
+            <w:tcMar/>
+            <w:vAlign w:val="center"/>
+          </w:tcPr>
+          <w:p>
+            <w:pPr>
+              <w:pStyle w:val="Normal"/>
+              <w:suppressLineNumbers w:val="0"/>
+              <w:bidi w:val="0"/>
+              <w:spacing w:before="0" w:beforeAutospacing="off" w:after="0" w:afterAutospacing="off" w:line="240" w:lineRule="auto"/>
+              <w:ind w:left="0" w:right="0"/>
               <w:jc w:val="left"/>
               <w:rPr>
                 <w:rFonts w:ascii="Arial" w:hAnsi="Arial" w:eastAsia="Arial" w:cs="Arial"/>
@@ -3925,52 +5173,181 @@
                 <w:szCs w:val="32"/>
                 <w:lang w:val="en-US"/>
               </w:rPr>
-              <w:t xml:space="preserve">Suppliers can </w:t>
-            </w:r>
-            <w:r>
-              <w:rPr>
-                <w:rFonts w:ascii="Arial" w:hAnsi="Arial" w:eastAsia="Arial" w:cs="Arial"/>
-                <w:sz w:val="32"/>
-                <w:szCs w:val="32"/>
-                <w:lang w:val="en-US"/>
-              </w:rPr>
-              <w:t>delete</w:t>
-            </w:r>
-            <w:r>
-              <w:rPr>
-                <w:rFonts w:ascii="Arial" w:hAnsi="Arial" w:eastAsia="Arial" w:cs="Arial"/>
-                <w:sz w:val="32"/>
-                <w:szCs w:val="32"/>
-                <w:lang w:val="en-US"/>
-              </w:rPr>
-              <w:t xml:space="preserve"> their own products via </w:t>
-            </w:r>
-            <w:r>
-              <w:rPr>
-                <w:rFonts w:ascii="Arial" w:hAnsi="Arial" w:eastAsia="Arial" w:cs="Arial"/>
-                <w:sz w:val="32"/>
-                <w:szCs w:val="32"/>
-                <w:lang w:val="en-US"/>
-              </w:rPr>
-              <w:t>delete</w:t>
-            </w:r>
-            <w:r>
-              <w:rPr>
-                <w:rFonts w:ascii="Arial" w:hAnsi="Arial" w:eastAsia="Arial" w:cs="Arial"/>
-                <w:sz w:val="32"/>
-                <w:szCs w:val="32"/>
-                <w:lang w:val="en-US"/>
-              </w:rPr>
-              <w:t xml:space="preserve"> button which is </w:t>
-            </w:r>
-            <w:r>
-              <w:rPr>
-                <w:rFonts w:ascii="Arial" w:hAnsi="Arial" w:eastAsia="Arial" w:cs="Arial"/>
-                <w:sz w:val="32"/>
-                <w:szCs w:val="32"/>
-                <w:lang w:val="en-US"/>
-              </w:rPr>
-              <w:t>located</w:t>
+              <w:t xml:space="preserve">Product Description: must not be blank, must not </w:t>
+            </w:r>
+            <w:r>
+              <w:rPr>
+                <w:rFonts w:ascii="Arial" w:hAnsi="Arial" w:eastAsia="Arial" w:cs="Arial"/>
+                <w:sz w:val="32"/>
+                <w:szCs w:val="32"/>
+                <w:lang w:val="en-US"/>
+              </w:rPr>
+              <w:t>contain</w:t>
+            </w:r>
+            <w:r>
+              <w:rPr>
+                <w:rFonts w:ascii="Arial" w:hAnsi="Arial" w:eastAsia="Arial" w:cs="Arial"/>
+                <w:sz w:val="32"/>
+                <w:szCs w:val="32"/>
+                <w:lang w:val="en-US"/>
+              </w:rPr>
+              <w:t xml:space="preserve"> special characters, minimum 10 characters, maximum </w:t>
+            </w:r>
+            <w:r>
+              <w:rPr>
+                <w:rFonts w:ascii="Arial" w:hAnsi="Arial" w:eastAsia="Arial" w:cs="Arial"/>
+                <w:sz w:val="32"/>
+                <w:szCs w:val="32"/>
+                <w:lang w:val="en-US"/>
+              </w:rPr>
+              <w:t>8</w:t>
+            </w:r>
+            <w:r>
+              <w:rPr>
+                <w:rFonts w:ascii="Arial" w:hAnsi="Arial" w:eastAsia="Arial" w:cs="Arial"/>
+                <w:sz w:val="32"/>
+                <w:szCs w:val="32"/>
+                <w:lang w:val="en-US"/>
+              </w:rPr>
+              <w:t xml:space="preserve">00 characters.  </w:t>
+            </w:r>
+          </w:p>
+        </w:tc>
+      </w:tr>
+      <w:tr>
+        <w:trPr>
+          <w:trHeight w:val="1590"/>
+        </w:trPr>
+        <w:tc>
+          <w:tcPr>
+            <w:cnfStyle w:val="000000000000" w:firstRow="0" w:lastRow="0" w:firstColumn="0" w:lastColumn="0" w:oddVBand="0" w:evenVBand="0" w:oddHBand="0" w:evenHBand="0" w:firstRowFirstColumn="0" w:firstRowLastColumn="0" w:lastRowFirstColumn="0" w:lastRowLastColumn="0"/>
+            <w:tcW w:w="2114" w:type="dxa"/>
+            <w:shd w:val="clear" w:color="auto" w:fill="4482CF"/>
+            <w:tcMar/>
+            <w:vAlign w:val="center"/>
+          </w:tcPr>
+          <w:p>
+            <w:pPr>
+              <w:spacing w:before="240"/>
+              <w:jc w:val="center"/>
+              <w:rPr>
+                <w:rFonts w:ascii="Arial" w:hAnsi="Arial" w:eastAsia="Arial" w:cs="Arial"/>
+                <w:b w:val="1"/>
+                <w:bCs w:val="1"/>
+                <w:sz w:val="32"/>
+                <w:szCs w:val="32"/>
+                <w:lang w:val="en-US"/>
+              </w:rPr>
+            </w:pPr>
+            <w:r>
+              <w:rPr>
+                <w:rFonts w:ascii="Arial" w:hAnsi="Arial" w:eastAsia="Arial" w:cs="Arial"/>
+                <w:b w:val="1"/>
+                <w:bCs w:val="1"/>
+                <w:sz w:val="32"/>
+                <w:szCs w:val="32"/>
+                <w:lang w:val="en-US"/>
+              </w:rPr>
+              <w:t>Req_FR_2</w:t>
+            </w:r>
+            <w:r>
+              <w:rPr>
+                <w:rFonts w:ascii="Arial" w:hAnsi="Arial" w:eastAsia="Arial" w:cs="Arial"/>
+                <w:b w:val="1"/>
+                <w:bCs w:val="1"/>
+                <w:sz w:val="32"/>
+                <w:szCs w:val="32"/>
+                <w:lang w:val="en-US"/>
+              </w:rPr>
+              <w:t>9</w:t>
+            </w:r>
+          </w:p>
+        </w:tc>
+        <w:tc>
+          <w:tcPr>
+            <w:cnfStyle w:val="000000000000" w:firstRow="0" w:lastRow="0" w:firstColumn="0" w:lastColumn="0" w:oddVBand="0" w:evenVBand="0" w:oddHBand="0" w:evenHBand="0" w:firstRowFirstColumn="0" w:firstRowLastColumn="0" w:lastRowFirstColumn="0" w:lastRowLastColumn="0"/>
+            <w:tcW w:w="7216" w:type="dxa"/>
+            <w:shd w:val="clear" w:color="auto" w:fill="FFFFFF" w:themeFill="background1"/>
+            <w:tcMar/>
+            <w:vAlign w:val="center"/>
+          </w:tcPr>
+          <w:p>
+            <w:pPr>
+              <w:pStyle w:val="Normal"/>
+              <w:suppressLineNumbers w:val="0"/>
+              <w:bidi w:val="0"/>
+              <w:spacing w:before="0" w:beforeAutospacing="off" w:after="0" w:afterAutospacing="off" w:line="240" w:lineRule="auto"/>
+              <w:ind w:left="0" w:right="0"/>
+              <w:jc w:val="left"/>
+              <w:rPr>
+                <w:rFonts w:ascii="Arial" w:hAnsi="Arial" w:eastAsia="Arial" w:cs="Arial"/>
+                <w:sz w:val="32"/>
+                <w:szCs w:val="32"/>
+                <w:lang w:val="en-US"/>
+              </w:rPr>
+            </w:pPr>
+            <w:r>
+              <w:rPr>
+                <w:rFonts w:ascii="Arial" w:hAnsi="Arial" w:eastAsia="Arial" w:cs="Arial"/>
+                <w:sz w:val="32"/>
+                <w:szCs w:val="32"/>
+                <w:lang w:val="en-US"/>
+              </w:rPr>
+              <w:t>Product Price</w:t>
+            </w:r>
+            <w:r>
+              <w:rPr>
+                <w:rFonts w:ascii="Arial" w:hAnsi="Arial" w:eastAsia="Arial" w:cs="Arial"/>
+                <w:sz w:val="32"/>
+                <w:szCs w:val="32"/>
+                <w:lang w:val="en-US"/>
+              </w:rPr>
+              <w:t xml:space="preserve"> and Quantity</w:t>
+            </w:r>
+            <w:r>
+              <w:rPr>
+                <w:rFonts w:ascii="Arial" w:hAnsi="Arial" w:eastAsia="Arial" w:cs="Arial"/>
+                <w:sz w:val="32"/>
+                <w:szCs w:val="32"/>
+                <w:lang w:val="en-US"/>
+              </w:rPr>
+              <w:t>: must not be blank</w:t>
+            </w:r>
+            <w:r>
+              <w:rPr>
+                <w:rFonts w:ascii="Arial" w:hAnsi="Arial" w:eastAsia="Arial" w:cs="Arial"/>
+                <w:sz w:val="32"/>
+                <w:szCs w:val="32"/>
+                <w:lang w:val="en-US"/>
+              </w:rPr>
+              <w:t>,</w:t>
+            </w:r>
+            <w:r>
+              <w:rPr>
+                <w:rFonts w:ascii="Arial" w:hAnsi="Arial" w:eastAsia="Arial" w:cs="Arial"/>
+                <w:sz w:val="32"/>
+                <w:szCs w:val="32"/>
+                <w:lang w:val="en-US"/>
+              </w:rPr>
+              <w:t xml:space="preserve"> must be a positive number</w:t>
+            </w:r>
+            <w:r>
+              <w:rPr>
+                <w:rFonts w:ascii="Arial" w:hAnsi="Arial" w:eastAsia="Arial" w:cs="Arial"/>
+                <w:sz w:val="32"/>
+                <w:szCs w:val="32"/>
+                <w:lang w:val="en-US"/>
+              </w:rPr>
+              <w:t xml:space="preserve"> and not </w:t>
+            </w:r>
+            <w:r>
+              <w:rPr>
+                <w:rFonts w:ascii="Arial" w:hAnsi="Arial" w:eastAsia="Arial" w:cs="Arial"/>
+                <w:sz w:val="32"/>
+                <w:szCs w:val="32"/>
+                <w:lang w:val="en-US"/>
+              </w:rPr>
+              <w:t>zero,</w:t>
             </w:r>
             <w:r>
               <w:rPr>
@@ -3984,86 +5361,318 @@
             <w:r>
               <w:rPr>
                 <w:rFonts w:ascii="Arial" w:hAnsi="Arial" w:eastAsia="Arial" w:cs="Arial"/>
-                <w:sz w:val="32"/>
-                <w:szCs w:val="32"/>
-                <w:lang w:val="en-US"/>
-              </w:rPr>
-              <w:t>next</w:t>
-            </w:r>
-            <w:r>
-              <w:rPr>
-                <w:rFonts w:ascii="Arial" w:hAnsi="Arial" w:eastAsia="Arial" w:cs="Arial"/>
-                <w:sz w:val="32"/>
-                <w:szCs w:val="32"/>
-                <w:lang w:val="en-US"/>
-              </w:rPr>
-              <w:t xml:space="preserve"> each product</w:t>
-            </w:r>
-          </w:p>
+                <w:b w:val="0"/>
+                <w:bCs w:val="0"/>
+                <w:i w:val="0"/>
+                <w:iCs w:val="0"/>
+                <w:caps w:val="0"/>
+                <w:smallCaps w:val="0"/>
+                <w:noProof w:val="0"/>
+                <w:color w:val="000000" w:themeColor="text1" w:themeTint="FF" w:themeShade="FF"/>
+                <w:sz w:val="32"/>
+                <w:szCs w:val="32"/>
+                <w:lang w:val="en-US"/>
+              </w:rPr>
+              <w:t>but the difference is that quantity is an integer</w:t>
+            </w:r>
+            <w:r>
+              <w:rPr>
+                <w:rFonts w:ascii="Arial" w:hAnsi="Arial" w:eastAsia="Arial" w:cs="Arial"/>
+                <w:sz w:val="32"/>
+                <w:szCs w:val="32"/>
+                <w:lang w:val="en-US"/>
+              </w:rPr>
+              <w:t xml:space="preserve">.  </w:t>
+            </w:r>
+          </w:p>
+        </w:tc>
+      </w:tr>
+      <w:tr>
+        <w:trPr>
+          <w:trHeight w:val="1515"/>
+        </w:trPr>
+        <w:tc>
+          <w:tcPr>
+            <w:cnfStyle w:val="000000000000" w:firstRow="0" w:lastRow="0" w:firstColumn="0" w:lastColumn="0" w:oddVBand="0" w:evenVBand="0" w:oddHBand="0" w:evenHBand="0" w:firstRowFirstColumn="0" w:firstRowLastColumn="0" w:lastRowFirstColumn="0" w:lastRowLastColumn="0"/>
+            <w:tcW w:w="2114" w:type="dxa"/>
+            <w:shd w:val="clear" w:color="auto" w:fill="4482CF"/>
+            <w:tcMar/>
+            <w:vAlign w:val="center"/>
+          </w:tcPr>
           <w:p>
             <w:pPr>
               <w:spacing w:before="240"/>
-              <w:jc w:val="left"/>
-              <w:rPr>
-                <w:rFonts w:ascii="Arial" w:hAnsi="Arial" w:eastAsia="Arial" w:cs="Arial"/>
-                <w:sz w:val="32"/>
-                <w:szCs w:val="32"/>
-                <w:lang w:val="en-US"/>
-              </w:rPr>
-            </w:pPr>
-            <w:r>
-              <w:rPr>
-                <w:rFonts w:ascii="Arial" w:hAnsi="Arial" w:eastAsia="Arial" w:cs="Arial"/>
-                <w:sz w:val="32"/>
-                <w:szCs w:val="32"/>
-                <w:lang w:val="en-US"/>
-              </w:rPr>
-              <w:t xml:space="preserve">After </w:t>
-            </w:r>
-            <w:r>
-              <w:rPr>
-                <w:rFonts w:ascii="Arial" w:hAnsi="Arial" w:eastAsia="Arial" w:cs="Arial"/>
-                <w:sz w:val="32"/>
-                <w:szCs w:val="32"/>
-                <w:lang w:val="en-US"/>
-              </w:rPr>
-              <w:t>deleting</w:t>
-            </w:r>
-            <w:r>
-              <w:rPr>
-                <w:rFonts w:ascii="Arial" w:hAnsi="Arial" w:eastAsia="Arial" w:cs="Arial"/>
-                <w:sz w:val="32"/>
-                <w:szCs w:val="32"/>
-                <w:lang w:val="en-US"/>
-              </w:rPr>
-              <w:t xml:space="preserve"> the product, a </w:t>
-            </w:r>
-            <w:r>
-              <w:rPr>
-                <w:rFonts w:ascii="Arial" w:hAnsi="Arial" w:eastAsia="Arial" w:cs="Arial"/>
-                <w:sz w:val="32"/>
-                <w:szCs w:val="32"/>
-                <w:lang w:val="en-US"/>
-              </w:rPr>
-              <w:t>pop up</w:t>
-            </w:r>
-            <w:r>
-              <w:rPr>
-                <w:rFonts w:ascii="Arial" w:hAnsi="Arial" w:eastAsia="Arial" w:cs="Arial"/>
-                <w:sz w:val="32"/>
-                <w:szCs w:val="32"/>
-                <w:lang w:val="en-US"/>
-              </w:rPr>
-              <w:t xml:space="preserve"> message appear says "Product deleted successfully” and should navigate to the supplier dashboard showing a list of his products that </w:t>
-            </w:r>
-            <w:r>
-              <w:rPr>
-                <w:rFonts w:ascii="Arial" w:hAnsi="Arial" w:eastAsia="Arial" w:cs="Arial"/>
-                <w:sz w:val="32"/>
-                <w:szCs w:val="32"/>
-                <w:lang w:val="en-US"/>
-              </w:rPr>
-              <w:t>doesn’t</w:t>
+              <w:jc w:val="center"/>
+              <w:rPr>
+                <w:rFonts w:ascii="Arial" w:hAnsi="Arial" w:eastAsia="Arial" w:cs="Arial"/>
+                <w:b w:val="1"/>
+                <w:bCs w:val="1"/>
+                <w:sz w:val="32"/>
+                <w:szCs w:val="32"/>
+                <w:lang w:val="en-US"/>
+              </w:rPr>
+            </w:pPr>
+            <w:r>
+              <w:rPr>
+                <w:rFonts w:ascii="Arial" w:hAnsi="Arial" w:eastAsia="Arial" w:cs="Arial"/>
+                <w:b w:val="1"/>
+                <w:bCs w:val="1"/>
+                <w:sz w:val="32"/>
+                <w:szCs w:val="32"/>
+                <w:lang w:val="en-US"/>
+              </w:rPr>
+              <w:t>Req_FR</w:t>
+            </w:r>
+            <w:r>
+              <w:rPr>
+                <w:rFonts w:ascii="Arial" w:hAnsi="Arial" w:eastAsia="Arial" w:cs="Arial"/>
+                <w:b w:val="1"/>
+                <w:bCs w:val="1"/>
+                <w:sz w:val="32"/>
+                <w:szCs w:val="32"/>
+                <w:lang w:val="en-US"/>
+              </w:rPr>
+              <w:t>_30</w:t>
+            </w:r>
+          </w:p>
+        </w:tc>
+        <w:tc>
+          <w:tcPr>
+            <w:cnfStyle w:val="000000000000" w:firstRow="0" w:lastRow="0" w:firstColumn="0" w:lastColumn="0" w:oddVBand="0" w:evenVBand="0" w:oddHBand="0" w:evenHBand="0" w:firstRowFirstColumn="0" w:firstRowLastColumn="0" w:lastRowFirstColumn="0" w:lastRowLastColumn="0"/>
+            <w:tcW w:w="7216" w:type="dxa"/>
+            <w:shd w:val="clear" w:color="auto" w:fill="DAEEF3" w:themeFill="accent5" w:themeFillTint="33"/>
+            <w:tcMar/>
+            <w:vAlign w:val="center"/>
+          </w:tcPr>
+          <w:p>
+            <w:pPr>
+              <w:pStyle w:val="Normal"/>
+              <w:rPr>
+                <w:rFonts w:ascii="Arial" w:hAnsi="Arial" w:eastAsia="Arial" w:cs="Arial"/>
+                <w:sz w:val="32"/>
+                <w:szCs w:val="32"/>
+                <w:lang w:val="en-US"/>
+              </w:rPr>
+            </w:pPr>
+            <w:r>
+              <w:rPr>
+                <w:rFonts w:ascii="Arial" w:hAnsi="Arial" w:eastAsia="Arial" w:cs="Arial"/>
+                <w:sz w:val="32"/>
+                <w:szCs w:val="32"/>
+                <w:lang w:val="en-US"/>
+              </w:rPr>
+              <w:t xml:space="preserve">Product Image: must not be blank, must be of type jpg, jpeg, or </w:t>
+            </w:r>
+            <w:r>
+              <w:rPr>
+                <w:rFonts w:ascii="Arial" w:hAnsi="Arial" w:eastAsia="Arial" w:cs="Arial"/>
+                <w:sz w:val="32"/>
+                <w:szCs w:val="32"/>
+                <w:lang w:val="en-US"/>
+              </w:rPr>
+              <w:t>png</w:t>
+            </w:r>
+            <w:r>
+              <w:rPr>
+                <w:rFonts w:ascii="Arial" w:hAnsi="Arial" w:eastAsia="Arial" w:cs="Arial"/>
+                <w:sz w:val="32"/>
+                <w:szCs w:val="32"/>
+                <w:lang w:val="en-US"/>
+              </w:rPr>
+              <w:t xml:space="preserve">, and must not exceed 10 MB.  </w:t>
+            </w:r>
+          </w:p>
+        </w:tc>
+      </w:tr>
+      <w:tr>
+        <w:trPr>
+          <w:trHeight w:val="1815"/>
+        </w:trPr>
+        <w:tc>
+          <w:tcPr>
+            <w:cnfStyle w:val="000000000000" w:firstRow="0" w:lastRow="0" w:firstColumn="0" w:lastColumn="0" w:oddVBand="0" w:evenVBand="0" w:oddHBand="0" w:evenHBand="0" w:firstRowFirstColumn="0" w:firstRowLastColumn="0" w:lastRowFirstColumn="0" w:lastRowLastColumn="0"/>
+            <w:tcW w:w="2114" w:type="dxa"/>
+            <w:shd w:val="clear" w:color="auto" w:fill="4482CF"/>
+            <w:tcMar/>
+            <w:vAlign w:val="center"/>
+          </w:tcPr>
+          <w:p>
+            <w:pPr>
+              <w:jc w:val="center"/>
+              <w:rPr>
+                <w:rFonts w:ascii="Arial" w:hAnsi="Arial" w:eastAsia="Arial" w:cs="Arial"/>
+                <w:b w:val="1"/>
+                <w:bCs w:val="1"/>
+                <w:sz w:val="32"/>
+                <w:szCs w:val="32"/>
+                <w:lang w:val="en-US"/>
+              </w:rPr>
+            </w:pPr>
+            <w:r>
+              <w:rPr>
+                <w:rFonts w:ascii="Arial" w:hAnsi="Arial" w:eastAsia="Arial" w:cs="Arial"/>
+                <w:b w:val="1"/>
+                <w:bCs w:val="1"/>
+                <w:sz w:val="32"/>
+                <w:szCs w:val="32"/>
+                <w:lang w:val="en-US"/>
+              </w:rPr>
+              <w:t>Req_FR</w:t>
+            </w:r>
+            <w:r>
+              <w:rPr>
+                <w:rFonts w:ascii="Arial" w:hAnsi="Arial" w:eastAsia="Arial" w:cs="Arial"/>
+                <w:b w:val="1"/>
+                <w:bCs w:val="1"/>
+                <w:sz w:val="32"/>
+                <w:szCs w:val="32"/>
+                <w:lang w:val="en-US"/>
+              </w:rPr>
+              <w:t>_3</w:t>
+            </w:r>
+            <w:r>
+              <w:rPr>
+                <w:rFonts w:ascii="Arial" w:hAnsi="Arial" w:eastAsia="Arial" w:cs="Arial"/>
+                <w:b w:val="1"/>
+                <w:bCs w:val="1"/>
+                <w:sz w:val="32"/>
+                <w:szCs w:val="32"/>
+                <w:lang w:val="en-US"/>
+              </w:rPr>
+              <w:t>1</w:t>
+            </w:r>
+          </w:p>
+        </w:tc>
+        <w:tc>
+          <w:tcPr>
+            <w:cnfStyle w:val="000000000000" w:firstRow="0" w:lastRow="0" w:firstColumn="0" w:lastColumn="0" w:oddVBand="0" w:evenVBand="0" w:oddHBand="0" w:evenHBand="0" w:firstRowFirstColumn="0" w:firstRowLastColumn="0" w:lastRowFirstColumn="0" w:lastRowLastColumn="0"/>
+            <w:tcW w:w="7216" w:type="dxa"/>
+            <w:shd w:val="clear" w:color="auto" w:fill="FFFFFF" w:themeFill="background1"/>
+            <w:tcMar/>
+            <w:vAlign w:val="center"/>
+          </w:tcPr>
+          <w:p>
+            <w:pPr>
+              <w:pStyle w:val="Normal"/>
+              <w:rPr>
+                <w:rFonts w:ascii="Arial" w:hAnsi="Arial" w:eastAsia="Arial" w:cs="Arial"/>
+                <w:sz w:val="32"/>
+                <w:szCs w:val="32"/>
+                <w:lang w:val="en-US"/>
+              </w:rPr>
+            </w:pPr>
+            <w:r>
+              <w:rPr>
+                <w:rFonts w:ascii="Arial" w:hAnsi="Arial" w:eastAsia="Arial" w:cs="Arial"/>
+                <w:sz w:val="32"/>
+                <w:szCs w:val="32"/>
+                <w:lang w:val="en-US"/>
+              </w:rPr>
+              <w:t>If any product data is invalid or missing, a pop-up message appears saying: “Invalid data</w:t>
+            </w:r>
+            <w:r>
+              <w:rPr>
+                <w:rFonts w:ascii="Arial" w:hAnsi="Arial" w:eastAsia="Arial" w:cs="Arial"/>
+                <w:sz w:val="32"/>
+                <w:szCs w:val="32"/>
+                <w:lang w:val="en-US"/>
+              </w:rPr>
+              <w:t>”</w:t>
+            </w:r>
+            <w:r>
+              <w:rPr>
+                <w:rFonts w:ascii="Arial" w:hAnsi="Arial" w:eastAsia="Arial" w:cs="Arial"/>
+                <w:sz w:val="32"/>
+                <w:szCs w:val="32"/>
+                <w:lang w:val="en-US"/>
+              </w:rPr>
+              <w:t xml:space="preserve"> and for the image </w:t>
+            </w:r>
+            <w:r>
+              <w:rPr>
+                <w:rFonts w:ascii="Arial" w:hAnsi="Arial" w:eastAsia="Arial" w:cs="Arial"/>
+                <w:sz w:val="32"/>
+                <w:szCs w:val="32"/>
+                <w:lang w:val="en-US"/>
+              </w:rPr>
+              <w:t>y</w:t>
+            </w:r>
+            <w:r>
+              <w:rPr>
+                <w:rFonts w:ascii="Arial" w:hAnsi="Arial" w:eastAsia="Arial" w:cs="Arial"/>
+                <w:b w:val="0"/>
+                <w:bCs w:val="0"/>
+                <w:i w:val="0"/>
+                <w:iCs w:val="0"/>
+                <w:caps w:val="0"/>
+                <w:smallCaps w:val="0"/>
+                <w:noProof w:val="0"/>
+                <w:color w:val="000000" w:themeColor="text1" w:themeTint="FF" w:themeShade="FF"/>
+                <w:sz w:val="32"/>
+                <w:szCs w:val="32"/>
+                <w:lang w:val="en-US"/>
+              </w:rPr>
+              <w:t xml:space="preserve">ou </w:t>
+            </w:r>
+            <w:r>
+              <w:rPr>
+                <w:rFonts w:ascii="Arial" w:hAnsi="Arial" w:eastAsia="Arial" w:cs="Arial"/>
+                <w:b w:val="0"/>
+                <w:bCs w:val="0"/>
+                <w:i w:val="0"/>
+                <w:iCs w:val="0"/>
+                <w:caps w:val="0"/>
+                <w:smallCaps w:val="0"/>
+                <w:noProof w:val="0"/>
+                <w:color w:val="000000" w:themeColor="text1" w:themeTint="FF" w:themeShade="FF"/>
+                <w:sz w:val="32"/>
+                <w:szCs w:val="32"/>
+                <w:lang w:val="en-US"/>
+              </w:rPr>
+              <w:t>won't</w:t>
+            </w:r>
+            <w:r>
+              <w:rPr>
+                <w:rFonts w:ascii="Arial" w:hAnsi="Arial" w:eastAsia="Arial" w:cs="Arial"/>
+                <w:b w:val="0"/>
+                <w:bCs w:val="0"/>
+                <w:i w:val="0"/>
+                <w:iCs w:val="0"/>
+                <w:caps w:val="0"/>
+                <w:smallCaps w:val="0"/>
+                <w:noProof w:val="0"/>
+                <w:color w:val="000000" w:themeColor="text1" w:themeTint="FF" w:themeShade="FF"/>
+                <w:sz w:val="32"/>
+                <w:szCs w:val="32"/>
+                <w:lang w:val="en-US"/>
+              </w:rPr>
+              <w:t xml:space="preserve"> be able to choose anything other than jpg/jpeg/</w:t>
+            </w:r>
+            <w:r>
+              <w:rPr>
+                <w:rFonts w:ascii="Arial" w:hAnsi="Arial" w:eastAsia="Arial" w:cs="Arial"/>
+                <w:b w:val="0"/>
+                <w:bCs w:val="0"/>
+                <w:i w:val="0"/>
+                <w:iCs w:val="0"/>
+                <w:caps w:val="0"/>
+                <w:smallCaps w:val="0"/>
+                <w:noProof w:val="0"/>
+                <w:color w:val="000000" w:themeColor="text1" w:themeTint="FF" w:themeShade="FF"/>
+                <w:sz w:val="32"/>
+                <w:szCs w:val="32"/>
+                <w:lang w:val="en-US"/>
+              </w:rPr>
+              <w:t>png</w:t>
+            </w:r>
+            <w:r>
+              <w:rPr>
+                <w:rFonts w:ascii="Arial" w:hAnsi="Arial" w:eastAsia="Arial" w:cs="Arial"/>
+                <w:sz w:val="32"/>
+                <w:szCs w:val="32"/>
+                <w:lang w:val="en-US"/>
+              </w:rPr>
+              <w:t>.</w:t>
             </w:r>
             <w:r>
               <w:rPr>
@@ -4081,16 +5690,84 @@
                 <w:szCs w:val="32"/>
                 <w:lang w:val="en-US"/>
               </w:rPr>
-              <w:t>contain</w:t>
-            </w:r>
-            <w:r>
-              <w:rPr>
-                <w:rFonts w:ascii="Arial" w:hAnsi="Arial" w:eastAsia="Arial" w:cs="Arial"/>
-                <w:sz w:val="32"/>
-                <w:szCs w:val="32"/>
-                <w:lang w:val="en-US"/>
-              </w:rPr>
-              <w:t xml:space="preserve"> the deleted product</w:t>
+              <w:t xml:space="preserve"> </w:t>
+            </w:r>
+          </w:p>
+        </w:tc>
+      </w:tr>
+      <w:tr xmlns:wp14="http://schemas.microsoft.com/office/word/2010/wordml" wp14:textId="77777777">
+        <w:trPr>
+          <w:trHeight w:val="1350"/>
+        </w:trPr>
+        <w:tc>
+          <w:tcPr>
+            <w:cnfStyle w:val="000000000000" w:firstRow="0" w:lastRow="0" w:firstColumn="0" w:lastColumn="0" w:oddVBand="0" w:evenVBand="0" w:oddHBand="0" w:evenHBand="0" w:firstRowFirstColumn="0" w:firstRowLastColumn="0" w:lastRowFirstColumn="0" w:lastRowLastColumn="0"/>
+            <w:tcW w:w="2115" w:type="dxa"/>
+            <w:shd w:val="clear" w:color="auto" w:fill="4482CF"/>
+            <w:tcMar/>
+            <w:vAlign w:val="center"/>
+          </w:tcPr>
+          <w:p wp14:textId="20222CA4">
+            <w:pPr>
+              <w:jc w:val="center"/>
+              <w:rPr>
+                <w:rFonts w:ascii="Arial" w:hAnsi="Arial" w:eastAsia="Arial" w:cs="Arial"/>
+                <w:b w:val="1"/>
+                <w:bCs w:val="1"/>
+                <w:sz w:val="32"/>
+                <w:szCs w:val="32"/>
+                <w:lang w:val="en-US"/>
+              </w:rPr>
+            </w:pPr>
+            <w:r>
+              <w:rPr>
+                <w:rFonts w:ascii="Arial" w:hAnsi="Arial" w:eastAsia="Arial" w:cs="Arial"/>
+                <w:b w:val="1"/>
+                <w:bCs w:val="1"/>
+                <w:sz w:val="32"/>
+                <w:szCs w:val="32"/>
+                <w:lang w:val="en-US"/>
+              </w:rPr>
+              <w:t>Req_FR_3</w:t>
+            </w:r>
+            <w:r>
+              <w:rPr>
+                <w:rFonts w:ascii="Arial" w:hAnsi="Arial" w:eastAsia="Arial" w:cs="Arial"/>
+                <w:b w:val="1"/>
+                <w:bCs w:val="1"/>
+                <w:sz w:val="32"/>
+                <w:szCs w:val="32"/>
+                <w:lang w:val="en-US"/>
+              </w:rPr>
+              <w:t>2</w:t>
+            </w:r>
+          </w:p>
+        </w:tc>
+        <w:tc>
+          <w:tcPr>
+            <w:cnfStyle w:val="000000000000" w:firstRow="0" w:lastRow="0" w:firstColumn="0" w:lastColumn="0" w:oddVBand="0" w:evenVBand="0" w:oddHBand="0" w:evenHBand="0" w:firstRowFirstColumn="0" w:firstRowLastColumn="0" w:lastRowFirstColumn="0" w:lastRowLastColumn="0"/>
+            <w:tcW w:w="7245" w:type="dxa"/>
+            <w:shd w:val="clear" w:color="auto" w:fill="DAEEF3" w:themeFill="accent5" w:themeFillTint="33"/>
+            <w:tcMar/>
+            <w:vAlign w:val="center"/>
+          </w:tcPr>
+          <w:p wp14:textId="77777777">
+            <w:pPr>
+              <w:rPr>
+                <w:rFonts w:ascii="Arial" w:hAnsi="Arial" w:eastAsia="Arial" w:cs="Arial"/>
+                <w:sz w:val="32"/>
+                <w:szCs w:val="32"/>
+                <w:lang w:val="en-US"/>
+              </w:rPr>
+            </w:pPr>
+            <w:r>
+              <w:rPr>
+                <w:rFonts w:ascii="Arial" w:hAnsi="Arial" w:eastAsia="Arial" w:cs="Arial"/>
+                <w:sz w:val="32"/>
+                <w:szCs w:val="32"/>
+                <w:lang w:val="en-US"/>
+              </w:rPr>
+              <w:t>If the supplier dashboard has no products, a message is displayed: “No data available”.</w:t>
             </w:r>
           </w:p>
         </w:tc>
@@ -4107,8 +5784,7 @@
           <w:between w:val="nil" w:color="FF000000" w:sz="0" w:space="0"/>
         </w:pBdr>
         <w:spacing w:after="0" w:line="360" w:lineRule="auto"/>
-        <w:ind w:left="720"/>
-        <w:jc w:val="left"/>
+        <w:ind w:left="0"/>
         <w:rPr>
           <w:rFonts w:ascii="Arial" w:hAnsi="Arial" w:eastAsia="Arial" w:cs="Arial"/>
           <w:b w:val="1"/>
@@ -4121,105 +5797,32 @@
     </w:p>
     <w:p>
       <w:pPr>
-        <w:pStyle w:val="Normal"/>
+        <w:numPr>
+          <w:ilvl w:val="1"/>
+          <w:numId w:val="5"/>
+        </w:numPr>
         <w:pBdr>
-          <w:top w:val="nil" w:color="FF000000" w:sz="0" w:space="0"/>
-          <w:left w:val="nil" w:color="FF000000" w:sz="0" w:space="0"/>
-          <w:bottom w:val="nil" w:color="FF000000" w:sz="0" w:space="0"/>
-          <w:right w:val="nil" w:color="FF000000" w:sz="0" w:space="0"/>
-          <w:between w:val="nil" w:color="FF000000" w:sz="0" w:space="0"/>
+          <w:top w:val="nil"/>
+          <w:left w:val="nil"/>
+          <w:bottom w:val="nil"/>
+          <w:right w:val="nil"/>
+          <w:between w:val="nil"/>
         </w:pBdr>
         <w:spacing w:line="360" w:lineRule="auto"/>
-        <w:ind w:left="720"/>
-        <w:jc w:val="left"/>
         <w:rPr>
           <w:rFonts w:ascii="Arial" w:hAnsi="Arial" w:eastAsia="Arial" w:cs="Arial"/>
-          <w:b w:val="1"/>
-          <w:bCs w:val="1"/>
+          <w:b/>
+          <w:bCs/>
           <w:color w:val="00B050"/>
           <w:sz w:val="40"/>
           <w:szCs w:val="40"/>
         </w:rPr>
       </w:pPr>
-    </w:p>
-    <w:p>
-      <w:pPr>
-        <w:pStyle w:val="Normal"/>
-        <w:pBdr>
-          <w:top w:val="nil" w:color="FF000000" w:sz="0" w:space="0"/>
-          <w:left w:val="nil" w:color="FF000000" w:sz="0" w:space="0"/>
-          <w:bottom w:val="nil" w:color="FF000000" w:sz="0" w:space="0"/>
-          <w:right w:val="nil" w:color="FF000000" w:sz="0" w:space="0"/>
-          <w:between w:val="nil" w:color="FF000000" w:sz="0" w:space="0"/>
-        </w:pBdr>
-        <w:spacing w:line="360" w:lineRule="auto"/>
-        <w:ind w:left="720"/>
-        <w:jc w:val="left"/>
-        <w:rPr>
-          <w:rFonts w:ascii="Arial" w:hAnsi="Arial" w:eastAsia="Arial" w:cs="Arial"/>
-          <w:b w:val="1"/>
-          <w:bCs w:val="1"/>
-          <w:color w:val="00B050"/>
-          <w:sz w:val="40"/>
-          <w:szCs w:val="40"/>
-        </w:rPr>
-      </w:pPr>
-    </w:p>
-    <w:p>
-      <w:pPr>
-        <w:pStyle w:val="Normal"/>
-        <w:spacing w:after="0"/>
-        <w:ind/>
-        <w:jc w:val="left"/>
-        <w:rPr>
-          <w:rFonts w:ascii="Arial" w:hAnsi="Arial" w:eastAsia="Arial" w:cs="Arial"/>
-          <w:color w:val="000000"/>
-          <w:sz w:val="32"/>
-          <w:szCs w:val="32"/>
-        </w:rPr>
-      </w:pPr>
-    </w:p>
-    <w:p>
-      <w:pPr>
-        <w:pStyle w:val="Normal"/>
-        <w:jc w:val="left"/>
-        <w:rPr>
-          <w:rFonts w:ascii="Arial" w:hAnsi="Arial" w:eastAsia="Arial" w:cs="Arial"/>
-          <w:color w:val="000000" w:themeColor="text1" w:themeTint="FF" w:themeShade="FF"/>
-          <w:sz w:val="32"/>
-          <w:szCs w:val="32"/>
-        </w:rPr>
-      </w:pPr>
-    </w:p>
-    <w:p>
-      <w:pPr>
-        <w:numPr>
-          <w:ilvl w:val="1"/>
-          <w:numId w:val="4"/>
-        </w:numPr>
-        <w:pBdr>
-          <w:top w:val="nil" w:color="FF000000" w:sz="0" w:space="0"/>
-          <w:left w:val="nil" w:color="FF000000" w:sz="0" w:space="0"/>
-          <w:bottom w:val="nil" w:color="FF000000" w:sz="0" w:space="0"/>
-          <w:right w:val="nil" w:color="FF000000" w:sz="0" w:space="0"/>
-          <w:between w:val="nil" w:color="FF000000" w:sz="0" w:space="0"/>
-        </w:pBdr>
-        <w:spacing w:line="360" w:lineRule="auto"/>
-        <w:jc w:val="left"/>
-        <w:rPr>
-          <w:rFonts w:ascii="Arial" w:hAnsi="Arial" w:eastAsia="Arial" w:cs="Arial"/>
-          <w:b w:val="1"/>
-          <w:bCs w:val="1"/>
-          <w:color w:val="00B050"/>
-          <w:sz w:val="40"/>
-          <w:szCs w:val="40"/>
-        </w:rPr>
-      </w:pPr>
       <w:r>
         <w:rPr>
           <w:rFonts w:ascii="Arial" w:hAnsi="Arial" w:eastAsia="Arial" w:cs="Arial"/>
-          <w:b w:val="1"/>
-          <w:bCs w:val="1"/>
+          <w:b/>
+          <w:bCs/>
           <w:color w:val="00B050"/>
           <w:sz w:val="40"/>
           <w:szCs w:val="40"/>
@@ -4231,20 +5834,19 @@
       <w:tblPr>
         <w:tblStyle w:val="GridTable5Dark-Accent1"/>
         <w:tblW w:w="0" w:type="auto"/>
-        <w:jc w:val="left"/>
         <w:tblBorders>
-          <w:top w:val="single" w:color="1F497D" w:themeColor="text2" w:sz="12"/>
-          <w:left w:val="single" w:color="1F497D" w:themeColor="text2" w:sz="12"/>
-          <w:bottom w:val="single" w:color="1F497D" w:themeColor="text2" w:sz="12"/>
-          <w:right w:val="single" w:color="1F497D" w:themeColor="text2" w:sz="12"/>
-          <w:insideH w:val="single" w:color="1F497D" w:themeColor="text2" w:sz="12"/>
-          <w:insideV w:val="single" w:color="1F497D" w:themeColor="text2" w:sz="12"/>
+          <w:top w:val="single" w:color="1F497D" w:themeColor="text2" w:sz="12" w:space="0"/>
+          <w:left w:val="single" w:color="1F497D" w:themeColor="text2" w:sz="12" w:space="0"/>
+          <w:bottom w:val="single" w:color="1F497D" w:themeColor="text2" w:sz="12" w:space="0"/>
+          <w:right w:val="single" w:color="1F497D" w:themeColor="text2" w:sz="12" w:space="0"/>
+          <w:insideH w:val="single" w:color="1F497D" w:themeColor="text2" w:sz="12" w:space="0"/>
+          <w:insideV w:val="single" w:color="1F497D" w:themeColor="text2" w:sz="12" w:space="0"/>
         </w:tblBorders>
         <w:tblLook w:val="0600" w:firstRow="0" w:lastRow="0" w:firstColumn="0" w:lastColumn="0" w:noHBand="1" w:noVBand="1"/>
       </w:tblPr>
       <w:tblGrid>
-        <w:gridCol w:w="2115"/>
-        <w:gridCol w:w="7245"/>
+        <w:gridCol w:w="2114"/>
+        <w:gridCol w:w="7216"/>
       </w:tblGrid>
       <w:tr>
         <w:trPr>
@@ -4260,13 +5862,12 @@
           </w:tcPr>
           <w:p>
             <w:pPr>
-              <w:spacing w:before="0" w:beforeAutospacing="off"/>
               <w:jc w:val="center"/>
               <w:rPr>
                 <w:rFonts w:ascii="Arial" w:hAnsi="Arial" w:eastAsia="Arial" w:cs="Arial"/>
-                <w:b w:val="1"/>
-                <w:bCs w:val="1"/>
-                <w:color w:val="000000" w:themeColor="text1" w:themeTint="FF" w:themeShade="FF"/>
+                <w:b/>
+                <w:bCs/>
+                <w:color w:val="000000" w:themeColor="text1"/>
                 <w:sz w:val="40"/>
                 <w:szCs w:val="40"/>
               </w:rPr>
@@ -4274,9 +5875,9 @@
             <w:r>
               <w:rPr>
                 <w:rFonts w:ascii="Arial" w:hAnsi="Arial" w:eastAsia="Arial" w:cs="Arial"/>
-                <w:b w:val="1"/>
-                <w:bCs w:val="1"/>
-                <w:color w:val="000000" w:themeColor="text1" w:themeTint="FF" w:themeShade="FF"/>
+                <w:b/>
+                <w:bCs/>
+                <w:color w:val="000000" w:themeColor="text1"/>
                 <w:sz w:val="40"/>
                 <w:szCs w:val="40"/>
               </w:rPr>
@@ -4294,13 +5895,12 @@
           </w:tcPr>
           <w:p>
             <w:pPr>
-              <w:spacing w:before="0" w:beforeAutospacing="off"/>
               <w:jc w:val="center"/>
               <w:rPr>
                 <w:rFonts w:ascii="Arial" w:hAnsi="Arial" w:eastAsia="Arial" w:cs="Arial"/>
-                <w:b w:val="1"/>
-                <w:bCs w:val="1"/>
-                <w:color w:val="000000" w:themeColor="text1" w:themeTint="FF" w:themeShade="FF"/>
+                <w:b/>
+                <w:bCs/>
+                <w:color w:val="000000" w:themeColor="text1"/>
                 <w:sz w:val="40"/>
                 <w:szCs w:val="40"/>
               </w:rPr>
@@ -4308,9 +5908,9 @@
             <w:r>
               <w:rPr>
                 <w:rFonts w:ascii="Arial" w:hAnsi="Arial" w:eastAsia="Arial" w:cs="Arial"/>
-                <w:b w:val="1"/>
-                <w:bCs w:val="1"/>
-                <w:color w:val="000000" w:themeColor="text1" w:themeTint="FF" w:themeShade="FF"/>
+                <w:b/>
+                <w:bCs/>
+                <w:color w:val="000000" w:themeColor="text1"/>
                 <w:sz w:val="40"/>
                 <w:szCs w:val="40"/>
               </w:rPr>
@@ -4321,7 +5921,7 @@
       </w:tr>
       <w:tr>
         <w:trPr>
-          <w:trHeight w:val="2595"/>
+          <w:trHeight w:val="1980"/>
         </w:trPr>
         <w:tc>
           <w:tcPr>
@@ -4341,6 +5941,7 @@
                 <w:bCs w:val="1"/>
                 <w:sz w:val="32"/>
                 <w:szCs w:val="32"/>
+                <w:lang w:val="en-US"/>
               </w:rPr>
             </w:pPr>
             <w:r>
@@ -4350,8 +5951,20 @@
                 <w:bCs w:val="1"/>
                 <w:sz w:val="32"/>
                 <w:szCs w:val="32"/>
-              </w:rPr>
-              <w:t>Req_FR_15</w:t>
+                <w:lang w:val="en-US"/>
+              </w:rPr>
+              <w:t>Req_FR_3</w:t>
+            </w:r>
+            <w:r>
+              <w:rPr>
+                <w:rFonts w:ascii="Arial" w:hAnsi="Arial" w:eastAsia="Arial" w:cs="Arial"/>
+                <w:b w:val="1"/>
+                <w:bCs w:val="1"/>
+                <w:sz w:val="32"/>
+                <w:szCs w:val="32"/>
+                <w:lang w:val="en-US"/>
+              </w:rPr>
+              <w:t>3</w:t>
             </w:r>
           </w:p>
         </w:tc>
@@ -4365,8 +5978,6 @@
           </w:tcPr>
           <w:p>
             <w:pPr>
-              <w:spacing w:before="0" w:beforeAutospacing="off"/>
-              <w:jc w:val="left"/>
               <w:rPr>
                 <w:rFonts w:ascii="Arial" w:hAnsi="Arial" w:eastAsia="Arial" w:cs="Arial"/>
                 <w:sz w:val="32"/>
@@ -4385,47 +5996,28 @@
           <w:p>
             <w:pPr>
               <w:spacing w:before="240"/>
-              <w:jc w:val="left"/>
-              <w:rPr>
-                <w:rFonts w:ascii="Arial" w:hAnsi="Arial" w:eastAsia="Arial" w:cs="Arial"/>
-                <w:sz w:val="32"/>
-                <w:szCs w:val="32"/>
-                <w:lang w:val="en-US"/>
-              </w:rPr>
-            </w:pPr>
-            <w:r>
-              <w:rPr>
-                <w:rFonts w:ascii="Arial" w:hAnsi="Arial" w:eastAsia="Arial" w:cs="Arial"/>
-                <w:sz w:val="32"/>
-                <w:szCs w:val="32"/>
-                <w:lang w:val="en-US"/>
-              </w:rPr>
-              <w:t xml:space="preserve">After logging in should navigate to the admin dashboard </w:t>
-            </w:r>
-            <w:r>
-              <w:rPr>
-                <w:rFonts w:ascii="Arial" w:hAnsi="Arial" w:eastAsia="Arial" w:cs="Arial"/>
-                <w:sz w:val="32"/>
-                <w:szCs w:val="32"/>
-                <w:lang w:val="en-US"/>
-              </w:rPr>
-              <w:t>containing</w:t>
-            </w:r>
-            <w:r>
-              <w:rPr>
-                <w:rFonts w:ascii="Arial" w:hAnsi="Arial" w:eastAsia="Arial" w:cs="Arial"/>
-                <w:sz w:val="32"/>
-                <w:szCs w:val="32"/>
-                <w:lang w:val="en-US"/>
-              </w:rPr>
-              <w:t xml:space="preserve"> a list of clients and suppliers accounts</w:t>
+              <w:rPr>
+                <w:rFonts w:ascii="Arial" w:hAnsi="Arial" w:eastAsia="Arial" w:cs="Arial"/>
+                <w:sz w:val="32"/>
+                <w:szCs w:val="32"/>
+                <w:lang w:val="en-US"/>
+              </w:rPr>
+            </w:pPr>
+            <w:r>
+              <w:rPr>
+                <w:rFonts w:ascii="Arial" w:hAnsi="Arial" w:eastAsia="Arial" w:cs="Arial"/>
+                <w:sz w:val="32"/>
+                <w:szCs w:val="32"/>
+                <w:lang w:val="en-US"/>
+              </w:rPr>
+              <w:t>After logging in should navigate to the admin dashboard containing a list of clients and suppliers accounts</w:t>
             </w:r>
           </w:p>
         </w:tc>
       </w:tr>
       <w:tr>
         <w:trPr>
-          <w:trHeight w:val="2130"/>
+          <w:trHeight w:val="1438"/>
         </w:trPr>
         <w:tc>
           <w:tcPr>
@@ -4445,6 +6037,7 @@
                 <w:bCs w:val="1"/>
                 <w:sz w:val="32"/>
                 <w:szCs w:val="32"/>
+                <w:lang w:val="en-US"/>
               </w:rPr>
             </w:pPr>
             <w:r>
@@ -4454,130 +6047,55 @@
                 <w:bCs w:val="1"/>
                 <w:sz w:val="32"/>
                 <w:szCs w:val="32"/>
-              </w:rPr>
-              <w:t>Req_FR_16</w:t>
-            </w:r>
-          </w:p>
-          <w:p>
-            <w:pPr>
-              <w:spacing w:before="240"/>
-              <w:jc w:val="center"/>
+                <w:lang w:val="en-US"/>
+              </w:rPr>
+              <w:t>Req_FR_3</w:t>
+            </w:r>
+            <w:r>
               <w:rPr>
                 <w:rFonts w:ascii="Arial" w:hAnsi="Arial" w:eastAsia="Arial" w:cs="Arial"/>
                 <w:b w:val="1"/>
                 <w:bCs w:val="1"/>
                 <w:sz w:val="32"/>
                 <w:szCs w:val="32"/>
-              </w:rPr>
-            </w:pPr>
+                <w:lang w:val="en-US"/>
+              </w:rPr>
+              <w:t>4</w:t>
+            </w:r>
           </w:p>
         </w:tc>
         <w:tc>
           <w:tcPr>
             <w:cnfStyle w:val="000000000000" w:firstRow="0" w:lastRow="0" w:firstColumn="0" w:lastColumn="0" w:oddVBand="0" w:evenVBand="0" w:oddHBand="0" w:evenHBand="0" w:firstRowFirstColumn="0" w:firstRowLastColumn="0" w:lastRowFirstColumn="0" w:lastRowLastColumn="0"/>
             <w:tcW w:w="7245" w:type="dxa"/>
-            <w:shd w:val="clear" w:color="auto" w:fill="F0F7FF"/>
+            <w:shd w:val="clear" w:color="auto" w:fill="DAEEF3" w:themeFill="accent5" w:themeFillTint="33"/>
             <w:tcMar/>
             <w:vAlign w:val="center"/>
           </w:tcPr>
           <w:p>
             <w:pPr>
-              <w:spacing w:before="0" w:beforeAutospacing="off"/>
-              <w:jc w:val="left"/>
-              <w:rPr>
-                <w:rFonts w:ascii="Arial" w:hAnsi="Arial" w:eastAsia="Arial" w:cs="Arial"/>
-                <w:sz w:val="32"/>
-                <w:szCs w:val="32"/>
-                <w:lang w:val="en-US"/>
-              </w:rPr>
-            </w:pPr>
-            <w:r>
-              <w:rPr>
-                <w:rFonts w:ascii="Arial" w:hAnsi="Arial" w:eastAsia="Arial" w:cs="Arial"/>
-                <w:sz w:val="32"/>
-                <w:szCs w:val="32"/>
-                <w:lang w:val="en-US"/>
-              </w:rPr>
-              <w:t xml:space="preserve">Admin can </w:t>
-            </w:r>
-            <w:r>
-              <w:rPr>
-                <w:rFonts w:ascii="Arial" w:hAnsi="Arial" w:eastAsia="Arial" w:cs="Arial"/>
-                <w:sz w:val="32"/>
-                <w:szCs w:val="32"/>
-                <w:lang w:val="en-US"/>
-              </w:rPr>
-              <w:t>delete</w:t>
-            </w:r>
-            <w:r>
-              <w:rPr>
-                <w:rFonts w:ascii="Arial" w:hAnsi="Arial" w:eastAsia="Arial" w:cs="Arial"/>
-                <w:sz w:val="32"/>
-                <w:szCs w:val="32"/>
-                <w:lang w:val="en-US"/>
-              </w:rPr>
-              <w:t xml:space="preserve"> client’s or supplier’s account using </w:t>
-            </w:r>
-            <w:r>
-              <w:rPr>
-                <w:rFonts w:ascii="Arial" w:hAnsi="Arial" w:eastAsia="Arial" w:cs="Arial"/>
-                <w:sz w:val="32"/>
-                <w:szCs w:val="32"/>
-                <w:lang w:val="en-US"/>
-              </w:rPr>
-              <w:t>delete</w:t>
-            </w:r>
-            <w:r>
-              <w:rPr>
-                <w:rFonts w:ascii="Arial" w:hAnsi="Arial" w:eastAsia="Arial" w:cs="Arial"/>
-                <w:sz w:val="32"/>
-                <w:szCs w:val="32"/>
-                <w:lang w:val="en-US"/>
-              </w:rPr>
-              <w:t xml:space="preserve"> button which is </w:t>
-            </w:r>
-            <w:r>
-              <w:rPr>
-                <w:rFonts w:ascii="Arial" w:hAnsi="Arial" w:eastAsia="Arial" w:cs="Arial"/>
-                <w:sz w:val="32"/>
-                <w:szCs w:val="32"/>
-                <w:lang w:val="en-US"/>
-              </w:rPr>
-              <w:t>located</w:t>
-            </w:r>
-            <w:r>
-              <w:rPr>
-                <w:rFonts w:ascii="Arial" w:hAnsi="Arial" w:eastAsia="Arial" w:cs="Arial"/>
-                <w:sz w:val="32"/>
-                <w:szCs w:val="32"/>
-                <w:lang w:val="en-US"/>
-              </w:rPr>
-              <w:t xml:space="preserve"> next to the supplier or </w:t>
-            </w:r>
-            <w:r>
-              <w:rPr>
-                <w:rFonts w:ascii="Arial" w:hAnsi="Arial" w:eastAsia="Arial" w:cs="Arial"/>
-                <w:sz w:val="32"/>
-                <w:szCs w:val="32"/>
-                <w:lang w:val="en-US"/>
-              </w:rPr>
-              <w:t>clients</w:t>
-            </w:r>
-            <w:r>
-              <w:rPr>
-                <w:rFonts w:ascii="Arial" w:hAnsi="Arial" w:eastAsia="Arial" w:cs="Arial"/>
-                <w:sz w:val="32"/>
-                <w:szCs w:val="32"/>
-                <w:lang w:val="en-US"/>
-              </w:rPr>
-              <w:t xml:space="preserve"> data in the dashboard</w:t>
+              <w:rPr>
+                <w:rFonts w:ascii="Arial" w:hAnsi="Arial" w:eastAsia="Arial" w:cs="Arial"/>
+                <w:sz w:val="32"/>
+                <w:szCs w:val="32"/>
+                <w:lang w:val="en-US"/>
+              </w:rPr>
+            </w:pPr>
+            <w:r>
+              <w:rPr>
+                <w:rFonts w:ascii="Arial" w:hAnsi="Arial" w:eastAsia="Arial" w:cs="Arial"/>
+                <w:sz w:val="32"/>
+                <w:szCs w:val="32"/>
+                <w:lang w:val="en-US"/>
+              </w:rPr>
+              <w:t>Admin can delete client’s or supplier’s account using delete button which is located next to the supplier or clients data in the dashboard</w:t>
             </w:r>
           </w:p>
         </w:tc>
       </w:tr>
       <w:tr>
         <w:trPr>
-          <w:trHeight w:val="3795"/>
+          <w:trHeight w:val="3485"/>
         </w:trPr>
         <w:tc>
           <w:tcPr>
@@ -4589,7 +6107,6 @@
           </w:tcPr>
           <w:p>
             <w:pPr>
-              <w:spacing w:before="240"/>
               <w:jc w:val="center"/>
               <w:rPr>
                 <w:rFonts w:ascii="Arial" w:hAnsi="Arial" w:eastAsia="Arial" w:cs="Arial"/>
@@ -4597,6 +6114,7 @@
                 <w:bCs w:val="1"/>
                 <w:sz w:val="32"/>
                 <w:szCs w:val="32"/>
+                <w:lang w:val="en-US"/>
               </w:rPr>
             </w:pPr>
             <w:r>
@@ -4606,22 +6124,21 @@
                 <w:bCs w:val="1"/>
                 <w:sz w:val="32"/>
                 <w:szCs w:val="32"/>
-              </w:rPr>
-              <w:t>Req_FR_17</w:t>
-            </w:r>
-          </w:p>
-          <w:p>
-            <w:pPr>
-              <w:spacing w:before="240"/>
-              <w:jc w:val="center"/>
+                <w:lang w:val="en-US"/>
+              </w:rPr>
+              <w:t>Req_FR_3</w:t>
+            </w:r>
+            <w:r>
               <w:rPr>
                 <w:rFonts w:ascii="Arial" w:hAnsi="Arial" w:eastAsia="Arial" w:cs="Arial"/>
                 <w:b w:val="1"/>
                 <w:bCs w:val="1"/>
                 <w:sz w:val="32"/>
                 <w:szCs w:val="32"/>
-              </w:rPr>
-            </w:pPr>
+                <w:lang w:val="en-US"/>
+              </w:rPr>
+              <w:t>5</w:t>
+            </w:r>
           </w:p>
         </w:tc>
         <w:tc>
@@ -4634,7 +6151,11 @@
           </w:tcPr>
           <w:p>
             <w:pPr>
-              <w:spacing w:before="0" w:beforeAutospacing="off"/>
+              <w:pStyle w:val="Normal"/>
+              <w:suppressLineNumbers w:val="0"/>
+              <w:bidi w:val="0"/>
+              <w:spacing w:before="0" w:beforeAutospacing="off" w:after="0" w:afterAutospacing="off" w:line="240" w:lineRule="auto"/>
+              <w:ind w:left="0" w:right="0"/>
               <w:jc w:val="left"/>
               <w:rPr>
                 <w:rFonts w:ascii="Arial" w:hAnsi="Arial" w:eastAsia="Arial" w:cs="Arial"/>
@@ -4648,26 +6169,527 @@
                 <w:sz w:val="32"/>
                 <w:szCs w:val="32"/>
               </w:rPr>
-              <w:t>Admin can add supplier account using add supplier button by adding his data “supplier name, email, password, phone number”</w:t>
-            </w:r>
-          </w:p>
-          <w:p>
-            <w:pPr>
-              <w:spacing w:before="240"/>
+              <w:t xml:space="preserve">Admin can add supplier account using </w:t>
+            </w:r>
+            <w:r>
+              <w:rPr>
+                <w:rFonts w:ascii="Arial" w:hAnsi="Arial" w:eastAsia="Arial" w:cs="Arial"/>
+                <w:sz w:val="32"/>
+                <w:szCs w:val="32"/>
+              </w:rPr>
+              <w:t>create</w:t>
+            </w:r>
+            <w:r>
+              <w:rPr>
+                <w:rFonts w:ascii="Arial" w:hAnsi="Arial" w:eastAsia="Arial" w:cs="Arial"/>
+                <w:sz w:val="32"/>
+                <w:szCs w:val="32"/>
+              </w:rPr>
+              <w:t xml:space="preserve"> supplier button by adding his data “supplier name, email, password, phone number”</w:t>
+            </w:r>
+          </w:p>
+          <w:p>
+            <w:pPr>
+              <w:pStyle w:val="Normal"/>
+              <w:suppressLineNumbers w:val="0"/>
+              <w:bidi w:val="0"/>
+              <w:spacing w:before="240" w:beforeAutospacing="off" w:after="0" w:afterAutospacing="off" w:line="240" w:lineRule="auto"/>
+              <w:ind w:left="0" w:right="0"/>
               <w:jc w:val="left"/>
               <w:rPr>
                 <w:rFonts w:ascii="Arial" w:hAnsi="Arial" w:eastAsia="Arial" w:cs="Arial"/>
                 <w:sz w:val="32"/>
                 <w:szCs w:val="32"/>
-              </w:rPr>
-            </w:pPr>
-            <w:r>
-              <w:rPr>
-                <w:rFonts w:ascii="Arial" w:hAnsi="Arial" w:eastAsia="Arial" w:cs="Arial"/>
-                <w:sz w:val="32"/>
-                <w:szCs w:val="32"/>
-              </w:rPr>
-              <w:t>After adding the supplier account, a pop message appears says “Supplier added successfully” and the admin should navigate to the list of clients and suppliers accounts and ensure that the new supplier exists</w:t>
+                <w:lang w:val="en-US"/>
+              </w:rPr>
+            </w:pPr>
+            <w:r>
+              <w:rPr>
+                <w:rFonts w:ascii="Arial" w:hAnsi="Arial" w:eastAsia="Arial" w:cs="Arial"/>
+                <w:sz w:val="32"/>
+                <w:szCs w:val="32"/>
+                <w:lang w:val="en-US"/>
+              </w:rPr>
+              <w:t>After adding the supplier account, a pop message appears says “Supplier added successfully” and</w:t>
+            </w:r>
+            <w:r>
+              <w:rPr>
+                <w:rFonts w:ascii="Arial" w:hAnsi="Arial" w:eastAsia="Arial" w:cs="Arial"/>
+                <w:sz w:val="32"/>
+                <w:szCs w:val="32"/>
+                <w:lang w:val="en-US"/>
+              </w:rPr>
+              <w:t xml:space="preserve"> when</w:t>
+            </w:r>
+            <w:r>
+              <w:rPr>
+                <w:rFonts w:ascii="Arial" w:hAnsi="Arial" w:eastAsia="Arial" w:cs="Arial"/>
+                <w:sz w:val="32"/>
+                <w:szCs w:val="32"/>
+                <w:lang w:val="en-US"/>
+              </w:rPr>
+              <w:t xml:space="preserve"> the admin navigate</w:t>
+            </w:r>
+            <w:r>
+              <w:rPr>
+                <w:rFonts w:ascii="Arial" w:hAnsi="Arial" w:eastAsia="Arial" w:cs="Arial"/>
+                <w:sz w:val="32"/>
+                <w:szCs w:val="32"/>
+                <w:lang w:val="en-US"/>
+              </w:rPr>
+              <w:t>s</w:t>
+            </w:r>
+            <w:r>
+              <w:rPr>
+                <w:rFonts w:ascii="Arial" w:hAnsi="Arial" w:eastAsia="Arial" w:cs="Arial"/>
+                <w:sz w:val="32"/>
+                <w:szCs w:val="32"/>
+                <w:lang w:val="en-US"/>
+              </w:rPr>
+              <w:t xml:space="preserve"> to</w:t>
+            </w:r>
+            <w:r>
+              <w:rPr>
+                <w:rFonts w:ascii="Arial" w:hAnsi="Arial" w:eastAsia="Arial" w:cs="Arial"/>
+                <w:sz w:val="32"/>
+                <w:szCs w:val="32"/>
+                <w:lang w:val="en-US"/>
+              </w:rPr>
+              <w:t xml:space="preserve"> his dashboard,</w:t>
+            </w:r>
+            <w:r>
+              <w:rPr>
+                <w:rFonts w:ascii="Arial" w:hAnsi="Arial" w:eastAsia="Arial" w:cs="Arial"/>
+                <w:sz w:val="32"/>
+                <w:szCs w:val="32"/>
+                <w:lang w:val="en-US"/>
+              </w:rPr>
+              <w:t xml:space="preserve"> the list of </w:t>
+            </w:r>
+            <w:r>
+              <w:rPr>
+                <w:rFonts w:ascii="Arial" w:hAnsi="Arial" w:eastAsia="Arial" w:cs="Arial"/>
+                <w:sz w:val="32"/>
+                <w:szCs w:val="32"/>
+                <w:lang w:val="en-US"/>
+              </w:rPr>
+              <w:t>suppliers</w:t>
+            </w:r>
+            <w:r>
+              <w:rPr>
+                <w:rFonts w:ascii="Arial" w:hAnsi="Arial" w:eastAsia="Arial" w:cs="Arial"/>
+                <w:sz w:val="32"/>
+                <w:szCs w:val="32"/>
+                <w:lang w:val="en-US"/>
+              </w:rPr>
+              <w:t xml:space="preserve"> accounts </w:t>
+            </w:r>
+            <w:r>
+              <w:rPr>
+                <w:rFonts w:ascii="Arial" w:hAnsi="Arial" w:eastAsia="Arial" w:cs="Arial"/>
+                <w:sz w:val="32"/>
+                <w:szCs w:val="32"/>
+                <w:lang w:val="en-US"/>
+              </w:rPr>
+              <w:t xml:space="preserve">will </w:t>
+            </w:r>
+            <w:r>
+              <w:rPr>
+                <w:rFonts w:ascii="Arial" w:hAnsi="Arial" w:eastAsia="Arial" w:cs="Arial"/>
+                <w:sz w:val="32"/>
+                <w:szCs w:val="32"/>
+                <w:lang w:val="en-US"/>
+              </w:rPr>
+              <w:t>have</w:t>
+            </w:r>
+            <w:r>
+              <w:rPr>
+                <w:rFonts w:ascii="Arial" w:hAnsi="Arial" w:eastAsia="Arial" w:cs="Arial"/>
+                <w:sz w:val="32"/>
+                <w:szCs w:val="32"/>
+                <w:lang w:val="en-US"/>
+              </w:rPr>
+              <w:t xml:space="preserve"> the new supplier </w:t>
+            </w:r>
+            <w:r>
+              <w:rPr>
+                <w:rFonts w:ascii="Arial" w:hAnsi="Arial" w:eastAsia="Arial" w:cs="Arial"/>
+                <w:sz w:val="32"/>
+                <w:szCs w:val="32"/>
+                <w:lang w:val="en-US"/>
+              </w:rPr>
+              <w:t>in it</w:t>
+            </w:r>
+            <w:r>
+              <w:rPr>
+                <w:rFonts w:ascii="Arial" w:hAnsi="Arial" w:eastAsia="Arial" w:cs="Arial"/>
+                <w:sz w:val="32"/>
+                <w:szCs w:val="32"/>
+                <w:lang w:val="en-US"/>
+              </w:rPr>
+              <w:t>.</w:t>
+            </w:r>
+          </w:p>
+        </w:tc>
+      </w:tr>
+      <w:tr>
+        <w:trPr>
+          <w:trHeight w:val="1800"/>
+        </w:trPr>
+        <w:tc>
+          <w:tcPr>
+            <w:cnfStyle w:val="000000000000" w:firstRow="0" w:lastRow="0" w:firstColumn="0" w:lastColumn="0" w:oddVBand="0" w:evenVBand="0" w:oddHBand="0" w:evenHBand="0" w:firstRowFirstColumn="0" w:firstRowLastColumn="0" w:lastRowFirstColumn="0" w:lastRowLastColumn="0"/>
+            <w:tcW w:w="2114" w:type="dxa"/>
+            <w:shd w:val="clear" w:color="auto" w:fill="4482CF"/>
+            <w:tcMar/>
+            <w:vAlign w:val="center"/>
+          </w:tcPr>
+          <w:p>
+            <w:pPr>
+              <w:jc w:val="center"/>
+              <w:rPr>
+                <w:rFonts w:ascii="Arial" w:hAnsi="Arial" w:eastAsia="Arial" w:cs="Arial"/>
+                <w:b w:val="1"/>
+                <w:bCs w:val="1"/>
+                <w:sz w:val="32"/>
+                <w:szCs w:val="32"/>
+                <w:lang w:val="en-US"/>
+              </w:rPr>
+            </w:pPr>
+            <w:r>
+              <w:rPr>
+                <w:rFonts w:ascii="Arial" w:hAnsi="Arial" w:eastAsia="Arial" w:cs="Arial"/>
+                <w:b w:val="1"/>
+                <w:bCs w:val="1"/>
+                <w:sz w:val="32"/>
+                <w:szCs w:val="32"/>
+                <w:lang w:val="en-US"/>
+              </w:rPr>
+              <w:t>Req_FR_36</w:t>
+            </w:r>
+          </w:p>
+        </w:tc>
+        <w:tc>
+          <w:tcPr>
+            <w:cnfStyle w:val="000000000000" w:firstRow="0" w:lastRow="0" w:firstColumn="0" w:lastColumn="0" w:oddVBand="0" w:evenVBand="0" w:oddHBand="0" w:evenHBand="0" w:firstRowFirstColumn="0" w:firstRowLastColumn="0" w:lastRowFirstColumn="0" w:lastRowLastColumn="0"/>
+            <w:tcW w:w="7216" w:type="dxa"/>
+            <w:shd w:val="clear" w:color="auto" w:fill="DAEEF3" w:themeFill="accent5" w:themeFillTint="33"/>
+            <w:tcMar/>
+            <w:vAlign w:val="center"/>
+          </w:tcPr>
+          <w:p>
+            <w:pPr>
+              <w:pStyle w:val="Normal"/>
+              <w:rPr>
+                <w:rFonts w:ascii="Arial" w:hAnsi="Arial" w:eastAsia="Arial" w:cs="Arial"/>
+                <w:sz w:val="32"/>
+                <w:szCs w:val="32"/>
+                <w:lang w:val="en-US"/>
+              </w:rPr>
+            </w:pPr>
+            <w:r>
+              <w:rPr>
+                <w:rFonts w:ascii="Arial" w:hAnsi="Arial" w:eastAsia="Arial" w:cs="Arial"/>
+                <w:sz w:val="32"/>
+                <w:szCs w:val="32"/>
+                <w:lang w:val="en-US"/>
+              </w:rPr>
+              <w:t>Supplier data validations will be the same as the validations fo</w:t>
+            </w:r>
+            <w:r>
+              <w:rPr>
+                <w:rFonts w:ascii="Arial" w:hAnsi="Arial" w:eastAsia="Arial" w:cs="Arial"/>
+                <w:sz w:val="32"/>
+                <w:szCs w:val="32"/>
+                <w:lang w:val="en-US"/>
+              </w:rPr>
+              <w:t xml:space="preserve">r client registration. The validation for the phone number will be the same as the phone </w:t>
+            </w:r>
+            <w:r>
+              <w:rPr>
+                <w:rFonts w:ascii="Arial" w:hAnsi="Arial" w:eastAsia="Arial" w:cs="Arial"/>
+                <w:sz w:val="32"/>
+                <w:szCs w:val="32"/>
+                <w:lang w:val="en-US"/>
+              </w:rPr>
+              <w:t xml:space="preserve">number </w:t>
+            </w:r>
+            <w:r>
+              <w:rPr>
+                <w:rFonts w:ascii="Arial" w:hAnsi="Arial" w:eastAsia="Arial" w:cs="Arial"/>
+                <w:sz w:val="32"/>
+                <w:szCs w:val="32"/>
+                <w:lang w:val="en-US"/>
+              </w:rPr>
+              <w:t>on the payment</w:t>
+            </w:r>
+            <w:r>
+              <w:rPr>
+                <w:rFonts w:ascii="Arial" w:hAnsi="Arial" w:eastAsia="Arial" w:cs="Arial"/>
+                <w:sz w:val="32"/>
+                <w:szCs w:val="32"/>
+                <w:lang w:val="en-US"/>
+              </w:rPr>
+              <w:t xml:space="preserve"> page.</w:t>
+            </w:r>
+          </w:p>
+        </w:tc>
+      </w:tr>
+      <w:tr xmlns:wp14="http://schemas.microsoft.com/office/word/2010/wordml" wp14:textId="77777777">
+        <w:trPr>
+          <w:trHeight w:val="1490"/>
+        </w:trPr>
+        <w:tc>
+          <w:tcPr>
+            <w:cnfStyle w:val="000000000000" w:firstRow="0" w:lastRow="0" w:firstColumn="0" w:lastColumn="0" w:oddVBand="0" w:evenVBand="0" w:oddHBand="0" w:evenHBand="0" w:firstRowFirstColumn="0" w:firstRowLastColumn="0" w:lastRowFirstColumn="0" w:lastRowLastColumn="0"/>
+            <w:tcW w:w="2115" w:type="dxa"/>
+            <w:shd w:val="clear" w:color="auto" w:fill="4482CF"/>
+            <w:tcMar/>
+            <w:vAlign w:val="center"/>
+          </w:tcPr>
+          <w:p>
+            <w:pPr>
+              <w:jc w:val="center"/>
+              <w:rPr>
+                <w:rFonts w:ascii="Arial" w:hAnsi="Arial" w:eastAsia="Arial" w:cs="Arial"/>
+                <w:b w:val="1"/>
+                <w:bCs w:val="1"/>
+                <w:sz w:val="32"/>
+                <w:szCs w:val="32"/>
+                <w:lang w:val="en-US"/>
+              </w:rPr>
+            </w:pPr>
+            <w:r>
+              <w:rPr>
+                <w:rFonts w:ascii="Arial" w:hAnsi="Arial" w:eastAsia="Arial" w:cs="Arial"/>
+                <w:b w:val="1"/>
+                <w:bCs w:val="1"/>
+                <w:sz w:val="32"/>
+                <w:szCs w:val="32"/>
+                <w:lang w:val="en-US"/>
+              </w:rPr>
+              <w:t>Req_FR_37</w:t>
+            </w:r>
+          </w:p>
+        </w:tc>
+        <w:tc>
+          <w:tcPr>
+            <w:cnfStyle w:val="000000000000" w:firstRow="0" w:lastRow="0" w:firstColumn="0" w:lastColumn="0" w:oddVBand="0" w:evenVBand="0" w:oddHBand="0" w:evenHBand="0" w:firstRowFirstColumn="0" w:firstRowLastColumn="0" w:lastRowFirstColumn="0" w:lastRowLastColumn="0"/>
+            <w:tcW w:w="7245" w:type="dxa"/>
+            <w:shd w:val="clear" w:color="auto" w:fill="FFFFFF" w:themeFill="background1"/>
+            <w:tcMar/>
+            <w:vAlign w:val="center"/>
+          </w:tcPr>
+          <w:p wp14:textId="77777777">
+            <w:pPr>
+              <w:rPr>
+                <w:rFonts w:ascii="Arial" w:hAnsi="Arial" w:eastAsia="Arial" w:cs="Arial"/>
+                <w:sz w:val="32"/>
+                <w:szCs w:val="32"/>
+                <w:lang w:val="en-US"/>
+              </w:rPr>
+            </w:pPr>
+            <w:r>
+              <w:rPr>
+                <w:rFonts w:ascii="Arial" w:hAnsi="Arial" w:eastAsia="Arial" w:cs="Arial"/>
+                <w:sz w:val="32"/>
+                <w:szCs w:val="32"/>
+                <w:lang w:val="en-US"/>
+              </w:rPr>
+              <w:t>After the admin deletes a supplier or client account, a pop-up message appears saying: “Account deleted successfully”.</w:t>
+            </w:r>
+          </w:p>
+        </w:tc>
+      </w:tr>
+      <w:tr xmlns:wp14="http://schemas.microsoft.com/office/word/2010/wordml" wp14:textId="77777777">
+        <w:trPr>
+          <w:trHeight w:val="1800"/>
+        </w:trPr>
+        <w:tc>
+          <w:tcPr>
+            <w:cnfStyle w:val="000000000000" w:firstRow="0" w:lastRow="0" w:firstColumn="0" w:lastColumn="0" w:oddVBand="0" w:evenVBand="0" w:oddHBand="0" w:evenHBand="0" w:firstRowFirstColumn="0" w:firstRowLastColumn="0" w:lastRowFirstColumn="0" w:lastRowLastColumn="0"/>
+            <w:tcW w:w="2115" w:type="dxa"/>
+            <w:shd w:val="clear" w:color="auto" w:fill="4482CF"/>
+            <w:tcMar/>
+            <w:vAlign w:val="center"/>
+          </w:tcPr>
+          <w:p>
+            <w:pPr>
+              <w:jc w:val="center"/>
+              <w:rPr>
+                <w:rFonts w:ascii="Arial" w:hAnsi="Arial" w:eastAsia="Arial" w:cs="Arial"/>
+                <w:b w:val="1"/>
+                <w:bCs w:val="1"/>
+                <w:sz w:val="32"/>
+                <w:szCs w:val="32"/>
+                <w:lang w:val="en-US"/>
+              </w:rPr>
+            </w:pPr>
+            <w:r>
+              <w:rPr>
+                <w:rFonts w:ascii="Arial" w:hAnsi="Arial" w:eastAsia="Arial" w:cs="Arial"/>
+                <w:b w:val="1"/>
+                <w:bCs w:val="1"/>
+                <w:sz w:val="32"/>
+                <w:szCs w:val="32"/>
+                <w:lang w:val="en-US"/>
+              </w:rPr>
+              <w:t>Req_FR_38</w:t>
+            </w:r>
+          </w:p>
+        </w:tc>
+        <w:tc>
+          <w:tcPr>
+            <w:cnfStyle w:val="000000000000" w:firstRow="0" w:lastRow="0" w:firstColumn="0" w:lastColumn="0" w:oddVBand="0" w:evenVBand="0" w:oddHBand="0" w:evenHBand="0" w:firstRowFirstColumn="0" w:firstRowLastColumn="0" w:lastRowFirstColumn="0" w:lastRowLastColumn="0"/>
+            <w:tcW w:w="7245" w:type="dxa"/>
+            <w:shd w:val="clear" w:color="auto" w:fill="DAEEF3" w:themeFill="accent5" w:themeFillTint="33"/>
+            <w:tcMar/>
+            <w:vAlign w:val="center"/>
+          </w:tcPr>
+          <w:p wp14:textId="0A57E8C3">
+            <w:pPr>
+              <w:pStyle w:val="Normal"/>
+              <w:suppressLineNumbers w:val="0"/>
+              <w:bidi w:val="0"/>
+              <w:spacing w:before="0" w:beforeAutospacing="off" w:after="0" w:afterAutospacing="off" w:line="240" w:lineRule="auto"/>
+              <w:ind w:left="0" w:right="0"/>
+              <w:jc w:val="left"/>
+              <w:rPr>
+                <w:rFonts w:ascii="Arial" w:hAnsi="Arial" w:eastAsia="Arial" w:cs="Arial"/>
+                <w:sz w:val="32"/>
+                <w:szCs w:val="32"/>
+                <w:lang w:val="en-US"/>
+              </w:rPr>
+            </w:pPr>
+            <w:r>
+              <w:rPr>
+                <w:rFonts w:ascii="Arial" w:hAnsi="Arial" w:eastAsia="Arial" w:cs="Arial"/>
+                <w:sz w:val="32"/>
+                <w:szCs w:val="32"/>
+                <w:lang w:val="en-US"/>
+              </w:rPr>
+              <w:t xml:space="preserve">If the admin tries to add a supplier with the same </w:t>
+            </w:r>
+            <w:r>
+              <w:rPr>
+                <w:rFonts w:ascii="Arial" w:hAnsi="Arial" w:eastAsia="Arial" w:cs="Arial"/>
+                <w:sz w:val="32"/>
+                <w:szCs w:val="32"/>
+                <w:lang w:val="en-US"/>
+              </w:rPr>
+              <w:t>email</w:t>
+            </w:r>
+            <w:r>
+              <w:rPr>
+                <w:rFonts w:ascii="Arial" w:hAnsi="Arial" w:eastAsia="Arial" w:cs="Arial"/>
+                <w:sz w:val="32"/>
+                <w:szCs w:val="32"/>
+                <w:lang w:val="en-US"/>
+              </w:rPr>
+              <w:t xml:space="preserve"> as an existing supplier, a pop-up message appears saying:</w:t>
+            </w:r>
+            <w:r>
+              <w:rPr>
+                <w:rFonts w:ascii="Arial" w:hAnsi="Arial" w:eastAsia="Arial" w:cs="Arial"/>
+                <w:color w:val="auto"/>
+                <w:sz w:val="32"/>
+                <w:szCs w:val="32"/>
+                <w:lang w:val="en-US"/>
+              </w:rPr>
+              <w:t xml:space="preserve"> “</w:t>
+            </w:r>
+            <w:r>
+              <w:rPr>
+                <w:rFonts w:ascii="Arial" w:hAnsi="Arial" w:eastAsia="Arial" w:cs="Arial"/>
+                <w:b w:val="0"/>
+                <w:bCs w:val="0"/>
+                <w:i w:val="0"/>
+                <w:iCs w:val="0"/>
+                <w:caps w:val="0"/>
+                <w:smallCaps w:val="0"/>
+                <w:noProof w:val="0"/>
+                <w:color w:val="auto"/>
+                <w:sz w:val="32"/>
+                <w:szCs w:val="32"/>
+                <w:lang w:val="en-US"/>
+              </w:rPr>
+              <w:t>Supplier with these data already exists</w:t>
+            </w:r>
+            <w:r>
+              <w:rPr>
+                <w:rFonts w:ascii="Arial" w:hAnsi="Arial" w:eastAsia="Arial" w:cs="Arial"/>
+                <w:color w:val="auto"/>
+                <w:sz w:val="32"/>
+                <w:szCs w:val="32"/>
+                <w:lang w:val="en-US"/>
+              </w:rPr>
+              <w:t>”</w:t>
+            </w:r>
+          </w:p>
+        </w:tc>
+      </w:tr>
+      <w:tr xmlns:wp14="http://schemas.microsoft.com/office/word/2010/wordml" wp14:textId="77777777">
+        <w:trPr>
+          <w:trHeight w:val="1800"/>
+        </w:trPr>
+        <w:tc>
+          <w:tcPr>
+            <w:cnfStyle w:val="000000000000" w:firstRow="0" w:lastRow="0" w:firstColumn="0" w:lastColumn="0" w:oddVBand="0" w:evenVBand="0" w:oddHBand="0" w:evenHBand="0" w:firstRowFirstColumn="0" w:firstRowLastColumn="0" w:lastRowFirstColumn="0" w:lastRowLastColumn="0"/>
+            <w:tcW w:w="2115" w:type="dxa"/>
+            <w:shd w:val="clear" w:color="auto" w:fill="4482CF"/>
+            <w:tcMar/>
+            <w:vAlign w:val="center"/>
+          </w:tcPr>
+          <w:p>
+            <w:pPr>
+              <w:jc w:val="center"/>
+              <w:rPr>
+                <w:rFonts w:ascii="Arial" w:hAnsi="Arial" w:eastAsia="Arial" w:cs="Arial"/>
+                <w:b w:val="1"/>
+                <w:bCs w:val="1"/>
+                <w:sz w:val="32"/>
+                <w:szCs w:val="32"/>
+                <w:lang w:val="en-US"/>
+              </w:rPr>
+            </w:pPr>
+            <w:r>
+              <w:rPr>
+                <w:rFonts w:ascii="Arial" w:hAnsi="Arial" w:eastAsia="Arial" w:cs="Arial"/>
+                <w:b w:val="1"/>
+                <w:bCs w:val="1"/>
+                <w:sz w:val="32"/>
+                <w:szCs w:val="32"/>
+                <w:lang w:val="en-US"/>
+              </w:rPr>
+              <w:t>Req_FR_39</w:t>
+            </w:r>
+          </w:p>
+        </w:tc>
+        <w:tc>
+          <w:tcPr>
+            <w:cnfStyle w:val="000000000000" w:firstRow="0" w:lastRow="0" w:firstColumn="0" w:lastColumn="0" w:oddVBand="0" w:evenVBand="0" w:oddHBand="0" w:evenHBand="0" w:firstRowFirstColumn="0" w:firstRowLastColumn="0" w:lastRowFirstColumn="0" w:lastRowLastColumn="0"/>
+            <w:tcW w:w="7245" w:type="dxa"/>
+            <w:shd w:val="clear" w:color="auto" w:fill="FFFFFF" w:themeFill="background1"/>
+            <w:tcMar/>
+            <w:vAlign w:val="center"/>
+          </w:tcPr>
+          <w:p wp14:textId="58B995F0">
+            <w:pPr>
+              <w:rPr>
+                <w:rFonts w:ascii="Arial" w:hAnsi="Arial" w:eastAsia="Arial" w:cs="Arial"/>
+                <w:sz w:val="32"/>
+                <w:szCs w:val="32"/>
+                <w:lang w:val="en-US"/>
+              </w:rPr>
+            </w:pPr>
+            <w:r>
+              <w:rPr>
+                <w:rFonts w:ascii="Arial" w:hAnsi="Arial" w:eastAsia="Arial" w:cs="Arial"/>
+                <w:sz w:val="32"/>
+                <w:szCs w:val="32"/>
+                <w:lang w:val="en-US"/>
+              </w:rPr>
+              <w:t>If the admin dashboard has no clients or suppliers, a message is displayed: “No data available”.</w:t>
             </w:r>
           </w:p>
         </w:tc>
@@ -4675,16 +6697,8 @@
     </w:tbl>
     <w:p>
       <w:pPr>
-        <w:pBdr>
-          <w:top w:val="nil" w:color="FF000000" w:sz="0" w:space="0"/>
-          <w:left w:val="nil" w:color="FF000000" w:sz="0" w:space="0"/>
-          <w:bottom w:val="nil" w:color="FF000000" w:sz="0" w:space="0"/>
-          <w:right w:val="nil" w:color="FF000000" w:sz="0" w:space="0"/>
-          <w:between w:val="nil" w:color="FF000000" w:sz="0" w:space="0"/>
-        </w:pBdr>
         <w:spacing w:line="360" w:lineRule="auto"/>
-        <w:ind w:left="720"/>
-        <w:jc w:val="left"/>
+        <w:ind w:left="1440"/>
         <w:rPr>
           <w:rFonts w:ascii="Arial" w:hAnsi="Arial" w:eastAsia="Arial" w:cs="Arial"/>
           <w:b w:val="1"/>
@@ -4697,7 +6711,400 @@
     </w:p>
     <w:p>
       <w:pPr>
-        <w:jc w:val="left"/>
+        <w:spacing w:line="360" w:lineRule="auto"/>
+        <w:ind w:left="1440"/>
+        <w:rPr>
+          <w:rFonts w:ascii="Arial" w:hAnsi="Arial" w:eastAsia="Arial" w:cs="Arial"/>
+          <w:b w:val="1"/>
+          <w:bCs w:val="1"/>
+          <w:color w:val="00B050"/>
+          <w:sz w:val="40"/>
+          <w:szCs w:val="40"/>
+        </w:rPr>
+      </w:pPr>
+    </w:p>
+    <w:p>
+      <w:pPr>
+        <w:spacing w:line="360" w:lineRule="auto"/>
+        <w:ind w:left="1440"/>
+        <w:rPr>
+          <w:rFonts w:ascii="Arial" w:hAnsi="Arial" w:eastAsia="Arial" w:cs="Arial"/>
+          <w:b w:val="1"/>
+          <w:bCs w:val="1"/>
+          <w:color w:val="00B050"/>
+          <w:sz w:val="40"/>
+          <w:szCs w:val="40"/>
+        </w:rPr>
+      </w:pPr>
+    </w:p>
+    <w:p xmlns:wp14="http://schemas.microsoft.com/office/word/2010/wordml" wp14:textId="77777777">
+      <w:pPr>
+        <w:numPr>
+          <w:ilvl w:val="1"/>
+          <w:numId w:val="5"/>
+        </w:numPr>
+        <w:spacing w:line="360" w:lineRule="auto"/>
+        <w:rPr>
+          <w:rFonts w:ascii="Arial" w:hAnsi="Arial" w:eastAsia="Arial" w:cs="Arial"/>
+          <w:b/>
+          <w:bCs/>
+          <w:color w:val="00B050"/>
+          <w:sz w:val="40"/>
+          <w:szCs w:val="40"/>
+        </w:rPr>
+      </w:pPr>
+      <w:r>
+        <w:rPr>
+          <w:rFonts w:ascii="Arial" w:hAnsi="Arial" w:eastAsia="Arial" w:cs="Arial"/>
+          <w:b/>
+          <w:bCs/>
+          <w:color w:val="00B050"/>
+          <w:sz w:val="40"/>
+          <w:szCs w:val="40"/>
+        </w:rPr>
+        <w:t>Web Page Features:</w:t>
+      </w:r>
+    </w:p>
+    <w:tbl>
+      <w:tblPr>
+        <w:tblStyle w:val="GridTable5Dark-Accent1"/>
+        <w:tblW w:w="0" w:type="auto"/>
+        <w:tblBorders>
+          <w:top w:val="single" w:color="1F497D" w:themeColor="text2" w:sz="12" w:space="0"/>
+          <w:left w:val="single" w:color="1F497D" w:themeColor="text2" w:sz="12" w:space="0"/>
+          <w:bottom w:val="single" w:color="1F497D" w:themeColor="text2" w:sz="12" w:space="0"/>
+          <w:right w:val="single" w:color="1F497D" w:themeColor="text2" w:sz="12" w:space="0"/>
+          <w:insideH w:val="single" w:color="1F497D" w:themeColor="text2" w:sz="12" w:space="0"/>
+          <w:insideV w:val="single" w:color="1F497D" w:themeColor="text2" w:sz="12" w:space="0"/>
+        </w:tblBorders>
+        <w:tblLook w:val="0600" w:firstRow="0" w:lastRow="0" w:firstColumn="0" w:lastColumn="0" w:noHBand="1" w:noVBand="1"/>
+      </w:tblPr>
+      <w:tblGrid>
+        <w:gridCol w:w="2114"/>
+        <w:gridCol w:w="7216"/>
+      </w:tblGrid>
+      <w:tr xmlns:wp14="http://schemas.microsoft.com/office/word/2010/wordml" wp14:textId="77777777">
+        <w:trPr>
+          <w:trHeight w:val="1050"/>
+        </w:trPr>
+        <w:tc>
+          <w:tcPr>
+            <w:cnfStyle w:val="000000000000" w:firstRow="0" w:lastRow="0" w:firstColumn="0" w:lastColumn="0" w:oddVBand="0" w:evenVBand="0" w:oddHBand="0" w:evenHBand="0" w:firstRowFirstColumn="0" w:firstRowLastColumn="0" w:lastRowFirstColumn="0" w:lastRowLastColumn="0"/>
+            <w:tcW w:w="2115" w:type="dxa"/>
+            <w:shd w:val="clear" w:color="auto" w:fill="4482CF"/>
+            <w:tcMar/>
+            <w:vAlign w:val="center"/>
+          </w:tcPr>
+          <w:p wp14:textId="77777777">
+            <w:pPr>
+              <w:jc w:val="center"/>
+              <w:rPr>
+                <w:rFonts w:ascii="Arial" w:hAnsi="Arial" w:eastAsia="Arial" w:cs="Arial"/>
+                <w:b/>
+                <w:bCs/>
+                <w:color w:val="000000" w:themeColor="text1"/>
+                <w:sz w:val="40"/>
+                <w:szCs w:val="40"/>
+              </w:rPr>
+            </w:pPr>
+            <w:r>
+              <w:rPr>
+                <w:rFonts w:ascii="Arial" w:hAnsi="Arial" w:eastAsia="Arial" w:cs="Arial"/>
+                <w:b/>
+                <w:bCs/>
+                <w:color w:val="000000" w:themeColor="text1"/>
+                <w:sz w:val="40"/>
+                <w:szCs w:val="40"/>
+              </w:rPr>
+              <w:t>ID</w:t>
+            </w:r>
+          </w:p>
+        </w:tc>
+        <w:tc>
+          <w:tcPr>
+            <w:cnfStyle w:val="000000000000" w:firstRow="0" w:lastRow="0" w:firstColumn="0" w:lastColumn="0" w:oddVBand="0" w:evenVBand="0" w:oddHBand="0" w:evenHBand="0" w:firstRowFirstColumn="0" w:firstRowLastColumn="0" w:lastRowFirstColumn="0" w:lastRowLastColumn="0"/>
+            <w:tcW w:w="7245" w:type="dxa"/>
+            <w:shd w:val="clear" w:color="auto" w:fill="4482CF"/>
+            <w:tcMar/>
+            <w:vAlign w:val="center"/>
+          </w:tcPr>
+          <w:p wp14:textId="77777777">
+            <w:pPr>
+              <w:jc w:val="center"/>
+              <w:rPr>
+                <w:rFonts w:ascii="Arial" w:hAnsi="Arial" w:eastAsia="Arial" w:cs="Arial"/>
+                <w:b/>
+                <w:bCs/>
+                <w:color w:val="000000" w:themeColor="text1"/>
+                <w:sz w:val="40"/>
+                <w:szCs w:val="40"/>
+              </w:rPr>
+            </w:pPr>
+            <w:r>
+              <w:rPr>
+                <w:rFonts w:ascii="Arial" w:hAnsi="Arial" w:eastAsia="Arial" w:cs="Arial"/>
+                <w:b/>
+                <w:bCs/>
+                <w:color w:val="000000" w:themeColor="text1"/>
+                <w:sz w:val="40"/>
+                <w:szCs w:val="40"/>
+              </w:rPr>
+              <w:t>Requirement</w:t>
+            </w:r>
+          </w:p>
+        </w:tc>
+      </w:tr>
+      <w:tr xmlns:wp14="http://schemas.microsoft.com/office/word/2010/wordml" wp14:textId="77777777">
+        <w:trPr>
+          <w:trHeight w:val="1968"/>
+        </w:trPr>
+        <w:tc>
+          <w:tcPr>
+            <w:cnfStyle w:val="000000000000" w:firstRow="0" w:lastRow="0" w:firstColumn="0" w:lastColumn="0" w:oddVBand="0" w:evenVBand="0" w:oddHBand="0" w:evenHBand="0" w:firstRowFirstColumn="0" w:firstRowLastColumn="0" w:lastRowFirstColumn="0" w:lastRowLastColumn="0"/>
+            <w:tcW w:w="2115" w:type="dxa"/>
+            <w:shd w:val="clear" w:color="auto" w:fill="4482CF"/>
+            <w:tcMar/>
+            <w:vAlign w:val="center"/>
+          </w:tcPr>
+          <w:p wp14:textId="25E539F1">
+            <w:pPr>
+              <w:jc w:val="center"/>
+              <w:rPr>
+                <w:rFonts w:ascii="Arial" w:hAnsi="Arial" w:eastAsia="Arial" w:cs="Arial"/>
+                <w:b w:val="1"/>
+                <w:bCs w:val="1"/>
+                <w:sz w:val="32"/>
+                <w:szCs w:val="32"/>
+                <w:lang w:val="en-US"/>
+              </w:rPr>
+            </w:pPr>
+            <w:r>
+              <w:rPr>
+                <w:rFonts w:ascii="Arial" w:hAnsi="Arial" w:eastAsia="Arial" w:cs="Arial"/>
+                <w:b w:val="1"/>
+                <w:bCs w:val="1"/>
+                <w:sz w:val="32"/>
+                <w:szCs w:val="32"/>
+                <w:lang w:val="en-US"/>
+              </w:rPr>
+              <w:t>Req_FR_</w:t>
+            </w:r>
+            <w:r>
+              <w:rPr>
+                <w:rFonts w:ascii="Arial" w:hAnsi="Arial" w:eastAsia="Arial" w:cs="Arial"/>
+                <w:b w:val="1"/>
+                <w:bCs w:val="1"/>
+                <w:sz w:val="32"/>
+                <w:szCs w:val="32"/>
+                <w:lang w:val="en-US"/>
+              </w:rPr>
+              <w:t>4</w:t>
+            </w:r>
+            <w:r>
+              <w:rPr>
+                <w:rFonts w:ascii="Arial" w:hAnsi="Arial" w:eastAsia="Arial" w:cs="Arial"/>
+                <w:b w:val="1"/>
+                <w:bCs w:val="1"/>
+                <w:sz w:val="32"/>
+                <w:szCs w:val="32"/>
+                <w:lang w:val="en-US"/>
+              </w:rPr>
+              <w:t>0</w:t>
+            </w:r>
+          </w:p>
+        </w:tc>
+        <w:tc>
+          <w:tcPr>
+            <w:cnfStyle w:val="000000000000" w:firstRow="0" w:lastRow="0" w:firstColumn="0" w:lastColumn="0" w:oddVBand="0" w:evenVBand="0" w:oddHBand="0" w:evenHBand="0" w:firstRowFirstColumn="0" w:firstRowLastColumn="0" w:lastRowFirstColumn="0" w:lastRowLastColumn="0"/>
+            <w:tcW w:w="7245" w:type="dxa"/>
+            <w:shd w:val="clear" w:color="auto" w:fill="FFFFFF" w:themeFill="background1"/>
+            <w:tcMar/>
+            <w:vAlign w:val="center"/>
+          </w:tcPr>
+          <w:p wp14:textId="50640C96">
+            <w:pPr>
+              <w:pStyle w:val="Normal"/>
+              <w:rPr>
+                <w:rFonts w:ascii="Arial" w:hAnsi="Arial" w:eastAsia="Arial" w:cs="Arial"/>
+                <w:noProof w:val="0"/>
+                <w:sz w:val="32"/>
+                <w:szCs w:val="32"/>
+                <w:lang w:val="en-US"/>
+              </w:rPr>
+            </w:pPr>
+            <w:r>
+              <w:rPr>
+                <w:rFonts w:ascii="Arial" w:hAnsi="Arial" w:eastAsia="Arial" w:cs="Arial"/>
+                <w:sz w:val="32"/>
+                <w:szCs w:val="32"/>
+                <w:lang w:val="en-US"/>
+              </w:rPr>
+              <w:t xml:space="preserve">The first page displayed when accessing the website is the </w:t>
+            </w:r>
+            <w:r>
+              <w:rPr>
+                <w:rFonts w:ascii="Arial" w:hAnsi="Arial" w:eastAsia="Arial" w:cs="Arial"/>
+                <w:b w:val="0"/>
+                <w:bCs w:val="0"/>
+                <w:i w:val="0"/>
+                <w:iCs w:val="0"/>
+                <w:caps w:val="0"/>
+                <w:smallCaps w:val="0"/>
+                <w:noProof w:val="0"/>
+                <w:color w:val="000000" w:themeColor="text1" w:themeTint="FF" w:themeShade="FF"/>
+                <w:sz w:val="32"/>
+                <w:szCs w:val="32"/>
+                <w:lang w:val="en-US"/>
+              </w:rPr>
+              <w:t xml:space="preserve">log in page and from the login page, the client can go to the </w:t>
+            </w:r>
+            <w:r>
+              <w:rPr>
+                <w:rFonts w:ascii="Arial" w:hAnsi="Arial" w:eastAsia="Arial" w:cs="Arial"/>
+                <w:b w:val="0"/>
+                <w:bCs w:val="0"/>
+                <w:i w:val="0"/>
+                <w:iCs w:val="0"/>
+                <w:caps w:val="0"/>
+                <w:smallCaps w:val="0"/>
+                <w:noProof w:val="0"/>
+                <w:color w:val="000000" w:themeColor="text1" w:themeTint="FF" w:themeShade="FF"/>
+                <w:sz w:val="32"/>
+                <w:szCs w:val="32"/>
+                <w:lang w:val="en-US"/>
+              </w:rPr>
+              <w:t>sign-up</w:t>
+            </w:r>
+            <w:r>
+              <w:rPr>
+                <w:rFonts w:ascii="Arial" w:hAnsi="Arial" w:eastAsia="Arial" w:cs="Arial"/>
+                <w:b w:val="0"/>
+                <w:bCs w:val="0"/>
+                <w:i w:val="0"/>
+                <w:iCs w:val="0"/>
+                <w:caps w:val="0"/>
+                <w:smallCaps w:val="0"/>
+                <w:noProof w:val="0"/>
+                <w:color w:val="000000" w:themeColor="text1" w:themeTint="FF" w:themeShade="FF"/>
+                <w:sz w:val="32"/>
+                <w:szCs w:val="32"/>
+                <w:lang w:val="en-US"/>
+              </w:rPr>
+              <w:t xml:space="preserve"> page</w:t>
+            </w:r>
+          </w:p>
+        </w:tc>
+      </w:tr>
+      <w:tr xmlns:wp14="http://schemas.microsoft.com/office/word/2010/wordml" wp14:textId="77777777">
+        <w:trPr>
+          <w:trHeight w:val="1455"/>
+        </w:trPr>
+        <w:tc>
+          <w:tcPr>
+            <w:cnfStyle w:val="000000000000" w:firstRow="0" w:lastRow="0" w:firstColumn="0" w:lastColumn="0" w:oddVBand="0" w:evenVBand="0" w:oddHBand="0" w:evenHBand="0" w:firstRowFirstColumn="0" w:firstRowLastColumn="0" w:lastRowFirstColumn="0" w:lastRowLastColumn="0"/>
+            <w:tcW w:w="2115" w:type="dxa"/>
+            <w:shd w:val="clear" w:color="auto" w:fill="4482CF"/>
+            <w:tcMar/>
+            <w:vAlign w:val="center"/>
+          </w:tcPr>
+          <w:p wp14:textId="66792CBE">
+            <w:pPr>
+              <w:jc w:val="center"/>
+              <w:rPr>
+                <w:rFonts w:ascii="Arial" w:hAnsi="Arial" w:eastAsia="Arial" w:cs="Arial"/>
+                <w:b w:val="1"/>
+                <w:bCs w:val="1"/>
+                <w:sz w:val="32"/>
+                <w:szCs w:val="32"/>
+                <w:lang w:val="en-US"/>
+              </w:rPr>
+            </w:pPr>
+            <w:r>
+              <w:rPr>
+                <w:rFonts w:ascii="Arial" w:hAnsi="Arial" w:eastAsia="Arial" w:cs="Arial"/>
+                <w:b w:val="1"/>
+                <w:bCs w:val="1"/>
+                <w:sz w:val="32"/>
+                <w:szCs w:val="32"/>
+                <w:lang w:val="en-US"/>
+              </w:rPr>
+              <w:t>Req_FR_</w:t>
+            </w:r>
+            <w:r>
+              <w:rPr>
+                <w:rFonts w:ascii="Arial" w:hAnsi="Arial" w:eastAsia="Arial" w:cs="Arial"/>
+                <w:b w:val="1"/>
+                <w:bCs w:val="1"/>
+                <w:sz w:val="32"/>
+                <w:szCs w:val="32"/>
+                <w:lang w:val="en-US"/>
+              </w:rPr>
+              <w:t>4</w:t>
+            </w:r>
+            <w:r>
+              <w:rPr>
+                <w:rFonts w:ascii="Arial" w:hAnsi="Arial" w:eastAsia="Arial" w:cs="Arial"/>
+                <w:b w:val="1"/>
+                <w:bCs w:val="1"/>
+                <w:sz w:val="32"/>
+                <w:szCs w:val="32"/>
+                <w:lang w:val="en-US"/>
+              </w:rPr>
+              <w:t>1</w:t>
+            </w:r>
+          </w:p>
+        </w:tc>
+        <w:tc>
+          <w:tcPr>
+            <w:cnfStyle w:val="000000000000" w:firstRow="0" w:lastRow="0" w:firstColumn="0" w:lastColumn="0" w:oddVBand="0" w:evenVBand="0" w:oddHBand="0" w:evenHBand="0" w:firstRowFirstColumn="0" w:firstRowLastColumn="0" w:lastRowFirstColumn="0" w:lastRowLastColumn="0"/>
+            <w:tcW w:w="7245" w:type="dxa"/>
+            <w:shd w:val="clear" w:color="auto" w:fill="DAEEF3" w:themeFill="accent5" w:themeFillTint="33"/>
+            <w:tcMar/>
+            <w:vAlign w:val="center"/>
+          </w:tcPr>
+          <w:p wp14:textId="77777777">
+            <w:pPr>
+              <w:rPr>
+                <w:rFonts w:ascii="Arial" w:hAnsi="Arial" w:eastAsia="Arial" w:cs="Arial"/>
+                <w:sz w:val="32"/>
+                <w:szCs w:val="32"/>
+              </w:rPr>
+            </w:pPr>
+            <w:r>
+              <w:rPr>
+                <w:rFonts w:ascii="Arial" w:hAnsi="Arial" w:eastAsia="Arial" w:cs="Arial"/>
+                <w:sz w:val="32"/>
+                <w:szCs w:val="32"/>
+              </w:rPr>
+              <w:t>The website is displayed in the English language.</w:t>
+            </w:r>
+          </w:p>
+        </w:tc>
+      </w:tr>
+    </w:tbl>
+    <w:p>
+      <w:pPr>
+        <w:pBdr>
+          <w:top w:val="nil"/>
+          <w:left w:val="nil"/>
+          <w:bottom w:val="nil"/>
+          <w:right w:val="nil"/>
+          <w:between w:val="nil"/>
+        </w:pBdr>
+        <w:spacing w:line="360" w:lineRule="auto"/>
+        <w:ind w:left="720"/>
+        <w:rPr>
+          <w:rFonts w:ascii="Arial" w:hAnsi="Arial" w:eastAsia="Arial" w:cs="Arial"/>
+          <w:b/>
+          <w:bCs/>
+          <w:color w:val="00B050"/>
+          <w:sz w:val="40"/>
+          <w:szCs w:val="40"/>
+        </w:rPr>
+      </w:pPr>
+    </w:p>
+    <w:p>
+      <w:pPr>
         <w:rPr>
           <w:rFonts w:ascii="Arial" w:hAnsi="Arial" w:eastAsia="Arial" w:cs="Arial"/>
           <w:sz w:val="32"/>
@@ -4889,37 +7296,37 @@
 
 <file path=word/numbering.xml><?xml version="1.0" encoding="utf-8"?>
 <w:numbering xmlns:wpc="http://schemas.microsoft.com/office/word/2010/wordprocessingCanvas" xmlns:cx="http://schemas.microsoft.com/office/drawing/2014/chartex" xmlns:cx1="http://schemas.microsoft.com/office/drawing/2015/9/8/chartex" xmlns:cx2="http://schemas.microsoft.com/office/drawing/2015/10/21/chartex" xmlns:cx3="http://schemas.microsoft.com/office/drawing/2016/5/9/chartex" xmlns:cx4="http://schemas.microsoft.com/office/drawing/2016/5/10/chartex" xmlns:cx5="http://schemas.microsoft.com/office/drawing/2016/5/11/chartex" xmlns:cx6="http://schemas.microsoft.com/office/drawing/2016/5/12/chartex" xmlns:cx7="http://schemas.microsoft.com/office/drawing/2016/5/13/chartex" xmlns:cx8="http://schemas.microsoft.com/office/drawing/2016/5/14/chartex" xmlns:mc="http://schemas.openxmlformats.org/markup-compatibility/2006" xmlns:aink="http://schemas.microsoft.com/office/drawing/2016/ink" xmlns:am3d="http://schemas.microsoft.com/office/drawing/2017/model3d" xmlns:o="urn:schemas-microsoft-com:office:office" xmlns:oel="http://schemas.microsoft.com/office/2019/extlst" xmlns:r="http://schemas.openxmlformats.org/officeDocument/2006/relationships" xmlns:m="http://schemas.openxmlformats.org/officeDocument/2006/math" xmlns:v="urn:schemas-microsoft-com:vml" xmlns:wp14="http://schemas.microsoft.com/office/word/2010/wordprocessingDrawing" xmlns:wp="http://schemas.openxmlformats.org/drawingml/2006/wordprocessingDrawing" xmlns:w10="urn:schemas-microsoft-com:office:word" xmlns:w="http://schemas.openxmlformats.org/wordprocessingml/2006/main" xmlns:w14="http://schemas.microsoft.com/office/word/2010/wordml" xmlns:w15="http://schemas.microsoft.com/office/word/2012/wordml" xmlns:w16cex="http://schemas.microsoft.com/office/word/2018/wordml/cex" xmlns:w16cid="http://schemas.microsoft.com/office/word/2016/wordml/cid" xmlns:w16="http://schemas.microsoft.com/office/word/2018/wordml" xmlns:w16du="http://schemas.microsoft.com/office/word/2023/wordml/word16du" xmlns:w16sdtdh="http://schemas.microsoft.com/office/word/2020/wordml/sdtdatahash" xmlns:w16sdtfl="http://schemas.microsoft.com/office/word/2024/wordml/sdtformatlock" xmlns:w16se="http://schemas.microsoft.com/office/word/2015/wordml/symex" xmlns:wpg="http://schemas.microsoft.com/office/word/2010/wordprocessingGroup" xmlns:wpi="http://schemas.microsoft.com/office/word/2010/wordprocessingInk" xmlns:wne="http://schemas.microsoft.com/office/word/2006/wordml" xmlns:wps="http://schemas.microsoft.com/office/word/2010/wordprocessingShape" mc:Ignorable="w14 w15 w16se w16cid w16 w16cex w16sdtdh w16sdtfl w16du wp14">
-  <w:abstractNum xmlns:w="http://schemas.openxmlformats.org/wordprocessingml/2006/main" w:abstractNumId="8">
-    <w:nsid w:val="7db107c4"/>
+  <w:abstractNum xmlns:w="http://schemas.openxmlformats.org/wordprocessingml/2006/main" w:abstractNumId="9">
+    <w:nsid w:val="413cc28c"/>
     <w:multiLevelType xmlns:w="http://schemas.openxmlformats.org/wordprocessingml/2006/main" w:val="hybridMultilevel"/>
     <w:lvl xmlns:w="http://schemas.openxmlformats.org/wordprocessingml/2006/main" w:ilvl="0">
       <w:start w:val="1"/>
       <w:numFmt w:val="bullet"/>
-      <w:lvlText w:val=""/>
+      <w:lvlText w:val=""/>
       <w:lvlJc w:val="left"/>
       <w:pPr>
         <w:ind w:left="720" w:hanging="360"/>
       </w:pPr>
       <w:rPr>
-        <w:rFonts w:hint="default" w:ascii="Symbol" w:hAnsi="Symbol"/>
+        <w:rFonts w:hint="default" w:ascii="Wingdings" w:hAnsi="Wingdings"/>
       </w:rPr>
     </w:lvl>
     <w:lvl xmlns:w="http://schemas.openxmlformats.org/wordprocessingml/2006/main" w:ilvl="1">
       <w:start w:val="1"/>
       <w:numFmt w:val="bullet"/>
-      <w:lvlText w:val="o"/>
+      <w:lvlText w:val=""/>
       <w:lvlJc w:val="left"/>
       <w:pPr>
         <w:ind w:left="1440" w:hanging="360"/>
       </w:pPr>
       <w:rPr>
-        <w:rFonts w:hint="default" w:ascii="Courier New" w:hAnsi="Courier New"/>
+        <w:rFonts w:hint="default" w:ascii="Wingdings" w:hAnsi="Wingdings"/>
       </w:rPr>
     </w:lvl>
     <w:lvl xmlns:w="http://schemas.openxmlformats.org/wordprocessingml/2006/main" w:ilvl="2">
       <w:start w:val="1"/>
       <w:numFmt w:val="bullet"/>
-      <w:lvlText w:val=""/>
+      <w:lvlText w:val=""/>
       <w:lvlJc w:val="left"/>
       <w:pPr>
         <w:ind w:left="2160" w:hanging="360"/>
@@ -4931,31 +7338,31 @@
     <w:lvl xmlns:w="http://schemas.openxmlformats.org/wordprocessingml/2006/main" w:ilvl="3">
       <w:start w:val="1"/>
       <w:numFmt w:val="bullet"/>
-      <w:lvlText w:val=""/>
+      <w:lvlText w:val=""/>
       <w:lvlJc w:val="left"/>
       <w:pPr>
         <w:ind w:left="2880" w:hanging="360"/>
       </w:pPr>
       <w:rPr>
-        <w:rFonts w:hint="default" w:ascii="Symbol" w:hAnsi="Symbol"/>
+        <w:rFonts w:hint="default" w:ascii="Wingdings" w:hAnsi="Wingdings"/>
       </w:rPr>
     </w:lvl>
     <w:lvl xmlns:w="http://schemas.openxmlformats.org/wordprocessingml/2006/main" w:ilvl="4">
       <w:start w:val="1"/>
       <w:numFmt w:val="bullet"/>
-      <w:lvlText w:val="o"/>
+      <w:lvlText w:val=""/>
       <w:lvlJc w:val="left"/>
       <w:pPr>
         <w:ind w:left="3600" w:hanging="360"/>
       </w:pPr>
       <w:rPr>
-        <w:rFonts w:hint="default" w:ascii="Courier New" w:hAnsi="Courier New"/>
+        <w:rFonts w:hint="default" w:ascii="Wingdings" w:hAnsi="Wingdings"/>
       </w:rPr>
     </w:lvl>
     <w:lvl xmlns:w="http://schemas.openxmlformats.org/wordprocessingml/2006/main" w:ilvl="5">
       <w:start w:val="1"/>
       <w:numFmt w:val="bullet"/>
-      <w:lvlText w:val=""/>
+      <w:lvlText w:val=""/>
       <w:lvlJc w:val="left"/>
       <w:pPr>
         <w:ind w:left="4320" w:hanging="360"/>
@@ -4967,31 +7374,31 @@
     <w:lvl xmlns:w="http://schemas.openxmlformats.org/wordprocessingml/2006/main" w:ilvl="6">
       <w:start w:val="1"/>
       <w:numFmt w:val="bullet"/>
-      <w:lvlText w:val=""/>
+      <w:lvlText w:val=""/>
       <w:lvlJc w:val="left"/>
       <w:pPr>
         <w:ind w:left="5040" w:hanging="360"/>
       </w:pPr>
       <w:rPr>
-        <w:rFonts w:hint="default" w:ascii="Symbol" w:hAnsi="Symbol"/>
+        <w:rFonts w:hint="default" w:ascii="Wingdings" w:hAnsi="Wingdings"/>
       </w:rPr>
     </w:lvl>
     <w:lvl xmlns:w="http://schemas.openxmlformats.org/wordprocessingml/2006/main" w:ilvl="7">
       <w:start w:val="1"/>
       <w:numFmt w:val="bullet"/>
-      <w:lvlText w:val="o"/>
+      <w:lvlText w:val=""/>
       <w:lvlJc w:val="left"/>
       <w:pPr>
         <w:ind w:left="5760" w:hanging="360"/>
       </w:pPr>
       <w:rPr>
-        <w:rFonts w:hint="default" w:ascii="Courier New" w:hAnsi="Courier New"/>
+        <w:rFonts w:hint="default" w:ascii="Wingdings" w:hAnsi="Wingdings"/>
       </w:rPr>
     </w:lvl>
     <w:lvl xmlns:w="http://schemas.openxmlformats.org/wordprocessingml/2006/main" w:ilvl="8">
       <w:start w:val="1"/>
       <w:numFmt w:val="bullet"/>
-      <w:lvlText w:val=""/>
+      <w:lvlText w:val=""/>
       <w:lvlJc w:val="left"/>
       <w:pPr>
         <w:ind w:left="6480" w:hanging="360"/>
@@ -5770,38 +8177,154 @@
       </w:rPr>
     </w:lvl>
   </w:abstractNum>
-  <w:num w:numId="9">
+  <w:abstractNum w:abstractNumId="8" w15:restartNumberingAfterBreak="0">
+    <w:nsid w:val="7DB107C4"/>
+    <w:multiLevelType w:val="hybridMultilevel"/>
+    <w:tmpl w:val="FFFFFFFF"/>
+    <w:lvl w:ilvl="0" w:tplc="EBA83D82">
+      <w:start w:val="1"/>
+      <w:numFmt w:val="bullet"/>
+      <w:lvlText w:val=""/>
+      <w:lvlJc w:val="left"/>
+      <w:pPr>
+        <w:ind w:left="720" w:hanging="360"/>
+      </w:pPr>
+      <w:rPr>
+        <w:rFonts w:hint="default" w:ascii="Symbol" w:hAnsi="Symbol"/>
+      </w:rPr>
+    </w:lvl>
+    <w:lvl w:ilvl="1" w:tplc="1F6CE30E">
+      <w:start w:val="1"/>
+      <w:numFmt w:val="bullet"/>
+      <w:lvlText w:val="o"/>
+      <w:lvlJc w:val="left"/>
+      <w:pPr>
+        <w:ind w:left="1440" w:hanging="360"/>
+      </w:pPr>
+      <w:rPr>
+        <w:rFonts w:hint="default" w:ascii="Courier New" w:hAnsi="Courier New"/>
+      </w:rPr>
+    </w:lvl>
+    <w:lvl w:ilvl="2" w:tplc="2CEE30A0">
+      <w:start w:val="1"/>
+      <w:numFmt w:val="bullet"/>
+      <w:lvlText w:val=""/>
+      <w:lvlJc w:val="left"/>
+      <w:pPr>
+        <w:ind w:left="2160" w:hanging="360"/>
+      </w:pPr>
+      <w:rPr>
+        <w:rFonts w:hint="default" w:ascii="Wingdings" w:hAnsi="Wingdings"/>
+      </w:rPr>
+    </w:lvl>
+    <w:lvl w:ilvl="3" w:tplc="D2ACCE3E">
+      <w:start w:val="1"/>
+      <w:numFmt w:val="bullet"/>
+      <w:lvlText w:val=""/>
+      <w:lvlJc w:val="left"/>
+      <w:pPr>
+        <w:ind w:left="2880" w:hanging="360"/>
+      </w:pPr>
+      <w:rPr>
+        <w:rFonts w:hint="default" w:ascii="Symbol" w:hAnsi="Symbol"/>
+      </w:rPr>
+    </w:lvl>
+    <w:lvl w:ilvl="4" w:tplc="C4A819EE">
+      <w:start w:val="1"/>
+      <w:numFmt w:val="bullet"/>
+      <w:lvlText w:val="o"/>
+      <w:lvlJc w:val="left"/>
+      <w:pPr>
+        <w:ind w:left="3600" w:hanging="360"/>
+      </w:pPr>
+      <w:rPr>
+        <w:rFonts w:hint="default" w:ascii="Courier New" w:hAnsi="Courier New"/>
+      </w:rPr>
+    </w:lvl>
+    <w:lvl w:ilvl="5" w:tplc="FF561E7E">
+      <w:start w:val="1"/>
+      <w:numFmt w:val="bullet"/>
+      <w:lvlText w:val=""/>
+      <w:lvlJc w:val="left"/>
+      <w:pPr>
+        <w:ind w:left="4320" w:hanging="360"/>
+      </w:pPr>
+      <w:rPr>
+        <w:rFonts w:hint="default" w:ascii="Wingdings" w:hAnsi="Wingdings"/>
+      </w:rPr>
+    </w:lvl>
+    <w:lvl w:ilvl="6" w:tplc="15A49C7E">
+      <w:start w:val="1"/>
+      <w:numFmt w:val="bullet"/>
+      <w:lvlText w:val=""/>
+      <w:lvlJc w:val="left"/>
+      <w:pPr>
+        <w:ind w:left="5040" w:hanging="360"/>
+      </w:pPr>
+      <w:rPr>
+        <w:rFonts w:hint="default" w:ascii="Symbol" w:hAnsi="Symbol"/>
+      </w:rPr>
+    </w:lvl>
+    <w:lvl w:ilvl="7" w:tplc="FE84C832">
+      <w:start w:val="1"/>
+      <w:numFmt w:val="bullet"/>
+      <w:lvlText w:val="o"/>
+      <w:lvlJc w:val="left"/>
+      <w:pPr>
+        <w:ind w:left="5760" w:hanging="360"/>
+      </w:pPr>
+      <w:rPr>
+        <w:rFonts w:hint="default" w:ascii="Courier New" w:hAnsi="Courier New"/>
+      </w:rPr>
+    </w:lvl>
+    <w:lvl w:ilvl="8" w:tplc="9B209116">
+      <w:start w:val="1"/>
+      <w:numFmt w:val="bullet"/>
+      <w:lvlText w:val=""/>
+      <w:lvlJc w:val="left"/>
+      <w:pPr>
+        <w:ind w:left="6480" w:hanging="360"/>
+      </w:pPr>
+      <w:rPr>
+        <w:rFonts w:hint="default" w:ascii="Wingdings" w:hAnsi="Wingdings"/>
+      </w:rPr>
+    </w:lvl>
+  </w:abstractNum>
+  <w:num w:numId="10">
+    <w:abstractNumId w:val="9"/>
+  </w:num>
+  <w:num w:numId="1" w16cid:durableId="1093431336">
     <w:abstractNumId w:val="8"/>
   </w:num>
-  <w:num w:numId="1" w16cid:durableId="241527857">
+  <w:num w:numId="2" w16cid:durableId="241527857">
     <w:abstractNumId w:val="4"/>
   </w:num>
-  <w:num w:numId="2" w16cid:durableId="985932040">
+  <w:num w:numId="3" w16cid:durableId="985932040">
     <w:abstractNumId w:val="2"/>
   </w:num>
-  <w:num w:numId="3" w16cid:durableId="1903130924">
+  <w:num w:numId="4" w16cid:durableId="1903130924">
     <w:abstractNumId w:val="0"/>
   </w:num>
-  <w:num w:numId="4" w16cid:durableId="777218460">
+  <w:num w:numId="5" w16cid:durableId="777218460">
     <w:abstractNumId w:val="1"/>
   </w:num>
-  <w:num w:numId="5" w16cid:durableId="74056279">
+  <w:num w:numId="6" w16cid:durableId="74056279">
     <w:abstractNumId w:val="6"/>
   </w:num>
-  <w:num w:numId="6" w16cid:durableId="1276449970">
+  <w:num w:numId="7" w16cid:durableId="1276449970">
     <w:abstractNumId w:val="7"/>
   </w:num>
-  <w:num w:numId="7" w16cid:durableId="1595281732">
+  <w:num w:numId="8" w16cid:durableId="1595281732">
     <w:abstractNumId w:val="5"/>
   </w:num>
-  <w:num w:numId="8" w16cid:durableId="1057700654">
+  <w:num w:numId="9" w16cid:durableId="1057700654">
     <w:abstractNumId w:val="3"/>
   </w:num>
 </w:numbering>
 </file>
 
 <file path=word/styles.xml><?xml version="1.0" encoding="utf-8"?>
-<w:styles xmlns:mc="http://schemas.openxmlformats.org/markup-compatibility/2006" xmlns:r="http://schemas.openxmlformats.org/officeDocument/2006/relationships" xmlns:w="http://schemas.openxmlformats.org/wordprocessingml/2006/main" xmlns:w14="http://schemas.microsoft.com/office/word/2010/wordml" xmlns:w15="http://schemas.microsoft.com/office/word/2012/wordml" xmlns:w16cex="http://schemas.microsoft.com/office/word/2018/wordml/cex" xmlns:w16cid="http://schemas.microsoft.com/office/word/2016/wordml/cid" xmlns:w16="http://schemas.microsoft.com/office/word/2018/wordml" xmlns:w16du="http://schemas.microsoft.com/office/word/2023/wordml/word16du" xmlns:w16sdtdh="http://schemas.microsoft.com/office/word/2020/wordml/sdtdatahash" xmlns:w16sdtfl="http://schemas.microsoft.com/office/word/2024/wordml/sdtformatlock" xmlns:w16se="http://schemas.microsoft.com/office/word/2015/wordml/symex" mc:Ignorable="w14 w15 w16se w16cid w16 w16cex w16sdtdh w16sdtfl w16du">
+<w:styles xmlns:wp14="http://schemas.microsoft.com/office/word/2010/wordprocessingDrawing" xmlns:mc="http://schemas.openxmlformats.org/markup-compatibility/2006" xmlns:r="http://schemas.openxmlformats.org/officeDocument/2006/relationships" xmlns:w="http://schemas.openxmlformats.org/wordprocessingml/2006/main" xmlns:w14="http://schemas.microsoft.com/office/word/2010/wordml" xmlns:w15="http://schemas.microsoft.com/office/word/2012/wordml" xmlns:w16cex="http://schemas.microsoft.com/office/word/2018/wordml/cex" xmlns:w16cid="http://schemas.microsoft.com/office/word/2016/wordml/cid" xmlns:w16="http://schemas.microsoft.com/office/word/2018/wordml" xmlns:w16du="http://schemas.microsoft.com/office/word/2023/wordml/word16du" xmlns:w16sdtdh="http://schemas.microsoft.com/office/word/2020/wordml/sdtdatahash" xmlns:w16sdtfl="http://schemas.microsoft.com/office/word/2024/wordml/sdtformatlock" xmlns:w16se="http://schemas.microsoft.com/office/word/2015/wordml/symex" mc:Ignorable="w14 w15 w16se w16cid w16 w16cex w16sdtdh w16sdtfl w16du wp14">
   <w:docDefaults>
     <w:rPrDefault>
       <w:rPr>
@@ -6988,27 +9511,25 @@
     </w:tblStylePr>
   </w:style>
   <w:style w:type="paragraph" w:styleId="ListParagraph">
-    <w:uiPriority w:val="34"/>
     <w:name w:val="List Paragraph"/>
     <w:basedOn w:val="Normal"/>
+    <w:uiPriority w:val="34"/>
     <w:qFormat/>
-    <w:rsid w:val="16F36E91"/>
+    <w:rsid w:val="62CBCB04"/>
     <w:pPr>
-      <w:spacing/>
       <w:ind w:left="720"/>
       <w:contextualSpacing/>
     </w:pPr>
   </w:style>
-  <w:style xmlns:w="http://schemas.openxmlformats.org/wordprocessingml/2006/main" w:type="table" w:styleId="TableGrid">
-    <w:name xmlns:w="http://schemas.openxmlformats.org/wordprocessingml/2006/main" w:val="Table Grid"/>
-    <w:basedOn xmlns:w="http://schemas.openxmlformats.org/wordprocessingml/2006/main" w:val="TableNormal"/>
-    <w:uiPriority xmlns:w="http://schemas.openxmlformats.org/wordprocessingml/2006/main" w:val="59"/>
-    <w:rsid xmlns:w="http://schemas.openxmlformats.org/wordprocessingml/2006/main" w:val="00FB4123"/>
-    <w:pPr xmlns:w="http://schemas.openxmlformats.org/wordprocessingml/2006/main">
+  <w:style w:type="table" w:styleId="TableGrid">
+    <w:name w:val="Table Grid"/>
+    <w:basedOn w:val="TableNormal"/>
+    <w:uiPriority w:val="59"/>
+    <w:rsid w:val="00FB4123"/>
+    <w:pPr>
       <w:spacing w:after="0" w:line="240" w:lineRule="auto"/>
     </w:pPr>
-    <w:tblPr xmlns:w="http://schemas.openxmlformats.org/wordprocessingml/2006/main">
-      <w:tblInd w:w="0" w:type="dxa"/>
+    <w:tblPr>
       <w:tblBorders>
         <w:top w:val="single" w:color="000000" w:themeColor="text1" w:sz="4" w:space="0"/>
         <w:left w:val="single" w:color="000000" w:themeColor="text1" w:sz="4" w:space="0"/>
@@ -7017,25 +9538,18 @@
         <w:insideH w:val="single" w:color="000000" w:themeColor="text1" w:sz="4" w:space="0"/>
         <w:insideV w:val="single" w:color="000000" w:themeColor="text1" w:sz="4" w:space="0"/>
       </w:tblBorders>
-      <w:tblCellMar>
-        <w:top w:w="0" w:type="dxa"/>
-        <w:left w:w="108" w:type="dxa"/>
-        <w:bottom w:w="0" w:type="dxa"/>
-        <w:right w:w="108" w:type="dxa"/>
-      </w:tblCellMar>
     </w:tblPr>
   </w:style>
-  <w:style xmlns:w14="http://schemas.microsoft.com/office/word/2010/wordml" xmlns:mc="http://schemas.openxmlformats.org/markup-compatibility/2006" xmlns:w="http://schemas.openxmlformats.org/wordprocessingml/2006/main" w:type="table" w:styleId="GridTable5Dark-Accent1" mc:Ignorable="w14">
-    <w:name xmlns:w="http://schemas.openxmlformats.org/wordprocessingml/2006/main" w:val="Grid Table 5 Dark Accent 1"/>
-    <w:basedOn xmlns:w="http://schemas.openxmlformats.org/wordprocessingml/2006/main" w:val="TableNormal"/>
-    <w:uiPriority xmlns:w="http://schemas.openxmlformats.org/wordprocessingml/2006/main" w:val="50"/>
-    <w:pPr xmlns:w="http://schemas.openxmlformats.org/wordprocessingml/2006/main">
-      <w:spacing xmlns:w="http://schemas.openxmlformats.org/wordprocessingml/2006/main" w:after="0" w:line="240" w:lineRule="auto"/>
+  <w:style w:type="table" w:styleId="GridTable5Dark-Accent1">
+    <w:name w:val="Grid Table 5 Dark Accent 1"/>
+    <w:basedOn w:val="TableNormal"/>
+    <w:uiPriority w:val="50"/>
+    <w:pPr>
+      <w:spacing w:after="0" w:line="240" w:lineRule="auto"/>
     </w:pPr>
-    <w:tblPr xmlns:w="http://schemas.openxmlformats.org/wordprocessingml/2006/main">
+    <w:tblPr>
       <w:tblStyleRowBandSize w:val="1"/>
       <w:tblStyleColBandSize w:val="1"/>
-      <w:tblInd w:w="0" w:type="dxa"/>
       <w:tblBorders>
         <w:top w:val="single" w:color="FFFFFF" w:themeColor="background1" w:sz="4" w:space="0"/>
         <w:left w:val="single" w:color="FFFFFF" w:themeColor="background1" w:sz="4" w:space="0"/>
@@ -7044,17 +9558,11 @@
         <w:insideH w:val="single" w:color="FFFFFF" w:themeColor="background1" w:sz="4" w:space="0"/>
         <w:insideV w:val="single" w:color="FFFFFF" w:themeColor="background1" w:sz="4" w:space="0"/>
       </w:tblBorders>
-      <w:tblCellMar>
-        <w:top w:w="0" w:type="dxa"/>
-        <w:left w:w="108" w:type="dxa"/>
-        <w:bottom w:w="0" w:type="dxa"/>
-        <w:right w:w="108" w:type="dxa"/>
-      </w:tblCellMar>
     </w:tblPr>
-    <w:tcPr xmlns:w="http://schemas.openxmlformats.org/wordprocessingml/2006/main">
-      <w:shd w:val="clear" w:color="auto" w:fill="DEEAF6" w:themeFill="accent1" w:themeFillTint="33"/>
+    <w:tcPr>
+      <w:shd w:val="clear" w:color="auto" w:fill="DBE5F1" w:themeFill="accent1" w:themeFillTint="33"/>
     </w:tcPr>
-    <w:tblStylePr xmlns:w="http://schemas.openxmlformats.org/wordprocessingml/2006/main" w:type="firstRow">
+    <w:tblStylePr w:type="firstRow">
       <w:rPr>
         <w:b/>
         <w:bCs/>
@@ -7069,10 +9577,10 @@
           <w:insideH w:val="nil"/>
           <w:insideV w:val="nil"/>
         </w:tcBorders>
-        <w:shd w:val="clear" w:color="auto" w:fill="5B9BD5" w:themeFill="accent1"/>
+        <w:shd w:val="clear" w:color="auto" w:fill="4F81BD" w:themeFill="accent1"/>
       </w:tcPr>
     </w:tblStylePr>
-    <w:tblStylePr xmlns:w="http://schemas.openxmlformats.org/wordprocessingml/2006/main" w:type="lastRow">
+    <w:tblStylePr w:type="lastRow">
       <w:rPr>
         <w:b/>
         <w:bCs/>
@@ -7087,10 +9595,10 @@
           <w:insideH w:val="nil"/>
           <w:insideV w:val="nil"/>
         </w:tcBorders>
-        <w:shd w:val="clear" w:color="auto" w:fill="5B9BD5" w:themeFill="accent1"/>
+        <w:shd w:val="clear" w:color="auto" w:fill="4F81BD" w:themeFill="accent1"/>
       </w:tcPr>
     </w:tblStylePr>
-    <w:tblStylePr xmlns:w="http://schemas.openxmlformats.org/wordprocessingml/2006/main" w:type="firstCol">
+    <w:tblStylePr w:type="firstCol">
       <w:rPr>
         <w:b/>
         <w:bCs/>
@@ -7104,10 +9612,10 @@
           <w:bottom w:val="single" w:color="FFFFFF" w:themeColor="background1" w:sz="4" w:space="0"/>
           <w:insideV w:val="nil"/>
         </w:tcBorders>
-        <w:shd w:val="clear" w:color="auto" w:fill="5B9BD5" w:themeFill="accent1"/>
+        <w:shd w:val="clear" w:color="auto" w:fill="4F81BD" w:themeFill="accent1"/>
       </w:tcPr>
     </w:tblStylePr>
-    <w:tblStylePr xmlns:w="http://schemas.openxmlformats.org/wordprocessingml/2006/main" w:type="lastCol">
+    <w:tblStylePr w:type="lastCol">
       <w:rPr>
         <w:b/>
         <w:bCs/>
@@ -7121,19 +9629,19 @@
           <w:right w:val="single" w:color="FFFFFF" w:themeColor="background1" w:sz="4" w:space="0"/>
           <w:insideV w:val="nil"/>
         </w:tcBorders>
-        <w:shd w:val="clear" w:color="auto" w:fill="5B9BD5" w:themeFill="accent1"/>
+        <w:shd w:val="clear" w:color="auto" w:fill="4F81BD" w:themeFill="accent1"/>
       </w:tcPr>
     </w:tblStylePr>
-    <w:tblStylePr xmlns:w="http://schemas.openxmlformats.org/wordprocessingml/2006/main" w:type="band1Vert">
+    <w:tblStylePr w:type="band1Vert">
       <w:tblPr/>
       <w:tcPr>
-        <w:shd w:val="clear" w:color="auto" w:fill="BDD6EE" w:themeFill="accent1" w:themeFillTint="66"/>
+        <w:shd w:val="clear" w:color="auto" w:fill="B8CCE4" w:themeFill="accent1" w:themeFillTint="66"/>
       </w:tcPr>
     </w:tblStylePr>
-    <w:tblStylePr xmlns:w="http://schemas.openxmlformats.org/wordprocessingml/2006/main" w:type="band1Horz">
+    <w:tblStylePr w:type="band1Horz">
       <w:tblPr/>
       <w:tcPr>
-        <w:shd w:val="clear" w:color="auto" w:fill="BDD6EE" w:themeFill="accent1" w:themeFillTint="66"/>
+        <w:shd w:val="clear" w:color="auto" w:fill="B8CCE4" w:themeFill="accent1" w:themeFillTint="66"/>
       </w:tcPr>
     </w:tblStylePr>
   </w:style>
@@ -7470,7 +9978,7 @@
 <ds:datastoreItem xmlns:ds="http://schemas.openxmlformats.org/officeDocument/2006/customXml" ds:itemID="{11111111-1234-1234-1234-123412341234}">
   <ds:schemaRefs>
     <ds:schemaRef ds:uri="http://customooxmlschemas.google.com/"/>
-    <ds:schemaRef ds:uri="http://schemas.openxmlformats.org/officeDocument/2006/relationships"/>
+    <ds:schemaRef ds:uri="http://www.w3.org/2000/xmlns/"/>
   </ds:schemaRefs>
 </ds:datastoreItem>
 </file>